--- a/doc/県学調ダッシュボード_マニュアル.docx
+++ b/doc/県学調ダッシュボード_マニュアル.docx
@@ -105,7 +105,7 @@
       <w:pPr>
         <w:jc w:val="center"/>
         <w:rPr>
-          <w:rFonts w:ascii="ＭＳ ゴシック" w:eastAsia="ＭＳ ゴシック" w:hAnsi="ＭＳ ゴシック" w:hint="eastAsia"/>
+          <w:rFonts w:ascii="ＭＳ ゴシック" w:eastAsia="ＭＳ ゴシック" w:hAnsi="ＭＳ ゴシック"/>
           <w:b/>
           <w:bCs/>
           <w:sz w:val="40"/>
@@ -1123,7 +1123,7 @@
     <w:p>
       <w:pPr>
         <w:rPr>
-          <w:rFonts w:ascii="ＭＳ 明朝" w:hAnsi="ＭＳ 明朝" w:hint="eastAsia"/>
+          <w:rFonts w:ascii="ＭＳ 明朝" w:hAnsi="ＭＳ 明朝"/>
         </w:rPr>
       </w:pPr>
       <w:r>
@@ -1369,6 +1369,12 @@
                 <w:rFonts w:ascii="ＭＳ ゴシック" w:eastAsia="ＭＳ ゴシック" w:hAnsi="ＭＳ ゴシック"/>
               </w:rPr>
             </w:pPr>
+            <w:r>
+              <w:rPr>
+                <w:rFonts w:ascii="ＭＳ ゴシック" w:eastAsia="ＭＳ ゴシック" w:hAnsi="ＭＳ ゴシック" w:hint="eastAsia"/>
+              </w:rPr>
+              <w:t>取得したZipフォルダを右クリックし「すべて展開」をしてください。</w:t>
+            </w:r>
           </w:p>
           <w:p>
             <w:pPr>
@@ -1381,29 +1387,14 @@
               <w:rPr>
                 <w:rFonts w:ascii="ＭＳ ゴシック" w:eastAsia="ＭＳ ゴシック" w:hAnsi="ＭＳ ゴシック" w:hint="eastAsia"/>
               </w:rPr>
-              <w:t>取得したZipフォルダを右クリックし「すべて展開」をしてください。</w:t>
+              <w:t>展開をせずに各種ファイルを起動しても、正しく動作しない場合があります。</w:t>
             </w:r>
           </w:p>
           <w:p>
             <w:pPr>
               <w:ind w:firstLineChars="100" w:firstLine="210"/>
               <w:rPr>
-                <w:rFonts w:ascii="ＭＳ ゴシック" w:eastAsia="ＭＳ ゴシック" w:hAnsi="ＭＳ ゴシック"/>
-              </w:rPr>
-            </w:pPr>
-            <w:r>
-              <w:rPr>
                 <w:rFonts w:ascii="ＭＳ ゴシック" w:eastAsia="ＭＳ ゴシック" w:hAnsi="ＭＳ ゴシック" w:hint="eastAsia"/>
-              </w:rPr>
-              <w:t>展開をせずに各種ファイルを起動しても、正しく動作しない場合があります。</w:t>
-            </w:r>
-          </w:p>
-          <w:p>
-            <w:pPr>
-              <w:spacing w:afterLines="50" w:after="180"/>
-              <w:ind w:firstLineChars="100" w:firstLine="210"/>
-              <w:rPr>
-                <w:rFonts w:ascii="ＭＳ ゴシック" w:eastAsia="ＭＳ ゴシック" w:hAnsi="ＭＳ ゴシック"/>
               </w:rPr>
             </w:pPr>
           </w:p>
@@ -1556,7 +1547,25 @@
                       <w:bCs/>
                       <w:u w:val="single"/>
                     </w:rPr>
-                    <w:t>フォルダ内にある「Lib」などのフォルダは移動・削除しないでください。</w:t>
+                    <w:t>フォルダ内にある「</w:t>
+                  </w:r>
+                  <w:r>
+                    <w:rPr>
+                      <w:rFonts w:ascii="ＭＳ ゴシック" w:eastAsia="ＭＳ ゴシック" w:hAnsi="ＭＳ ゴシック" w:hint="eastAsia"/>
+                      <w:b/>
+                      <w:bCs/>
+                      <w:u w:val="single"/>
+                    </w:rPr>
+                    <w:t>l</w:t>
+                  </w:r>
+                  <w:r>
+                    <w:rPr>
+                      <w:rFonts w:ascii="ＭＳ ゴシック" w:eastAsia="ＭＳ ゴシック" w:hAnsi="ＭＳ ゴシック" w:hint="eastAsia"/>
+                      <w:b/>
+                      <w:bCs/>
+                      <w:u w:val="single"/>
+                    </w:rPr>
+                    <w:t>ib」などのフォルダは移動・削除しないでください。</w:t>
                   </w:r>
                 </w:p>
               </w:tc>
@@ -1590,6 +1599,12 @@
                 <w:rFonts w:ascii="ＭＳ ゴシック" w:eastAsia="ＭＳ ゴシック" w:hAnsi="ＭＳ ゴシック"/>
               </w:rPr>
             </w:pPr>
+            <w:r>
+              <w:rPr>
+                <w:rFonts w:ascii="ＭＳ ゴシック" w:eastAsia="ＭＳ ゴシック" w:hAnsi="ＭＳ ゴシック" w:hint="eastAsia"/>
+              </w:rPr>
+              <w:t>取得したフォルダの内部の構成を変えないでください。（一部のファイルやフォルダを移動・</w:t>
+            </w:r>
           </w:p>
           <w:p>
             <w:pPr>
@@ -1602,30 +1617,14 @@
               <w:rPr>
                 <w:rFonts w:ascii="ＭＳ ゴシック" w:eastAsia="ＭＳ ゴシック" w:hAnsi="ＭＳ ゴシック" w:hint="eastAsia"/>
               </w:rPr>
-              <w:t>取得したフォルダの内部の構成を変えないでください。（一部のファイルやフォルダを移動・</w:t>
+              <w:t>削除などしないでください）</w:t>
             </w:r>
           </w:p>
           <w:p>
             <w:pPr>
               <w:ind w:firstLineChars="100" w:firstLine="210"/>
               <w:rPr>
-                <w:rFonts w:ascii="ＭＳ ゴシック" w:eastAsia="ＭＳ ゴシック" w:hAnsi="ＭＳ ゴシック"/>
-              </w:rPr>
-            </w:pPr>
-            <w:r>
-              <w:rPr>
                 <w:rFonts w:ascii="ＭＳ ゴシック" w:eastAsia="ＭＳ ゴシック" w:hAnsi="ＭＳ ゴシック" w:hint="eastAsia"/>
-              </w:rPr>
-              <w:lastRenderedPageBreak/>
-              <w:t>削除などしないでください）</w:t>
-            </w:r>
-          </w:p>
-          <w:p>
-            <w:pPr>
-              <w:spacing w:afterLines="50" w:after="180"/>
-              <w:ind w:firstLineChars="100" w:firstLine="210"/>
-              <w:rPr>
-                <w:rFonts w:ascii="ＭＳ ゴシック" w:eastAsia="ＭＳ ゴシック" w:hAnsi="ＭＳ ゴシック"/>
               </w:rPr>
             </w:pPr>
           </w:p>
@@ -2049,25 +2048,25 @@
     <w:p>
       <w:pPr>
         <w:rPr>
+          <w:rFonts w:ascii="ＭＳ 明朝" w:hAnsi="ＭＳ 明朝"/>
+        </w:rPr>
+      </w:pPr>
+      <w:r>
+        <w:rPr>
           <w:rFonts w:ascii="ＭＳ 明朝" w:hAnsi="ＭＳ 明朝" w:hint="eastAsia"/>
         </w:rPr>
-      </w:pPr>
+        <w:t xml:space="preserve">　ただし教育委員会は</w:t>
+      </w:r>
       <w:r>
         <w:rPr>
           <w:rFonts w:ascii="ＭＳ 明朝" w:hAnsi="ＭＳ 明朝" w:hint="eastAsia"/>
         </w:rPr>
-        <w:t xml:space="preserve">　ただし教育委員会は</w:t>
+        <w:t>、学校用ダッシュボードを使って</w:t>
       </w:r>
       <w:r>
         <w:rPr>
           <w:rFonts w:ascii="ＭＳ 明朝" w:hAnsi="ＭＳ 明朝" w:hint="eastAsia"/>
         </w:rPr>
-        <w:t>、学校用ダッシュボードを使って</w:t>
-      </w:r>
-      <w:r>
-        <w:rPr>
-          <w:rFonts w:ascii="ＭＳ 明朝" w:hAnsi="ＭＳ 明朝" w:hint="eastAsia"/>
-        </w:rPr>
         <w:t>各学校のクラス・個人データを表示することはできません。</w:t>
       </w:r>
     </w:p>
@@ -2081,7 +2080,7 @@
     <w:p>
       <w:pPr>
         <w:rPr>
-          <w:rFonts w:ascii="ＭＳ 明朝" w:hAnsi="ＭＳ 明朝" w:hint="eastAsia"/>
+          <w:rFonts w:ascii="ＭＳ 明朝" w:hAnsi="ＭＳ 明朝"/>
         </w:rPr>
       </w:pPr>
     </w:p>
@@ -2407,26 +2406,39 @@
     <w:p>
       <w:pPr>
         <w:rPr>
+          <w:rFonts w:ascii="ＭＳ 明朝" w:hAnsi="ＭＳ 明朝"/>
+        </w:rPr>
+      </w:pPr>
+      <w:r>
+        <w:rPr>
           <w:rFonts w:ascii="ＭＳ 明朝" w:hAnsi="ＭＳ 明朝" w:hint="eastAsia"/>
         </w:rPr>
-      </w:pPr>
+        <w:t xml:space="preserve">　　・</w:t>
+      </w:r>
       <w:r>
         <w:rPr>
           <w:rFonts w:ascii="ＭＳ 明朝" w:hAnsi="ＭＳ 明朝" w:hint="eastAsia"/>
         </w:rPr>
-        <w:t xml:space="preserve">　　・</w:t>
+        <w:t>選択した２対象データの比較表示（市町村と学校</w:t>
       </w:r>
       <w:r>
         <w:rPr>
           <w:rFonts w:ascii="ＭＳ 明朝" w:hAnsi="ＭＳ 明朝" w:hint="eastAsia"/>
         </w:rPr>
-        <w:t>選択した２対象データの比較表示（市町村と学校</w:t>
-      </w:r>
+        <w:t>、学校と学校など）</w:t>
+      </w:r>
+    </w:p>
+    <w:p>
+      <w:pPr>
+        <w:rPr>
+          <w:rFonts w:ascii="ＭＳ 明朝" w:hAnsi="ＭＳ 明朝"/>
+        </w:rPr>
+      </w:pPr>
       <w:r>
         <w:rPr>
           <w:rFonts w:ascii="ＭＳ 明朝" w:hAnsi="ＭＳ 明朝" w:hint="eastAsia"/>
         </w:rPr>
-        <w:t>、学校と学校など）</w:t>
+        <w:t xml:space="preserve">　　・各画面の印刷用データ出力</w:t>
       </w:r>
     </w:p>
     <w:p>
@@ -2435,24 +2447,11 @@
           <w:rFonts w:ascii="ＭＳ 明朝" w:hAnsi="ＭＳ 明朝"/>
         </w:rPr>
       </w:pPr>
-      <w:r>
-        <w:rPr>
-          <w:rFonts w:ascii="ＭＳ 明朝" w:hAnsi="ＭＳ 明朝" w:hint="eastAsia"/>
-        </w:rPr>
-        <w:t xml:space="preserve">　　・各画面の印刷用データ出力</w:t>
-      </w:r>
     </w:p>
     <w:p>
       <w:pPr>
         <w:rPr>
           <w:rFonts w:ascii="ＭＳ 明朝" w:hAnsi="ＭＳ 明朝"/>
-        </w:rPr>
-      </w:pPr>
-    </w:p>
-    <w:p>
-      <w:pPr>
-        <w:rPr>
-          <w:rFonts w:ascii="ＭＳ 明朝" w:hAnsi="ＭＳ 明朝" w:hint="eastAsia"/>
         </w:rPr>
       </w:pPr>
       <w:r>
@@ -2728,7 +2727,7 @@
     <w:p>
       <w:pPr>
         <w:rPr>
-          <w:rFonts w:ascii="ＭＳ 明朝" w:hAnsi="ＭＳ 明朝" w:hint="eastAsia"/>
+          <w:rFonts w:ascii="ＭＳ 明朝" w:hAnsi="ＭＳ 明朝"/>
         </w:rPr>
       </w:pPr>
       <w:r>
@@ -2745,37 +2744,62 @@
         <w:tblLook w:val="04A0" w:firstRow="1" w:lastRow="0" w:firstColumn="1" w:lastColumn="0" w:noHBand="0" w:noVBand="1"/>
       </w:tblPr>
       <w:tblGrid>
-        <w:gridCol w:w="1656"/>
-        <w:gridCol w:w="5095"/>
-        <w:gridCol w:w="2883"/>
+        <w:gridCol w:w="1131"/>
+        <w:gridCol w:w="6591"/>
+        <w:gridCol w:w="1912"/>
       </w:tblGrid>
       <w:tr>
         <w:tc>
           <w:tcPr>
-            <w:tcW w:w="1656" w:type="dxa"/>
+            <w:tcW w:w="1131" w:type="dxa"/>
           </w:tcPr>
           <w:p>
             <w:pPr>
               <w:rPr>
-                <w:rFonts w:ascii="ＭＳ 明朝" w:hAnsi="ＭＳ 明朝" w:hint="eastAsia"/>
-              </w:rPr>
-            </w:pPr>
-            <w:r>
-              <w:rPr>
-                <w:rFonts w:ascii="ＭＳ 明朝" w:hAnsi="ＭＳ 明朝" w:hint="eastAsia"/>
-              </w:rPr>
-              <w:t>呼称・種類</w:t>
+                <w:rFonts w:ascii="ＭＳ 明朝" w:hAnsi="ＭＳ 明朝"/>
+              </w:rPr>
+            </w:pPr>
+            <w:r>
+              <w:rPr>
+                <w:rFonts w:ascii="ＭＳ 明朝" w:hAnsi="ＭＳ 明朝" w:hint="eastAsia"/>
+              </w:rPr>
+              <w:t>呼称</w:t>
+            </w:r>
+          </w:p>
+          <w:p>
+            <w:pPr>
+              <w:rPr>
+                <w:rFonts w:ascii="ＭＳ 明朝" w:hAnsi="ＭＳ 明朝"/>
+              </w:rPr>
+            </w:pPr>
+            <w:r>
+              <w:rPr>
+                <w:rFonts w:ascii="ＭＳ 明朝" w:hAnsi="ＭＳ 明朝" w:hint="eastAsia"/>
+              </w:rPr>
+              <w:t>(</w:t>
+            </w:r>
+            <w:r>
+              <w:rPr>
+                <w:rFonts w:ascii="ＭＳ 明朝" w:hAnsi="ＭＳ 明朝" w:hint="eastAsia"/>
+              </w:rPr>
+              <w:t>種類</w:t>
+            </w:r>
+            <w:r>
+              <w:rPr>
+                <w:rFonts w:ascii="ＭＳ 明朝" w:hAnsi="ＭＳ 明朝" w:hint="eastAsia"/>
+              </w:rPr>
+              <w:t>)</w:t>
             </w:r>
           </w:p>
         </w:tc>
         <w:tc>
           <w:tcPr>
-            <w:tcW w:w="5095" w:type="dxa"/>
+            <w:tcW w:w="6591" w:type="dxa"/>
           </w:tcPr>
           <w:p>
             <w:pPr>
               <w:rPr>
-                <w:rFonts w:ascii="ＭＳ 明朝" w:hAnsi="ＭＳ 明朝" w:hint="eastAsia"/>
+                <w:rFonts w:ascii="ＭＳ 明朝" w:hAnsi="ＭＳ 明朝"/>
               </w:rPr>
             </w:pPr>
             <w:r>
@@ -2788,12 +2812,12 @@
         </w:tc>
         <w:tc>
           <w:tcPr>
-            <w:tcW w:w="2883" w:type="dxa"/>
+            <w:tcW w:w="1912" w:type="dxa"/>
           </w:tcPr>
           <w:p>
             <w:pPr>
               <w:rPr>
-                <w:rFonts w:ascii="ＭＳ 明朝" w:hAnsi="ＭＳ 明朝" w:hint="eastAsia"/>
+                <w:rFonts w:ascii="ＭＳ 明朝" w:hAnsi="ＭＳ 明朝"/>
               </w:rPr>
             </w:pPr>
             <w:r>
@@ -2808,44 +2832,48 @@
       <w:tr>
         <w:tc>
           <w:tcPr>
-            <w:tcW w:w="1656" w:type="dxa"/>
+            <w:tcW w:w="1131" w:type="dxa"/>
             <w:vMerge w:val="restart"/>
           </w:tcPr>
           <w:p>
             <w:pPr>
               <w:rPr>
                 <w:rFonts w:ascii="ＭＳ 明朝" w:hAnsi="ＭＳ 明朝"/>
-              </w:rPr>
-            </w:pPr>
-            <w:r>
-              <w:rPr>
-                <w:rFonts w:ascii="ＭＳ 明朝" w:hAnsi="ＭＳ 明朝" w:hint="eastAsia"/>
-              </w:rPr>
-              <w:t>Ａのファイル</w:t>
-            </w:r>
-          </w:p>
-          <w:p>
-            <w:pPr>
-              <w:rPr>
-                <w:rFonts w:ascii="ＭＳ 明朝" w:hAnsi="ＭＳ 明朝" w:hint="eastAsia"/>
-              </w:rPr>
-            </w:pPr>
-            <w:r>
-              <w:rPr>
-                <w:rFonts w:ascii="ＭＳ 明朝" w:hAnsi="ＭＳ 明朝" w:hint="eastAsia"/>
-              </w:rPr>
-              <w:t>（エクセル）</w:t>
+                <w:sz w:val="40"/>
+                <w:szCs w:val="40"/>
+              </w:rPr>
+            </w:pPr>
+            <w:r>
+              <w:rPr>
+                <w:rFonts w:ascii="ＭＳ 明朝" w:hAnsi="ＭＳ 明朝" w:hint="eastAsia"/>
+                <w:sz w:val="40"/>
+                <w:szCs w:val="40"/>
+              </w:rPr>
+              <w:t>Ａ</w:t>
+            </w:r>
+          </w:p>
+          <w:p>
+            <w:pPr>
+              <w:rPr>
+                <w:rFonts w:ascii="ＭＳ 明朝" w:hAnsi="ＭＳ 明朝" w:hint="eastAsia"/>
+              </w:rPr>
+            </w:pPr>
+            <w:r>
+              <w:rPr>
+                <w:rFonts w:ascii="ＭＳ 明朝" w:hAnsi="ＭＳ 明朝" w:hint="eastAsia"/>
+              </w:rPr>
+              <w:t>(Excel)</w:t>
             </w:r>
           </w:p>
         </w:tc>
         <w:tc>
           <w:tcPr>
-            <w:tcW w:w="5095" w:type="dxa"/>
+            <w:tcW w:w="6591" w:type="dxa"/>
           </w:tcPr>
           <w:p>
             <w:pPr>
               <w:rPr>
-                <w:rFonts w:ascii="ＭＳ 明朝" w:hAnsi="ＭＳ 明朝" w:hint="eastAsia"/>
+                <w:rFonts w:ascii="ＭＳ 明朝" w:hAnsi="ＭＳ 明朝"/>
               </w:rPr>
             </w:pPr>
             <w:r>
@@ -2864,12 +2892,12 @@
         </w:tc>
         <w:tc>
           <w:tcPr>
-            <w:tcW w:w="2883" w:type="dxa"/>
+            <w:tcW w:w="1912" w:type="dxa"/>
           </w:tcPr>
           <w:p>
             <w:pPr>
               <w:rPr>
-                <w:rFonts w:ascii="ＭＳ 明朝" w:hAnsi="ＭＳ 明朝" w:hint="eastAsia"/>
+                <w:rFonts w:ascii="ＭＳ 明朝" w:hAnsi="ＭＳ 明朝"/>
               </w:rPr>
             </w:pPr>
             <w:r>
@@ -2884,20 +2912,20 @@
       <w:tr>
         <w:tc>
           <w:tcPr>
-            <w:tcW w:w="1656" w:type="dxa"/>
+            <w:tcW w:w="1131" w:type="dxa"/>
             <w:vMerge/>
           </w:tcPr>
           <w:p>
             <w:pPr>
               <w:rPr>
-                <w:rFonts w:ascii="ＭＳ 明朝" w:hAnsi="ＭＳ 明朝" w:hint="eastAsia"/>
+                <w:rFonts w:ascii="ＭＳ 明朝" w:hAnsi="ＭＳ 明朝"/>
               </w:rPr>
             </w:pPr>
           </w:p>
         </w:tc>
         <w:tc>
           <w:tcPr>
-            <w:tcW w:w="7978" w:type="dxa"/>
+            <w:tcW w:w="8503" w:type="dxa"/>
             <w:gridSpan w:val="2"/>
           </w:tcPr>
           <w:p>
@@ -2916,7 +2944,7 @@
           <w:p>
             <w:pPr>
               <w:rPr>
-                <w:rFonts w:ascii="ＭＳ 明朝" w:hAnsi="ＭＳ 明朝" w:hint="eastAsia"/>
+                <w:rFonts w:ascii="ＭＳ 明朝" w:hAnsi="ＭＳ 明朝"/>
               </w:rPr>
             </w:pPr>
             <w:r>
@@ -2931,44 +2959,48 @@
       <w:tr>
         <w:tc>
           <w:tcPr>
-            <w:tcW w:w="1656" w:type="dxa"/>
+            <w:tcW w:w="1131" w:type="dxa"/>
             <w:vMerge w:val="restart"/>
           </w:tcPr>
           <w:p>
             <w:pPr>
               <w:rPr>
                 <w:rFonts w:ascii="ＭＳ 明朝" w:hAnsi="ＭＳ 明朝"/>
-              </w:rPr>
-            </w:pPr>
-            <w:r>
-              <w:rPr>
-                <w:rFonts w:ascii="ＭＳ 明朝" w:hAnsi="ＭＳ 明朝" w:hint="eastAsia"/>
-              </w:rPr>
-              <w:t>Ｂのファイル</w:t>
-            </w:r>
-          </w:p>
-          <w:p>
-            <w:pPr>
-              <w:rPr>
-                <w:rFonts w:ascii="ＭＳ 明朝" w:hAnsi="ＭＳ 明朝" w:hint="eastAsia"/>
-              </w:rPr>
-            </w:pPr>
-            <w:r>
-              <w:rPr>
-                <w:rFonts w:ascii="ＭＳ 明朝" w:hAnsi="ＭＳ 明朝" w:hint="eastAsia"/>
-              </w:rPr>
-              <w:t>（エクセル）</w:t>
+                <w:sz w:val="40"/>
+                <w:szCs w:val="40"/>
+              </w:rPr>
+            </w:pPr>
+            <w:r>
+              <w:rPr>
+                <w:rFonts w:ascii="ＭＳ 明朝" w:hAnsi="ＭＳ 明朝" w:hint="eastAsia"/>
+                <w:sz w:val="40"/>
+                <w:szCs w:val="40"/>
+              </w:rPr>
+              <w:t>Ｂ</w:t>
+            </w:r>
+          </w:p>
+          <w:p>
+            <w:pPr>
+              <w:rPr>
+                <w:rFonts w:ascii="ＭＳ 明朝" w:hAnsi="ＭＳ 明朝"/>
+              </w:rPr>
+            </w:pPr>
+            <w:r>
+              <w:rPr>
+                <w:rFonts w:ascii="ＭＳ 明朝" w:hAnsi="ＭＳ 明朝" w:hint="eastAsia"/>
+              </w:rPr>
+              <w:t>(Excel)</w:t>
             </w:r>
           </w:p>
         </w:tc>
         <w:tc>
           <w:tcPr>
-            <w:tcW w:w="5095" w:type="dxa"/>
+            <w:tcW w:w="6591" w:type="dxa"/>
           </w:tcPr>
           <w:p>
             <w:pPr>
               <w:rPr>
-                <w:rFonts w:ascii="ＭＳ 明朝" w:hAnsi="ＭＳ 明朝" w:hint="eastAsia"/>
+                <w:rFonts w:ascii="ＭＳ 明朝" w:hAnsi="ＭＳ 明朝"/>
               </w:rPr>
             </w:pPr>
             <w:r>
@@ -3007,7 +3039,7 @@
           <w:p>
             <w:pPr>
               <w:rPr>
-                <w:rFonts w:ascii="ＭＳ 明朝" w:hAnsi="ＭＳ 明朝" w:hint="eastAsia"/>
+                <w:rFonts w:ascii="ＭＳ 明朝" w:hAnsi="ＭＳ 明朝"/>
               </w:rPr>
             </w:pPr>
             <w:r>
@@ -3020,7 +3052,7 @@
         </w:tc>
         <w:tc>
           <w:tcPr>
-            <w:tcW w:w="2883" w:type="dxa"/>
+            <w:tcW w:w="1912" w:type="dxa"/>
           </w:tcPr>
           <w:p>
             <w:pPr>
@@ -3034,39 +3066,32 @@
               </w:rPr>
               <w:t>調査・採点終了の後、県がデータ集計後</w:t>
             </w:r>
-          </w:p>
-          <w:p>
-            <w:pPr>
-              <w:rPr>
-                <w:rFonts w:ascii="ＭＳ 明朝" w:hAnsi="ＭＳ 明朝" w:hint="eastAsia"/>
-              </w:rPr>
-            </w:pPr>
           </w:p>
         </w:tc>
       </w:tr>
       <w:tr>
         <w:tc>
           <w:tcPr>
-            <w:tcW w:w="1656" w:type="dxa"/>
+            <w:tcW w:w="1131" w:type="dxa"/>
             <w:vMerge/>
           </w:tcPr>
           <w:p>
             <w:pPr>
               <w:rPr>
-                <w:rFonts w:ascii="ＭＳ 明朝" w:hAnsi="ＭＳ 明朝" w:hint="eastAsia"/>
+                <w:rFonts w:ascii="ＭＳ 明朝" w:hAnsi="ＭＳ 明朝"/>
               </w:rPr>
             </w:pPr>
           </w:p>
         </w:tc>
         <w:tc>
           <w:tcPr>
-            <w:tcW w:w="7978" w:type="dxa"/>
+            <w:tcW w:w="8503" w:type="dxa"/>
             <w:gridSpan w:val="2"/>
           </w:tcPr>
           <w:p>
             <w:pPr>
               <w:rPr>
-                <w:rFonts w:ascii="ＭＳ 明朝" w:hAnsi="ＭＳ 明朝" w:hint="eastAsia"/>
+                <w:rFonts w:ascii="ＭＳ 明朝" w:hAnsi="ＭＳ 明朝"/>
               </w:rPr>
             </w:pPr>
             <w:r>
@@ -3081,39 +3106,55 @@
       <w:tr>
         <w:tc>
           <w:tcPr>
-            <w:tcW w:w="1656" w:type="dxa"/>
+            <w:tcW w:w="1131" w:type="dxa"/>
             <w:vMerge w:val="restart"/>
           </w:tcPr>
           <w:p>
             <w:pPr>
               <w:rPr>
                 <w:rFonts w:ascii="ＭＳ 明朝" w:hAnsi="ＭＳ 明朝"/>
-              </w:rPr>
-            </w:pPr>
-            <w:r>
-              <w:rPr>
-                <w:rFonts w:ascii="ＭＳ 明朝" w:hAnsi="ＭＳ 明朝" w:hint="eastAsia"/>
-              </w:rPr>
-              <w:t>Ｃのファイル</w:t>
-            </w:r>
-          </w:p>
-          <w:p>
-            <w:pPr>
-              <w:rPr>
-                <w:rFonts w:ascii="ＭＳ 明朝" w:hAnsi="ＭＳ 明朝" w:hint="eastAsia"/>
-              </w:rPr>
-            </w:pPr>
-            <w:r>
-              <w:rPr>
-                <w:rFonts w:ascii="ＭＳ 明朝" w:hAnsi="ＭＳ 明朝" w:hint="eastAsia"/>
-              </w:rPr>
-              <w:t>（CSV）</w:t>
+                <w:sz w:val="40"/>
+                <w:szCs w:val="40"/>
+              </w:rPr>
+            </w:pPr>
+            <w:r>
+              <w:rPr>
+                <w:rFonts w:ascii="ＭＳ 明朝" w:hAnsi="ＭＳ 明朝" w:hint="eastAsia"/>
+                <w:sz w:val="40"/>
+                <w:szCs w:val="40"/>
+              </w:rPr>
+              <w:t>Ｃ</w:t>
+            </w:r>
+          </w:p>
+          <w:p>
+            <w:pPr>
+              <w:rPr>
+                <w:rFonts w:ascii="ＭＳ 明朝" w:hAnsi="ＭＳ 明朝"/>
+              </w:rPr>
+            </w:pPr>
+            <w:r>
+              <w:rPr>
+                <w:rFonts w:ascii="ＭＳ 明朝" w:hAnsi="ＭＳ 明朝" w:hint="eastAsia"/>
+              </w:rPr>
+              <w:t>(</w:t>
+            </w:r>
+            <w:r>
+              <w:rPr>
+                <w:rFonts w:ascii="ＭＳ 明朝" w:hAnsi="ＭＳ 明朝" w:hint="eastAsia"/>
+              </w:rPr>
+              <w:t>CSV</w:t>
+            </w:r>
+            <w:r>
+              <w:rPr>
+                <w:rFonts w:ascii="ＭＳ 明朝" w:hAnsi="ＭＳ 明朝" w:hint="eastAsia"/>
+              </w:rPr>
+              <w:t>)</w:t>
             </w:r>
           </w:p>
         </w:tc>
         <w:tc>
           <w:tcPr>
-            <w:tcW w:w="5095" w:type="dxa"/>
+            <w:tcW w:w="6591" w:type="dxa"/>
           </w:tcPr>
           <w:p>
             <w:pPr>
@@ -3131,7 +3172,7 @@
           <w:p>
             <w:pPr>
               <w:rPr>
-                <w:rFonts w:ascii="ＭＳ 明朝" w:hAnsi="ＭＳ 明朝"/>
+                <w:rFonts w:ascii="ＭＳ 明朝" w:hAnsi="ＭＳ 明朝" w:hint="eastAsia"/>
               </w:rPr>
             </w:pPr>
             <w:r>
@@ -3152,11 +3193,17 @@
               </w:rPr>
               <w:t>_(学校コード)_○○小学校_R8_CBTトライアル</w:t>
             </w:r>
-          </w:p>
-          <w:p>
-            <w:pPr>
-              <w:rPr>
-                <w:rFonts w:ascii="ＭＳ 明朝" w:hAnsi="ＭＳ 明朝" w:hint="eastAsia"/>
+            <w:r>
+              <w:rPr>
+                <w:rFonts w:ascii="ＭＳ 明朝" w:hAnsi="ＭＳ 明朝" w:hint="eastAsia"/>
+              </w:rPr>
+              <w:t>_学校用_(日付)</w:t>
+            </w:r>
+          </w:p>
+          <w:p>
+            <w:pPr>
+              <w:rPr>
+                <w:rFonts w:ascii="ＭＳ 明朝" w:hAnsi="ＭＳ 明朝"/>
               </w:rPr>
             </w:pPr>
             <w:r>
@@ -3169,7 +3216,7 @@
           <w:p>
             <w:pPr>
               <w:rPr>
-                <w:rFonts w:ascii="ＭＳ 明朝" w:hAnsi="ＭＳ 明朝" w:hint="eastAsia"/>
+                <w:rFonts w:ascii="ＭＳ 明朝" w:hAnsi="ＭＳ 明朝"/>
               </w:rPr>
             </w:pPr>
             <w:r>
@@ -3189,12 +3236,18 @@
                 <w:rFonts w:ascii="ＭＳ 明朝" w:hAnsi="ＭＳ 明朝" w:hint="eastAsia"/>
               </w:rPr>
               <w:t>_(学校コード)_○○小学校_R8_県学調</w:t>
+            </w:r>
+            <w:r>
+              <w:rPr>
+                <w:rFonts w:ascii="ＭＳ 明朝" w:hAnsi="ＭＳ 明朝" w:hint="eastAsia"/>
+              </w:rPr>
+              <w:t>_学校用_(日付)</w:t>
             </w:r>
           </w:p>
         </w:tc>
         <w:tc>
           <w:tcPr>
-            <w:tcW w:w="2883" w:type="dxa"/>
+            <w:tcW w:w="1912" w:type="dxa"/>
           </w:tcPr>
           <w:p>
             <w:pPr>
@@ -3208,39 +3261,32 @@
               </w:rPr>
               <w:t>調査・採点終了の後、県がデータ集計後</w:t>
             </w:r>
-          </w:p>
-          <w:p>
-            <w:pPr>
-              <w:rPr>
-                <w:rFonts w:ascii="ＭＳ 明朝" w:hAnsi="ＭＳ 明朝" w:hint="eastAsia"/>
-              </w:rPr>
-            </w:pPr>
           </w:p>
         </w:tc>
       </w:tr>
       <w:tr>
         <w:tc>
           <w:tcPr>
-            <w:tcW w:w="1656" w:type="dxa"/>
+            <w:tcW w:w="1131" w:type="dxa"/>
             <w:vMerge/>
           </w:tcPr>
           <w:p>
             <w:pPr>
               <w:rPr>
-                <w:rFonts w:ascii="ＭＳ 明朝" w:hAnsi="ＭＳ 明朝" w:hint="eastAsia"/>
+                <w:rFonts w:ascii="ＭＳ 明朝" w:hAnsi="ＭＳ 明朝"/>
               </w:rPr>
             </w:pPr>
           </w:p>
         </w:tc>
         <w:tc>
           <w:tcPr>
-            <w:tcW w:w="7978" w:type="dxa"/>
+            <w:tcW w:w="8503" w:type="dxa"/>
             <w:gridSpan w:val="2"/>
           </w:tcPr>
           <w:p>
             <w:pPr>
               <w:rPr>
-                <w:rFonts w:ascii="ＭＳ 明朝" w:hAnsi="ＭＳ 明朝" w:hint="eastAsia"/>
+                <w:rFonts w:ascii="ＭＳ 明朝" w:hAnsi="ＭＳ 明朝"/>
               </w:rPr>
             </w:pPr>
             <w:r>
@@ -3279,39 +3325,43 @@
       <w:tr>
         <w:tc>
           <w:tcPr>
-            <w:tcW w:w="1656" w:type="dxa"/>
+            <w:tcW w:w="1131" w:type="dxa"/>
             <w:vMerge w:val="restart"/>
           </w:tcPr>
           <w:p>
             <w:pPr>
               <w:rPr>
                 <w:rFonts w:ascii="ＭＳ 明朝" w:hAnsi="ＭＳ 明朝"/>
-              </w:rPr>
-            </w:pPr>
-            <w:r>
-              <w:rPr>
-                <w:rFonts w:ascii="ＭＳ 明朝" w:hAnsi="ＭＳ 明朝" w:hint="eastAsia"/>
-              </w:rPr>
-              <w:t>Ｄのファイル</w:t>
-            </w:r>
-          </w:p>
-          <w:p>
-            <w:pPr>
-              <w:rPr>
-                <w:rFonts w:ascii="ＭＳ 明朝" w:hAnsi="ＭＳ 明朝" w:hint="eastAsia"/>
-              </w:rPr>
-            </w:pPr>
-            <w:r>
-              <w:rPr>
-                <w:rFonts w:ascii="ＭＳ 明朝" w:hAnsi="ＭＳ 明朝" w:hint="eastAsia"/>
-              </w:rPr>
-              <w:t>（CSV）</w:t>
+                <w:sz w:val="40"/>
+                <w:szCs w:val="40"/>
+              </w:rPr>
+            </w:pPr>
+            <w:r>
+              <w:rPr>
+                <w:rFonts w:ascii="ＭＳ 明朝" w:hAnsi="ＭＳ 明朝" w:hint="eastAsia"/>
+                <w:sz w:val="40"/>
+                <w:szCs w:val="40"/>
+              </w:rPr>
+              <w:t>Ｄ</w:t>
+            </w:r>
+          </w:p>
+          <w:p>
+            <w:pPr>
+              <w:rPr>
+                <w:rFonts w:ascii="ＭＳ 明朝" w:hAnsi="ＭＳ 明朝"/>
+              </w:rPr>
+            </w:pPr>
+            <w:r>
+              <w:rPr>
+                <w:rFonts w:ascii="ＭＳ 明朝" w:hAnsi="ＭＳ 明朝" w:hint="eastAsia"/>
+              </w:rPr>
+              <w:t>(CSV)</w:t>
             </w:r>
           </w:p>
         </w:tc>
         <w:tc>
           <w:tcPr>
-            <w:tcW w:w="5095" w:type="dxa"/>
+            <w:tcW w:w="6591" w:type="dxa"/>
           </w:tcPr>
           <w:p>
             <w:pPr>
@@ -3355,7 +3405,7 @@
           <w:p>
             <w:pPr>
               <w:rPr>
-                <w:rFonts w:ascii="ＭＳ 明朝" w:hAnsi="ＭＳ 明朝" w:hint="eastAsia"/>
+                <w:rFonts w:ascii="ＭＳ 明朝" w:hAnsi="ＭＳ 明朝"/>
               </w:rPr>
             </w:pPr>
             <w:r>
@@ -3375,12 +3425,18 @@
                 <w:rFonts w:ascii="ＭＳ 明朝" w:hAnsi="ＭＳ 明朝" w:hint="eastAsia"/>
               </w:rPr>
               <w:t>_(学校コード)_○○小学校_R8_県学調</w:t>
+            </w:r>
+            <w:r>
+              <w:rPr>
+                <w:rFonts w:ascii="ＭＳ 明朝" w:hAnsi="ＭＳ 明朝" w:hint="eastAsia"/>
+              </w:rPr>
+              <w:t>_学校用_(日付)</w:t>
             </w:r>
           </w:p>
         </w:tc>
         <w:tc>
           <w:tcPr>
-            <w:tcW w:w="2883" w:type="dxa"/>
+            <w:tcW w:w="1912" w:type="dxa"/>
           </w:tcPr>
           <w:p>
             <w:pPr>
@@ -3394,39 +3450,32 @@
               </w:rPr>
               <w:t>調査・採点終了の後、県がデータ集計後</w:t>
             </w:r>
-          </w:p>
-          <w:p>
-            <w:pPr>
-              <w:rPr>
-                <w:rFonts w:ascii="ＭＳ 明朝" w:hAnsi="ＭＳ 明朝" w:hint="eastAsia"/>
-              </w:rPr>
-            </w:pPr>
           </w:p>
         </w:tc>
       </w:tr>
       <w:tr>
         <w:tc>
           <w:tcPr>
-            <w:tcW w:w="1656" w:type="dxa"/>
+            <w:tcW w:w="1131" w:type="dxa"/>
             <w:vMerge/>
           </w:tcPr>
           <w:p>
             <w:pPr>
               <w:rPr>
-                <w:rFonts w:ascii="ＭＳ 明朝" w:hAnsi="ＭＳ 明朝" w:hint="eastAsia"/>
+                <w:rFonts w:ascii="ＭＳ 明朝" w:hAnsi="ＭＳ 明朝"/>
               </w:rPr>
             </w:pPr>
           </w:p>
         </w:tc>
         <w:tc>
           <w:tcPr>
-            <w:tcW w:w="7978" w:type="dxa"/>
+            <w:tcW w:w="8503" w:type="dxa"/>
             <w:gridSpan w:val="2"/>
           </w:tcPr>
           <w:p>
             <w:pPr>
               <w:rPr>
-                <w:rFonts w:ascii="ＭＳ 明朝" w:hAnsi="ＭＳ 明朝" w:hint="eastAsia"/>
+                <w:rFonts w:ascii="ＭＳ 明朝" w:hAnsi="ＭＳ 明朝"/>
               </w:rPr>
             </w:pPr>
             <w:r>
@@ -3445,13 +3494,7 @@
               <w:rPr>
                 <w:rFonts w:ascii="ＭＳ 明朝" w:hAnsi="ＭＳ 明朝" w:hint="eastAsia"/>
               </w:rPr>
-              <w:t>２</w:t>
-            </w:r>
-            <w:r>
-              <w:rPr>
-                <w:rFonts w:ascii="ＭＳ 明朝" w:hAnsi="ＭＳ 明朝" w:hint="eastAsia"/>
-              </w:rPr>
-              <w:t>教科</w:t>
+              <w:t>２教科</w:t>
             </w:r>
             <w:r>
               <w:rPr>
@@ -3471,39 +3514,43 @@
       <w:tr>
         <w:tc>
           <w:tcPr>
-            <w:tcW w:w="1656" w:type="dxa"/>
+            <w:tcW w:w="1131" w:type="dxa"/>
             <w:vMerge w:val="restart"/>
           </w:tcPr>
           <w:p>
             <w:pPr>
               <w:rPr>
                 <w:rFonts w:ascii="ＭＳ 明朝" w:hAnsi="ＭＳ 明朝"/>
-              </w:rPr>
-            </w:pPr>
-            <w:r>
-              <w:rPr>
-                <w:rFonts w:ascii="ＭＳ 明朝" w:hAnsi="ＭＳ 明朝" w:hint="eastAsia"/>
-              </w:rPr>
-              <w:t>Ｅのファイル</w:t>
-            </w:r>
-          </w:p>
-          <w:p>
-            <w:pPr>
-              <w:rPr>
-                <w:rFonts w:ascii="ＭＳ 明朝" w:hAnsi="ＭＳ 明朝" w:hint="eastAsia"/>
-              </w:rPr>
-            </w:pPr>
-            <w:r>
-              <w:rPr>
-                <w:rFonts w:ascii="ＭＳ 明朝" w:hAnsi="ＭＳ 明朝" w:hint="eastAsia"/>
-              </w:rPr>
-              <w:t>（CSV）</w:t>
+                <w:sz w:val="40"/>
+                <w:szCs w:val="40"/>
+              </w:rPr>
+            </w:pPr>
+            <w:r>
+              <w:rPr>
+                <w:rFonts w:ascii="ＭＳ 明朝" w:hAnsi="ＭＳ 明朝" w:hint="eastAsia"/>
+                <w:sz w:val="40"/>
+                <w:szCs w:val="40"/>
+              </w:rPr>
+              <w:t>Ｅ</w:t>
+            </w:r>
+          </w:p>
+          <w:p>
+            <w:pPr>
+              <w:rPr>
+                <w:rFonts w:ascii="ＭＳ 明朝" w:hAnsi="ＭＳ 明朝"/>
+              </w:rPr>
+            </w:pPr>
+            <w:r>
+              <w:rPr>
+                <w:rFonts w:ascii="ＭＳ 明朝" w:hAnsi="ＭＳ 明朝" w:hint="eastAsia"/>
+              </w:rPr>
+              <w:t>(CSV)</w:t>
             </w:r>
           </w:p>
         </w:tc>
         <w:tc>
           <w:tcPr>
-            <w:tcW w:w="5095" w:type="dxa"/>
+            <w:tcW w:w="6591" w:type="dxa"/>
           </w:tcPr>
           <w:p>
             <w:pPr>
@@ -3547,7 +3594,7 @@
           <w:p>
             <w:pPr>
               <w:rPr>
-                <w:rFonts w:ascii="ＭＳ 明朝" w:hAnsi="ＭＳ 明朝" w:hint="eastAsia"/>
+                <w:rFonts w:ascii="ＭＳ 明朝" w:hAnsi="ＭＳ 明朝"/>
               </w:rPr>
             </w:pPr>
             <w:r>
@@ -3567,12 +3614,18 @@
                 <w:rFonts w:ascii="ＭＳ 明朝" w:hAnsi="ＭＳ 明朝" w:hint="eastAsia"/>
               </w:rPr>
               <w:t>_(学校コード)_○○小学校_R8_県学調</w:t>
+            </w:r>
+            <w:r>
+              <w:rPr>
+                <w:rFonts w:ascii="ＭＳ 明朝" w:hAnsi="ＭＳ 明朝" w:hint="eastAsia"/>
+              </w:rPr>
+              <w:t>_学校用_(日付)</w:t>
             </w:r>
           </w:p>
         </w:tc>
         <w:tc>
           <w:tcPr>
-            <w:tcW w:w="2883" w:type="dxa"/>
+            <w:tcW w:w="1912" w:type="dxa"/>
           </w:tcPr>
           <w:p>
             <w:pPr>
@@ -3586,64 +3639,39 @@
               </w:rPr>
               <w:t>調査・採点終了の後、県がデータ集計後</w:t>
             </w:r>
-          </w:p>
-          <w:p>
-            <w:pPr>
-              <w:rPr>
-                <w:rFonts w:ascii="ＭＳ 明朝" w:hAnsi="ＭＳ 明朝" w:hint="eastAsia"/>
-              </w:rPr>
-            </w:pPr>
           </w:p>
         </w:tc>
       </w:tr>
       <w:tr>
         <w:tc>
           <w:tcPr>
-            <w:tcW w:w="1656" w:type="dxa"/>
+            <w:tcW w:w="1131" w:type="dxa"/>
             <w:vMerge/>
           </w:tcPr>
           <w:p>
             <w:pPr>
               <w:rPr>
-                <w:rFonts w:ascii="ＭＳ 明朝" w:hAnsi="ＭＳ 明朝" w:hint="eastAsia"/>
+                <w:rFonts w:ascii="ＭＳ 明朝" w:hAnsi="ＭＳ 明朝"/>
               </w:rPr>
             </w:pPr>
           </w:p>
         </w:tc>
         <w:tc>
           <w:tcPr>
-            <w:tcW w:w="7978" w:type="dxa"/>
+            <w:tcW w:w="8503" w:type="dxa"/>
             <w:gridSpan w:val="2"/>
           </w:tcPr>
           <w:p>
             <w:pPr>
               <w:rPr>
-                <w:rFonts w:ascii="ＭＳ 明朝" w:hAnsi="ＭＳ 明朝" w:hint="eastAsia"/>
-              </w:rPr>
-            </w:pPr>
-            <w:r>
-              <w:rPr>
-                <w:rFonts w:ascii="ＭＳ 明朝" w:hAnsi="ＭＳ 明朝" w:hint="eastAsia"/>
-              </w:rPr>
-              <w:t>質問</w:t>
-            </w:r>
-            <w:r>
-              <w:rPr>
-                <w:rFonts w:ascii="ＭＳ 明朝" w:hAnsi="ＭＳ 明朝" w:hint="eastAsia"/>
-              </w:rPr>
-              <w:t>調査</w:t>
-            </w:r>
-            <w:r>
-              <w:rPr>
-                <w:rFonts w:ascii="ＭＳ 明朝" w:hAnsi="ＭＳ 明朝" w:hint="eastAsia"/>
-              </w:rPr>
-              <w:t>の</w:t>
-            </w:r>
-            <w:r>
-              <w:rPr>
-                <w:rFonts w:ascii="ＭＳ 明朝" w:hAnsi="ＭＳ 明朝" w:hint="eastAsia"/>
-              </w:rPr>
-              <w:t>データが格納されたファイル</w:t>
+                <w:rFonts w:ascii="ＭＳ 明朝" w:hAnsi="ＭＳ 明朝"/>
+              </w:rPr>
+            </w:pPr>
+            <w:r>
+              <w:rPr>
+                <w:rFonts w:ascii="ＭＳ 明朝" w:hAnsi="ＭＳ 明朝" w:hint="eastAsia"/>
+              </w:rPr>
+              <w:t>質問調査のデータが格納されたファイル</w:t>
             </w:r>
           </w:p>
         </w:tc>
@@ -3652,54 +3680,28 @@
     <w:p>
       <w:pPr>
         <w:rPr>
+          <w:rFonts w:ascii="ＭＳ 明朝" w:hAnsi="ＭＳ 明朝"/>
+        </w:rPr>
+      </w:pPr>
+      <w:r>
+        <w:rPr>
+          <w:rFonts w:ascii="ＭＳ 明朝" w:hAnsi="ＭＳ 明朝"/>
+        </w:rPr>
+        <w:br w:type="page"/>
+      </w:r>
+    </w:p>
+    <w:p>
+      <w:pPr>
+        <w:rPr>
+          <w:rFonts w:ascii="ＭＳ 明朝" w:hAnsi="ＭＳ 明朝"/>
+        </w:rPr>
+      </w:pPr>
+      <w:r>
+        <w:rPr>
           <w:rFonts w:ascii="ＭＳ 明朝" w:hAnsi="ＭＳ 明朝" w:hint="eastAsia"/>
         </w:rPr>
-      </w:pPr>
-    </w:p>
-    <w:p>
-      <w:pPr>
-        <w:rPr>
-          <w:rFonts w:ascii="ＭＳ 明朝" w:hAnsi="ＭＳ 明朝" w:hint="eastAsia"/>
-        </w:rPr>
-      </w:pPr>
-    </w:p>
-    <w:p>
-      <w:pPr>
-        <w:rPr>
-          <w:rFonts w:ascii="ＭＳ 明朝" w:hAnsi="ＭＳ 明朝"/>
-        </w:rPr>
-      </w:pPr>
-      <w:r>
-        <w:rPr>
-          <w:rFonts w:ascii="ＭＳ 明朝" w:hAnsi="ＭＳ 明朝"/>
-        </w:rPr>
-        <w:br w:type="page"/>
-      </w:r>
-    </w:p>
-    <w:p>
-      <w:pPr>
-        <w:rPr>
-          <w:rFonts w:ascii="ＭＳ 明朝" w:hAnsi="ＭＳ 明朝" w:hint="eastAsia"/>
-        </w:rPr>
-      </w:pPr>
-      <w:r>
-        <w:rPr>
-          <w:rFonts w:ascii="ＭＳ 明朝" w:hAnsi="ＭＳ 明朝" w:hint="eastAsia"/>
-        </w:rPr>
         <w:lastRenderedPageBreak/>
-        <w:t>【</w:t>
-      </w:r>
-      <w:r>
-        <w:rPr>
-          <w:rFonts w:ascii="ＭＳ 明朝" w:hAnsi="ＭＳ 明朝" w:hint="eastAsia"/>
-        </w:rPr>
-        <w:t>中</w:t>
-      </w:r>
-      <w:r>
-        <w:rPr>
-          <w:rFonts w:ascii="ＭＳ 明朝" w:hAnsi="ＭＳ 明朝" w:hint="eastAsia"/>
-        </w:rPr>
-        <w:t>学校】</w:t>
+        <w:t>【中学校】</w:t>
       </w:r>
     </w:p>
     <w:tbl>
@@ -3709,37 +3711,62 @@
         <w:tblLook w:val="04A0" w:firstRow="1" w:lastRow="0" w:firstColumn="1" w:lastColumn="0" w:noHBand="0" w:noVBand="1"/>
       </w:tblPr>
       <w:tblGrid>
-        <w:gridCol w:w="1656"/>
-        <w:gridCol w:w="5095"/>
-        <w:gridCol w:w="2883"/>
+        <w:gridCol w:w="1131"/>
+        <w:gridCol w:w="6591"/>
+        <w:gridCol w:w="1912"/>
       </w:tblGrid>
       <w:tr>
         <w:tc>
           <w:tcPr>
-            <w:tcW w:w="1656" w:type="dxa"/>
+            <w:tcW w:w="1131" w:type="dxa"/>
           </w:tcPr>
           <w:p>
             <w:pPr>
               <w:rPr>
-                <w:rFonts w:ascii="ＭＳ 明朝" w:hAnsi="ＭＳ 明朝" w:hint="eastAsia"/>
-              </w:rPr>
-            </w:pPr>
-            <w:r>
-              <w:rPr>
-                <w:rFonts w:ascii="ＭＳ 明朝" w:hAnsi="ＭＳ 明朝" w:hint="eastAsia"/>
-              </w:rPr>
-              <w:t>呼称・種類</w:t>
+                <w:rFonts w:ascii="ＭＳ 明朝" w:hAnsi="ＭＳ 明朝"/>
+              </w:rPr>
+            </w:pPr>
+            <w:r>
+              <w:rPr>
+                <w:rFonts w:ascii="ＭＳ 明朝" w:hAnsi="ＭＳ 明朝" w:hint="eastAsia"/>
+              </w:rPr>
+              <w:t>呼称</w:t>
+            </w:r>
+          </w:p>
+          <w:p>
+            <w:pPr>
+              <w:rPr>
+                <w:rFonts w:ascii="ＭＳ 明朝" w:hAnsi="ＭＳ 明朝"/>
+              </w:rPr>
+            </w:pPr>
+            <w:r>
+              <w:rPr>
+                <w:rFonts w:ascii="ＭＳ 明朝" w:hAnsi="ＭＳ 明朝" w:hint="eastAsia"/>
+              </w:rPr>
+              <w:t>(</w:t>
+            </w:r>
+            <w:r>
+              <w:rPr>
+                <w:rFonts w:ascii="ＭＳ 明朝" w:hAnsi="ＭＳ 明朝" w:hint="eastAsia"/>
+              </w:rPr>
+              <w:t>種類</w:t>
+            </w:r>
+            <w:r>
+              <w:rPr>
+                <w:rFonts w:ascii="ＭＳ 明朝" w:hAnsi="ＭＳ 明朝" w:hint="eastAsia"/>
+              </w:rPr>
+              <w:t>)</w:t>
             </w:r>
           </w:p>
         </w:tc>
         <w:tc>
           <w:tcPr>
-            <w:tcW w:w="5095" w:type="dxa"/>
+            <w:tcW w:w="6591" w:type="dxa"/>
           </w:tcPr>
           <w:p>
             <w:pPr>
               <w:rPr>
-                <w:rFonts w:ascii="ＭＳ 明朝" w:hAnsi="ＭＳ 明朝" w:hint="eastAsia"/>
+                <w:rFonts w:ascii="ＭＳ 明朝" w:hAnsi="ＭＳ 明朝"/>
               </w:rPr>
             </w:pPr>
             <w:r>
@@ -3752,12 +3779,12 @@
         </w:tc>
         <w:tc>
           <w:tcPr>
-            <w:tcW w:w="2883" w:type="dxa"/>
+            <w:tcW w:w="1912" w:type="dxa"/>
           </w:tcPr>
           <w:p>
             <w:pPr>
               <w:rPr>
-                <w:rFonts w:ascii="ＭＳ 明朝" w:hAnsi="ＭＳ 明朝" w:hint="eastAsia"/>
+                <w:rFonts w:ascii="ＭＳ 明朝" w:hAnsi="ＭＳ 明朝"/>
               </w:rPr>
             </w:pPr>
             <w:r>
@@ -3772,44 +3799,48 @@
       <w:tr>
         <w:tc>
           <w:tcPr>
-            <w:tcW w:w="1656" w:type="dxa"/>
+            <w:tcW w:w="1131" w:type="dxa"/>
             <w:vMerge w:val="restart"/>
           </w:tcPr>
           <w:p>
             <w:pPr>
               <w:rPr>
                 <w:rFonts w:ascii="ＭＳ 明朝" w:hAnsi="ＭＳ 明朝"/>
-              </w:rPr>
-            </w:pPr>
-            <w:r>
-              <w:rPr>
-                <w:rFonts w:ascii="ＭＳ 明朝" w:hAnsi="ＭＳ 明朝" w:hint="eastAsia"/>
-              </w:rPr>
-              <w:t>Ａのファイル</w:t>
-            </w:r>
-          </w:p>
-          <w:p>
-            <w:pPr>
-              <w:rPr>
-                <w:rFonts w:ascii="ＭＳ 明朝" w:hAnsi="ＭＳ 明朝" w:hint="eastAsia"/>
-              </w:rPr>
-            </w:pPr>
-            <w:r>
-              <w:rPr>
-                <w:rFonts w:ascii="ＭＳ 明朝" w:hAnsi="ＭＳ 明朝" w:hint="eastAsia"/>
-              </w:rPr>
-              <w:t>（エクセル）</w:t>
+                <w:sz w:val="40"/>
+                <w:szCs w:val="40"/>
+              </w:rPr>
+            </w:pPr>
+            <w:r>
+              <w:rPr>
+                <w:rFonts w:ascii="ＭＳ 明朝" w:hAnsi="ＭＳ 明朝" w:hint="eastAsia"/>
+                <w:sz w:val="40"/>
+                <w:szCs w:val="40"/>
+              </w:rPr>
+              <w:t>Ａ</w:t>
+            </w:r>
+          </w:p>
+          <w:p>
+            <w:pPr>
+              <w:rPr>
+                <w:rFonts w:ascii="ＭＳ 明朝" w:hAnsi="ＭＳ 明朝"/>
+              </w:rPr>
+            </w:pPr>
+            <w:r>
+              <w:rPr>
+                <w:rFonts w:ascii="ＭＳ 明朝" w:hAnsi="ＭＳ 明朝" w:hint="eastAsia"/>
+              </w:rPr>
+              <w:t>(Excel)</w:t>
             </w:r>
           </w:p>
         </w:tc>
         <w:tc>
           <w:tcPr>
-            <w:tcW w:w="5095" w:type="dxa"/>
+            <w:tcW w:w="6591" w:type="dxa"/>
           </w:tcPr>
           <w:p>
             <w:pPr>
               <w:rPr>
-                <w:rFonts w:ascii="ＭＳ 明朝" w:hAnsi="ＭＳ 明朝" w:hint="eastAsia"/>
+                <w:rFonts w:ascii="ＭＳ 明朝" w:hAnsi="ＭＳ 明朝"/>
               </w:rPr>
             </w:pPr>
             <w:r>
@@ -3828,12 +3859,12 @@
         </w:tc>
         <w:tc>
           <w:tcPr>
-            <w:tcW w:w="2883" w:type="dxa"/>
+            <w:tcW w:w="1912" w:type="dxa"/>
           </w:tcPr>
           <w:p>
             <w:pPr>
               <w:rPr>
-                <w:rFonts w:ascii="ＭＳ 明朝" w:hAnsi="ＭＳ 明朝" w:hint="eastAsia"/>
+                <w:rFonts w:ascii="ＭＳ 明朝" w:hAnsi="ＭＳ 明朝"/>
               </w:rPr>
             </w:pPr>
             <w:r>
@@ -3848,20 +3879,20 @@
       <w:tr>
         <w:tc>
           <w:tcPr>
-            <w:tcW w:w="1656" w:type="dxa"/>
+            <w:tcW w:w="1131" w:type="dxa"/>
             <w:vMerge/>
           </w:tcPr>
           <w:p>
             <w:pPr>
               <w:rPr>
-                <w:rFonts w:ascii="ＭＳ 明朝" w:hAnsi="ＭＳ 明朝" w:hint="eastAsia"/>
+                <w:rFonts w:ascii="ＭＳ 明朝" w:hAnsi="ＭＳ 明朝"/>
               </w:rPr>
             </w:pPr>
           </w:p>
         </w:tc>
         <w:tc>
           <w:tcPr>
-            <w:tcW w:w="7978" w:type="dxa"/>
+            <w:tcW w:w="8503" w:type="dxa"/>
             <w:gridSpan w:val="2"/>
           </w:tcPr>
           <w:p>
@@ -3880,7 +3911,7 @@
           <w:p>
             <w:pPr>
               <w:rPr>
-                <w:rFonts w:ascii="ＭＳ 明朝" w:hAnsi="ＭＳ 明朝" w:hint="eastAsia"/>
+                <w:rFonts w:ascii="ＭＳ 明朝" w:hAnsi="ＭＳ 明朝"/>
               </w:rPr>
             </w:pPr>
             <w:r>
@@ -3895,44 +3926,48 @@
       <w:tr>
         <w:tc>
           <w:tcPr>
-            <w:tcW w:w="1656" w:type="dxa"/>
+            <w:tcW w:w="1131" w:type="dxa"/>
             <w:vMerge w:val="restart"/>
           </w:tcPr>
           <w:p>
             <w:pPr>
               <w:rPr>
                 <w:rFonts w:ascii="ＭＳ 明朝" w:hAnsi="ＭＳ 明朝"/>
-              </w:rPr>
-            </w:pPr>
-            <w:r>
-              <w:rPr>
-                <w:rFonts w:ascii="ＭＳ 明朝" w:hAnsi="ＭＳ 明朝" w:hint="eastAsia"/>
-              </w:rPr>
-              <w:t>Ｂのファイル</w:t>
-            </w:r>
-          </w:p>
-          <w:p>
-            <w:pPr>
-              <w:rPr>
-                <w:rFonts w:ascii="ＭＳ 明朝" w:hAnsi="ＭＳ 明朝" w:hint="eastAsia"/>
-              </w:rPr>
-            </w:pPr>
-            <w:r>
-              <w:rPr>
-                <w:rFonts w:ascii="ＭＳ 明朝" w:hAnsi="ＭＳ 明朝" w:hint="eastAsia"/>
-              </w:rPr>
-              <w:t>（エクセル）</w:t>
+                <w:sz w:val="40"/>
+                <w:szCs w:val="40"/>
+              </w:rPr>
+            </w:pPr>
+            <w:r>
+              <w:rPr>
+                <w:rFonts w:ascii="ＭＳ 明朝" w:hAnsi="ＭＳ 明朝" w:hint="eastAsia"/>
+                <w:sz w:val="40"/>
+                <w:szCs w:val="40"/>
+              </w:rPr>
+              <w:t>Ｂ</w:t>
+            </w:r>
+          </w:p>
+          <w:p>
+            <w:pPr>
+              <w:rPr>
+                <w:rFonts w:ascii="ＭＳ 明朝" w:hAnsi="ＭＳ 明朝"/>
+              </w:rPr>
+            </w:pPr>
+            <w:r>
+              <w:rPr>
+                <w:rFonts w:ascii="ＭＳ 明朝" w:hAnsi="ＭＳ 明朝" w:hint="eastAsia"/>
+              </w:rPr>
+              <w:t>(Excel)</w:t>
             </w:r>
           </w:p>
         </w:tc>
         <w:tc>
           <w:tcPr>
-            <w:tcW w:w="5095" w:type="dxa"/>
+            <w:tcW w:w="6591" w:type="dxa"/>
           </w:tcPr>
           <w:p>
             <w:pPr>
               <w:rPr>
-                <w:rFonts w:ascii="ＭＳ 明朝" w:hAnsi="ＭＳ 明朝" w:hint="eastAsia"/>
+                <w:rFonts w:ascii="ＭＳ 明朝" w:hAnsi="ＭＳ 明朝"/>
               </w:rPr>
             </w:pPr>
             <w:r>
@@ -3952,19 +3987,7 @@
               <w:rPr>
                 <w:rFonts w:ascii="ＭＳ 明朝" w:hAnsi="ＭＳ 明朝" w:hint="eastAsia"/>
               </w:rPr>
-              <w:t>B</w:t>
-            </w:r>
-            <w:r>
-              <w:rPr>
-                <w:rFonts w:ascii="ＭＳ 明朝" w:hAnsi="ＭＳ 明朝" w:hint="eastAsia"/>
-              </w:rPr>
-              <w:t>中</w:t>
-            </w:r>
-            <w:r>
-              <w:rPr>
-                <w:rFonts w:ascii="ＭＳ 明朝" w:hAnsi="ＭＳ 明朝" w:hint="eastAsia"/>
-              </w:rPr>
-              <w:t>_R8_CBTトライアル_共通マスタ</w:t>
+              <w:t>B中_R8_CBTトライアル_共通マスタ</w:t>
             </w:r>
           </w:p>
           <w:p>
@@ -3983,32 +4006,20 @@
           <w:p>
             <w:pPr>
               <w:rPr>
-                <w:rFonts w:ascii="ＭＳ 明朝" w:hAnsi="ＭＳ 明朝" w:hint="eastAsia"/>
-              </w:rPr>
-            </w:pPr>
-            <w:r>
-              <w:rPr>
-                <w:rFonts w:ascii="ＭＳ 明朝" w:hAnsi="ＭＳ 明朝" w:hint="eastAsia"/>
-              </w:rPr>
-              <w:t>B</w:t>
-            </w:r>
-            <w:r>
-              <w:rPr>
-                <w:rFonts w:ascii="ＭＳ 明朝" w:hAnsi="ＭＳ 明朝" w:hint="eastAsia"/>
-              </w:rPr>
-              <w:t>中</w:t>
-            </w:r>
-            <w:r>
-              <w:rPr>
-                <w:rFonts w:ascii="ＭＳ 明朝" w:hAnsi="ＭＳ 明朝" w:hint="eastAsia"/>
-              </w:rPr>
-              <w:t>_R8_県学調_共通マスタ</w:t>
+                <w:rFonts w:ascii="ＭＳ 明朝" w:hAnsi="ＭＳ 明朝"/>
+              </w:rPr>
+            </w:pPr>
+            <w:r>
+              <w:rPr>
+                <w:rFonts w:ascii="ＭＳ 明朝" w:hAnsi="ＭＳ 明朝" w:hint="eastAsia"/>
+              </w:rPr>
+              <w:t>B中_R8_県学調_共通マスタ</w:t>
             </w:r>
           </w:p>
         </w:tc>
         <w:tc>
           <w:tcPr>
-            <w:tcW w:w="2883" w:type="dxa"/>
+            <w:tcW w:w="1912" w:type="dxa"/>
           </w:tcPr>
           <w:p>
             <w:pPr>
@@ -4026,7 +4037,7 @@
           <w:p>
             <w:pPr>
               <w:rPr>
-                <w:rFonts w:ascii="ＭＳ 明朝" w:hAnsi="ＭＳ 明朝" w:hint="eastAsia"/>
+                <w:rFonts w:ascii="ＭＳ 明朝" w:hAnsi="ＭＳ 明朝"/>
               </w:rPr>
             </w:pPr>
           </w:p>
@@ -4035,26 +4046,26 @@
       <w:tr>
         <w:tc>
           <w:tcPr>
-            <w:tcW w:w="1656" w:type="dxa"/>
+            <w:tcW w:w="1131" w:type="dxa"/>
             <w:vMerge/>
           </w:tcPr>
           <w:p>
             <w:pPr>
               <w:rPr>
-                <w:rFonts w:ascii="ＭＳ 明朝" w:hAnsi="ＭＳ 明朝" w:hint="eastAsia"/>
+                <w:rFonts w:ascii="ＭＳ 明朝" w:hAnsi="ＭＳ 明朝"/>
               </w:rPr>
             </w:pPr>
           </w:p>
         </w:tc>
         <w:tc>
           <w:tcPr>
-            <w:tcW w:w="7978" w:type="dxa"/>
+            <w:tcW w:w="8503" w:type="dxa"/>
             <w:gridSpan w:val="2"/>
           </w:tcPr>
           <w:p>
             <w:pPr>
               <w:rPr>
-                <w:rFonts w:ascii="ＭＳ 明朝" w:hAnsi="ＭＳ 明朝" w:hint="eastAsia"/>
+                <w:rFonts w:ascii="ＭＳ 明朝" w:hAnsi="ＭＳ 明朝"/>
               </w:rPr>
             </w:pPr>
             <w:r>
@@ -4069,39 +4080,43 @@
       <w:tr>
         <w:tc>
           <w:tcPr>
-            <w:tcW w:w="1656" w:type="dxa"/>
+            <w:tcW w:w="1131" w:type="dxa"/>
             <w:vMerge w:val="restart"/>
           </w:tcPr>
           <w:p>
             <w:pPr>
               <w:rPr>
                 <w:rFonts w:ascii="ＭＳ 明朝" w:hAnsi="ＭＳ 明朝"/>
-              </w:rPr>
-            </w:pPr>
-            <w:r>
-              <w:rPr>
-                <w:rFonts w:ascii="ＭＳ 明朝" w:hAnsi="ＭＳ 明朝" w:hint="eastAsia"/>
-              </w:rPr>
-              <w:t>Ｃのファイル</w:t>
-            </w:r>
-          </w:p>
-          <w:p>
-            <w:pPr>
-              <w:rPr>
-                <w:rFonts w:ascii="ＭＳ 明朝" w:hAnsi="ＭＳ 明朝" w:hint="eastAsia"/>
-              </w:rPr>
-            </w:pPr>
-            <w:r>
-              <w:rPr>
-                <w:rFonts w:ascii="ＭＳ 明朝" w:hAnsi="ＭＳ 明朝" w:hint="eastAsia"/>
-              </w:rPr>
-              <w:t>（CSV）</w:t>
+                <w:sz w:val="40"/>
+                <w:szCs w:val="40"/>
+              </w:rPr>
+            </w:pPr>
+            <w:r>
+              <w:rPr>
+                <w:rFonts w:ascii="ＭＳ 明朝" w:hAnsi="ＭＳ 明朝" w:hint="eastAsia"/>
+                <w:sz w:val="40"/>
+                <w:szCs w:val="40"/>
+              </w:rPr>
+              <w:t>Ｃ</w:t>
+            </w:r>
+          </w:p>
+          <w:p>
+            <w:pPr>
+              <w:rPr>
+                <w:rFonts w:ascii="ＭＳ 明朝" w:hAnsi="ＭＳ 明朝"/>
+              </w:rPr>
+            </w:pPr>
+            <w:r>
+              <w:rPr>
+                <w:rFonts w:ascii="ＭＳ 明朝" w:hAnsi="ＭＳ 明朝" w:hint="eastAsia"/>
+              </w:rPr>
+              <w:t>(CSV)</w:t>
             </w:r>
           </w:p>
         </w:tc>
         <w:tc>
           <w:tcPr>
-            <w:tcW w:w="5095" w:type="dxa"/>
+            <w:tcW w:w="6591" w:type="dxa"/>
           </w:tcPr>
           <w:p>
             <w:pPr>
@@ -4126,37 +4141,19 @@
               <w:rPr>
                 <w:rFonts w:ascii="ＭＳ 明朝" w:hAnsi="ＭＳ 明朝" w:hint="eastAsia"/>
               </w:rPr>
-              <w:t>C</w:t>
-            </w:r>
-            <w:r>
-              <w:rPr>
-                <w:rFonts w:ascii="ＭＳ 明朝" w:hAnsi="ＭＳ 明朝" w:hint="eastAsia"/>
-              </w:rPr>
-              <w:t>中</w:t>
-            </w:r>
-            <w:r>
-              <w:rPr>
-                <w:rFonts w:ascii="ＭＳ 明朝" w:hAnsi="ＭＳ 明朝" w:hint="eastAsia"/>
-              </w:rPr>
-              <w:t>_(学校コード)_○○</w:t>
-            </w:r>
-            <w:r>
-              <w:rPr>
-                <w:rFonts w:ascii="ＭＳ 明朝" w:hAnsi="ＭＳ 明朝" w:hint="eastAsia"/>
-              </w:rPr>
-              <w:t>中</w:t>
-            </w:r>
-            <w:r>
-              <w:rPr>
-                <w:rFonts w:ascii="ＭＳ 明朝" w:hAnsi="ＭＳ 明朝" w:hint="eastAsia"/>
-              </w:rPr>
-              <w:t>学校_R8_CBTトライアル</w:t>
-            </w:r>
-          </w:p>
-          <w:p>
-            <w:pPr>
-              <w:rPr>
-                <w:rFonts w:ascii="ＭＳ 明朝" w:hAnsi="ＭＳ 明朝" w:hint="eastAsia"/>
+              <w:t>C中_(学校コード)_○○中学校_R8_CBTトライアル</w:t>
+            </w:r>
+            <w:r>
+              <w:rPr>
+                <w:rFonts w:ascii="ＭＳ 明朝" w:hAnsi="ＭＳ 明朝" w:hint="eastAsia"/>
+              </w:rPr>
+              <w:t>_学校用_(日付)</w:t>
+            </w:r>
+          </w:p>
+          <w:p>
+            <w:pPr>
+              <w:rPr>
+                <w:rFonts w:ascii="ＭＳ 明朝" w:hAnsi="ＭＳ 明朝"/>
               </w:rPr>
             </w:pPr>
             <w:r>
@@ -4169,44 +4166,26 @@
           <w:p>
             <w:pPr>
               <w:rPr>
-                <w:rFonts w:ascii="ＭＳ 明朝" w:hAnsi="ＭＳ 明朝" w:hint="eastAsia"/>
-              </w:rPr>
-            </w:pPr>
-            <w:r>
-              <w:rPr>
-                <w:rFonts w:ascii="ＭＳ 明朝" w:hAnsi="ＭＳ 明朝" w:hint="eastAsia"/>
-              </w:rPr>
-              <w:t>C</w:t>
-            </w:r>
-            <w:r>
-              <w:rPr>
-                <w:rFonts w:ascii="ＭＳ 明朝" w:hAnsi="ＭＳ 明朝" w:hint="eastAsia"/>
-              </w:rPr>
-              <w:t>中</w:t>
-            </w:r>
-            <w:r>
-              <w:rPr>
-                <w:rFonts w:ascii="ＭＳ 明朝" w:hAnsi="ＭＳ 明朝" w:hint="eastAsia"/>
-              </w:rPr>
-              <w:t>_(学校コード)_○○</w:t>
-            </w:r>
-            <w:r>
-              <w:rPr>
-                <w:rFonts w:ascii="ＭＳ 明朝" w:hAnsi="ＭＳ 明朝" w:hint="eastAsia"/>
-              </w:rPr>
-              <w:t>中</w:t>
-            </w:r>
-            <w:r>
-              <w:rPr>
-                <w:rFonts w:ascii="ＭＳ 明朝" w:hAnsi="ＭＳ 明朝" w:hint="eastAsia"/>
-              </w:rPr>
-              <w:t>学校_R8_県学調</w:t>
+                <w:rFonts w:ascii="ＭＳ 明朝" w:hAnsi="ＭＳ 明朝"/>
+              </w:rPr>
+            </w:pPr>
+            <w:r>
+              <w:rPr>
+                <w:rFonts w:ascii="ＭＳ 明朝" w:hAnsi="ＭＳ 明朝" w:hint="eastAsia"/>
+              </w:rPr>
+              <w:t>C中_(学校コード)_○○中学校_R8_県学調</w:t>
+            </w:r>
+            <w:r>
+              <w:rPr>
+                <w:rFonts w:ascii="ＭＳ 明朝" w:hAnsi="ＭＳ 明朝" w:hint="eastAsia"/>
+              </w:rPr>
+              <w:t>_学校用_(日付)</w:t>
             </w:r>
           </w:p>
         </w:tc>
         <w:tc>
           <w:tcPr>
-            <w:tcW w:w="2883" w:type="dxa"/>
+            <w:tcW w:w="1912" w:type="dxa"/>
           </w:tcPr>
           <w:p>
             <w:pPr>
@@ -4224,7 +4203,7 @@
           <w:p>
             <w:pPr>
               <w:rPr>
-                <w:rFonts w:ascii="ＭＳ 明朝" w:hAnsi="ＭＳ 明朝" w:hint="eastAsia"/>
+                <w:rFonts w:ascii="ＭＳ 明朝" w:hAnsi="ＭＳ 明朝"/>
               </w:rPr>
             </w:pPr>
           </w:p>
@@ -4233,57 +4212,33 @@
       <w:tr>
         <w:tc>
           <w:tcPr>
-            <w:tcW w:w="1656" w:type="dxa"/>
+            <w:tcW w:w="1131" w:type="dxa"/>
             <w:vMerge/>
           </w:tcPr>
           <w:p>
             <w:pPr>
               <w:rPr>
-                <w:rFonts w:ascii="ＭＳ 明朝" w:hAnsi="ＭＳ 明朝" w:hint="eastAsia"/>
+                <w:rFonts w:ascii="ＭＳ 明朝" w:hAnsi="ＭＳ 明朝"/>
               </w:rPr>
             </w:pPr>
           </w:p>
         </w:tc>
         <w:tc>
           <w:tcPr>
-            <w:tcW w:w="7978" w:type="dxa"/>
+            <w:tcW w:w="8503" w:type="dxa"/>
             <w:gridSpan w:val="2"/>
           </w:tcPr>
           <w:p>
             <w:pPr>
               <w:rPr>
-                <w:rFonts w:ascii="ＭＳ 明朝" w:hAnsi="ＭＳ 明朝" w:hint="eastAsia"/>
-              </w:rPr>
-            </w:pPr>
-            <w:r>
-              <w:rPr>
-                <w:rFonts w:ascii="ＭＳ 明朝" w:hAnsi="ＭＳ 明朝" w:hint="eastAsia"/>
-              </w:rPr>
-              <w:t>教科調査</w:t>
-            </w:r>
-            <w:r>
-              <w:rPr>
-                <w:rFonts w:ascii="ＭＳ 明朝" w:hAnsi="ＭＳ 明朝" w:hint="eastAsia"/>
-              </w:rPr>
-              <w:t>第</w:t>
-            </w:r>
-            <w:r>
-              <w:rPr>
-                <w:rFonts w:ascii="ＭＳ 明朝" w:hAnsi="ＭＳ 明朝" w:hint="eastAsia"/>
-              </w:rPr>
-              <w:t>１教科（</w:t>
-            </w:r>
-            <w:r>
-              <w:rPr>
-                <w:rFonts w:ascii="ＭＳ 明朝" w:hAnsi="ＭＳ 明朝" w:hint="eastAsia"/>
-              </w:rPr>
-              <w:t>数学</w:t>
-            </w:r>
-            <w:r>
-              <w:rPr>
-                <w:rFonts w:ascii="ＭＳ 明朝" w:hAnsi="ＭＳ 明朝" w:hint="eastAsia"/>
-              </w:rPr>
-              <w:t>）のデータが格納されたファイル</w:t>
+                <w:rFonts w:ascii="ＭＳ 明朝" w:hAnsi="ＭＳ 明朝"/>
+              </w:rPr>
+            </w:pPr>
+            <w:r>
+              <w:rPr>
+                <w:rFonts w:ascii="ＭＳ 明朝" w:hAnsi="ＭＳ 明朝" w:hint="eastAsia"/>
+              </w:rPr>
+              <w:t>教科調査第１教科（数学）のデータが格納されたファイル</w:t>
             </w:r>
           </w:p>
         </w:tc>
@@ -4291,26 +4246,43 @@
       <w:tr>
         <w:tc>
           <w:tcPr>
-            <w:tcW w:w="1656" w:type="dxa"/>
+            <w:tcW w:w="1131" w:type="dxa"/>
             <w:vMerge w:val="restart"/>
           </w:tcPr>
           <w:p>
             <w:pPr>
               <w:rPr>
-                <w:rFonts w:ascii="ＭＳ 明朝" w:hAnsi="ＭＳ 明朝" w:hint="eastAsia"/>
-              </w:rPr>
-            </w:pPr>
-            <w:r>
-              <w:rPr>
-                <w:rFonts w:ascii="ＭＳ 明朝" w:hAnsi="ＭＳ 明朝" w:hint="eastAsia"/>
-              </w:rPr>
-              <w:t>Ｄのファイル</w:t>
+                <w:rFonts w:ascii="ＭＳ 明朝" w:hAnsi="ＭＳ 明朝"/>
+                <w:sz w:val="40"/>
+                <w:szCs w:val="40"/>
+              </w:rPr>
+            </w:pPr>
+            <w:r>
+              <w:rPr>
+                <w:rFonts w:ascii="ＭＳ 明朝" w:hAnsi="ＭＳ 明朝" w:hint="eastAsia"/>
+                <w:sz w:val="40"/>
+                <w:szCs w:val="40"/>
+              </w:rPr>
+              <w:t>Ｄ</w:t>
+            </w:r>
+          </w:p>
+          <w:p>
+            <w:pPr>
+              <w:rPr>
+                <w:rFonts w:ascii="ＭＳ 明朝" w:hAnsi="ＭＳ 明朝"/>
+              </w:rPr>
+            </w:pPr>
+            <w:r>
+              <w:rPr>
+                <w:rFonts w:ascii="ＭＳ 明朝" w:hAnsi="ＭＳ 明朝" w:hint="eastAsia"/>
+              </w:rPr>
+              <w:t>(CSV)</w:t>
             </w:r>
           </w:p>
         </w:tc>
         <w:tc>
           <w:tcPr>
-            <w:tcW w:w="5095" w:type="dxa"/>
+            <w:tcW w:w="6591" w:type="dxa"/>
           </w:tcPr>
           <w:p>
             <w:pPr>
@@ -4354,44 +4326,26 @@
           <w:p>
             <w:pPr>
               <w:rPr>
-                <w:rFonts w:ascii="ＭＳ 明朝" w:hAnsi="ＭＳ 明朝" w:hint="eastAsia"/>
-              </w:rPr>
-            </w:pPr>
-            <w:r>
-              <w:rPr>
-                <w:rFonts w:ascii="ＭＳ 明朝" w:hAnsi="ＭＳ 明朝" w:hint="eastAsia"/>
-              </w:rPr>
-              <w:t>D</w:t>
-            </w:r>
-            <w:r>
-              <w:rPr>
-                <w:rFonts w:ascii="ＭＳ 明朝" w:hAnsi="ＭＳ 明朝" w:hint="eastAsia"/>
-              </w:rPr>
-              <w:t>中</w:t>
-            </w:r>
-            <w:r>
-              <w:rPr>
-                <w:rFonts w:ascii="ＭＳ 明朝" w:hAnsi="ＭＳ 明朝" w:hint="eastAsia"/>
-              </w:rPr>
-              <w:t>_(学校コード)_○○</w:t>
-            </w:r>
-            <w:r>
-              <w:rPr>
-                <w:rFonts w:ascii="ＭＳ 明朝" w:hAnsi="ＭＳ 明朝" w:hint="eastAsia"/>
-              </w:rPr>
-              <w:t>中</w:t>
-            </w:r>
-            <w:r>
-              <w:rPr>
-                <w:rFonts w:ascii="ＭＳ 明朝" w:hAnsi="ＭＳ 明朝" w:hint="eastAsia"/>
-              </w:rPr>
-              <w:t>学校_R8_県学調</w:t>
+                <w:rFonts w:ascii="ＭＳ 明朝" w:hAnsi="ＭＳ 明朝"/>
+              </w:rPr>
+            </w:pPr>
+            <w:r>
+              <w:rPr>
+                <w:rFonts w:ascii="ＭＳ 明朝" w:hAnsi="ＭＳ 明朝" w:hint="eastAsia"/>
+              </w:rPr>
+              <w:t>D中_(学校コード)_○○中学校_R8_県学調</w:t>
+            </w:r>
+            <w:r>
+              <w:rPr>
+                <w:rFonts w:ascii="ＭＳ 明朝" w:hAnsi="ＭＳ 明朝" w:hint="eastAsia"/>
+              </w:rPr>
+              <w:t>_学校用_(日付)</w:t>
             </w:r>
           </w:p>
         </w:tc>
         <w:tc>
           <w:tcPr>
-            <w:tcW w:w="2883" w:type="dxa"/>
+            <w:tcW w:w="1912" w:type="dxa"/>
           </w:tcPr>
           <w:p>
             <w:pPr>
@@ -4409,7 +4363,7 @@
           <w:p>
             <w:pPr>
               <w:rPr>
-                <w:rFonts w:ascii="ＭＳ 明朝" w:hAnsi="ＭＳ 明朝" w:hint="eastAsia"/>
+                <w:rFonts w:ascii="ＭＳ 明朝" w:hAnsi="ＭＳ 明朝"/>
               </w:rPr>
             </w:pPr>
           </w:p>
@@ -4418,57 +4372,33 @@
       <w:tr>
         <w:tc>
           <w:tcPr>
-            <w:tcW w:w="1656" w:type="dxa"/>
+            <w:tcW w:w="1131" w:type="dxa"/>
             <w:vMerge/>
           </w:tcPr>
           <w:p>
             <w:pPr>
               <w:rPr>
-                <w:rFonts w:ascii="ＭＳ 明朝" w:hAnsi="ＭＳ 明朝" w:hint="eastAsia"/>
+                <w:rFonts w:ascii="ＭＳ 明朝" w:hAnsi="ＭＳ 明朝"/>
               </w:rPr>
             </w:pPr>
           </w:p>
         </w:tc>
         <w:tc>
           <w:tcPr>
-            <w:tcW w:w="7978" w:type="dxa"/>
+            <w:tcW w:w="8503" w:type="dxa"/>
             <w:gridSpan w:val="2"/>
           </w:tcPr>
           <w:p>
             <w:pPr>
               <w:rPr>
-                <w:rFonts w:ascii="ＭＳ 明朝" w:hAnsi="ＭＳ 明朝" w:hint="eastAsia"/>
-              </w:rPr>
-            </w:pPr>
-            <w:r>
-              <w:rPr>
-                <w:rFonts w:ascii="ＭＳ 明朝" w:hAnsi="ＭＳ 明朝" w:hint="eastAsia"/>
-              </w:rPr>
-              <w:t>教科調査</w:t>
-            </w:r>
-            <w:r>
-              <w:rPr>
-                <w:rFonts w:ascii="ＭＳ 明朝" w:hAnsi="ＭＳ 明朝" w:hint="eastAsia"/>
-              </w:rPr>
-              <w:t>第</w:t>
-            </w:r>
-            <w:r>
-              <w:rPr>
-                <w:rFonts w:ascii="ＭＳ 明朝" w:hAnsi="ＭＳ 明朝" w:hint="eastAsia"/>
-              </w:rPr>
-              <w:t>２教科（</w:t>
-            </w:r>
-            <w:r>
-              <w:rPr>
-                <w:rFonts w:ascii="ＭＳ 明朝" w:hAnsi="ＭＳ 明朝" w:hint="eastAsia"/>
-              </w:rPr>
-              <w:t>英語</w:t>
-            </w:r>
-            <w:r>
-              <w:rPr>
-                <w:rFonts w:ascii="ＭＳ 明朝" w:hAnsi="ＭＳ 明朝" w:hint="eastAsia"/>
-              </w:rPr>
-              <w:t>）のデータが格納されたファイル</w:t>
+                <w:rFonts w:ascii="ＭＳ 明朝" w:hAnsi="ＭＳ 明朝"/>
+              </w:rPr>
+            </w:pPr>
+            <w:r>
+              <w:rPr>
+                <w:rFonts w:ascii="ＭＳ 明朝" w:hAnsi="ＭＳ 明朝" w:hint="eastAsia"/>
+              </w:rPr>
+              <w:t>教科調査第２教科（英語）のデータが格納されたファイル</w:t>
             </w:r>
           </w:p>
         </w:tc>
@@ -4476,26 +4406,43 @@
       <w:tr>
         <w:tc>
           <w:tcPr>
-            <w:tcW w:w="1656" w:type="dxa"/>
+            <w:tcW w:w="1131" w:type="dxa"/>
             <w:vMerge w:val="restart"/>
           </w:tcPr>
           <w:p>
             <w:pPr>
               <w:rPr>
-                <w:rFonts w:ascii="ＭＳ 明朝" w:hAnsi="ＭＳ 明朝" w:hint="eastAsia"/>
-              </w:rPr>
-            </w:pPr>
-            <w:r>
-              <w:rPr>
-                <w:rFonts w:ascii="ＭＳ 明朝" w:hAnsi="ＭＳ 明朝" w:hint="eastAsia"/>
-              </w:rPr>
-              <w:t>Ｅのファイル</w:t>
+                <w:rFonts w:ascii="ＭＳ 明朝" w:hAnsi="ＭＳ 明朝"/>
+                <w:sz w:val="40"/>
+                <w:szCs w:val="40"/>
+              </w:rPr>
+            </w:pPr>
+            <w:r>
+              <w:rPr>
+                <w:rFonts w:ascii="ＭＳ 明朝" w:hAnsi="ＭＳ 明朝" w:hint="eastAsia"/>
+                <w:sz w:val="40"/>
+                <w:szCs w:val="40"/>
+              </w:rPr>
+              <w:t>Ｅ</w:t>
+            </w:r>
+          </w:p>
+          <w:p>
+            <w:pPr>
+              <w:rPr>
+                <w:rFonts w:ascii="ＭＳ 明朝" w:hAnsi="ＭＳ 明朝"/>
+              </w:rPr>
+            </w:pPr>
+            <w:r>
+              <w:rPr>
+                <w:rFonts w:ascii="ＭＳ 明朝" w:hAnsi="ＭＳ 明朝" w:hint="eastAsia"/>
+              </w:rPr>
+              <w:t>(CSV)</w:t>
             </w:r>
           </w:p>
         </w:tc>
         <w:tc>
           <w:tcPr>
-            <w:tcW w:w="5095" w:type="dxa"/>
+            <w:tcW w:w="6591" w:type="dxa"/>
           </w:tcPr>
           <w:p>
             <w:pPr>
@@ -4539,44 +4486,26 @@
           <w:p>
             <w:pPr>
               <w:rPr>
-                <w:rFonts w:ascii="ＭＳ 明朝" w:hAnsi="ＭＳ 明朝" w:hint="eastAsia"/>
-              </w:rPr>
-            </w:pPr>
-            <w:r>
-              <w:rPr>
-                <w:rFonts w:ascii="ＭＳ 明朝" w:hAnsi="ＭＳ 明朝" w:hint="eastAsia"/>
-              </w:rPr>
-              <w:t>E</w:t>
-            </w:r>
-            <w:r>
-              <w:rPr>
-                <w:rFonts w:ascii="ＭＳ 明朝" w:hAnsi="ＭＳ 明朝" w:hint="eastAsia"/>
-              </w:rPr>
-              <w:t>中</w:t>
-            </w:r>
-            <w:r>
-              <w:rPr>
-                <w:rFonts w:ascii="ＭＳ 明朝" w:hAnsi="ＭＳ 明朝" w:hint="eastAsia"/>
-              </w:rPr>
-              <w:t>_(学校コード)_○○</w:t>
-            </w:r>
-            <w:r>
-              <w:rPr>
-                <w:rFonts w:ascii="ＭＳ 明朝" w:hAnsi="ＭＳ 明朝" w:hint="eastAsia"/>
-              </w:rPr>
-              <w:t>中</w:t>
-            </w:r>
-            <w:r>
-              <w:rPr>
-                <w:rFonts w:ascii="ＭＳ 明朝" w:hAnsi="ＭＳ 明朝" w:hint="eastAsia"/>
-              </w:rPr>
-              <w:t>学校_R8_県学調</w:t>
+                <w:rFonts w:ascii="ＭＳ 明朝" w:hAnsi="ＭＳ 明朝"/>
+              </w:rPr>
+            </w:pPr>
+            <w:r>
+              <w:rPr>
+                <w:rFonts w:ascii="ＭＳ 明朝" w:hAnsi="ＭＳ 明朝" w:hint="eastAsia"/>
+              </w:rPr>
+              <w:t>E中_(学校コード)_○○中学校_R8_県学調</w:t>
+            </w:r>
+            <w:r>
+              <w:rPr>
+                <w:rFonts w:ascii="ＭＳ 明朝" w:hAnsi="ＭＳ 明朝" w:hint="eastAsia"/>
+              </w:rPr>
+              <w:t>_学校用_(日付)</w:t>
             </w:r>
           </w:p>
         </w:tc>
         <w:tc>
           <w:tcPr>
-            <w:tcW w:w="2883" w:type="dxa"/>
+            <w:tcW w:w="1912" w:type="dxa"/>
           </w:tcPr>
           <w:p>
             <w:pPr>
@@ -4594,7 +4523,7 @@
           <w:p>
             <w:pPr>
               <w:rPr>
-                <w:rFonts w:ascii="ＭＳ 明朝" w:hAnsi="ＭＳ 明朝" w:hint="eastAsia"/>
+                <w:rFonts w:ascii="ＭＳ 明朝" w:hAnsi="ＭＳ 明朝"/>
               </w:rPr>
             </w:pPr>
           </w:p>
@@ -4603,26 +4532,26 @@
       <w:tr>
         <w:tc>
           <w:tcPr>
-            <w:tcW w:w="1656" w:type="dxa"/>
+            <w:tcW w:w="1131" w:type="dxa"/>
             <w:vMerge/>
           </w:tcPr>
           <w:p>
             <w:pPr>
               <w:rPr>
-                <w:rFonts w:ascii="ＭＳ 明朝" w:hAnsi="ＭＳ 明朝" w:hint="eastAsia"/>
+                <w:rFonts w:ascii="ＭＳ 明朝" w:hAnsi="ＭＳ 明朝"/>
               </w:rPr>
             </w:pPr>
           </w:p>
         </w:tc>
         <w:tc>
           <w:tcPr>
-            <w:tcW w:w="7978" w:type="dxa"/>
+            <w:tcW w:w="8503" w:type="dxa"/>
             <w:gridSpan w:val="2"/>
           </w:tcPr>
           <w:p>
             <w:pPr>
               <w:rPr>
-                <w:rFonts w:ascii="ＭＳ 明朝" w:hAnsi="ＭＳ 明朝" w:hint="eastAsia"/>
+                <w:rFonts w:ascii="ＭＳ 明朝" w:hAnsi="ＭＳ 明朝"/>
               </w:rPr>
             </w:pPr>
             <w:r>
@@ -4665,27 +4594,15 @@
     <w:p>
       <w:pPr>
         <w:rPr>
+          <w:rFonts w:ascii="ＭＳ 明朝" w:hAnsi="ＭＳ 明朝"/>
+        </w:rPr>
+      </w:pPr>
+      <w:r>
+        <w:rPr>
           <w:rFonts w:ascii="ＭＳ 明朝" w:hAnsi="ＭＳ 明朝" w:hint="eastAsia"/>
         </w:rPr>
-      </w:pPr>
-      <w:r>
-        <w:rPr>
-          <w:rFonts w:ascii="ＭＳ 明朝" w:hAnsi="ＭＳ 明朝" w:hint="eastAsia"/>
-        </w:rPr>
         <w:lastRenderedPageBreak/>
-        <w:t>【</w:t>
-      </w:r>
-      <w:r>
-        <w:rPr>
-          <w:rFonts w:ascii="ＭＳ 明朝" w:hAnsi="ＭＳ 明朝" w:hint="eastAsia"/>
-        </w:rPr>
-        <w:t>教育委員会</w:t>
-      </w:r>
-      <w:r>
-        <w:rPr>
-          <w:rFonts w:ascii="ＭＳ 明朝" w:hAnsi="ＭＳ 明朝" w:hint="eastAsia"/>
-        </w:rPr>
-        <w:t>】</w:t>
+        <w:t>【教育委員会】</w:t>
       </w:r>
     </w:p>
     <w:tbl>
@@ -4695,37 +4612,50 @@
         <w:tblLook w:val="04A0" w:firstRow="1" w:lastRow="0" w:firstColumn="1" w:lastColumn="0" w:noHBand="0" w:noVBand="1"/>
       </w:tblPr>
       <w:tblGrid>
-        <w:gridCol w:w="1656"/>
-        <w:gridCol w:w="3756"/>
-        <w:gridCol w:w="4222"/>
+        <w:gridCol w:w="1131"/>
+        <w:gridCol w:w="5226"/>
+        <w:gridCol w:w="3277"/>
       </w:tblGrid>
       <w:tr>
         <w:tc>
           <w:tcPr>
-            <w:tcW w:w="1656" w:type="dxa"/>
+            <w:tcW w:w="1131" w:type="dxa"/>
           </w:tcPr>
           <w:p>
             <w:pPr>
               <w:rPr>
-                <w:rFonts w:ascii="ＭＳ 明朝" w:hAnsi="ＭＳ 明朝" w:hint="eastAsia"/>
-              </w:rPr>
-            </w:pPr>
-            <w:r>
-              <w:rPr>
-                <w:rFonts w:ascii="ＭＳ 明朝" w:hAnsi="ＭＳ 明朝" w:hint="eastAsia"/>
-              </w:rPr>
-              <w:t>呼称・種類</w:t>
+                <w:rFonts w:ascii="ＭＳ 明朝" w:hAnsi="ＭＳ 明朝"/>
+              </w:rPr>
+            </w:pPr>
+            <w:r>
+              <w:rPr>
+                <w:rFonts w:ascii="ＭＳ 明朝" w:hAnsi="ＭＳ 明朝" w:hint="eastAsia"/>
+              </w:rPr>
+              <w:t>呼称</w:t>
+            </w:r>
+          </w:p>
+          <w:p>
+            <w:pPr>
+              <w:rPr>
+                <w:rFonts w:ascii="ＭＳ 明朝" w:hAnsi="ＭＳ 明朝"/>
+              </w:rPr>
+            </w:pPr>
+            <w:r>
+              <w:rPr>
+                <w:rFonts w:ascii="ＭＳ 明朝" w:hAnsi="ＭＳ 明朝" w:hint="eastAsia"/>
+              </w:rPr>
+              <w:t>(種類)</w:t>
             </w:r>
           </w:p>
         </w:tc>
         <w:tc>
           <w:tcPr>
-            <w:tcW w:w="3756" w:type="dxa"/>
+            <w:tcW w:w="5226" w:type="dxa"/>
           </w:tcPr>
           <w:p>
             <w:pPr>
               <w:rPr>
-                <w:rFonts w:ascii="ＭＳ 明朝" w:hAnsi="ＭＳ 明朝" w:hint="eastAsia"/>
+                <w:rFonts w:ascii="ＭＳ 明朝" w:hAnsi="ＭＳ 明朝"/>
               </w:rPr>
             </w:pPr>
             <w:r>
@@ -4738,12 +4668,12 @@
         </w:tc>
         <w:tc>
           <w:tcPr>
-            <w:tcW w:w="4222" w:type="dxa"/>
+            <w:tcW w:w="3277" w:type="dxa"/>
           </w:tcPr>
           <w:p>
             <w:pPr>
               <w:rPr>
-                <w:rFonts w:ascii="ＭＳ 明朝" w:hAnsi="ＭＳ 明朝" w:hint="eastAsia"/>
+                <w:rFonts w:ascii="ＭＳ 明朝" w:hAnsi="ＭＳ 明朝"/>
               </w:rPr>
             </w:pPr>
             <w:r>
@@ -4758,44 +4688,48 @@
       <w:tr>
         <w:tc>
           <w:tcPr>
-            <w:tcW w:w="1656" w:type="dxa"/>
+            <w:tcW w:w="1131" w:type="dxa"/>
             <w:vMerge w:val="restart"/>
           </w:tcPr>
           <w:p>
             <w:pPr>
               <w:rPr>
                 <w:rFonts w:ascii="ＭＳ 明朝" w:hAnsi="ＭＳ 明朝"/>
-              </w:rPr>
-            </w:pPr>
-            <w:r>
-              <w:rPr>
-                <w:rFonts w:ascii="ＭＳ 明朝" w:hAnsi="ＭＳ 明朝" w:hint="eastAsia"/>
-              </w:rPr>
-              <w:t>Ａのファイル</w:t>
-            </w:r>
-          </w:p>
-          <w:p>
-            <w:pPr>
-              <w:rPr>
-                <w:rFonts w:ascii="ＭＳ 明朝" w:hAnsi="ＭＳ 明朝" w:hint="eastAsia"/>
-              </w:rPr>
-            </w:pPr>
-            <w:r>
-              <w:rPr>
-                <w:rFonts w:ascii="ＭＳ 明朝" w:hAnsi="ＭＳ 明朝" w:hint="eastAsia"/>
-              </w:rPr>
-              <w:t>（エクセル）</w:t>
+                <w:sz w:val="40"/>
+                <w:szCs w:val="40"/>
+              </w:rPr>
+            </w:pPr>
+            <w:r>
+              <w:rPr>
+                <w:rFonts w:ascii="ＭＳ 明朝" w:hAnsi="ＭＳ 明朝" w:hint="eastAsia"/>
+                <w:sz w:val="40"/>
+                <w:szCs w:val="40"/>
+              </w:rPr>
+              <w:t>Ａ</w:t>
+            </w:r>
+          </w:p>
+          <w:p>
+            <w:pPr>
+              <w:rPr>
+                <w:rFonts w:ascii="ＭＳ 明朝" w:hAnsi="ＭＳ 明朝"/>
+              </w:rPr>
+            </w:pPr>
+            <w:r>
+              <w:rPr>
+                <w:rFonts w:ascii="ＭＳ 明朝" w:hAnsi="ＭＳ 明朝" w:hint="eastAsia"/>
+              </w:rPr>
+              <w:t>(Excel)</w:t>
             </w:r>
           </w:p>
         </w:tc>
         <w:tc>
           <w:tcPr>
-            <w:tcW w:w="3756" w:type="dxa"/>
+            <w:tcW w:w="5226" w:type="dxa"/>
           </w:tcPr>
           <w:p>
             <w:pPr>
               <w:rPr>
-                <w:rFonts w:ascii="ＭＳ 明朝" w:hAnsi="ＭＳ 明朝" w:hint="eastAsia"/>
+                <w:rFonts w:ascii="ＭＳ 明朝" w:hAnsi="ＭＳ 明朝"/>
               </w:rPr>
             </w:pPr>
             <w:r>
@@ -4814,12 +4748,12 @@
         </w:tc>
         <w:tc>
           <w:tcPr>
-            <w:tcW w:w="4222" w:type="dxa"/>
+            <w:tcW w:w="3277" w:type="dxa"/>
           </w:tcPr>
           <w:p>
             <w:pPr>
               <w:rPr>
-                <w:rFonts w:ascii="ＭＳ 明朝" w:hAnsi="ＭＳ 明朝" w:hint="eastAsia"/>
+                <w:rFonts w:ascii="ＭＳ 明朝" w:hAnsi="ＭＳ 明朝"/>
               </w:rPr>
             </w:pPr>
             <w:r>
@@ -4834,20 +4768,20 @@
       <w:tr>
         <w:tc>
           <w:tcPr>
-            <w:tcW w:w="1656" w:type="dxa"/>
+            <w:tcW w:w="1131" w:type="dxa"/>
             <w:vMerge/>
           </w:tcPr>
           <w:p>
             <w:pPr>
               <w:rPr>
-                <w:rFonts w:ascii="ＭＳ 明朝" w:hAnsi="ＭＳ 明朝" w:hint="eastAsia"/>
+                <w:rFonts w:ascii="ＭＳ 明朝" w:hAnsi="ＭＳ 明朝"/>
               </w:rPr>
             </w:pPr>
           </w:p>
         </w:tc>
         <w:tc>
           <w:tcPr>
-            <w:tcW w:w="7978" w:type="dxa"/>
+            <w:tcW w:w="8503" w:type="dxa"/>
             <w:gridSpan w:val="2"/>
           </w:tcPr>
           <w:p>
@@ -4866,7 +4800,7 @@
           <w:p>
             <w:pPr>
               <w:rPr>
-                <w:rFonts w:ascii="ＭＳ 明朝" w:hAnsi="ＭＳ 明朝" w:hint="eastAsia"/>
+                <w:rFonts w:ascii="ＭＳ 明朝" w:hAnsi="ＭＳ 明朝"/>
               </w:rPr>
             </w:pPr>
             <w:r>
@@ -4881,44 +4815,48 @@
       <w:tr>
         <w:tc>
           <w:tcPr>
-            <w:tcW w:w="1656" w:type="dxa"/>
+            <w:tcW w:w="1131" w:type="dxa"/>
             <w:vMerge w:val="restart"/>
           </w:tcPr>
           <w:p>
             <w:pPr>
               <w:rPr>
                 <w:rFonts w:ascii="ＭＳ 明朝" w:hAnsi="ＭＳ 明朝"/>
-              </w:rPr>
-            </w:pPr>
-            <w:r>
-              <w:rPr>
-                <w:rFonts w:ascii="ＭＳ 明朝" w:hAnsi="ＭＳ 明朝" w:hint="eastAsia"/>
-              </w:rPr>
-              <w:t>Ｂのファイル</w:t>
-            </w:r>
-          </w:p>
-          <w:p>
-            <w:pPr>
-              <w:rPr>
-                <w:rFonts w:ascii="ＭＳ 明朝" w:hAnsi="ＭＳ 明朝" w:hint="eastAsia"/>
-              </w:rPr>
-            </w:pPr>
-            <w:r>
-              <w:rPr>
-                <w:rFonts w:ascii="ＭＳ 明朝" w:hAnsi="ＭＳ 明朝" w:hint="eastAsia"/>
-              </w:rPr>
-              <w:t>（エクセル）</w:t>
+                <w:sz w:val="40"/>
+                <w:szCs w:val="40"/>
+              </w:rPr>
+            </w:pPr>
+            <w:r>
+              <w:rPr>
+                <w:rFonts w:ascii="ＭＳ 明朝" w:hAnsi="ＭＳ 明朝" w:hint="eastAsia"/>
+                <w:sz w:val="40"/>
+                <w:szCs w:val="40"/>
+              </w:rPr>
+              <w:t>Ｂ</w:t>
+            </w:r>
+          </w:p>
+          <w:p>
+            <w:pPr>
+              <w:rPr>
+                <w:rFonts w:ascii="ＭＳ 明朝" w:hAnsi="ＭＳ 明朝"/>
+              </w:rPr>
+            </w:pPr>
+            <w:r>
+              <w:rPr>
+                <w:rFonts w:ascii="ＭＳ 明朝" w:hAnsi="ＭＳ 明朝" w:hint="eastAsia"/>
+              </w:rPr>
+              <w:t>(Excel)</w:t>
             </w:r>
           </w:p>
         </w:tc>
         <w:tc>
           <w:tcPr>
-            <w:tcW w:w="3756" w:type="dxa"/>
+            <w:tcW w:w="5226" w:type="dxa"/>
           </w:tcPr>
           <w:p>
             <w:pPr>
               <w:rPr>
-                <w:rFonts w:ascii="ＭＳ 明朝" w:hAnsi="ＭＳ 明朝" w:hint="eastAsia"/>
+                <w:rFonts w:ascii="ＭＳ 明朝" w:hAnsi="ＭＳ 明朝"/>
               </w:rPr>
             </w:pPr>
             <w:r>
@@ -4938,44 +4876,20 @@
               <w:rPr>
                 <w:rFonts w:ascii="ＭＳ 明朝" w:hAnsi="ＭＳ 明朝" w:hint="eastAsia"/>
               </w:rPr>
-              <w:t>B</w:t>
-            </w:r>
-            <w:r>
-              <w:rPr>
-                <w:rFonts w:ascii="ＭＳ 明朝" w:hAnsi="ＭＳ 明朝" w:hint="eastAsia"/>
-              </w:rPr>
-              <w:t>小</w:t>
-            </w:r>
-            <w:r>
-              <w:rPr>
-                <w:rFonts w:ascii="ＭＳ 明朝" w:hAnsi="ＭＳ 明朝" w:hint="eastAsia"/>
-              </w:rPr>
-              <w:t>_R8_CBTトライアル_共通マスタ</w:t>
-            </w:r>
-          </w:p>
-          <w:p>
-            <w:pPr>
-              <w:rPr>
-                <w:rFonts w:ascii="ＭＳ 明朝" w:hAnsi="ＭＳ 明朝" w:hint="eastAsia"/>
-              </w:rPr>
-            </w:pPr>
-            <w:r>
-              <w:rPr>
-                <w:rFonts w:ascii="ＭＳ 明朝" w:hAnsi="ＭＳ 明朝" w:hint="eastAsia"/>
-              </w:rPr>
-              <w:t>B</w:t>
-            </w:r>
-            <w:r>
-              <w:rPr>
-                <w:rFonts w:ascii="ＭＳ 明朝" w:hAnsi="ＭＳ 明朝" w:hint="eastAsia"/>
-              </w:rPr>
-              <w:t>中</w:t>
-            </w:r>
-            <w:r>
-              <w:rPr>
-                <w:rFonts w:ascii="ＭＳ 明朝" w:hAnsi="ＭＳ 明朝" w:hint="eastAsia"/>
-              </w:rPr>
-              <w:t>_R8_CBTトライアル_共通マスタ</w:t>
+              <w:t>B小_R8_CBTトライアル_共通マスタ</w:t>
+            </w:r>
+          </w:p>
+          <w:p>
+            <w:pPr>
+              <w:rPr>
+                <w:rFonts w:ascii="ＭＳ 明朝" w:hAnsi="ＭＳ 明朝"/>
+              </w:rPr>
+            </w:pPr>
+            <w:r>
+              <w:rPr>
+                <w:rFonts w:ascii="ＭＳ 明朝" w:hAnsi="ＭＳ 明朝" w:hint="eastAsia"/>
+              </w:rPr>
+              <w:t>B中_R8_CBTトライアル_共通マスタ</w:t>
             </w:r>
           </w:p>
           <w:p>
@@ -5001,25 +4915,13 @@
               <w:rPr>
                 <w:rFonts w:ascii="ＭＳ 明朝" w:hAnsi="ＭＳ 明朝" w:hint="eastAsia"/>
               </w:rPr>
-              <w:t>B</w:t>
-            </w:r>
-            <w:r>
-              <w:rPr>
-                <w:rFonts w:ascii="ＭＳ 明朝" w:hAnsi="ＭＳ 明朝" w:hint="eastAsia"/>
-              </w:rPr>
-              <w:t>小</w:t>
-            </w:r>
-            <w:r>
-              <w:rPr>
-                <w:rFonts w:ascii="ＭＳ 明朝" w:hAnsi="ＭＳ 明朝" w:hint="eastAsia"/>
-              </w:rPr>
-              <w:t>_R8_県学調_共通マスタ</w:t>
-            </w:r>
-          </w:p>
-          <w:p>
-            <w:pPr>
-              <w:rPr>
-                <w:rFonts w:ascii="ＭＳ 明朝" w:hAnsi="ＭＳ 明朝" w:hint="eastAsia"/>
+              <w:t>B小_R8_県学調_共通マスタ</w:t>
+            </w:r>
+          </w:p>
+          <w:p>
+            <w:pPr>
+              <w:rPr>
+                <w:rFonts w:ascii="ＭＳ 明朝" w:hAnsi="ＭＳ 明朝"/>
               </w:rPr>
             </w:pPr>
             <w:r>
@@ -5032,7 +4934,7 @@
         </w:tc>
         <w:tc>
           <w:tcPr>
-            <w:tcW w:w="4222" w:type="dxa"/>
+            <w:tcW w:w="3277" w:type="dxa"/>
           </w:tcPr>
           <w:p>
             <w:pPr>
@@ -5050,7 +4952,7 @@
           <w:p>
             <w:pPr>
               <w:rPr>
-                <w:rFonts w:ascii="ＭＳ 明朝" w:hAnsi="ＭＳ 明朝" w:hint="eastAsia"/>
+                <w:rFonts w:ascii="ＭＳ 明朝" w:hAnsi="ＭＳ 明朝"/>
               </w:rPr>
             </w:pPr>
           </w:p>
@@ -5059,26 +4961,26 @@
       <w:tr>
         <w:tc>
           <w:tcPr>
-            <w:tcW w:w="1656" w:type="dxa"/>
+            <w:tcW w:w="1131" w:type="dxa"/>
             <w:vMerge/>
           </w:tcPr>
           <w:p>
             <w:pPr>
               <w:rPr>
-                <w:rFonts w:ascii="ＭＳ 明朝" w:hAnsi="ＭＳ 明朝" w:hint="eastAsia"/>
+                <w:rFonts w:ascii="ＭＳ 明朝" w:hAnsi="ＭＳ 明朝"/>
               </w:rPr>
             </w:pPr>
           </w:p>
         </w:tc>
         <w:tc>
           <w:tcPr>
-            <w:tcW w:w="7978" w:type="dxa"/>
+            <w:tcW w:w="8503" w:type="dxa"/>
             <w:gridSpan w:val="2"/>
           </w:tcPr>
           <w:p>
             <w:pPr>
               <w:rPr>
-                <w:rFonts w:ascii="ＭＳ 明朝" w:hAnsi="ＭＳ 明朝" w:hint="eastAsia"/>
+                <w:rFonts w:ascii="ＭＳ 明朝" w:hAnsi="ＭＳ 明朝"/>
               </w:rPr>
             </w:pPr>
             <w:r>
@@ -5093,39 +4995,43 @@
       <w:tr>
         <w:tc>
           <w:tcPr>
-            <w:tcW w:w="1656" w:type="dxa"/>
+            <w:tcW w:w="1131" w:type="dxa"/>
             <w:vMerge w:val="restart"/>
           </w:tcPr>
           <w:p>
             <w:pPr>
               <w:rPr>
                 <w:rFonts w:ascii="ＭＳ 明朝" w:hAnsi="ＭＳ 明朝"/>
-              </w:rPr>
-            </w:pPr>
-            <w:r>
-              <w:rPr>
-                <w:rFonts w:ascii="ＭＳ 明朝" w:hAnsi="ＭＳ 明朝" w:hint="eastAsia"/>
-              </w:rPr>
-              <w:t>Ｃのファイル</w:t>
-            </w:r>
-          </w:p>
-          <w:p>
-            <w:pPr>
-              <w:rPr>
-                <w:rFonts w:ascii="ＭＳ 明朝" w:hAnsi="ＭＳ 明朝" w:hint="eastAsia"/>
-              </w:rPr>
-            </w:pPr>
-            <w:r>
-              <w:rPr>
-                <w:rFonts w:ascii="ＭＳ 明朝" w:hAnsi="ＭＳ 明朝" w:hint="eastAsia"/>
-              </w:rPr>
-              <w:t>（CSV）</w:t>
+                <w:sz w:val="40"/>
+                <w:szCs w:val="40"/>
+              </w:rPr>
+            </w:pPr>
+            <w:r>
+              <w:rPr>
+                <w:rFonts w:ascii="ＭＳ 明朝" w:hAnsi="ＭＳ 明朝" w:hint="eastAsia"/>
+                <w:sz w:val="40"/>
+                <w:szCs w:val="40"/>
+              </w:rPr>
+              <w:t>Ｃ</w:t>
+            </w:r>
+          </w:p>
+          <w:p>
+            <w:pPr>
+              <w:rPr>
+                <w:rFonts w:ascii="ＭＳ 明朝" w:hAnsi="ＭＳ 明朝"/>
+              </w:rPr>
+            </w:pPr>
+            <w:r>
+              <w:rPr>
+                <w:rFonts w:ascii="ＭＳ 明朝" w:hAnsi="ＭＳ 明朝" w:hint="eastAsia"/>
+              </w:rPr>
+              <w:t>(CSV)</w:t>
             </w:r>
           </w:p>
         </w:tc>
         <w:tc>
           <w:tcPr>
-            <w:tcW w:w="3756" w:type="dxa"/>
+            <w:tcW w:w="5226" w:type="dxa"/>
           </w:tcPr>
           <w:p>
             <w:pPr>
@@ -5150,62 +5056,50 @@
               <w:rPr>
                 <w:rFonts w:ascii="ＭＳ 明朝" w:hAnsi="ＭＳ 明朝" w:hint="eastAsia"/>
               </w:rPr>
-              <w:t>C</w:t>
-            </w:r>
-            <w:r>
-              <w:rPr>
-                <w:rFonts w:ascii="ＭＳ 明朝" w:hAnsi="ＭＳ 明朝" w:hint="eastAsia"/>
-              </w:rPr>
-              <w:t>小</w:t>
-            </w:r>
-            <w:r>
-              <w:rPr>
-                <w:rFonts w:ascii="ＭＳ 明朝" w:hAnsi="ＭＳ 明朝" w:hint="eastAsia"/>
-              </w:rPr>
-              <w:t>_(</w:t>
-            </w:r>
-            <w:r>
-              <w:rPr>
-                <w:rFonts w:ascii="ＭＳ 明朝" w:hAnsi="ＭＳ 明朝" w:hint="eastAsia"/>
-              </w:rPr>
-              <w:t>市町村</w:t>
-            </w:r>
-            <w:r>
-              <w:rPr>
-                <w:rFonts w:ascii="ＭＳ 明朝" w:hAnsi="ＭＳ 明朝" w:hint="eastAsia"/>
-              </w:rPr>
-              <w:t>)_R8_CBTトライアル</w:t>
-            </w:r>
-          </w:p>
-          <w:p>
-            <w:pPr>
-              <w:rPr>
-                <w:rFonts w:ascii="ＭＳ 明朝" w:hAnsi="ＭＳ 明朝" w:hint="eastAsia"/>
-              </w:rPr>
-            </w:pPr>
-            <w:r>
-              <w:rPr>
-                <w:rFonts w:ascii="ＭＳ 明朝" w:hAnsi="ＭＳ 明朝" w:hint="eastAsia"/>
-              </w:rPr>
-              <w:t>C</w:t>
-            </w:r>
-            <w:r>
-              <w:rPr>
-                <w:rFonts w:ascii="ＭＳ 明朝" w:hAnsi="ＭＳ 明朝" w:hint="eastAsia"/>
-              </w:rPr>
-              <w:t>中</w:t>
-            </w:r>
-            <w:r>
-              <w:rPr>
-                <w:rFonts w:ascii="ＭＳ 明朝" w:hAnsi="ＭＳ 明朝" w:hint="eastAsia"/>
-              </w:rPr>
-              <w:t>_(市町村)_R8_CBTトライアル</w:t>
-            </w:r>
-          </w:p>
-          <w:p>
-            <w:pPr>
-              <w:rPr>
-                <w:rFonts w:ascii="ＭＳ 明朝" w:hAnsi="ＭＳ 明朝" w:hint="eastAsia"/>
+              <w:t>C小_(市町村)_R8_CBTトライアル</w:t>
+            </w:r>
+            <w:r>
+              <w:rPr>
+                <w:rFonts w:ascii="ＭＳ 明朝" w:hAnsi="ＭＳ 明朝" w:hint="eastAsia"/>
+              </w:rPr>
+              <w:t>_</w:t>
+            </w:r>
+            <w:r>
+              <w:rPr>
+                <w:rFonts w:ascii="ＭＳ 明朝" w:hAnsi="ＭＳ 明朝" w:hint="eastAsia"/>
+              </w:rPr>
+              <w:t>市町村用</w:t>
+            </w:r>
+            <w:r>
+              <w:rPr>
+                <w:rFonts w:ascii="ＭＳ 明朝" w:hAnsi="ＭＳ 明朝" w:hint="eastAsia"/>
+              </w:rPr>
+              <w:t>_(日付)</w:t>
+            </w:r>
+          </w:p>
+          <w:p>
+            <w:pPr>
+              <w:rPr>
+                <w:rFonts w:ascii="ＭＳ 明朝" w:hAnsi="ＭＳ 明朝"/>
+              </w:rPr>
+            </w:pPr>
+            <w:r>
+              <w:rPr>
+                <w:rFonts w:ascii="ＭＳ 明朝" w:hAnsi="ＭＳ 明朝" w:hint="eastAsia"/>
+              </w:rPr>
+              <w:t>C中_(市町村)_R8_CBTトライアル</w:t>
+            </w:r>
+            <w:r>
+              <w:rPr>
+                <w:rFonts w:ascii="ＭＳ 明朝" w:hAnsi="ＭＳ 明朝" w:hint="eastAsia"/>
+              </w:rPr>
+              <w:t>_市町村用_(日付)</w:t>
+            </w:r>
+          </w:p>
+          <w:p>
+            <w:pPr>
+              <w:rPr>
+                <w:rFonts w:ascii="ＭＳ 明朝" w:hAnsi="ＭＳ 明朝"/>
               </w:rPr>
             </w:pPr>
             <w:r>
@@ -5225,62 +5119,38 @@
               <w:rPr>
                 <w:rFonts w:ascii="ＭＳ 明朝" w:hAnsi="ＭＳ 明朝" w:hint="eastAsia"/>
               </w:rPr>
-              <w:t>C</w:t>
-            </w:r>
-            <w:r>
-              <w:rPr>
-                <w:rFonts w:ascii="ＭＳ 明朝" w:hAnsi="ＭＳ 明朝" w:hint="eastAsia"/>
-              </w:rPr>
-              <w:t>小_(市町村</w:t>
-            </w:r>
-            <w:r>
-              <w:rPr>
-                <w:rFonts w:ascii="ＭＳ 明朝" w:hAnsi="ＭＳ 明朝" w:hint="eastAsia"/>
-              </w:rPr>
-              <w:t>)</w:t>
-            </w:r>
-            <w:r>
-              <w:rPr>
-                <w:rFonts w:ascii="ＭＳ 明朝" w:hAnsi="ＭＳ 明朝" w:hint="eastAsia"/>
-              </w:rPr>
-              <w:t>_</w:t>
-            </w:r>
-            <w:r>
-              <w:rPr>
-                <w:rFonts w:ascii="ＭＳ 明朝" w:hAnsi="ＭＳ 明朝" w:hint="eastAsia"/>
-              </w:rPr>
-              <w:t>R8_県学調</w:t>
-            </w:r>
-          </w:p>
-          <w:p>
-            <w:pPr>
-              <w:rPr>
-                <w:rFonts w:ascii="ＭＳ 明朝" w:hAnsi="ＭＳ 明朝" w:hint="eastAsia"/>
-              </w:rPr>
-            </w:pPr>
-            <w:r>
-              <w:rPr>
-                <w:rFonts w:ascii="ＭＳ 明朝" w:hAnsi="ＭＳ 明朝" w:hint="eastAsia"/>
-              </w:rPr>
-              <w:t>C</w:t>
-            </w:r>
-            <w:r>
-              <w:rPr>
-                <w:rFonts w:ascii="ＭＳ 明朝" w:hAnsi="ＭＳ 明朝" w:hint="eastAsia"/>
-              </w:rPr>
-              <w:t>中</w:t>
-            </w:r>
-            <w:r>
-              <w:rPr>
-                <w:rFonts w:ascii="ＭＳ 明朝" w:hAnsi="ＭＳ 明朝" w:hint="eastAsia"/>
-              </w:rPr>
-              <w:t>_(市町村)_R8_県学調</w:t>
+              <w:t>C小_(市町村)_R8_県学調</w:t>
+            </w:r>
+            <w:r>
+              <w:rPr>
+                <w:rFonts w:ascii="ＭＳ 明朝" w:hAnsi="ＭＳ 明朝" w:hint="eastAsia"/>
+              </w:rPr>
+              <w:t>_市町村用_(日付)</w:t>
+            </w:r>
+          </w:p>
+          <w:p>
+            <w:pPr>
+              <w:rPr>
+                <w:rFonts w:ascii="ＭＳ 明朝" w:hAnsi="ＭＳ 明朝"/>
+              </w:rPr>
+            </w:pPr>
+            <w:r>
+              <w:rPr>
+                <w:rFonts w:ascii="ＭＳ 明朝" w:hAnsi="ＭＳ 明朝" w:hint="eastAsia"/>
+              </w:rPr>
+              <w:t>C中_(市町村)_R8_県学調</w:t>
+            </w:r>
+            <w:r>
+              <w:rPr>
+                <w:rFonts w:ascii="ＭＳ 明朝" w:hAnsi="ＭＳ 明朝" w:hint="eastAsia"/>
+              </w:rPr>
+              <w:t>_市町村用_(日付)</w:t>
             </w:r>
           </w:p>
         </w:tc>
         <w:tc>
           <w:tcPr>
-            <w:tcW w:w="4222" w:type="dxa"/>
+            <w:tcW w:w="3277" w:type="dxa"/>
           </w:tcPr>
           <w:p>
             <w:pPr>
@@ -5298,7 +5168,7 @@
           <w:p>
             <w:pPr>
               <w:rPr>
-                <w:rFonts w:ascii="ＭＳ 明朝" w:hAnsi="ＭＳ 明朝" w:hint="eastAsia"/>
+                <w:rFonts w:ascii="ＭＳ 明朝" w:hAnsi="ＭＳ 明朝"/>
               </w:rPr>
             </w:pPr>
           </w:p>
@@ -5307,45 +5177,33 @@
       <w:tr>
         <w:tc>
           <w:tcPr>
-            <w:tcW w:w="1656" w:type="dxa"/>
+            <w:tcW w:w="1131" w:type="dxa"/>
             <w:vMerge/>
           </w:tcPr>
           <w:p>
             <w:pPr>
               <w:rPr>
-                <w:rFonts w:ascii="ＭＳ 明朝" w:hAnsi="ＭＳ 明朝" w:hint="eastAsia"/>
+                <w:rFonts w:ascii="ＭＳ 明朝" w:hAnsi="ＭＳ 明朝"/>
               </w:rPr>
             </w:pPr>
           </w:p>
         </w:tc>
         <w:tc>
           <w:tcPr>
-            <w:tcW w:w="7978" w:type="dxa"/>
+            <w:tcW w:w="8503" w:type="dxa"/>
             <w:gridSpan w:val="2"/>
           </w:tcPr>
           <w:p>
             <w:pPr>
               <w:rPr>
-                <w:rFonts w:ascii="ＭＳ 明朝" w:hAnsi="ＭＳ 明朝" w:hint="eastAsia"/>
-              </w:rPr>
-            </w:pPr>
-            <w:r>
-              <w:rPr>
-                <w:rFonts w:ascii="ＭＳ 明朝" w:hAnsi="ＭＳ 明朝" w:hint="eastAsia"/>
-              </w:rPr>
-              <w:t>教科調査１教科め（国語</w:t>
-            </w:r>
-            <w:r>
-              <w:rPr>
-                <w:rFonts w:ascii="ＭＳ 明朝" w:hAnsi="ＭＳ 明朝" w:hint="eastAsia"/>
-              </w:rPr>
-              <w:t>または数学</w:t>
-            </w:r>
-            <w:r>
-              <w:rPr>
-                <w:rFonts w:ascii="ＭＳ 明朝" w:hAnsi="ＭＳ 明朝" w:hint="eastAsia"/>
-              </w:rPr>
-              <w:t>）のデータが格納されたファイル</w:t>
+                <w:rFonts w:ascii="ＭＳ 明朝" w:hAnsi="ＭＳ 明朝"/>
+              </w:rPr>
+            </w:pPr>
+            <w:r>
+              <w:rPr>
+                <w:rFonts w:ascii="ＭＳ 明朝" w:hAnsi="ＭＳ 明朝" w:hint="eastAsia"/>
+              </w:rPr>
+              <w:t>教科調査１教科め（国語または数学）のデータが格納されたファイル</w:t>
             </w:r>
           </w:p>
         </w:tc>
@@ -5353,26 +5211,43 @@
       <w:tr>
         <w:tc>
           <w:tcPr>
-            <w:tcW w:w="1656" w:type="dxa"/>
+            <w:tcW w:w="1131" w:type="dxa"/>
             <w:vMerge w:val="restart"/>
           </w:tcPr>
           <w:p>
             <w:pPr>
               <w:rPr>
-                <w:rFonts w:ascii="ＭＳ 明朝" w:hAnsi="ＭＳ 明朝" w:hint="eastAsia"/>
-              </w:rPr>
-            </w:pPr>
-            <w:r>
-              <w:rPr>
-                <w:rFonts w:ascii="ＭＳ 明朝" w:hAnsi="ＭＳ 明朝" w:hint="eastAsia"/>
-              </w:rPr>
-              <w:t>Ｄのファイル</w:t>
+                <w:rFonts w:ascii="ＭＳ 明朝" w:hAnsi="ＭＳ 明朝"/>
+                <w:sz w:val="40"/>
+                <w:szCs w:val="40"/>
+              </w:rPr>
+            </w:pPr>
+            <w:r>
+              <w:rPr>
+                <w:rFonts w:ascii="ＭＳ 明朝" w:hAnsi="ＭＳ 明朝" w:hint="eastAsia"/>
+                <w:sz w:val="40"/>
+                <w:szCs w:val="40"/>
+              </w:rPr>
+              <w:t>Ｄ</w:t>
+            </w:r>
+          </w:p>
+          <w:p>
+            <w:pPr>
+              <w:rPr>
+                <w:rFonts w:ascii="ＭＳ 明朝" w:hAnsi="ＭＳ 明朝"/>
+              </w:rPr>
+            </w:pPr>
+            <w:r>
+              <w:rPr>
+                <w:rFonts w:ascii="ＭＳ 明朝" w:hAnsi="ＭＳ 明朝" w:hint="eastAsia"/>
+              </w:rPr>
+              <w:t>(CSV)</w:t>
             </w:r>
           </w:p>
         </w:tc>
         <w:tc>
           <w:tcPr>
-            <w:tcW w:w="3756" w:type="dxa"/>
+            <w:tcW w:w="5226" w:type="dxa"/>
           </w:tcPr>
           <w:p>
             <w:pPr>
@@ -5423,38 +5298,38 @@
               <w:rPr>
                 <w:rFonts w:ascii="ＭＳ 明朝" w:hAnsi="ＭＳ 明朝" w:hint="eastAsia"/>
               </w:rPr>
-              <w:t>D</w:t>
-            </w:r>
-            <w:r>
-              <w:rPr>
-                <w:rFonts w:ascii="ＭＳ 明朝" w:hAnsi="ＭＳ 明朝" w:hint="eastAsia"/>
-              </w:rPr>
-              <w:t>小_(市町村)_R8_県学調</w:t>
-            </w:r>
-          </w:p>
-          <w:p>
-            <w:pPr>
-              <w:rPr>
-                <w:rFonts w:ascii="ＭＳ 明朝" w:hAnsi="ＭＳ 明朝" w:hint="eastAsia"/>
-              </w:rPr>
-            </w:pPr>
-            <w:r>
-              <w:rPr>
-                <w:rFonts w:ascii="ＭＳ 明朝" w:hAnsi="ＭＳ 明朝" w:hint="eastAsia"/>
-              </w:rPr>
-              <w:t>D</w:t>
-            </w:r>
-            <w:r>
-              <w:rPr>
-                <w:rFonts w:ascii="ＭＳ 明朝" w:hAnsi="ＭＳ 明朝" w:hint="eastAsia"/>
-              </w:rPr>
-              <w:t>中_(市町村)_R8_県学調</w:t>
+              <w:t>D小_(市町村)_R8_県学調</w:t>
+            </w:r>
+            <w:r>
+              <w:rPr>
+                <w:rFonts w:ascii="ＭＳ 明朝" w:hAnsi="ＭＳ 明朝" w:hint="eastAsia"/>
+              </w:rPr>
+              <w:t>_市町村用_(日付)</w:t>
+            </w:r>
+          </w:p>
+          <w:p>
+            <w:pPr>
+              <w:rPr>
+                <w:rFonts w:ascii="ＭＳ 明朝" w:hAnsi="ＭＳ 明朝"/>
+              </w:rPr>
+            </w:pPr>
+            <w:r>
+              <w:rPr>
+                <w:rFonts w:ascii="ＭＳ 明朝" w:hAnsi="ＭＳ 明朝" w:hint="eastAsia"/>
+              </w:rPr>
+              <w:t>D中_(市町村)_R8_県学調</w:t>
+            </w:r>
+            <w:r>
+              <w:rPr>
+                <w:rFonts w:ascii="ＭＳ 明朝" w:hAnsi="ＭＳ 明朝" w:hint="eastAsia"/>
+              </w:rPr>
+              <w:t>_市町村用_(日付)</w:t>
             </w:r>
           </w:p>
         </w:tc>
         <w:tc>
           <w:tcPr>
-            <w:tcW w:w="4222" w:type="dxa"/>
+            <w:tcW w:w="3277" w:type="dxa"/>
           </w:tcPr>
           <w:p>
             <w:pPr>
@@ -5472,7 +5347,7 @@
           <w:p>
             <w:pPr>
               <w:rPr>
-                <w:rFonts w:ascii="ＭＳ 明朝" w:hAnsi="ＭＳ 明朝" w:hint="eastAsia"/>
+                <w:rFonts w:ascii="ＭＳ 明朝" w:hAnsi="ＭＳ 明朝"/>
               </w:rPr>
             </w:pPr>
           </w:p>
@@ -5481,45 +5356,33 @@
       <w:tr>
         <w:tc>
           <w:tcPr>
-            <w:tcW w:w="1656" w:type="dxa"/>
+            <w:tcW w:w="1131" w:type="dxa"/>
             <w:vMerge/>
           </w:tcPr>
           <w:p>
             <w:pPr>
               <w:rPr>
-                <w:rFonts w:ascii="ＭＳ 明朝" w:hAnsi="ＭＳ 明朝" w:hint="eastAsia"/>
+                <w:rFonts w:ascii="ＭＳ 明朝" w:hAnsi="ＭＳ 明朝"/>
               </w:rPr>
             </w:pPr>
           </w:p>
         </w:tc>
         <w:tc>
           <w:tcPr>
-            <w:tcW w:w="7978" w:type="dxa"/>
+            <w:tcW w:w="8503" w:type="dxa"/>
             <w:gridSpan w:val="2"/>
           </w:tcPr>
           <w:p>
             <w:pPr>
               <w:rPr>
-                <w:rFonts w:ascii="ＭＳ 明朝" w:hAnsi="ＭＳ 明朝" w:hint="eastAsia"/>
-              </w:rPr>
-            </w:pPr>
-            <w:r>
-              <w:rPr>
-                <w:rFonts w:ascii="ＭＳ 明朝" w:hAnsi="ＭＳ 明朝" w:hint="eastAsia"/>
-              </w:rPr>
-              <w:t>教科調査２教科め（算数</w:t>
-            </w:r>
-            <w:r>
-              <w:rPr>
-                <w:rFonts w:ascii="ＭＳ 明朝" w:hAnsi="ＭＳ 明朝" w:hint="eastAsia"/>
-              </w:rPr>
-              <w:t>または英語</w:t>
-            </w:r>
-            <w:r>
-              <w:rPr>
-                <w:rFonts w:ascii="ＭＳ 明朝" w:hAnsi="ＭＳ 明朝" w:hint="eastAsia"/>
-              </w:rPr>
-              <w:t>）のデータが格納されたファイル</w:t>
+                <w:rFonts w:ascii="ＭＳ 明朝" w:hAnsi="ＭＳ 明朝"/>
+              </w:rPr>
+            </w:pPr>
+            <w:r>
+              <w:rPr>
+                <w:rFonts w:ascii="ＭＳ 明朝" w:hAnsi="ＭＳ 明朝" w:hint="eastAsia"/>
+              </w:rPr>
+              <w:t>教科調査２教科め（算数または英語）のデータが格納されたファイル</w:t>
             </w:r>
           </w:p>
         </w:tc>
@@ -5527,26 +5390,43 @@
       <w:tr>
         <w:tc>
           <w:tcPr>
-            <w:tcW w:w="1656" w:type="dxa"/>
+            <w:tcW w:w="1131" w:type="dxa"/>
             <w:vMerge w:val="restart"/>
           </w:tcPr>
           <w:p>
             <w:pPr>
               <w:rPr>
-                <w:rFonts w:ascii="ＭＳ 明朝" w:hAnsi="ＭＳ 明朝" w:hint="eastAsia"/>
-              </w:rPr>
-            </w:pPr>
-            <w:r>
-              <w:rPr>
-                <w:rFonts w:ascii="ＭＳ 明朝" w:hAnsi="ＭＳ 明朝" w:hint="eastAsia"/>
-              </w:rPr>
-              <w:t>Ｅのファイル</w:t>
+                <w:rFonts w:ascii="ＭＳ 明朝" w:hAnsi="ＭＳ 明朝"/>
+                <w:sz w:val="40"/>
+                <w:szCs w:val="40"/>
+              </w:rPr>
+            </w:pPr>
+            <w:r>
+              <w:rPr>
+                <w:rFonts w:ascii="ＭＳ 明朝" w:hAnsi="ＭＳ 明朝" w:hint="eastAsia"/>
+                <w:sz w:val="40"/>
+                <w:szCs w:val="40"/>
+              </w:rPr>
+              <w:t>Ｅ</w:t>
+            </w:r>
+          </w:p>
+          <w:p>
+            <w:pPr>
+              <w:rPr>
+                <w:rFonts w:ascii="ＭＳ 明朝" w:hAnsi="ＭＳ 明朝"/>
+              </w:rPr>
+            </w:pPr>
+            <w:r>
+              <w:rPr>
+                <w:rFonts w:ascii="ＭＳ 明朝" w:hAnsi="ＭＳ 明朝" w:hint="eastAsia"/>
+              </w:rPr>
+              <w:t>(CSV)</w:t>
             </w:r>
           </w:p>
         </w:tc>
         <w:tc>
           <w:tcPr>
-            <w:tcW w:w="3756" w:type="dxa"/>
+            <w:tcW w:w="5226" w:type="dxa"/>
           </w:tcPr>
           <w:p>
             <w:pPr>
@@ -5597,62 +5477,38 @@
               <w:rPr>
                 <w:rFonts w:ascii="ＭＳ 明朝" w:hAnsi="ＭＳ 明朝" w:hint="eastAsia"/>
               </w:rPr>
-              <w:t>E</w:t>
-            </w:r>
-            <w:r>
-              <w:rPr>
-                <w:rFonts w:ascii="ＭＳ 明朝" w:hAnsi="ＭＳ 明朝" w:hint="eastAsia"/>
-              </w:rPr>
-              <w:t>小</w:t>
-            </w:r>
-            <w:r>
-              <w:rPr>
-                <w:rFonts w:ascii="ＭＳ 明朝" w:hAnsi="ＭＳ 明朝" w:hint="eastAsia"/>
-              </w:rPr>
-              <w:t>_(</w:t>
-            </w:r>
-            <w:r>
-              <w:rPr>
-                <w:rFonts w:ascii="ＭＳ 明朝" w:hAnsi="ＭＳ 明朝" w:hint="eastAsia"/>
-              </w:rPr>
-              <w:t>市町村</w:t>
-            </w:r>
-            <w:r>
-              <w:rPr>
-                <w:rFonts w:ascii="ＭＳ 明朝" w:hAnsi="ＭＳ 明朝" w:hint="eastAsia"/>
-              </w:rPr>
-              <w:t>)_R8_県学調</w:t>
-            </w:r>
-          </w:p>
-          <w:p>
-            <w:pPr>
-              <w:rPr>
-                <w:rFonts w:ascii="ＭＳ 明朝" w:hAnsi="ＭＳ 明朝" w:hint="eastAsia"/>
-              </w:rPr>
-            </w:pPr>
-            <w:r>
-              <w:rPr>
-                <w:rFonts w:ascii="ＭＳ 明朝" w:hAnsi="ＭＳ 明朝" w:hint="eastAsia"/>
-              </w:rPr>
-              <w:t>E</w:t>
-            </w:r>
-            <w:r>
-              <w:rPr>
-                <w:rFonts w:ascii="ＭＳ 明朝" w:hAnsi="ＭＳ 明朝" w:hint="eastAsia"/>
-              </w:rPr>
-              <w:t>中</w:t>
-            </w:r>
-            <w:r>
-              <w:rPr>
-                <w:rFonts w:ascii="ＭＳ 明朝" w:hAnsi="ＭＳ 明朝" w:hint="eastAsia"/>
-              </w:rPr>
-              <w:t>_(市町村)_R8_県学調</w:t>
+              <w:t>E小_(市町村)_R8_県学調</w:t>
+            </w:r>
+            <w:r>
+              <w:rPr>
+                <w:rFonts w:ascii="ＭＳ 明朝" w:hAnsi="ＭＳ 明朝" w:hint="eastAsia"/>
+              </w:rPr>
+              <w:t>_市町村用_(日付)</w:t>
+            </w:r>
+          </w:p>
+          <w:p>
+            <w:pPr>
+              <w:rPr>
+                <w:rFonts w:ascii="ＭＳ 明朝" w:hAnsi="ＭＳ 明朝"/>
+              </w:rPr>
+            </w:pPr>
+            <w:r>
+              <w:rPr>
+                <w:rFonts w:ascii="ＭＳ 明朝" w:hAnsi="ＭＳ 明朝" w:hint="eastAsia"/>
+              </w:rPr>
+              <w:t>E中_(市町村)_R8_県学調</w:t>
+            </w:r>
+            <w:r>
+              <w:rPr>
+                <w:rFonts w:ascii="ＭＳ 明朝" w:hAnsi="ＭＳ 明朝" w:hint="eastAsia"/>
+              </w:rPr>
+              <w:t>_市町村用_(日付)</w:t>
             </w:r>
           </w:p>
         </w:tc>
         <w:tc>
           <w:tcPr>
-            <w:tcW w:w="4222" w:type="dxa"/>
+            <w:tcW w:w="3277" w:type="dxa"/>
           </w:tcPr>
           <w:p>
             <w:pPr>
@@ -5670,7 +5526,7 @@
           <w:p>
             <w:pPr>
               <w:rPr>
-                <w:rFonts w:ascii="ＭＳ 明朝" w:hAnsi="ＭＳ 明朝" w:hint="eastAsia"/>
+                <w:rFonts w:ascii="ＭＳ 明朝" w:hAnsi="ＭＳ 明朝"/>
               </w:rPr>
             </w:pPr>
           </w:p>
@@ -5679,26 +5535,26 @@
       <w:tr>
         <w:tc>
           <w:tcPr>
-            <w:tcW w:w="1656" w:type="dxa"/>
+            <w:tcW w:w="1131" w:type="dxa"/>
             <w:vMerge/>
           </w:tcPr>
           <w:p>
             <w:pPr>
               <w:rPr>
-                <w:rFonts w:ascii="ＭＳ 明朝" w:hAnsi="ＭＳ 明朝" w:hint="eastAsia"/>
+                <w:rFonts w:ascii="ＭＳ 明朝" w:hAnsi="ＭＳ 明朝"/>
               </w:rPr>
             </w:pPr>
           </w:p>
         </w:tc>
         <w:tc>
           <w:tcPr>
-            <w:tcW w:w="7978" w:type="dxa"/>
+            <w:tcW w:w="8503" w:type="dxa"/>
             <w:gridSpan w:val="2"/>
           </w:tcPr>
           <w:p>
             <w:pPr>
               <w:rPr>
-                <w:rFonts w:ascii="ＭＳ 明朝" w:hAnsi="ＭＳ 明朝" w:hint="eastAsia"/>
+                <w:rFonts w:ascii="ＭＳ 明朝" w:hAnsi="ＭＳ 明朝"/>
               </w:rPr>
             </w:pPr>
             <w:r>
@@ -5714,9 +5570,93 @@
     <w:p>
       <w:pPr>
         <w:rPr>
+          <w:rFonts w:ascii="ＭＳ 明朝" w:hAnsi="ＭＳ 明朝"/>
+        </w:rPr>
+      </w:pPr>
+    </w:p>
+    <w:p>
+      <w:pPr>
+        <w:rPr>
+          <w:rFonts w:ascii="ＭＳ 明朝" w:hAnsi="ＭＳ 明朝"/>
+        </w:rPr>
+      </w:pPr>
+    </w:p>
+    <w:p>
+      <w:pPr>
+        <w:rPr>
+          <w:rFonts w:ascii="ＭＳ 明朝" w:hAnsi="ＭＳ 明朝"/>
+        </w:rPr>
+      </w:pPr>
+    </w:p>
+    <w:p>
+      <w:pPr>
+        <w:rPr>
+          <w:rFonts w:ascii="ＭＳ 明朝" w:hAnsi="ＭＳ 明朝"/>
+        </w:rPr>
+      </w:pPr>
+      <w:r>
+        <w:rPr>
+          <w:rFonts w:ascii="ＭＳ 明朝" w:hAnsi="ＭＳ 明朝"/>
+        </w:rPr>
+        <w:br w:type="page"/>
+      </w:r>
+    </w:p>
+    <w:p>
+      <w:pPr>
+        <w:pStyle w:val="a0"/>
+      </w:pPr>
+      <w:r>
+        <w:rPr>
+          <w:rFonts w:hint="eastAsia"/>
+        </w:rPr>
+        <w:lastRenderedPageBreak/>
+        <w:t>教科調査用ダッシュボードの起動とファイルの読み込み</w:t>
+      </w:r>
+    </w:p>
+    <w:p>
+      <w:pPr>
+        <w:rPr>
+          <w:rFonts w:ascii="ＭＳ 明朝" w:hAnsi="ＭＳ 明朝"/>
+        </w:rPr>
+      </w:pPr>
+    </w:p>
+    <w:p>
+      <w:pPr>
+        <w:rPr>
           <w:rFonts w:ascii="ＭＳ 明朝" w:hAnsi="ＭＳ 明朝" w:hint="eastAsia"/>
         </w:rPr>
       </w:pPr>
+      <w:r>
+        <w:rPr>
+          <w:rFonts w:ascii="ＭＳ 明朝" w:hAnsi="ＭＳ 明朝" w:hint="eastAsia"/>
+        </w:rPr>
+        <w:t xml:space="preserve">　ダウンロードしたZipフォルダを展開すると、以下のようなファイルがあります。</w:t>
+      </w:r>
+    </w:p>
+    <w:p>
+      <w:pPr>
+        <w:rPr>
+          <w:rFonts w:ascii="ＭＳ 明朝" w:hAnsi="ＭＳ 明朝" w:hint="eastAsia"/>
+        </w:rPr>
+      </w:pPr>
+      <w:r>
+        <w:rPr>
+          <w:rFonts w:ascii="ＭＳ 明朝" w:hAnsi="ＭＳ 明朝" w:hint="eastAsia"/>
+        </w:rPr>
+        <w:t xml:space="preserve">　「survey-dashboar</w:t>
+      </w:r>
+      <w:r>
+        <w:rPr>
+          <w:rFonts w:ascii="ＭＳ 明朝" w:hAnsi="ＭＳ 明朝" w:hint="eastAsia"/>
+        </w:rPr>
+        <w:t>d</w:t>
+      </w:r>
+      <w:r>
+        <w:rPr>
+          <w:rFonts w:ascii="ＭＳ 明朝" w:hAnsi="ＭＳ 明朝" w:hint="eastAsia"/>
+        </w:rPr>
+        <w:t>-school」をダブルクリックします。</w:t>
+      </w:r>
     </w:p>
     <w:p>
       <w:pPr>
@@ -5724,6 +5664,99 @@
           <w:rFonts w:ascii="ＭＳ 明朝" w:hAnsi="ＭＳ 明朝"/>
         </w:rPr>
       </w:pPr>
+      <w:r>
+        <w:rPr>
+          <w:rFonts w:ascii="ＭＳ 明朝" w:hAnsi="ＭＳ 明朝" w:hint="eastAsia"/>
+          <w:noProof/>
+        </w:rPr>
+        <mc:AlternateContent>
+          <mc:Choice Requires="wps">
+            <w:drawing>
+              <wp:anchor distT="0" distB="0" distL="114300" distR="114300" simplePos="0" relativeHeight="251659264" behindDoc="0" locked="0" layoutInCell="1" allowOverlap="1" wp14:anchorId="3B423F5F" wp14:editId="23BEA7C7">
+                <wp:simplePos x="0" y="0"/>
+                <wp:positionH relativeFrom="column">
+                  <wp:posOffset>2839141</wp:posOffset>
+                </wp:positionH>
+                <wp:positionV relativeFrom="paragraph">
+                  <wp:posOffset>136351</wp:posOffset>
+                </wp:positionV>
+                <wp:extent cx="762790" cy="383764"/>
+                <wp:effectExtent l="0" t="0" r="18415" b="16510"/>
+                <wp:wrapNone/>
+                <wp:docPr id="1775167520" name="テキスト ボックス 1"/>
+                <wp:cNvGraphicFramePr/>
+                <a:graphic xmlns:a="http://schemas.openxmlformats.org/drawingml/2006/main">
+                  <a:graphicData uri="http://schemas.microsoft.com/office/word/2010/wordprocessingShape">
+                    <wps:wsp>
+                      <wps:cNvSpPr txBox="1"/>
+                      <wps:spPr>
+                        <a:xfrm>
+                          <a:off x="0" y="0"/>
+                          <a:ext cx="762790" cy="383764"/>
+                        </a:xfrm>
+                        <a:prstGeom prst="rect">
+                          <a:avLst/>
+                        </a:prstGeom>
+                        <a:solidFill>
+                          <a:schemeClr val="lt1"/>
+                        </a:solidFill>
+                        <a:ln w="6350">
+                          <a:solidFill>
+                            <a:prstClr val="black"/>
+                          </a:solidFill>
+                        </a:ln>
+                      </wps:spPr>
+                      <wps:txbx>
+                        <w:txbxContent>
+                          <w:p>
+                            <w:r>
+                              <w:rPr>
+                                <w:rFonts w:hint="eastAsia"/>
+                              </w:rPr>
+                              <w:t>触らない</w:t>
+                            </w:r>
+                          </w:p>
+                        </w:txbxContent>
+                      </wps:txbx>
+                      <wps:bodyPr rot="0" spcFirstLastPara="0" vertOverflow="overflow" horzOverflow="overflow" vert="horz" wrap="square" lIns="91440" tIns="45720" rIns="91440" bIns="45720" numCol="1" spcCol="0" rtlCol="0" fromWordArt="0" anchor="ctr" anchorCtr="0" forceAA="0" compatLnSpc="1">
+                        <a:prstTxWarp prst="textNoShape">
+                          <a:avLst/>
+                        </a:prstTxWarp>
+                        <a:noAutofit/>
+                      </wps:bodyPr>
+                    </wps:wsp>
+                  </a:graphicData>
+                </a:graphic>
+                <wp14:sizeRelH relativeFrom="margin">
+                  <wp14:pctWidth>0</wp14:pctWidth>
+                </wp14:sizeRelH>
+              </wp:anchor>
+            </w:drawing>
+          </mc:Choice>
+          <mc:Fallback>
+            <w:pict>
+              <v:shapetype w14:anchorId="3B423F5F" id="_x0000_t202" coordsize="21600,21600" o:spt="202" path="m,l,21600r21600,l21600,xe">
+                <v:stroke joinstyle="miter"/>
+                <v:path gradientshapeok="t" o:connecttype="rect"/>
+              </v:shapetype>
+              <v:shape id="テキスト ボックス 1" o:spid="_x0000_s1026" type="#_x0000_t202" style="position:absolute;left:0;text-align:left;margin-left:223.55pt;margin-top:10.75pt;width:60.05pt;height:30.2pt;z-index:251659264;visibility:visible;mso-wrap-style:square;mso-width-percent:0;mso-wrap-distance-left:9pt;mso-wrap-distance-top:0;mso-wrap-distance-right:9pt;mso-wrap-distance-bottom:0;mso-position-horizontal:absolute;mso-position-horizontal-relative:text;mso-position-vertical:absolute;mso-position-vertical-relative:text;mso-width-percent:0;mso-width-relative:margin;v-text-anchor:middle" o:gfxdata="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" fillcolor="white [3201]" strokeweight=".5pt">
+                <v:textbox>
+                  <w:txbxContent>
+                    <w:p>
+                      <w:r>
+                        <w:rPr>
+                          <w:rFonts w:hint="eastAsia"/>
+                        </w:rPr>
+                        <w:t>触らない</w:t>
+                      </w:r>
+                    </w:p>
+                  </w:txbxContent>
+                </v:textbox>
+              </v:shape>
+            </w:pict>
+          </mc:Fallback>
+        </mc:AlternateContent>
+      </w:r>
     </w:p>
     <w:p>
       <w:pPr>
@@ -5731,13 +5764,562 @@
           <w:rFonts w:ascii="ＭＳ 明朝" w:hAnsi="ＭＳ 明朝"/>
         </w:rPr>
       </w:pPr>
-    </w:p>
-    <w:p>
-      <w:pPr>
+      <w:r>
+        <w:rPr>
+          <w:rFonts w:ascii="ＭＳ 明朝" w:hAnsi="ＭＳ 明朝" w:hint="eastAsia"/>
+          <w:noProof/>
+        </w:rPr>
+        <mc:AlternateContent>
+          <mc:Choice Requires="wps">
+            <w:drawing>
+              <wp:anchor distT="0" distB="0" distL="114300" distR="114300" simplePos="0" relativeHeight="251667456" behindDoc="0" locked="0" layoutInCell="1" allowOverlap="1" wp14:anchorId="627A617F" wp14:editId="56B88ABA">
+                <wp:simplePos x="0" y="0"/>
+                <wp:positionH relativeFrom="column">
+                  <wp:posOffset>4213175</wp:posOffset>
+                </wp:positionH>
+                <wp:positionV relativeFrom="paragraph">
+                  <wp:posOffset>669257</wp:posOffset>
+                </wp:positionV>
+                <wp:extent cx="2345055" cy="913765"/>
+                <wp:effectExtent l="19050" t="19050" r="17145" b="210185"/>
+                <wp:wrapNone/>
+                <wp:docPr id="1660526016" name="吹き出し: 角を丸めた四角形 5"/>
+                <wp:cNvGraphicFramePr/>
+                <a:graphic xmlns:a="http://schemas.openxmlformats.org/drawingml/2006/main">
+                  <a:graphicData uri="http://schemas.microsoft.com/office/word/2010/wordprocessingShape">
+                    <wps:wsp>
+                      <wps:cNvSpPr/>
+                      <wps:spPr>
+                        <a:xfrm>
+                          <a:off x="0" y="0"/>
+                          <a:ext cx="2345055" cy="913765"/>
+                        </a:xfrm>
+                        <a:prstGeom prst="wedgeRoundRectCallout">
+                          <a:avLst>
+                            <a:gd name="adj1" fmla="val -40835"/>
+                            <a:gd name="adj2" fmla="val 68722"/>
+                            <a:gd name="adj3" fmla="val 16667"/>
+                          </a:avLst>
+                        </a:prstGeom>
+                        <a:solidFill>
+                          <a:schemeClr val="bg1"/>
+                        </a:solidFill>
+                        <a:ln w="38100">
+                          <a:solidFill>
+                            <a:srgbClr val="EE0000"/>
+                          </a:solidFill>
+                        </a:ln>
+                      </wps:spPr>
+                      <wps:style>
+                        <a:lnRef idx="2">
+                          <a:schemeClr val="accent1">
+                            <a:shade val="15000"/>
+                          </a:schemeClr>
+                        </a:lnRef>
+                        <a:fillRef idx="1">
+                          <a:schemeClr val="accent1"/>
+                        </a:fillRef>
+                        <a:effectRef idx="0">
+                          <a:schemeClr val="accent1"/>
+                        </a:effectRef>
+                        <a:fontRef idx="minor">
+                          <a:schemeClr val="lt1"/>
+                        </a:fontRef>
+                      </wps:style>
+                      <wps:txbx>
+                        <w:txbxContent>
+                          <w:p>
+                            <w:pPr>
+                              <w:jc w:val="center"/>
+                              <w:rPr>
+                                <w:color w:val="EE0000"/>
+                              </w:rPr>
+                            </w:pPr>
+                            <w:r>
+                              <w:rPr>
+                                <w:rFonts w:hint="eastAsia"/>
+                                <w:color w:val="EE0000"/>
+                              </w:rPr>
+                              <w:t>画面は「</w:t>
+                            </w:r>
+                            <w:r>
+                              <w:rPr>
+                                <w:rFonts w:hint="eastAsia"/>
+                                <w:color w:val="EE0000"/>
+                              </w:rPr>
+                              <w:t>CBT</w:t>
+                            </w:r>
+                            <w:r>
+                              <w:rPr>
+                                <w:rFonts w:hint="eastAsia"/>
+                                <w:color w:val="EE0000"/>
+                              </w:rPr>
+                              <w:t>トライアル」の</w:t>
+                            </w:r>
+                          </w:p>
+                          <w:p>
+                            <w:pPr>
+                              <w:jc w:val="center"/>
+                              <w:rPr>
+                                <w:color w:val="EE0000"/>
+                              </w:rPr>
+                            </w:pPr>
+                            <w:r>
+                              <w:rPr>
+                                <w:rFonts w:hint="eastAsia"/>
+                                <w:color w:val="EE0000"/>
+                              </w:rPr>
+                              <w:t>例です。本調査の場合は</w:t>
+                            </w:r>
+                          </w:p>
+                          <w:p>
+                            <w:pPr>
+                              <w:jc w:val="center"/>
+                              <w:rPr>
+                                <w:rFonts w:hint="eastAsia"/>
+                                <w:color w:val="EE0000"/>
+                              </w:rPr>
+                            </w:pPr>
+                            <w:r>
+                              <w:rPr>
+                                <w:rFonts w:hint="eastAsia"/>
+                                <w:color w:val="EE0000"/>
+                              </w:rPr>
+                              <w:t>「県学調」に読み替えてください</w:t>
+                            </w:r>
+                          </w:p>
+                        </w:txbxContent>
+                      </wps:txbx>
+                      <wps:bodyPr rot="0" spcFirstLastPara="0" vertOverflow="overflow" horzOverflow="overflow" vert="horz" wrap="square" lIns="91440" tIns="45720" rIns="91440" bIns="45720" numCol="1" spcCol="0" rtlCol="0" fromWordArt="0" anchor="ctr" anchorCtr="0" forceAA="0" compatLnSpc="1">
+                        <a:prstTxWarp prst="textNoShape">
+                          <a:avLst/>
+                        </a:prstTxWarp>
+                        <a:noAutofit/>
+                      </wps:bodyPr>
+                    </wps:wsp>
+                  </a:graphicData>
+                </a:graphic>
+                <wp14:sizeRelH relativeFrom="margin">
+                  <wp14:pctWidth>0</wp14:pctWidth>
+                </wp14:sizeRelH>
+                <wp14:sizeRelV relativeFrom="margin">
+                  <wp14:pctHeight>0</wp14:pctHeight>
+                </wp14:sizeRelV>
+              </wp:anchor>
+            </w:drawing>
+          </mc:Choice>
+          <mc:Fallback>
+            <w:pict>
+              <v:shapetype w14:anchorId="627A617F" id="_x0000_t62" coordsize="21600,21600" o:spt="62" adj="1350,25920" path="m3600,qx,3600l0@8@12@24,0@9,,18000qy3600,21600l@6,21600@15@27@7,21600,18000,21600qx21600,18000l21600@9@18@30,21600@8,21600,3600qy18000,l@7,0@21@33@6,xe">
+                <v:stroke joinstyle="miter"/>
+                <v:formulas>
+                  <v:f eqn="sum 10800 0 #0"/>
+                  <v:f eqn="sum 10800 0 #1"/>
+                  <v:f eqn="sum #0 0 #1"/>
+                  <v:f eqn="sum @0 @1 0"/>
+                  <v:f eqn="sum 21600 0 #0"/>
+                  <v:f eqn="sum 21600 0 #1"/>
+                  <v:f eqn="if @0 3600 12600"/>
+                  <v:f eqn="if @0 9000 18000"/>
+                  <v:f eqn="if @1 3600 12600"/>
+                  <v:f eqn="if @1 9000 18000"/>
+                  <v:f eqn="if @2 0 #0"/>
+                  <v:f eqn="if @3 @10 0"/>
+                  <v:f eqn="if #0 0 @11"/>
+                  <v:f eqn="if @2 @6 #0"/>
+                  <v:f eqn="if @3 @6 @13"/>
+                  <v:f eqn="if @5 @6 @14"/>
+                  <v:f eqn="if @2 #0 21600"/>
+                  <v:f eqn="if @3 21600 @16"/>
+                  <v:f eqn="if @4 21600 @17"/>
+                  <v:f eqn="if @2 #0 @6"/>
+                  <v:f eqn="if @3 @19 @6"/>
+                  <v:f eqn="if #1 @6 @20"/>
+                  <v:f eqn="if @2 @8 #1"/>
+                  <v:f eqn="if @3 @22 @8"/>
+                  <v:f eqn="if #0 @8 @23"/>
+                  <v:f eqn="if @2 21600 #1"/>
+                  <v:f eqn="if @3 21600 @25"/>
+                  <v:f eqn="if @5 21600 @26"/>
+                  <v:f eqn="if @2 #1 @8"/>
+                  <v:f eqn="if @3 @8 @28"/>
+                  <v:f eqn="if @4 @8 @29"/>
+                  <v:f eqn="if @2 #1 0"/>
+                  <v:f eqn="if @3 @31 0"/>
+                  <v:f eqn="if #1 0 @32"/>
+                  <v:f eqn="val #0"/>
+                  <v:f eqn="val #1"/>
+                </v:formulas>
+                <v:path o:connecttype="custom" o:connectlocs="10800,0;0,10800;10800,21600;21600,10800;@34,@35" textboxrect="791,791,20809,20809"/>
+                <v:handles>
+                  <v:h position="#0,#1"/>
+                </v:handles>
+              </v:shapetype>
+              <v:shape id="吹き出し: 角を丸めた四角形 5" o:spid="_x0000_s1027" type="#_x0000_t62" style="position:absolute;left:0;text-align:left;margin-left:331.75pt;margin-top:52.7pt;width:184.65pt;height:71.95pt;z-index:251667456;visibility:visible;mso-wrap-style:square;mso-width-percent:0;mso-height-percent:0;mso-wrap-distance-left:9pt;mso-wrap-distance-top:0;mso-wrap-distance-right:9pt;mso-wrap-distance-bottom:0;mso-position-horizontal:absolute;mso-position-horizontal-relative:text;mso-position-vertical:absolute;mso-position-vertical-relative:text;mso-width-percent:0;mso-height-percent:0;mso-width-relative:margin;mso-height-relative:margin;v-text-anchor:middle" o:gfxdata="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" adj="1980,25644" fillcolor="white [3212]" strokecolor="#e00" strokeweight="3pt">
+                <v:textbox>
+                  <w:txbxContent>
+                    <w:p>
+                      <w:pPr>
+                        <w:jc w:val="center"/>
+                        <w:rPr>
+                          <w:color w:val="EE0000"/>
+                        </w:rPr>
+                      </w:pPr>
+                      <w:r>
+                        <w:rPr>
+                          <w:rFonts w:hint="eastAsia"/>
+                          <w:color w:val="EE0000"/>
+                        </w:rPr>
+                        <w:t>画面は「</w:t>
+                      </w:r>
+                      <w:r>
+                        <w:rPr>
+                          <w:rFonts w:hint="eastAsia"/>
+                          <w:color w:val="EE0000"/>
+                        </w:rPr>
+                        <w:t>CBT</w:t>
+                      </w:r>
+                      <w:r>
+                        <w:rPr>
+                          <w:rFonts w:hint="eastAsia"/>
+                          <w:color w:val="EE0000"/>
+                        </w:rPr>
+                        <w:t>トライアル」の</w:t>
+                      </w:r>
+                    </w:p>
+                    <w:p>
+                      <w:pPr>
+                        <w:jc w:val="center"/>
+                        <w:rPr>
+                          <w:color w:val="EE0000"/>
+                        </w:rPr>
+                      </w:pPr>
+                      <w:r>
+                        <w:rPr>
+                          <w:rFonts w:hint="eastAsia"/>
+                          <w:color w:val="EE0000"/>
+                        </w:rPr>
+                        <w:t>例です。本調査の場合は</w:t>
+                      </w:r>
+                    </w:p>
+                    <w:p>
+                      <w:pPr>
+                        <w:jc w:val="center"/>
+                        <w:rPr>
+                          <w:rFonts w:hint="eastAsia"/>
+                          <w:color w:val="EE0000"/>
+                        </w:rPr>
+                      </w:pPr>
+                      <w:r>
+                        <w:rPr>
+                          <w:rFonts w:hint="eastAsia"/>
+                          <w:color w:val="EE0000"/>
+                        </w:rPr>
+                        <w:t>「県学調」に読み替えてください</w:t>
+                      </w:r>
+                    </w:p>
+                  </w:txbxContent>
+                </v:textbox>
+              </v:shape>
+            </w:pict>
+          </mc:Fallback>
+        </mc:AlternateContent>
+      </w:r>
+      <w:r>
+        <w:rPr>
+          <w:rFonts w:ascii="ＭＳ 明朝" w:hAnsi="ＭＳ 明朝" w:hint="eastAsia"/>
+          <w:noProof/>
+        </w:rPr>
+        <mc:AlternateContent>
+          <mc:Choice Requires="wps">
+            <w:drawing>
+              <wp:anchor distT="0" distB="0" distL="114300" distR="114300" simplePos="0" relativeHeight="251663360" behindDoc="0" locked="0" layoutInCell="1" allowOverlap="1" wp14:anchorId="70BA8F3B" wp14:editId="7617063B">
+                <wp:simplePos x="0" y="0"/>
+                <wp:positionH relativeFrom="column">
+                  <wp:posOffset>2294291</wp:posOffset>
+                </wp:positionH>
+                <wp:positionV relativeFrom="paragraph">
+                  <wp:posOffset>485765</wp:posOffset>
+                </wp:positionV>
+                <wp:extent cx="582753" cy="66330"/>
+                <wp:effectExtent l="0" t="57150" r="27305" b="29210"/>
+                <wp:wrapNone/>
+                <wp:docPr id="1256330120" name="直線矢印コネクタ 3"/>
+                <wp:cNvGraphicFramePr/>
+                <a:graphic xmlns:a="http://schemas.openxmlformats.org/drawingml/2006/main">
+                  <a:graphicData uri="http://schemas.microsoft.com/office/word/2010/wordprocessingShape">
+                    <wps:wsp>
+                      <wps:cNvCnPr/>
+                      <wps:spPr>
+                        <a:xfrm flipH="1" flipV="1">
+                          <a:off x="0" y="0"/>
+                          <a:ext cx="582753" cy="66330"/>
+                        </a:xfrm>
+                        <a:prstGeom prst="straightConnector1">
+                          <a:avLst/>
+                        </a:prstGeom>
+                        <a:ln>
+                          <a:solidFill>
+                            <a:srgbClr val="EE0000"/>
+                          </a:solidFill>
+                          <a:tailEnd type="triangle"/>
+                        </a:ln>
+                      </wps:spPr>
+                      <wps:style>
+                        <a:lnRef idx="1">
+                          <a:schemeClr val="accent1"/>
+                        </a:lnRef>
+                        <a:fillRef idx="0">
+                          <a:schemeClr val="accent1"/>
+                        </a:fillRef>
+                        <a:effectRef idx="0">
+                          <a:schemeClr val="accent1"/>
+                        </a:effectRef>
+                        <a:fontRef idx="minor">
+                          <a:schemeClr val="tx1"/>
+                        </a:fontRef>
+                      </wps:style>
+                      <wps:bodyPr/>
+                    </wps:wsp>
+                  </a:graphicData>
+                </a:graphic>
+              </wp:anchor>
+            </w:drawing>
+          </mc:Choice>
+          <mc:Fallback>
+            <w:pict>
+              <v:shapetype w14:anchorId="30CB3AE6" id="_x0000_t32" coordsize="21600,21600" o:spt="32" o:oned="t" path="m,l21600,21600e" filled="f">
+                <v:path arrowok="t" fillok="f" o:connecttype="none"/>
+                <o:lock v:ext="edit" shapetype="t"/>
+              </v:shapetype>
+              <v:shape id="直線矢印コネクタ 3" o:spid="_x0000_s1026" type="#_x0000_t32" style="position:absolute;margin-left:180.65pt;margin-top:38.25pt;width:45.9pt;height:5.2pt;flip:x y;z-index:251663360;visibility:visible;mso-wrap-style:square;mso-wrap-distance-left:9pt;mso-wrap-distance-top:0;mso-wrap-distance-right:9pt;mso-wrap-distance-bottom:0;mso-position-horizontal:absolute;mso-position-horizontal-relative:text;mso-position-vertical:absolute;mso-position-vertical-relative:text" o:gfxdata="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" strokecolor="#e00" strokeweight=".5pt">
+                <v:stroke endarrow="block" joinstyle="miter"/>
+              </v:shape>
+            </w:pict>
+          </mc:Fallback>
+        </mc:AlternateContent>
+      </w:r>
+      <w:r>
+        <w:rPr>
+          <w:rFonts w:ascii="ＭＳ 明朝" w:hAnsi="ＭＳ 明朝" w:hint="eastAsia"/>
+          <w:noProof/>
+        </w:rPr>
+        <mc:AlternateContent>
+          <mc:Choice Requires="wps">
+            <w:drawing>
+              <wp:anchor distT="0" distB="0" distL="114300" distR="114300" simplePos="0" relativeHeight="251662336" behindDoc="0" locked="0" layoutInCell="1" allowOverlap="1" wp14:anchorId="47F274BD" wp14:editId="301915DC">
+                <wp:simplePos x="0" y="0"/>
+                <wp:positionH relativeFrom="column">
+                  <wp:posOffset>2877044</wp:posOffset>
+                </wp:positionH>
+                <wp:positionV relativeFrom="paragraph">
+                  <wp:posOffset>353106</wp:posOffset>
+                </wp:positionV>
+                <wp:extent cx="1146553" cy="383764"/>
+                <wp:effectExtent l="0" t="0" r="15875" b="16510"/>
+                <wp:wrapNone/>
+                <wp:docPr id="303426106" name="テキスト ボックス 1"/>
+                <wp:cNvGraphicFramePr/>
+                <a:graphic xmlns:a="http://schemas.openxmlformats.org/drawingml/2006/main">
+                  <a:graphicData uri="http://schemas.microsoft.com/office/word/2010/wordprocessingShape">
+                    <wps:wsp>
+                      <wps:cNvSpPr txBox="1"/>
+                      <wps:spPr>
+                        <a:xfrm>
+                          <a:off x="0" y="0"/>
+                          <a:ext cx="1146553" cy="383764"/>
+                        </a:xfrm>
+                        <a:prstGeom prst="rect">
+                          <a:avLst/>
+                        </a:prstGeom>
+                        <a:solidFill>
+                          <a:schemeClr val="lt1"/>
+                        </a:solidFill>
+                        <a:ln w="6350">
+                          <a:solidFill>
+                            <a:srgbClr val="EE0000"/>
+                          </a:solidFill>
+                        </a:ln>
+                      </wps:spPr>
+                      <wps:txbx>
+                        <w:txbxContent>
+                          <w:p>
+                            <w:pPr>
+                              <w:jc w:val="center"/>
+                              <w:rPr>
+                                <w:color w:val="EE0000"/>
+                              </w:rPr>
+                            </w:pPr>
+                            <w:r>
+                              <w:rPr>
+                                <w:rFonts w:hint="eastAsia"/>
+                                <w:color w:val="EE0000"/>
+                              </w:rPr>
+                              <w:t>ダブルクリック</w:t>
+                            </w:r>
+                          </w:p>
+                        </w:txbxContent>
+                      </wps:txbx>
+                      <wps:bodyPr rot="0" spcFirstLastPara="0" vertOverflow="overflow" horzOverflow="overflow" vert="horz" wrap="square" lIns="91440" tIns="45720" rIns="91440" bIns="45720" numCol="1" spcCol="0" rtlCol="0" fromWordArt="0" anchor="ctr" anchorCtr="0" forceAA="0" compatLnSpc="1">
+                        <a:prstTxWarp prst="textNoShape">
+                          <a:avLst/>
+                        </a:prstTxWarp>
+                        <a:noAutofit/>
+                      </wps:bodyPr>
+                    </wps:wsp>
+                  </a:graphicData>
+                </a:graphic>
+                <wp14:sizeRelH relativeFrom="margin">
+                  <wp14:pctWidth>0</wp14:pctWidth>
+                </wp14:sizeRelH>
+              </wp:anchor>
+            </w:drawing>
+          </mc:Choice>
+          <mc:Fallback>
+            <w:pict>
+              <v:shape w14:anchorId="47F274BD" id="_x0000_s1028" type="#_x0000_t202" style="position:absolute;left:0;text-align:left;margin-left:226.55pt;margin-top:27.8pt;width:90.3pt;height:30.2pt;z-index:251662336;visibility:visible;mso-wrap-style:square;mso-width-percent:0;mso-wrap-distance-left:9pt;mso-wrap-distance-top:0;mso-wrap-distance-right:9pt;mso-wrap-distance-bottom:0;mso-position-horizontal:absolute;mso-position-horizontal-relative:text;mso-position-vertical:absolute;mso-position-vertical-relative:text;mso-width-percent:0;mso-width-relative:margin;v-text-anchor:middle" o:gfxdata="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" fillcolor="white [3201]" strokecolor="#e00" strokeweight=".5pt">
+                <v:textbox>
+                  <w:txbxContent>
+                    <w:p>
+                      <w:pPr>
+                        <w:jc w:val="center"/>
+                        <w:rPr>
+                          <w:color w:val="EE0000"/>
+                        </w:rPr>
+                      </w:pPr>
+                      <w:r>
+                        <w:rPr>
+                          <w:rFonts w:hint="eastAsia"/>
+                          <w:color w:val="EE0000"/>
+                        </w:rPr>
+                        <w:t>ダブルクリック</w:t>
+                      </w:r>
+                    </w:p>
+                  </w:txbxContent>
+                </v:textbox>
+              </v:shape>
+            </w:pict>
+          </mc:Fallback>
+        </mc:AlternateContent>
+      </w:r>
+      <w:r>
+        <w:rPr>
+          <w:rFonts w:ascii="ＭＳ 明朝" w:hAnsi="ＭＳ 明朝" w:hint="eastAsia"/>
+          <w:noProof/>
+        </w:rPr>
+        <mc:AlternateContent>
+          <mc:Choice Requires="wps">
+            <w:drawing>
+              <wp:anchor distT="0" distB="0" distL="114300" distR="114300" simplePos="0" relativeHeight="251660288" behindDoc="0" locked="0" layoutInCell="1" allowOverlap="1" wp14:anchorId="50AE225F" wp14:editId="1A0A6C7F">
+                <wp:simplePos x="0" y="0"/>
+                <wp:positionH relativeFrom="column">
+                  <wp:posOffset>612364</wp:posOffset>
+                </wp:positionH>
+                <wp:positionV relativeFrom="paragraph">
+                  <wp:posOffset>111477</wp:posOffset>
+                </wp:positionV>
+                <wp:extent cx="2222039" cy="66330"/>
+                <wp:effectExtent l="38100" t="19050" r="26035" b="86360"/>
+                <wp:wrapNone/>
+                <wp:docPr id="476575028" name="直線矢印コネクタ 2"/>
+                <wp:cNvGraphicFramePr/>
+                <a:graphic xmlns:a="http://schemas.openxmlformats.org/drawingml/2006/main">
+                  <a:graphicData uri="http://schemas.microsoft.com/office/word/2010/wordprocessingShape">
+                    <wps:wsp>
+                      <wps:cNvCnPr/>
+                      <wps:spPr>
+                        <a:xfrm flipH="1">
+                          <a:off x="0" y="0"/>
+                          <a:ext cx="2222039" cy="66330"/>
+                        </a:xfrm>
+                        <a:prstGeom prst="straightConnector1">
+                          <a:avLst/>
+                        </a:prstGeom>
+                        <a:ln>
+                          <a:tailEnd type="triangle"/>
+                        </a:ln>
+                      </wps:spPr>
+                      <wps:style>
+                        <a:lnRef idx="1">
+                          <a:schemeClr val="dk1"/>
+                        </a:lnRef>
+                        <a:fillRef idx="0">
+                          <a:schemeClr val="dk1"/>
+                        </a:fillRef>
+                        <a:effectRef idx="0">
+                          <a:schemeClr val="dk1"/>
+                        </a:effectRef>
+                        <a:fontRef idx="minor">
+                          <a:schemeClr val="tx1"/>
+                        </a:fontRef>
+                      </wps:style>
+                      <wps:bodyPr/>
+                    </wps:wsp>
+                  </a:graphicData>
+                </a:graphic>
+              </wp:anchor>
+            </w:drawing>
+          </mc:Choice>
+          <mc:Fallback>
+            <w:pict>
+              <v:shape w14:anchorId="2705262A" id="直線矢印コネクタ 2" o:spid="_x0000_s1026" type="#_x0000_t32" style="position:absolute;margin-left:48.2pt;margin-top:8.8pt;width:174.95pt;height:5.2pt;flip:x;z-index:251660288;visibility:visible;mso-wrap-style:square;mso-wrap-distance-left:9pt;mso-wrap-distance-top:0;mso-wrap-distance-right:9pt;mso-wrap-distance-bottom:0;mso-position-horizontal:absolute;mso-position-horizontal-relative:text;mso-position-vertical:absolute;mso-position-vertical-relative:text" o:gfxdata="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" strokecolor="black [3200]" strokeweight=".5pt">
+                <v:stroke endarrow="block" joinstyle="miter"/>
+              </v:shape>
+            </w:pict>
+          </mc:Fallback>
+        </mc:AlternateContent>
+      </w:r>
+      <w:r>
+        <w:rPr>
+          <w:rFonts w:ascii="ＭＳ 明朝" w:hAnsi="ＭＳ 明朝" w:hint="eastAsia"/>
+        </w:rPr>
+        <w:t xml:space="preserve">　</w:t>
+      </w:r>
+      <w:r>
         <w:rPr>
           <w:rFonts w:ascii="ＭＳ 明朝" w:hAnsi="ＭＳ 明朝"/>
         </w:rPr>
-      </w:pPr>
+        <w:drawing>
+          <wp:inline distT="0" distB="0" distL="0" distR="0" wp14:anchorId="16B6942E" wp14:editId="1D09BB6D">
+            <wp:extent cx="2238687" cy="838317"/>
+            <wp:effectExtent l="19050" t="19050" r="28575" b="19050"/>
+            <wp:docPr id="232188551" name="図 1"/>
+            <wp:cNvGraphicFramePr>
+              <a:graphicFrameLocks xmlns:a="http://schemas.openxmlformats.org/drawingml/2006/main" noChangeAspect="1"/>
+            </wp:cNvGraphicFramePr>
+            <a:graphic xmlns:a="http://schemas.openxmlformats.org/drawingml/2006/main">
+              <a:graphicData uri="http://schemas.openxmlformats.org/drawingml/2006/picture">
+                <pic:pic xmlns:pic="http://schemas.openxmlformats.org/drawingml/2006/picture">
+                  <pic:nvPicPr>
+                    <pic:cNvPr id="232188551" name=""/>
+                    <pic:cNvPicPr/>
+                  </pic:nvPicPr>
+                  <pic:blipFill>
+                    <a:blip r:embed="rId11"/>
+                    <a:stretch>
+                      <a:fillRect/>
+                    </a:stretch>
+                  </pic:blipFill>
+                  <pic:spPr>
+                    <a:xfrm>
+                      <a:off x="0" y="0"/>
+                      <a:ext cx="2238687" cy="838317"/>
+                    </a:xfrm>
+                    <a:prstGeom prst="rect">
+                      <a:avLst/>
+                    </a:prstGeom>
+                    <a:ln>
+                      <a:solidFill>
+                        <a:schemeClr val="tx1"/>
+                      </a:solidFill>
+                    </a:ln>
+                  </pic:spPr>
+                </pic:pic>
+              </a:graphicData>
+            </a:graphic>
+          </wp:inline>
+        </w:drawing>
+      </w:r>
     </w:p>
     <w:p>
       <w:pPr>
@@ -5752,13 +6334,39 @@
           <w:rFonts w:ascii="ＭＳ 明朝" w:hAnsi="ＭＳ 明朝"/>
         </w:rPr>
       </w:pPr>
-    </w:p>
-    <w:p>
-      <w:pPr>
+      <w:r>
+        <w:rPr>
+          <w:rFonts w:ascii="ＭＳ 明朝" w:hAnsi="ＭＳ 明朝" w:hint="eastAsia"/>
+        </w:rPr>
+        <w:t xml:space="preserve">　ガイドに従って、ファイルを読み込ませます。</w:t>
+      </w:r>
+    </w:p>
+    <w:p>
+      <w:pPr>
+        <w:ind w:firstLineChars="100" w:firstLine="210"/>
         <w:rPr>
           <w:rFonts w:ascii="ＭＳ 明朝" w:hAnsi="ＭＳ 明朝"/>
         </w:rPr>
       </w:pPr>
+      <w:r>
+        <w:rPr>
+          <w:rFonts w:ascii="ＭＳ 明朝" w:hAnsi="ＭＳ 明朝" w:hint="eastAsia"/>
+        </w:rPr>
+        <w:t>手順１はＢ（共通マスタ）です。</w:t>
+      </w:r>
+    </w:p>
+    <w:p>
+      <w:pPr>
+        <w:rPr>
+          <w:rFonts w:ascii="ＭＳ 明朝" w:hAnsi="ＭＳ 明朝" w:hint="eastAsia"/>
+        </w:rPr>
+      </w:pPr>
+      <w:r>
+        <w:rPr>
+          <w:rFonts w:ascii="ＭＳ 明朝" w:hAnsi="ＭＳ 明朝" w:hint="eastAsia"/>
+        </w:rPr>
+        <w:t xml:space="preserve">　ファイルは、ドラッグ＆ドロップで読み込むことが可能です。</w:t>
+      </w:r>
     </w:p>
     <w:p>
       <w:pPr>
@@ -5766,17 +6374,786 @@
           <w:rFonts w:ascii="ＭＳ 明朝" w:hAnsi="ＭＳ 明朝"/>
         </w:rPr>
       </w:pPr>
-    </w:p>
-    <w:p>
-      <w:pPr>
+      <w:r>
+        <w:rPr>
+          <w:rFonts w:ascii="ＭＳ 明朝" w:hAnsi="ＭＳ 明朝" w:hint="eastAsia"/>
+          <w:noProof/>
+        </w:rPr>
+        <mc:AlternateContent>
+          <mc:Choice Requires="wps">
+            <w:drawing>
+              <wp:anchor distT="0" distB="0" distL="114300" distR="114300" simplePos="0" relativeHeight="251666432" behindDoc="0" locked="0" layoutInCell="1" allowOverlap="1" wp14:anchorId="459B2F93" wp14:editId="2E08E85E">
+                <wp:simplePos x="0" y="0"/>
+                <wp:positionH relativeFrom="column">
+                  <wp:posOffset>1697326</wp:posOffset>
+                </wp:positionH>
+                <wp:positionV relativeFrom="paragraph">
+                  <wp:posOffset>154117</wp:posOffset>
+                </wp:positionV>
+                <wp:extent cx="1449396" cy="383764"/>
+                <wp:effectExtent l="0" t="0" r="17780" b="16510"/>
+                <wp:wrapNone/>
+                <wp:docPr id="630500763" name="テキスト ボックス 1"/>
+                <wp:cNvGraphicFramePr/>
+                <a:graphic xmlns:a="http://schemas.openxmlformats.org/drawingml/2006/main">
+                  <a:graphicData uri="http://schemas.microsoft.com/office/word/2010/wordprocessingShape">
+                    <wps:wsp>
+                      <wps:cNvSpPr txBox="1"/>
+                      <wps:spPr>
+                        <a:xfrm>
+                          <a:off x="0" y="0"/>
+                          <a:ext cx="1449396" cy="383764"/>
+                        </a:xfrm>
+                        <a:prstGeom prst="rect">
+                          <a:avLst/>
+                        </a:prstGeom>
+                        <a:solidFill>
+                          <a:schemeClr val="lt1"/>
+                        </a:solidFill>
+                        <a:ln w="6350">
+                          <a:solidFill>
+                            <a:srgbClr val="EE0000"/>
+                          </a:solidFill>
+                        </a:ln>
+                      </wps:spPr>
+                      <wps:txbx>
+                        <w:txbxContent>
+                          <w:p>
+                            <w:pPr>
+                              <w:jc w:val="center"/>
+                              <w:rPr>
+                                <w:color w:val="EE0000"/>
+                              </w:rPr>
+                            </w:pPr>
+                            <w:r>
+                              <w:rPr>
+                                <w:rFonts w:hint="eastAsia"/>
+                                <w:color w:val="EE0000"/>
+                              </w:rPr>
+                              <w:t>ドラッグ＆ドロップ</w:t>
+                            </w:r>
+                          </w:p>
+                        </w:txbxContent>
+                      </wps:txbx>
+                      <wps:bodyPr rot="0" spcFirstLastPara="0" vertOverflow="overflow" horzOverflow="overflow" vert="horz" wrap="square" lIns="91440" tIns="45720" rIns="91440" bIns="45720" numCol="1" spcCol="0" rtlCol="0" fromWordArt="0" anchor="ctr" anchorCtr="0" forceAA="0" compatLnSpc="1">
+                        <a:prstTxWarp prst="textNoShape">
+                          <a:avLst/>
+                        </a:prstTxWarp>
+                        <a:noAutofit/>
+                      </wps:bodyPr>
+                    </wps:wsp>
+                  </a:graphicData>
+                </a:graphic>
+                <wp14:sizeRelH relativeFrom="margin">
+                  <wp14:pctWidth>0</wp14:pctWidth>
+                </wp14:sizeRelH>
+              </wp:anchor>
+            </w:drawing>
+          </mc:Choice>
+          <mc:Fallback>
+            <w:pict>
+              <v:shape w14:anchorId="459B2F93" id="_x0000_s1029" type="#_x0000_t202" style="position:absolute;left:0;text-align:left;margin-left:133.65pt;margin-top:12.15pt;width:114.15pt;height:30.2pt;z-index:251666432;visibility:visible;mso-wrap-style:square;mso-width-percent:0;mso-wrap-distance-left:9pt;mso-wrap-distance-top:0;mso-wrap-distance-right:9pt;mso-wrap-distance-bottom:0;mso-position-horizontal:absolute;mso-position-horizontal-relative:text;mso-position-vertical:absolute;mso-position-vertical-relative:text;mso-width-percent:0;mso-width-relative:margin;v-text-anchor:middle" o:gfxdata="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" fillcolor="white [3201]" strokecolor="#e00" strokeweight=".5pt">
+                <v:textbox>
+                  <w:txbxContent>
+                    <w:p>
+                      <w:pPr>
+                        <w:jc w:val="center"/>
+                        <w:rPr>
+                          <w:color w:val="EE0000"/>
+                        </w:rPr>
+                      </w:pPr>
+                      <w:r>
+                        <w:rPr>
+                          <w:rFonts w:hint="eastAsia"/>
+                          <w:color w:val="EE0000"/>
+                        </w:rPr>
+                        <w:t>ドラッグ＆ドロップ</w:t>
+                      </w:r>
+                    </w:p>
+                  </w:txbxContent>
+                </v:textbox>
+              </v:shape>
+            </w:pict>
+          </mc:Fallback>
+        </mc:AlternateContent>
+      </w:r>
+      <w:r>
+        <w:rPr>
+          <w:rFonts w:ascii="ＭＳ 明朝" w:hAnsi="ＭＳ 明朝" w:hint="eastAsia"/>
+          <w:noProof/>
+        </w:rPr>
+        <mc:AlternateContent>
+          <mc:Choice Requires="wps">
+            <w:drawing>
+              <wp:anchor distT="0" distB="0" distL="114300" distR="114300" simplePos="0" relativeHeight="251664384" behindDoc="0" locked="0" layoutInCell="1" allowOverlap="1" wp14:anchorId="3972517C" wp14:editId="58FBA093">
+                <wp:simplePos x="0" y="0"/>
+                <wp:positionH relativeFrom="column">
+                  <wp:posOffset>2024232</wp:posOffset>
+                </wp:positionH>
+                <wp:positionV relativeFrom="paragraph">
+                  <wp:posOffset>635144</wp:posOffset>
+                </wp:positionV>
+                <wp:extent cx="1478473" cy="374289"/>
+                <wp:effectExtent l="0" t="38100" r="7620" b="140335"/>
+                <wp:wrapNone/>
+                <wp:docPr id="1054725714" name="矢印: 下カーブ 4"/>
+                <wp:cNvGraphicFramePr/>
+                <a:graphic xmlns:a="http://schemas.openxmlformats.org/drawingml/2006/main">
+                  <a:graphicData uri="http://schemas.microsoft.com/office/word/2010/wordprocessingShape">
+                    <wps:wsp>
+                      <wps:cNvSpPr/>
+                      <wps:spPr>
+                        <a:xfrm rot="20990214">
+                          <a:off x="0" y="0"/>
+                          <a:ext cx="1478473" cy="374289"/>
+                        </a:xfrm>
+                        <a:prstGeom prst="curvedDownArrow">
+                          <a:avLst/>
+                        </a:prstGeom>
+                      </wps:spPr>
+                      <wps:style>
+                        <a:lnRef idx="2">
+                          <a:schemeClr val="accent1">
+                            <a:shade val="15000"/>
+                          </a:schemeClr>
+                        </a:lnRef>
+                        <a:fillRef idx="1">
+                          <a:schemeClr val="accent1"/>
+                        </a:fillRef>
+                        <a:effectRef idx="0">
+                          <a:schemeClr val="accent1"/>
+                        </a:effectRef>
+                        <a:fontRef idx="minor">
+                          <a:schemeClr val="lt1"/>
+                        </a:fontRef>
+                      </wps:style>
+                      <wps:bodyPr rot="0" spcFirstLastPara="0" vertOverflow="overflow" horzOverflow="overflow" vert="horz" wrap="square" lIns="91440" tIns="45720" rIns="91440" bIns="45720" numCol="1" spcCol="0" rtlCol="0" fromWordArt="0" anchor="ctr" anchorCtr="0" forceAA="0" compatLnSpc="1">
+                        <a:prstTxWarp prst="textNoShape">
+                          <a:avLst/>
+                        </a:prstTxWarp>
+                        <a:noAutofit/>
+                      </wps:bodyPr>
+                    </wps:wsp>
+                  </a:graphicData>
+                </a:graphic>
+                <wp14:sizeRelH relativeFrom="margin">
+                  <wp14:pctWidth>0</wp14:pctWidth>
+                </wp14:sizeRelH>
+              </wp:anchor>
+            </w:drawing>
+          </mc:Choice>
+          <mc:Fallback>
+            <w:pict>
+              <v:shapetype w14:anchorId="6FF9FDE8" id="_x0000_t105" coordsize="21600,21600" o:spt="105" adj="12960,19440,14400" path="wr,0@3@23,0@22@4,0@15,0@1@23@7,0@13@2l@14@2@8@22@12@2at,0@3@23@11@2@17@26@15,0@1@23@17@26@15@22xewr,0@3@23@4,0@17@26nfe">
+                <v:stroke joinstyle="miter"/>
+                <v:formulas>
+                  <v:f eqn="val #0"/>
+                  <v:f eqn="val #1"/>
+                  <v:f eqn="val #2"/>
+                  <v:f eqn="sum #0 width #1"/>
+                  <v:f eqn="prod @3 1 2"/>
+                  <v:f eqn="sum #1 #1 width"/>
+                  <v:f eqn="sum @5 #1 #0"/>
+                  <v:f eqn="prod @6 1 2"/>
+                  <v:f eqn="mid width #0"/>
+                  <v:f eqn="sum height 0 #2"/>
+                  <v:f eqn="ellipse @9 height @4"/>
+                  <v:f eqn="sum @4 @10 0"/>
+                  <v:f eqn="sum @11 #1 width"/>
+                  <v:f eqn="sum @7 @10 0"/>
+                  <v:f eqn="sum @12 width #0"/>
+                  <v:f eqn="sum @5 0 #0"/>
+                  <v:f eqn="prod @15 1 2"/>
+                  <v:f eqn="mid @4 @7"/>
+                  <v:f eqn="sum #0 #1 width"/>
+                  <v:f eqn="prod @18 1 2"/>
+                  <v:f eqn="sum @17 0 @19"/>
+                  <v:f eqn="val width"/>
+                  <v:f eqn="val height"/>
+                  <v:f eqn="prod height 2 1"/>
+                  <v:f eqn="sum @17 0 @4"/>
+                  <v:f eqn="ellipse @24 @4 height"/>
+                  <v:f eqn="sum height 0 @25"/>
+                  <v:f eqn="sum @8 128 0"/>
+                  <v:f eqn="prod @5 1 2"/>
+                  <v:f eqn="sum @5 0 128"/>
+                  <v:f eqn="sum #0 @17 @12"/>
+                  <v:f eqn="ellipse @20 @4 height"/>
+                  <v:f eqn="sum width 0 #0"/>
+                  <v:f eqn="prod @32 1 2"/>
+                  <v:f eqn="prod height height 1"/>
+                  <v:f eqn="prod @9 @9 1"/>
+                  <v:f eqn="sum @34 0 @35"/>
+                  <v:f eqn="sqrt @36"/>
+                  <v:f eqn="sum @37 height 0"/>
+                  <v:f eqn="prod width height @38"/>
+                  <v:f eqn="sum @39 64 0"/>
+                  <v:f eqn="prod #0 1 2"/>
+                  <v:f eqn="ellipse @33 @41 height"/>
+                  <v:f eqn="sum height 0 @42"/>
+                  <v:f eqn="sum @43 64 0"/>
+                  <v:f eqn="prod @4 1 2"/>
+                  <v:f eqn="sum #1 0 @45"/>
+                  <v:f eqn="prod height 4390 32768"/>
+                  <v:f eqn="prod height 28378 32768"/>
+                </v:formulas>
+                <v:path o:extrusionok="f" o:connecttype="custom" o:connectlocs="@17,0;@16,@22;@12,@2;@8,@22;@14,@2" o:connectangles="270,90,90,90,0" textboxrect="@45,@47,@46,@48"/>
+                <v:handles>
+                  <v:h position="#0,bottomRight" xrange="@40,@29"/>
+                  <v:h position="#1,bottomRight" xrange="@27,@21"/>
+                  <v:h position="bottomRight,#2" yrange="@44,@22"/>
+                </v:handles>
+                <o:complex v:ext="view"/>
+              </v:shapetype>
+              <v:shape id="矢印: 下カーブ 4" o:spid="_x0000_s1026" type="#_x0000_t105" style="position:absolute;margin-left:159.4pt;margin-top:50pt;width:116.4pt;height:29.45pt;rotation:-666049fd;z-index:251664384;visibility:visible;mso-wrap-style:square;mso-width-percent:0;mso-wrap-distance-left:9pt;mso-wrap-distance-top:0;mso-wrap-distance-right:9pt;mso-wrap-distance-bottom:0;mso-position-horizontal:absolute;mso-position-horizontal-relative:text;mso-position-vertical:absolute;mso-position-vertical-relative:text;mso-width-percent:0;mso-width-relative:margin;v-text-anchor:middle" o:gfxdata="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" adj="18866,20917,16200" fillcolor="#5b9bd5 [3204]" strokecolor="#091723 [484]" strokeweight="1pt"/>
+            </w:pict>
+          </mc:Fallback>
+        </mc:AlternateContent>
+      </w:r>
+      <w:r>
+        <w:rPr>
+          <w:rFonts w:ascii="ＭＳ 明朝" w:hAnsi="ＭＳ 明朝" w:hint="eastAsia"/>
+        </w:rPr>
+        <w:t xml:space="preserve">　</w:t>
+      </w:r>
+      <w:r>
         <w:rPr>
           <w:rFonts w:ascii="ＭＳ 明朝" w:hAnsi="ＭＳ 明朝"/>
         </w:rPr>
-      </w:pPr>
+        <w:drawing>
+          <wp:inline distT="0" distB="0" distL="0" distR="0" wp14:anchorId="5F26A10D" wp14:editId="2330F457">
+            <wp:extent cx="2771627" cy="994341"/>
+            <wp:effectExtent l="19050" t="19050" r="10160" b="15875"/>
+            <wp:docPr id="167521112" name="図 1"/>
+            <wp:cNvGraphicFramePr>
+              <a:graphicFrameLocks xmlns:a="http://schemas.openxmlformats.org/drawingml/2006/main" noChangeAspect="1"/>
+            </wp:cNvGraphicFramePr>
+            <a:graphic xmlns:a="http://schemas.openxmlformats.org/drawingml/2006/main">
+              <a:graphicData uri="http://schemas.openxmlformats.org/drawingml/2006/picture">
+                <pic:pic xmlns:pic="http://schemas.openxmlformats.org/drawingml/2006/picture">
+                  <pic:nvPicPr>
+                    <pic:cNvPr id="167521112" name=""/>
+                    <pic:cNvPicPr/>
+                  </pic:nvPicPr>
+                  <pic:blipFill>
+                    <a:blip r:embed="rId12"/>
+                    <a:stretch>
+                      <a:fillRect/>
+                    </a:stretch>
+                  </pic:blipFill>
+                  <pic:spPr>
+                    <a:xfrm>
+                      <a:off x="0" y="0"/>
+                      <a:ext cx="2780817" cy="997638"/>
+                    </a:xfrm>
+                    <a:prstGeom prst="rect">
+                      <a:avLst/>
+                    </a:prstGeom>
+                    <a:ln>
+                      <a:solidFill>
+                        <a:schemeClr val="tx1"/>
+                      </a:solidFill>
+                    </a:ln>
+                  </pic:spPr>
+                </pic:pic>
+              </a:graphicData>
+            </a:graphic>
+          </wp:inline>
+        </w:drawing>
+      </w:r>
+      <w:r>
+        <w:rPr>
+          <w:rFonts w:ascii="ＭＳ 明朝" w:hAnsi="ＭＳ 明朝" w:hint="eastAsia"/>
+        </w:rPr>
+        <w:t xml:space="preserve">　　　</w:t>
+      </w:r>
       <w:r>
         <w:rPr>
           <w:rFonts w:ascii="ＭＳ 明朝" w:hAnsi="ＭＳ 明朝"/>
         </w:rPr>
+        <w:drawing>
+          <wp:inline distT="0" distB="0" distL="0" distR="0" wp14:anchorId="0BA7FB81" wp14:editId="3870CC26">
+            <wp:extent cx="2757315" cy="1770406"/>
+            <wp:effectExtent l="19050" t="19050" r="24130" b="20320"/>
+            <wp:docPr id="1789544595" name="図 1"/>
+            <wp:cNvGraphicFramePr>
+              <a:graphicFrameLocks xmlns:a="http://schemas.openxmlformats.org/drawingml/2006/main" noChangeAspect="1"/>
+            </wp:cNvGraphicFramePr>
+            <a:graphic xmlns:a="http://schemas.openxmlformats.org/drawingml/2006/main">
+              <a:graphicData uri="http://schemas.openxmlformats.org/drawingml/2006/picture">
+                <pic:pic xmlns:pic="http://schemas.openxmlformats.org/drawingml/2006/picture">
+                  <pic:nvPicPr>
+                    <pic:cNvPr id="1789544595" name=""/>
+                    <pic:cNvPicPr/>
+                  </pic:nvPicPr>
+                  <pic:blipFill rotWithShape="1">
+                    <a:blip r:embed="rId13"/>
+                    <a:srcRect r="37149"/>
+                    <a:stretch>
+                      <a:fillRect/>
+                    </a:stretch>
+                  </pic:blipFill>
+                  <pic:spPr bwMode="auto">
+                    <a:xfrm>
+                      <a:off x="0" y="0"/>
+                      <a:ext cx="2765642" cy="1775753"/>
+                    </a:xfrm>
+                    <a:prstGeom prst="rect">
+                      <a:avLst/>
+                    </a:prstGeom>
+                    <a:ln w="9525" cap="flat" cmpd="sng" algn="ctr">
+                      <a:solidFill>
+                        <a:sysClr val="windowText" lastClr="000000"/>
+                      </a:solidFill>
+                      <a:prstDash val="solid"/>
+                      <a:round/>
+                      <a:headEnd type="none" w="med" len="med"/>
+                      <a:tailEnd type="none" w="med" len="med"/>
+                      <a:extLst>
+                        <a:ext uri="{C807C97D-BFC1-408E-A445-0C87EB9F89A2}">
+                          <ask:lineSketchStyleProps xmlns:ask="http://schemas.microsoft.com/office/drawing/2018/sketchyshapes" sd="0">
+                            <a:custGeom>
+                              <a:avLst/>
+                              <a:gdLst/>
+                              <a:ahLst/>
+                              <a:cxnLst/>
+                              <a:rect l="0" t="0" r="0" b="0"/>
+                              <a:pathLst/>
+                            </a:custGeom>
+                            <ask:type/>
+                          </ask:lineSketchStyleProps>
+                        </a:ext>
+                      </a:extLst>
+                    </a:ln>
+                    <a:extLst>
+                      <a:ext uri="{53640926-AAD7-44D8-BBD7-CCE9431645EC}">
+                        <a14:shadowObscured xmlns:a14="http://schemas.microsoft.com/office/drawing/2010/main"/>
+                      </a:ext>
+                    </a:extLst>
+                  </pic:spPr>
+                </pic:pic>
+              </a:graphicData>
+            </a:graphic>
+          </wp:inline>
+        </w:drawing>
+      </w:r>
+    </w:p>
+    <w:p>
+      <w:pPr>
+        <w:rPr>
+          <w:rFonts w:ascii="ＭＳ 明朝" w:hAnsi="ＭＳ 明朝"/>
+        </w:rPr>
+      </w:pPr>
+    </w:p>
+    <w:p>
+      <w:pPr>
+        <w:rPr>
+          <w:rFonts w:ascii="ＭＳ 明朝" w:hAnsi="ＭＳ 明朝"/>
+        </w:rPr>
+      </w:pPr>
+      <w:r>
+        <w:rPr>
+          <w:rFonts w:ascii="ＭＳ 明朝" w:hAnsi="ＭＳ 明朝" w:hint="eastAsia"/>
+        </w:rPr>
+        <w:t xml:space="preserve">　手順２は教科の確認です。</w:t>
+      </w:r>
+    </w:p>
+    <w:p>
+      <w:pPr>
+        <w:ind w:left="420" w:hangingChars="200" w:hanging="420"/>
+        <w:rPr>
+          <w:rFonts w:ascii="ＭＳ 明朝" w:hAnsi="ＭＳ 明朝"/>
+        </w:rPr>
+      </w:pPr>
+      <w:r>
+        <w:rPr>
+          <w:rFonts w:ascii="ＭＳ 明朝" w:hAnsi="ＭＳ 明朝" w:hint="eastAsia"/>
+        </w:rPr>
+        <w:t xml:space="preserve">　※</w:t>
+      </w:r>
+      <w:r>
+        <w:rPr>
+          <w:rFonts w:ascii="ＭＳ 明朝" w:hAnsi="ＭＳ 明朝" w:hint="eastAsia"/>
+        </w:rPr>
+        <w:t>CBT</w:t>
+      </w:r>
+      <w:r>
+        <w:rPr>
+          <w:rFonts w:ascii="ＭＳ 明朝" w:hAnsi="ＭＳ 明朝" w:hint="eastAsia"/>
+        </w:rPr>
+        <w:t>トライアルは</w:t>
+      </w:r>
+      <w:r>
+        <w:rPr>
+          <w:rFonts w:ascii="ＭＳ 明朝" w:hAnsi="ＭＳ 明朝" w:hint="eastAsia"/>
+        </w:rPr>
+        <w:t>２教科と質問調査が</w:t>
+      </w:r>
+      <w:r>
+        <w:rPr>
+          <w:rFonts w:ascii="ＭＳ 明朝" w:hAnsi="ＭＳ 明朝" w:hint="eastAsia"/>
+        </w:rPr>
+        <w:t>１つ</w:t>
+      </w:r>
+      <w:r>
+        <w:rPr>
+          <w:rFonts w:ascii="ＭＳ 明朝" w:hAnsi="ＭＳ 明朝" w:hint="eastAsia"/>
+        </w:rPr>
+        <w:t>にまとまっている</w:t>
+      </w:r>
+      <w:r>
+        <w:rPr>
+          <w:rFonts w:ascii="ＭＳ 明朝" w:hAnsi="ＭＳ 明朝" w:hint="eastAsia"/>
+        </w:rPr>
+        <w:t>ので、</w:t>
+      </w:r>
+      <w:r>
+        <w:rPr>
+          <w:rFonts w:ascii="ＭＳ 明朝" w:hAnsi="ＭＳ 明朝" w:hint="eastAsia"/>
+        </w:rPr>
+        <w:t>そのまま</w:t>
+      </w:r>
+      <w:r>
+        <w:rPr>
+          <w:rFonts w:ascii="ＭＳ 明朝" w:hAnsi="ＭＳ 明朝" w:hint="eastAsia"/>
+        </w:rPr>
+        <w:t>「この教科で進む」を押してください。</w:t>
+      </w:r>
+    </w:p>
+    <w:p>
+      <w:pPr>
+        <w:rPr>
+          <w:rFonts w:ascii="ＭＳ 明朝" w:hAnsi="ＭＳ 明朝"/>
+        </w:rPr>
+      </w:pPr>
+      <w:r>
+        <w:rPr>
+          <w:rFonts w:ascii="ＭＳ 明朝" w:hAnsi="ＭＳ 明朝" w:hint="eastAsia"/>
+        </w:rPr>
+        <w:t xml:space="preserve">　※本調査の場合は、該当の教科を選択してから「この教科で進む」を押してください。</w:t>
+      </w:r>
+    </w:p>
+    <w:p>
+      <w:pPr>
+        <w:rPr>
+          <w:rFonts w:ascii="ＭＳ 明朝" w:hAnsi="ＭＳ 明朝" w:hint="eastAsia"/>
+        </w:rPr>
+      </w:pPr>
+    </w:p>
+    <w:p>
+      <w:pPr>
+        <w:rPr>
+          <w:rFonts w:ascii="ＭＳ 明朝" w:hAnsi="ＭＳ 明朝" w:hint="eastAsia"/>
+        </w:rPr>
+      </w:pPr>
+      <w:r>
+        <w:rPr>
+          <w:rFonts w:ascii="ＭＳ 明朝" w:hAnsi="ＭＳ 明朝" w:hint="eastAsia"/>
+        </w:rPr>
+        <w:t xml:space="preserve">　【トライアルの場合】　　　　　　　　　　　　　【本調査の場合】</w:t>
+      </w:r>
+    </w:p>
+    <w:p>
+      <w:pPr>
+        <w:rPr>
+          <w:rFonts w:ascii="ＭＳ 明朝" w:hAnsi="ＭＳ 明朝" w:hint="eastAsia"/>
+        </w:rPr>
+      </w:pPr>
+      <w:r>
+        <w:rPr>
+          <w:rFonts w:ascii="ＭＳ 明朝" w:hAnsi="ＭＳ 明朝" w:hint="eastAsia"/>
+          <w:noProof/>
+        </w:rPr>
+        <mc:AlternateContent>
+          <mc:Choice Requires="wps">
+            <w:drawing>
+              <wp:anchor distT="0" distB="0" distL="114300" distR="114300" simplePos="0" relativeHeight="251670528" behindDoc="0" locked="0" layoutInCell="1" allowOverlap="1" wp14:anchorId="5C157EC2" wp14:editId="31C3AC6B">
+                <wp:simplePos x="0" y="0"/>
+                <wp:positionH relativeFrom="column">
+                  <wp:posOffset>4871766</wp:posOffset>
+                </wp:positionH>
+                <wp:positionV relativeFrom="paragraph">
+                  <wp:posOffset>577066</wp:posOffset>
+                </wp:positionV>
+                <wp:extent cx="961778" cy="383665"/>
+                <wp:effectExtent l="19050" t="19050" r="10160" b="16510"/>
+                <wp:wrapNone/>
+                <wp:docPr id="1901500969" name="四角形: 角を丸くする 6"/>
+                <wp:cNvGraphicFramePr/>
+                <a:graphic xmlns:a="http://schemas.openxmlformats.org/drawingml/2006/main">
+                  <a:graphicData uri="http://schemas.microsoft.com/office/word/2010/wordprocessingShape">
+                    <wps:wsp>
+                      <wps:cNvSpPr/>
+                      <wps:spPr>
+                        <a:xfrm>
+                          <a:off x="0" y="0"/>
+                          <a:ext cx="961778" cy="383665"/>
+                        </a:xfrm>
+                        <a:prstGeom prst="roundRect">
+                          <a:avLst/>
+                        </a:prstGeom>
+                        <a:noFill/>
+                        <a:ln w="38100">
+                          <a:solidFill>
+                            <a:srgbClr val="EE0000"/>
+                          </a:solidFill>
+                        </a:ln>
+                      </wps:spPr>
+                      <wps:style>
+                        <a:lnRef idx="2">
+                          <a:schemeClr val="accent1">
+                            <a:shade val="15000"/>
+                          </a:schemeClr>
+                        </a:lnRef>
+                        <a:fillRef idx="1">
+                          <a:schemeClr val="accent1"/>
+                        </a:fillRef>
+                        <a:effectRef idx="0">
+                          <a:schemeClr val="accent1"/>
+                        </a:effectRef>
+                        <a:fontRef idx="minor">
+                          <a:schemeClr val="lt1"/>
+                        </a:fontRef>
+                      </wps:style>
+                      <wps:bodyPr rot="0" spcFirstLastPara="0" vertOverflow="overflow" horzOverflow="overflow" vert="horz" wrap="square" lIns="91440" tIns="45720" rIns="91440" bIns="45720" numCol="1" spcCol="0" rtlCol="0" fromWordArt="0" anchor="ctr" anchorCtr="0" forceAA="0" compatLnSpc="1">
+                        <a:prstTxWarp prst="textNoShape">
+                          <a:avLst/>
+                        </a:prstTxWarp>
+                        <a:noAutofit/>
+                      </wps:bodyPr>
+                    </wps:wsp>
+                  </a:graphicData>
+                </a:graphic>
+                <wp14:sizeRelV relativeFrom="margin">
+                  <wp14:pctHeight>0</wp14:pctHeight>
+                </wp14:sizeRelV>
+              </wp:anchor>
+            </w:drawing>
+          </mc:Choice>
+          <mc:Fallback>
+            <w:pict>
+              <v:roundrect w14:anchorId="2DBF8D52" id="四角形: 角を丸くする 6" o:spid="_x0000_s1026" style="position:absolute;margin-left:383.6pt;margin-top:45.45pt;width:75.75pt;height:30.2pt;z-index:251670528;visibility:visible;mso-wrap-style:square;mso-height-percent:0;mso-wrap-distance-left:9pt;mso-wrap-distance-top:0;mso-wrap-distance-right:9pt;mso-wrap-distance-bottom:0;mso-position-horizontal:absolute;mso-position-horizontal-relative:text;mso-position-vertical:absolute;mso-position-vertical-relative:text;mso-height-percent:0;mso-height-relative:margin;v-text-anchor:middle" arcsize="10923f" o:gfxdata="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" filled="f" strokecolor="#e00" strokeweight="3pt">
+                <v:stroke joinstyle="miter"/>
+              </v:roundrect>
+            </w:pict>
+          </mc:Fallback>
+        </mc:AlternateContent>
+      </w:r>
+      <w:r>
+        <w:rPr>
+          <w:rFonts w:ascii="ＭＳ 明朝" w:hAnsi="ＭＳ 明朝" w:hint="eastAsia"/>
+          <w:noProof/>
+        </w:rPr>
+        <mc:AlternateContent>
+          <mc:Choice Requires="wps">
+            <w:drawing>
+              <wp:anchor distT="0" distB="0" distL="114300" distR="114300" simplePos="0" relativeHeight="251668480" behindDoc="0" locked="0" layoutInCell="1" allowOverlap="1" wp14:anchorId="784D5C6A" wp14:editId="456059B4">
+                <wp:simplePos x="0" y="0"/>
+                <wp:positionH relativeFrom="column">
+                  <wp:posOffset>1787344</wp:posOffset>
+                </wp:positionH>
+                <wp:positionV relativeFrom="paragraph">
+                  <wp:posOffset>585259</wp:posOffset>
+                </wp:positionV>
+                <wp:extent cx="961778" cy="312697"/>
+                <wp:effectExtent l="19050" t="19050" r="10160" b="11430"/>
+                <wp:wrapNone/>
+                <wp:docPr id="862246461" name="四角形: 角を丸くする 6"/>
+                <wp:cNvGraphicFramePr/>
+                <a:graphic xmlns:a="http://schemas.openxmlformats.org/drawingml/2006/main">
+                  <a:graphicData uri="http://schemas.microsoft.com/office/word/2010/wordprocessingShape">
+                    <wps:wsp>
+                      <wps:cNvSpPr/>
+                      <wps:spPr>
+                        <a:xfrm>
+                          <a:off x="0" y="0"/>
+                          <a:ext cx="961778" cy="312697"/>
+                        </a:xfrm>
+                        <a:prstGeom prst="roundRect">
+                          <a:avLst/>
+                        </a:prstGeom>
+                        <a:noFill/>
+                        <a:ln w="38100">
+                          <a:solidFill>
+                            <a:srgbClr val="EE0000"/>
+                          </a:solidFill>
+                        </a:ln>
+                      </wps:spPr>
+                      <wps:style>
+                        <a:lnRef idx="2">
+                          <a:schemeClr val="accent1">
+                            <a:shade val="15000"/>
+                          </a:schemeClr>
+                        </a:lnRef>
+                        <a:fillRef idx="1">
+                          <a:schemeClr val="accent1"/>
+                        </a:fillRef>
+                        <a:effectRef idx="0">
+                          <a:schemeClr val="accent1"/>
+                        </a:effectRef>
+                        <a:fontRef idx="minor">
+                          <a:schemeClr val="lt1"/>
+                        </a:fontRef>
+                      </wps:style>
+                      <wps:bodyPr rot="0" spcFirstLastPara="0" vertOverflow="overflow" horzOverflow="overflow" vert="horz" wrap="square" lIns="91440" tIns="45720" rIns="91440" bIns="45720" numCol="1" spcCol="0" rtlCol="0" fromWordArt="0" anchor="ctr" anchorCtr="0" forceAA="0" compatLnSpc="1">
+                        <a:prstTxWarp prst="textNoShape">
+                          <a:avLst/>
+                        </a:prstTxWarp>
+                        <a:noAutofit/>
+                      </wps:bodyPr>
+                    </wps:wsp>
+                  </a:graphicData>
+                </a:graphic>
+              </wp:anchor>
+            </w:drawing>
+          </mc:Choice>
+          <mc:Fallback>
+            <w:pict>
+              <v:roundrect w14:anchorId="7AC25857" id="四角形: 角を丸くする 6" o:spid="_x0000_s1026" style="position:absolute;margin-left:140.75pt;margin-top:46.1pt;width:75.75pt;height:24.6pt;z-index:251668480;visibility:visible;mso-wrap-style:square;mso-wrap-distance-left:9pt;mso-wrap-distance-top:0;mso-wrap-distance-right:9pt;mso-wrap-distance-bottom:0;mso-position-horizontal:absolute;mso-position-horizontal-relative:text;mso-position-vertical:absolute;mso-position-vertical-relative:text;v-text-anchor:middle" arcsize="10923f" o:gfxdata="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" filled="f" strokecolor="#e00" strokeweight="3pt">
+                <v:stroke joinstyle="miter"/>
+              </v:roundrect>
+            </w:pict>
+          </mc:Fallback>
+        </mc:AlternateContent>
+      </w:r>
+      <w:r>
+        <w:rPr>
+          <w:rFonts w:ascii="ＭＳ 明朝" w:hAnsi="ＭＳ 明朝" w:hint="eastAsia"/>
+        </w:rPr>
+        <w:t xml:space="preserve">　</w:t>
+      </w:r>
+      <w:r>
+        <w:rPr>
+          <w:rFonts w:ascii="ＭＳ 明朝" w:hAnsi="ＭＳ 明朝"/>
+        </w:rPr>
+        <w:drawing>
+          <wp:inline distT="0" distB="0" distL="0" distR="0" wp14:anchorId="09D72CF6" wp14:editId="543F9B54">
+            <wp:extent cx="2757314" cy="1388110"/>
+            <wp:effectExtent l="19050" t="19050" r="24130" b="21590"/>
+            <wp:docPr id="1143124492" name="図 1"/>
+            <wp:cNvGraphicFramePr>
+              <a:graphicFrameLocks xmlns:a="http://schemas.openxmlformats.org/drawingml/2006/main" noChangeAspect="1"/>
+            </wp:cNvGraphicFramePr>
+            <a:graphic xmlns:a="http://schemas.openxmlformats.org/drawingml/2006/main">
+              <a:graphicData uri="http://schemas.openxmlformats.org/drawingml/2006/picture">
+                <pic:pic xmlns:pic="http://schemas.openxmlformats.org/drawingml/2006/picture">
+                  <pic:nvPicPr>
+                    <pic:cNvPr id="1143124492" name=""/>
+                    <pic:cNvPicPr/>
+                  </pic:nvPicPr>
+                  <pic:blipFill rotWithShape="1">
+                    <a:blip r:embed="rId14"/>
+                    <a:srcRect r="34759"/>
+                    <a:stretch>
+                      <a:fillRect/>
+                    </a:stretch>
+                  </pic:blipFill>
+                  <pic:spPr bwMode="auto">
+                    <a:xfrm>
+                      <a:off x="0" y="0"/>
+                      <a:ext cx="2766147" cy="1392557"/>
+                    </a:xfrm>
+                    <a:prstGeom prst="rect">
+                      <a:avLst/>
+                    </a:prstGeom>
+                    <a:ln w="9525" cap="flat" cmpd="sng" algn="ctr">
+                      <a:solidFill>
+                        <a:sysClr val="windowText" lastClr="000000"/>
+                      </a:solidFill>
+                      <a:prstDash val="solid"/>
+                      <a:round/>
+                      <a:headEnd type="none" w="med" len="med"/>
+                      <a:tailEnd type="none" w="med" len="med"/>
+                      <a:extLst>
+                        <a:ext uri="{C807C97D-BFC1-408E-A445-0C87EB9F89A2}">
+                          <ask:lineSketchStyleProps xmlns:ask="http://schemas.microsoft.com/office/drawing/2018/sketchyshapes" sd="0">
+                            <a:custGeom>
+                              <a:avLst/>
+                              <a:gdLst/>
+                              <a:ahLst/>
+                              <a:cxnLst/>
+                              <a:rect l="0" t="0" r="0" b="0"/>
+                              <a:pathLst/>
+                            </a:custGeom>
+                            <ask:type/>
+                          </ask:lineSketchStyleProps>
+                        </a:ext>
+                      </a:extLst>
+                    </a:ln>
+                    <a:extLst>
+                      <a:ext uri="{53640926-AAD7-44D8-BBD7-CCE9431645EC}">
+                        <a14:shadowObscured xmlns:a14="http://schemas.microsoft.com/office/drawing/2010/main"/>
+                      </a:ext>
+                    </a:extLst>
+                  </pic:spPr>
+                </pic:pic>
+              </a:graphicData>
+            </a:graphic>
+          </wp:inline>
+        </w:drawing>
+      </w:r>
+      <w:r>
+        <w:rPr>
+          <w:rFonts w:ascii="ＭＳ 明朝" w:hAnsi="ＭＳ 明朝" w:hint="eastAsia"/>
+        </w:rPr>
+        <w:t xml:space="preserve">　　</w:t>
+      </w:r>
+      <w:r>
+        <w:rPr>
+          <w:rFonts w:ascii="ＭＳ 明朝" w:hAnsi="ＭＳ 明朝"/>
+        </w:rPr>
+        <w:drawing>
+          <wp:inline distT="0" distB="0" distL="0" distR="0" wp14:anchorId="093A60FF" wp14:editId="1B9F87ED">
+            <wp:extent cx="2768737" cy="1411641"/>
+            <wp:effectExtent l="19050" t="19050" r="12700" b="17145"/>
+            <wp:docPr id="402916111" name="図 1"/>
+            <wp:cNvGraphicFramePr>
+              <a:graphicFrameLocks xmlns:a="http://schemas.openxmlformats.org/drawingml/2006/main" noChangeAspect="1"/>
+            </wp:cNvGraphicFramePr>
+            <a:graphic xmlns:a="http://schemas.openxmlformats.org/drawingml/2006/main">
+              <a:graphicData uri="http://schemas.openxmlformats.org/drawingml/2006/picture">
+                <pic:pic xmlns:pic="http://schemas.openxmlformats.org/drawingml/2006/picture">
+                  <pic:nvPicPr>
+                    <pic:cNvPr id="402916111" name=""/>
+                    <pic:cNvPicPr/>
+                  </pic:nvPicPr>
+                  <pic:blipFill>
+                    <a:blip r:embed="rId15"/>
+                    <a:stretch>
+                      <a:fillRect/>
+                    </a:stretch>
+                  </pic:blipFill>
+                  <pic:spPr>
+                    <a:xfrm>
+                      <a:off x="0" y="0"/>
+                      <a:ext cx="2803066" cy="1429143"/>
+                    </a:xfrm>
+                    <a:prstGeom prst="rect">
+                      <a:avLst/>
+                    </a:prstGeom>
+                    <a:ln>
+                      <a:solidFill>
+                        <a:schemeClr val="tx1"/>
+                      </a:solidFill>
+                    </a:ln>
+                  </pic:spPr>
+                </pic:pic>
+              </a:graphicData>
+            </a:graphic>
+          </wp:inline>
+        </w:drawing>
+      </w:r>
+    </w:p>
+    <w:p>
+      <w:pPr>
+        <w:rPr>
+          <w:rFonts w:ascii="ＭＳ 明朝" w:hAnsi="ＭＳ 明朝"/>
+        </w:rPr>
+      </w:pPr>
+      <w:r>
+        <w:rPr>
+          <w:rFonts w:ascii="ＭＳ 明朝" w:hAnsi="ＭＳ 明朝"/>
+        </w:rPr>
         <w:br w:type="page"/>
       </w:r>
     </w:p>
@@ -5786,6 +7163,3042 @@
           <w:rFonts w:ascii="ＭＳ 明朝" w:hAnsi="ＭＳ 明朝" w:hint="eastAsia"/>
         </w:rPr>
       </w:pPr>
+      <w:r>
+        <w:rPr>
+          <w:rFonts w:ascii="ＭＳ 明朝" w:hAnsi="ＭＳ 明朝" w:hint="eastAsia"/>
+        </w:rPr>
+        <w:lastRenderedPageBreak/>
+        <w:t xml:space="preserve">　手順３はＣまたはＤのファイル「教科調査csv」の読み込みです。</w:t>
+      </w:r>
+    </w:p>
+    <w:p>
+      <w:pPr>
+        <w:rPr>
+          <w:rFonts w:ascii="ＭＳ 明朝" w:hAnsi="ＭＳ 明朝"/>
+        </w:rPr>
+      </w:pPr>
+      <w:r>
+        <w:rPr>
+          <w:rFonts w:ascii="ＭＳ 明朝" w:hAnsi="ＭＳ 明朝" w:hint="eastAsia"/>
+        </w:rPr>
+        <w:t xml:space="preserve">　ガイドに従って、該当のファイルを読み込んでください。</w:t>
+      </w:r>
+    </w:p>
+    <w:p>
+      <w:pPr>
+        <w:rPr>
+          <w:rFonts w:ascii="ＭＳ 明朝" w:hAnsi="ＭＳ 明朝"/>
+        </w:rPr>
+      </w:pPr>
+      <w:r>
+        <w:rPr>
+          <w:rFonts w:ascii="ＭＳ 明朝" w:hAnsi="ＭＳ 明朝" w:hint="eastAsia"/>
+          <w:noProof/>
+        </w:rPr>
+        <mc:AlternateContent>
+          <mc:Choice Requires="wps">
+            <w:drawing>
+              <wp:anchor distT="0" distB="0" distL="114300" distR="114300" simplePos="0" relativeHeight="251674624" behindDoc="0" locked="0" layoutInCell="1" allowOverlap="1" wp14:anchorId="17C98CD8" wp14:editId="028B259B">
+                <wp:simplePos x="0" y="0"/>
+                <wp:positionH relativeFrom="column">
+                  <wp:posOffset>1838276</wp:posOffset>
+                </wp:positionH>
+                <wp:positionV relativeFrom="paragraph">
+                  <wp:posOffset>49113</wp:posOffset>
+                </wp:positionV>
+                <wp:extent cx="1449396" cy="383764"/>
+                <wp:effectExtent l="0" t="0" r="17780" b="16510"/>
+                <wp:wrapNone/>
+                <wp:docPr id="1039324557" name="テキスト ボックス 1"/>
+                <wp:cNvGraphicFramePr/>
+                <a:graphic xmlns:a="http://schemas.openxmlformats.org/drawingml/2006/main">
+                  <a:graphicData uri="http://schemas.microsoft.com/office/word/2010/wordprocessingShape">
+                    <wps:wsp>
+                      <wps:cNvSpPr txBox="1"/>
+                      <wps:spPr>
+                        <a:xfrm>
+                          <a:off x="0" y="0"/>
+                          <a:ext cx="1449396" cy="383764"/>
+                        </a:xfrm>
+                        <a:prstGeom prst="rect">
+                          <a:avLst/>
+                        </a:prstGeom>
+                        <a:solidFill>
+                          <a:schemeClr val="lt1"/>
+                        </a:solidFill>
+                        <a:ln w="6350">
+                          <a:solidFill>
+                            <a:srgbClr val="EE0000"/>
+                          </a:solidFill>
+                        </a:ln>
+                      </wps:spPr>
+                      <wps:txbx>
+                        <w:txbxContent>
+                          <w:p>
+                            <w:pPr>
+                              <w:jc w:val="center"/>
+                              <w:rPr>
+                                <w:color w:val="EE0000"/>
+                              </w:rPr>
+                            </w:pPr>
+                            <w:r>
+                              <w:rPr>
+                                <w:rFonts w:hint="eastAsia"/>
+                                <w:color w:val="EE0000"/>
+                              </w:rPr>
+                              <w:t>ドラッグ＆ドロップ</w:t>
+                            </w:r>
+                          </w:p>
+                        </w:txbxContent>
+                      </wps:txbx>
+                      <wps:bodyPr rot="0" spcFirstLastPara="0" vertOverflow="overflow" horzOverflow="overflow" vert="horz" wrap="square" lIns="91440" tIns="45720" rIns="91440" bIns="45720" numCol="1" spcCol="0" rtlCol="0" fromWordArt="0" anchor="ctr" anchorCtr="0" forceAA="0" compatLnSpc="1">
+                        <a:prstTxWarp prst="textNoShape">
+                          <a:avLst/>
+                        </a:prstTxWarp>
+                        <a:noAutofit/>
+                      </wps:bodyPr>
+                    </wps:wsp>
+                  </a:graphicData>
+                </a:graphic>
+                <wp14:sizeRelH relativeFrom="margin">
+                  <wp14:pctWidth>0</wp14:pctWidth>
+                </wp14:sizeRelH>
+              </wp:anchor>
+            </w:drawing>
+          </mc:Choice>
+          <mc:Fallback>
+            <w:pict>
+              <v:shape w14:anchorId="17C98CD8" id="_x0000_s1030" type="#_x0000_t202" style="position:absolute;left:0;text-align:left;margin-left:144.75pt;margin-top:3.85pt;width:114.15pt;height:30.2pt;z-index:251674624;visibility:visible;mso-wrap-style:square;mso-width-percent:0;mso-wrap-distance-left:9pt;mso-wrap-distance-top:0;mso-wrap-distance-right:9pt;mso-wrap-distance-bottom:0;mso-position-horizontal:absolute;mso-position-horizontal-relative:text;mso-position-vertical:absolute;mso-position-vertical-relative:text;mso-width-percent:0;mso-width-relative:margin;v-text-anchor:middle" o:gfxdata="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" fillcolor="white [3201]" strokecolor="#e00" strokeweight=".5pt">
+                <v:textbox>
+                  <w:txbxContent>
+                    <w:p>
+                      <w:pPr>
+                        <w:jc w:val="center"/>
+                        <w:rPr>
+                          <w:color w:val="EE0000"/>
+                        </w:rPr>
+                      </w:pPr>
+                      <w:r>
+                        <w:rPr>
+                          <w:rFonts w:hint="eastAsia"/>
+                          <w:color w:val="EE0000"/>
+                        </w:rPr>
+                        <w:t>ドラッグ＆ドロップ</w:t>
+                      </w:r>
+                    </w:p>
+                  </w:txbxContent>
+                </v:textbox>
+              </v:shape>
+            </w:pict>
+          </mc:Fallback>
+        </mc:AlternateContent>
+      </w:r>
+      <w:r>
+        <w:rPr>
+          <w:rFonts w:ascii="ＭＳ 明朝" w:hAnsi="ＭＳ 明朝" w:hint="eastAsia"/>
+          <w:noProof/>
+        </w:rPr>
+        <mc:AlternateContent>
+          <mc:Choice Requires="wps">
+            <w:drawing>
+              <wp:anchor distT="0" distB="0" distL="114300" distR="114300" simplePos="0" relativeHeight="251672576" behindDoc="0" locked="0" layoutInCell="1" allowOverlap="1" wp14:anchorId="0DC4DC02" wp14:editId="2A16106F">
+                <wp:simplePos x="0" y="0"/>
+                <wp:positionH relativeFrom="column">
+                  <wp:posOffset>2595418</wp:posOffset>
+                </wp:positionH>
+                <wp:positionV relativeFrom="paragraph">
+                  <wp:posOffset>329710</wp:posOffset>
+                </wp:positionV>
+                <wp:extent cx="2349096" cy="374289"/>
+                <wp:effectExtent l="0" t="76200" r="0" b="216535"/>
+                <wp:wrapNone/>
+                <wp:docPr id="382024391" name="矢印: 下カーブ 4"/>
+                <wp:cNvGraphicFramePr/>
+                <a:graphic xmlns:a="http://schemas.openxmlformats.org/drawingml/2006/main">
+                  <a:graphicData uri="http://schemas.microsoft.com/office/word/2010/wordprocessingShape">
+                    <wps:wsp>
+                      <wps:cNvSpPr/>
+                      <wps:spPr>
+                        <a:xfrm rot="20990214">
+                          <a:off x="0" y="0"/>
+                          <a:ext cx="2349096" cy="374289"/>
+                        </a:xfrm>
+                        <a:prstGeom prst="curvedDownArrow">
+                          <a:avLst/>
+                        </a:prstGeom>
+                      </wps:spPr>
+                      <wps:style>
+                        <a:lnRef idx="2">
+                          <a:schemeClr val="accent1">
+                            <a:shade val="15000"/>
+                          </a:schemeClr>
+                        </a:lnRef>
+                        <a:fillRef idx="1">
+                          <a:schemeClr val="accent1"/>
+                        </a:fillRef>
+                        <a:effectRef idx="0">
+                          <a:schemeClr val="accent1"/>
+                        </a:effectRef>
+                        <a:fontRef idx="minor">
+                          <a:schemeClr val="lt1"/>
+                        </a:fontRef>
+                      </wps:style>
+                      <wps:bodyPr rot="0" spcFirstLastPara="0" vertOverflow="overflow" horzOverflow="overflow" vert="horz" wrap="square" lIns="91440" tIns="45720" rIns="91440" bIns="45720" numCol="1" spcCol="0" rtlCol="0" fromWordArt="0" anchor="ctr" anchorCtr="0" forceAA="0" compatLnSpc="1">
+                        <a:prstTxWarp prst="textNoShape">
+                          <a:avLst/>
+                        </a:prstTxWarp>
+                        <a:noAutofit/>
+                      </wps:bodyPr>
+                    </wps:wsp>
+                  </a:graphicData>
+                </a:graphic>
+                <wp14:sizeRelH relativeFrom="margin">
+                  <wp14:pctWidth>0</wp14:pctWidth>
+                </wp14:sizeRelH>
+              </wp:anchor>
+            </w:drawing>
+          </mc:Choice>
+          <mc:Fallback>
+            <w:pict>
+              <v:shape w14:anchorId="7632D7DB" id="矢印: 下カーブ 4" o:spid="_x0000_s1026" type="#_x0000_t105" style="position:absolute;margin-left:204.35pt;margin-top:25.95pt;width:184.95pt;height:29.45pt;rotation:-666049fd;z-index:251672576;visibility:visible;mso-wrap-style:square;mso-width-percent:0;mso-wrap-distance-left:9pt;mso-wrap-distance-top:0;mso-wrap-distance-right:9pt;mso-wrap-distance-bottom:0;mso-position-horizontal:absolute;mso-position-horizontal-relative:text;mso-position-vertical:absolute;mso-position-vertical-relative:text;mso-width-percent:0;mso-width-relative:margin;v-text-anchor:middle" o:gfxdata="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" adj="19879,21170,16200" fillcolor="#5b9bd5 [3204]" strokecolor="#091723 [484]" strokeweight="1pt"/>
+            </w:pict>
+          </mc:Fallback>
+        </mc:AlternateContent>
+      </w:r>
+      <w:r>
+        <w:rPr>
+          <w:rFonts w:ascii="ＭＳ 明朝" w:hAnsi="ＭＳ 明朝" w:hint="eastAsia"/>
+        </w:rPr>
+        <w:t xml:space="preserve">　　</w:t>
+      </w:r>
+      <w:r>
+        <w:rPr>
+          <w:rFonts w:ascii="ＭＳ 明朝" w:hAnsi="ＭＳ 明朝"/>
+        </w:rPr>
+        <w:drawing>
+          <wp:inline distT="0" distB="0" distL="0" distR="0" wp14:anchorId="116F66FF" wp14:editId="707D7DDC">
+            <wp:extent cx="2626584" cy="668033"/>
+            <wp:effectExtent l="19050" t="19050" r="21590" b="17780"/>
+            <wp:docPr id="1590340387" name="図 1"/>
+            <wp:cNvGraphicFramePr>
+              <a:graphicFrameLocks xmlns:a="http://schemas.openxmlformats.org/drawingml/2006/main" noChangeAspect="1"/>
+            </wp:cNvGraphicFramePr>
+            <a:graphic xmlns:a="http://schemas.openxmlformats.org/drawingml/2006/main">
+              <a:graphicData uri="http://schemas.openxmlformats.org/drawingml/2006/picture">
+                <pic:pic xmlns:pic="http://schemas.openxmlformats.org/drawingml/2006/picture">
+                  <pic:nvPicPr>
+                    <pic:cNvPr id="1590340387" name=""/>
+                    <pic:cNvPicPr/>
+                  </pic:nvPicPr>
+                  <pic:blipFill>
+                    <a:blip r:embed="rId16"/>
+                    <a:stretch>
+                      <a:fillRect/>
+                    </a:stretch>
+                  </pic:blipFill>
+                  <pic:spPr>
+                    <a:xfrm>
+                      <a:off x="0" y="0"/>
+                      <a:ext cx="2655861" cy="675479"/>
+                    </a:xfrm>
+                    <a:prstGeom prst="rect">
+                      <a:avLst/>
+                    </a:prstGeom>
+                    <a:ln>
+                      <a:solidFill>
+                        <a:schemeClr val="tx1"/>
+                      </a:solidFill>
+                    </a:ln>
+                  </pic:spPr>
+                </pic:pic>
+              </a:graphicData>
+            </a:graphic>
+          </wp:inline>
+        </w:drawing>
+      </w:r>
+      <w:r>
+        <w:rPr>
+          <w:rFonts w:ascii="ＭＳ 明朝" w:hAnsi="ＭＳ 明朝" w:hint="eastAsia"/>
+        </w:rPr>
+        <w:t xml:space="preserve">　　　</w:t>
+      </w:r>
+      <w:r>
+        <w:rPr>
+          <w:rFonts w:ascii="ＭＳ 明朝" w:hAnsi="ＭＳ 明朝"/>
+        </w:rPr>
+        <w:drawing>
+          <wp:inline distT="0" distB="0" distL="0" distR="0" wp14:anchorId="01F239CA" wp14:editId="0E1F7263">
+            <wp:extent cx="2713710" cy="1231834"/>
+            <wp:effectExtent l="19050" t="19050" r="10795" b="26035"/>
+            <wp:docPr id="1508447052" name="図 1"/>
+            <wp:cNvGraphicFramePr>
+              <a:graphicFrameLocks xmlns:a="http://schemas.openxmlformats.org/drawingml/2006/main" noChangeAspect="1"/>
+            </wp:cNvGraphicFramePr>
+            <a:graphic xmlns:a="http://schemas.openxmlformats.org/drawingml/2006/main">
+              <a:graphicData uri="http://schemas.openxmlformats.org/drawingml/2006/picture">
+                <pic:pic xmlns:pic="http://schemas.openxmlformats.org/drawingml/2006/picture">
+                  <pic:nvPicPr>
+                    <pic:cNvPr id="1508447052" name=""/>
+                    <pic:cNvPicPr/>
+                  </pic:nvPicPr>
+                  <pic:blipFill>
+                    <a:blip r:embed="rId17"/>
+                    <a:stretch>
+                      <a:fillRect/>
+                    </a:stretch>
+                  </pic:blipFill>
+                  <pic:spPr>
+                    <a:xfrm>
+                      <a:off x="0" y="0"/>
+                      <a:ext cx="2724946" cy="1236934"/>
+                    </a:xfrm>
+                    <a:prstGeom prst="rect">
+                      <a:avLst/>
+                    </a:prstGeom>
+                    <a:ln>
+                      <a:solidFill>
+                        <a:schemeClr val="tx1"/>
+                      </a:solidFill>
+                    </a:ln>
+                  </pic:spPr>
+                </pic:pic>
+              </a:graphicData>
+            </a:graphic>
+          </wp:inline>
+        </w:drawing>
+      </w:r>
+    </w:p>
+    <w:p>
+      <w:pPr>
+        <w:rPr>
+          <w:rFonts w:ascii="ＭＳ 明朝" w:hAnsi="ＭＳ 明朝"/>
+        </w:rPr>
+      </w:pPr>
+    </w:p>
+    <w:p>
+      <w:pPr>
+        <w:rPr>
+          <w:rFonts w:ascii="ＭＳ 明朝" w:hAnsi="ＭＳ 明朝"/>
+        </w:rPr>
+      </w:pPr>
+      <w:r>
+        <w:rPr>
+          <w:rFonts w:ascii="ＭＳ 明朝" w:hAnsi="ＭＳ 明朝" w:hint="eastAsia"/>
+        </w:rPr>
+        <w:t xml:space="preserve">　※本調査で第２教科を選択した場合は、Ｄのファイルを読み込んでください。</w:t>
+      </w:r>
+    </w:p>
+    <w:p>
+      <w:pPr>
+        <w:rPr>
+          <w:rFonts w:ascii="ＭＳ 明朝" w:hAnsi="ＭＳ 明朝" w:hint="eastAsia"/>
+        </w:rPr>
+      </w:pPr>
+      <w:r>
+        <w:rPr>
+          <w:rFonts w:ascii="ＭＳ 明朝" w:hAnsi="ＭＳ 明朝" w:hint="eastAsia"/>
+        </w:rPr>
+        <w:t xml:space="preserve">　　　　　　　　　　　　　　　　　　　　　　　　　※本調査の第２教科の場合</w:t>
+      </w:r>
+    </w:p>
+    <w:p>
+      <w:pPr>
+        <w:rPr>
+          <w:rFonts w:ascii="ＭＳ 明朝" w:hAnsi="ＭＳ 明朝"/>
+        </w:rPr>
+      </w:pPr>
+      <w:r>
+        <w:rPr>
+          <w:rFonts w:ascii="ＭＳ 明朝" w:hAnsi="ＭＳ 明朝" w:hint="eastAsia"/>
+        </w:rPr>
+        <w:t xml:space="preserve">　　　　　　　　　　　　　　　　　　　　　　　　　</w:t>
+      </w:r>
+      <w:r>
+        <w:rPr>
+          <w:rFonts w:ascii="ＭＳ 明朝" w:hAnsi="ＭＳ 明朝"/>
+        </w:rPr>
+        <w:drawing>
+          <wp:inline distT="0" distB="0" distL="0" distR="0" wp14:anchorId="2920F9D8" wp14:editId="722B1EE2">
+            <wp:extent cx="2747937" cy="1231017"/>
+            <wp:effectExtent l="19050" t="19050" r="14605" b="26670"/>
+            <wp:docPr id="967899397" name="図 1"/>
+            <wp:cNvGraphicFramePr>
+              <a:graphicFrameLocks xmlns:a="http://schemas.openxmlformats.org/drawingml/2006/main" noChangeAspect="1"/>
+            </wp:cNvGraphicFramePr>
+            <a:graphic xmlns:a="http://schemas.openxmlformats.org/drawingml/2006/main">
+              <a:graphicData uri="http://schemas.openxmlformats.org/drawingml/2006/picture">
+                <pic:pic xmlns:pic="http://schemas.openxmlformats.org/drawingml/2006/picture">
+                  <pic:nvPicPr>
+                    <pic:cNvPr id="967899397" name=""/>
+                    <pic:cNvPicPr/>
+                  </pic:nvPicPr>
+                  <pic:blipFill>
+                    <a:blip r:embed="rId18"/>
+                    <a:stretch>
+                      <a:fillRect/>
+                    </a:stretch>
+                  </pic:blipFill>
+                  <pic:spPr>
+                    <a:xfrm>
+                      <a:off x="0" y="0"/>
+                      <a:ext cx="2766486" cy="1239327"/>
+                    </a:xfrm>
+                    <a:prstGeom prst="rect">
+                      <a:avLst/>
+                    </a:prstGeom>
+                    <a:ln>
+                      <a:solidFill>
+                        <a:schemeClr val="tx1"/>
+                      </a:solidFill>
+                    </a:ln>
+                  </pic:spPr>
+                </pic:pic>
+              </a:graphicData>
+            </a:graphic>
+          </wp:inline>
+        </w:drawing>
+      </w:r>
+    </w:p>
+    <w:p>
+      <w:pPr>
+        <w:rPr>
+          <w:rFonts w:ascii="ＭＳ 明朝" w:hAnsi="ＭＳ 明朝"/>
+        </w:rPr>
+      </w:pPr>
+      <w:r>
+        <w:rPr>
+          <w:rFonts w:ascii="ＭＳ 明朝" w:hAnsi="ＭＳ 明朝" w:hint="eastAsia"/>
+        </w:rPr>
+        <w:t xml:space="preserve">　</w:t>
+      </w:r>
+    </w:p>
+    <w:p>
+      <w:pPr>
+        <w:rPr>
+          <w:rFonts w:ascii="ＭＳ 明朝" w:hAnsi="ＭＳ 明朝"/>
+        </w:rPr>
+      </w:pPr>
+      <w:r>
+        <w:rPr>
+          <w:rFonts w:ascii="ＭＳ 明朝" w:hAnsi="ＭＳ 明朝" w:hint="eastAsia"/>
+        </w:rPr>
+        <w:t xml:space="preserve">　手順４はＡのファイル「答案番号整理ファイル」を読み込んでください。</w:t>
+      </w:r>
+    </w:p>
+    <w:p>
+      <w:pPr>
+        <w:rPr>
+          <w:rFonts w:ascii="ＭＳ 明朝" w:hAnsi="ＭＳ 明朝" w:hint="eastAsia"/>
+        </w:rPr>
+      </w:pPr>
+      <w:r>
+        <w:rPr>
+          <w:rFonts w:ascii="ＭＳ 明朝" w:hAnsi="ＭＳ 明朝" w:hint="eastAsia"/>
+        </w:rPr>
+        <w:t xml:space="preserve">　※ログイン票を生成した際に作成したファイルを</w:t>
+      </w:r>
+      <w:r>
+        <w:rPr>
+          <w:rFonts w:ascii="ＭＳ ゴシック" w:eastAsia="ＭＳ ゴシック" w:hAnsi="ＭＳ ゴシック" w:hint="eastAsia"/>
+          <w:b/>
+          <w:bCs/>
+          <w:u w:val="wave"/>
+        </w:rPr>
+        <w:t>変更せず</w:t>
+      </w:r>
+      <w:r>
+        <w:rPr>
+          <w:rFonts w:ascii="ＭＳ 明朝" w:hAnsi="ＭＳ 明朝" w:hint="eastAsia"/>
+        </w:rPr>
+        <w:t>使用してください。</w:t>
+      </w:r>
+    </w:p>
+    <w:p>
+      <w:pPr>
+        <w:rPr>
+          <w:rFonts w:ascii="ＭＳ 明朝" w:hAnsi="ＭＳ 明朝" w:hint="eastAsia"/>
+        </w:rPr>
+      </w:pPr>
+      <w:r>
+        <w:rPr>
+          <w:rFonts w:ascii="ＭＳ 明朝" w:hAnsi="ＭＳ 明朝" w:hint="eastAsia"/>
+        </w:rPr>
+        <w:t xml:space="preserve">　※Ａのファイルは原則として、CBTトライアル・本調査で共通のものを使用</w:t>
+      </w:r>
+      <w:r>
+        <w:rPr>
+          <w:rFonts w:ascii="ＭＳ 明朝" w:hAnsi="ＭＳ 明朝" w:hint="eastAsia"/>
+        </w:rPr>
+        <w:t>することとしています</w:t>
+      </w:r>
+      <w:r>
+        <w:rPr>
+          <w:rFonts w:ascii="ＭＳ 明朝" w:hAnsi="ＭＳ 明朝" w:hint="eastAsia"/>
+        </w:rPr>
+        <w:t>。</w:t>
+      </w:r>
+    </w:p>
+    <w:p>
+      <w:pPr>
+        <w:ind w:firstLineChars="100" w:firstLine="210"/>
+        <w:rPr>
+          <w:rFonts w:ascii="ＭＳ 明朝" w:hAnsi="ＭＳ 明朝"/>
+        </w:rPr>
+      </w:pPr>
+      <w:r>
+        <w:rPr>
+          <w:rFonts w:ascii="ＭＳ 明朝" w:hAnsi="ＭＳ 明朝" w:hint="eastAsia"/>
+          <w:noProof/>
+        </w:rPr>
+        <mc:AlternateContent>
+          <mc:Choice Requires="wps">
+            <w:drawing>
+              <wp:anchor distT="0" distB="0" distL="114300" distR="114300" simplePos="0" relativeHeight="251678720" behindDoc="0" locked="0" layoutInCell="1" allowOverlap="1" wp14:anchorId="2EBA9DF9" wp14:editId="4FF8EB2D">
+                <wp:simplePos x="0" y="0"/>
+                <wp:positionH relativeFrom="column">
+                  <wp:posOffset>2349961</wp:posOffset>
+                </wp:positionH>
+                <wp:positionV relativeFrom="paragraph">
+                  <wp:posOffset>79908</wp:posOffset>
+                </wp:positionV>
+                <wp:extent cx="1449396" cy="383764"/>
+                <wp:effectExtent l="0" t="0" r="17780" b="16510"/>
+                <wp:wrapNone/>
+                <wp:docPr id="238087606" name="テキスト ボックス 1"/>
+                <wp:cNvGraphicFramePr/>
+                <a:graphic xmlns:a="http://schemas.openxmlformats.org/drawingml/2006/main">
+                  <a:graphicData uri="http://schemas.microsoft.com/office/word/2010/wordprocessingShape">
+                    <wps:wsp>
+                      <wps:cNvSpPr txBox="1"/>
+                      <wps:spPr>
+                        <a:xfrm>
+                          <a:off x="0" y="0"/>
+                          <a:ext cx="1449396" cy="383764"/>
+                        </a:xfrm>
+                        <a:prstGeom prst="rect">
+                          <a:avLst/>
+                        </a:prstGeom>
+                        <a:solidFill>
+                          <a:schemeClr val="lt1"/>
+                        </a:solidFill>
+                        <a:ln w="6350">
+                          <a:solidFill>
+                            <a:srgbClr val="EE0000"/>
+                          </a:solidFill>
+                        </a:ln>
+                      </wps:spPr>
+                      <wps:txbx>
+                        <w:txbxContent>
+                          <w:p>
+                            <w:pPr>
+                              <w:jc w:val="center"/>
+                              <w:rPr>
+                                <w:color w:val="EE0000"/>
+                              </w:rPr>
+                            </w:pPr>
+                            <w:r>
+                              <w:rPr>
+                                <w:rFonts w:hint="eastAsia"/>
+                                <w:color w:val="EE0000"/>
+                              </w:rPr>
+                              <w:t>ドラッグ＆ドロップ</w:t>
+                            </w:r>
+                          </w:p>
+                        </w:txbxContent>
+                      </wps:txbx>
+                      <wps:bodyPr rot="0" spcFirstLastPara="0" vertOverflow="overflow" horzOverflow="overflow" vert="horz" wrap="square" lIns="91440" tIns="45720" rIns="91440" bIns="45720" numCol="1" spcCol="0" rtlCol="0" fromWordArt="0" anchor="ctr" anchorCtr="0" forceAA="0" compatLnSpc="1">
+                        <a:prstTxWarp prst="textNoShape">
+                          <a:avLst/>
+                        </a:prstTxWarp>
+                        <a:noAutofit/>
+                      </wps:bodyPr>
+                    </wps:wsp>
+                  </a:graphicData>
+                </a:graphic>
+                <wp14:sizeRelH relativeFrom="margin">
+                  <wp14:pctWidth>0</wp14:pctWidth>
+                </wp14:sizeRelH>
+              </wp:anchor>
+            </w:drawing>
+          </mc:Choice>
+          <mc:Fallback>
+            <w:pict>
+              <v:shape w14:anchorId="2EBA9DF9" id="_x0000_s1031" type="#_x0000_t202" style="position:absolute;left:0;text-align:left;margin-left:185.05pt;margin-top:6.3pt;width:114.15pt;height:30.2pt;z-index:251678720;visibility:visible;mso-wrap-style:square;mso-width-percent:0;mso-wrap-distance-left:9pt;mso-wrap-distance-top:0;mso-wrap-distance-right:9pt;mso-wrap-distance-bottom:0;mso-position-horizontal:absolute;mso-position-horizontal-relative:text;mso-position-vertical:absolute;mso-position-vertical-relative:text;mso-width-percent:0;mso-width-relative:margin;v-text-anchor:middle" o:gfxdata="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" fillcolor="white [3201]" strokecolor="#e00" strokeweight=".5pt">
+                <v:textbox>
+                  <w:txbxContent>
+                    <w:p>
+                      <w:pPr>
+                        <w:jc w:val="center"/>
+                        <w:rPr>
+                          <w:color w:val="EE0000"/>
+                        </w:rPr>
+                      </w:pPr>
+                      <w:r>
+                        <w:rPr>
+                          <w:rFonts w:hint="eastAsia"/>
+                          <w:color w:val="EE0000"/>
+                        </w:rPr>
+                        <w:t>ドラッグ＆ドロップ</w:t>
+                      </w:r>
+                    </w:p>
+                  </w:txbxContent>
+                </v:textbox>
+              </v:shape>
+            </w:pict>
+          </mc:Fallback>
+        </mc:AlternateContent>
+      </w:r>
+      <w:r>
+        <w:rPr>
+          <w:rFonts w:ascii="ＭＳ 明朝" w:hAnsi="ＭＳ 明朝" w:hint="eastAsia"/>
+          <w:noProof/>
+        </w:rPr>
+        <mc:AlternateContent>
+          <mc:Choice Requires="wps">
+            <w:drawing>
+              <wp:anchor distT="0" distB="0" distL="114300" distR="114300" simplePos="0" relativeHeight="251676672" behindDoc="0" locked="0" layoutInCell="1" allowOverlap="1" wp14:anchorId="26EBF396" wp14:editId="3AF8D717">
+                <wp:simplePos x="0" y="0"/>
+                <wp:positionH relativeFrom="column">
+                  <wp:posOffset>2662309</wp:posOffset>
+                </wp:positionH>
+                <wp:positionV relativeFrom="paragraph">
+                  <wp:posOffset>525636</wp:posOffset>
+                </wp:positionV>
+                <wp:extent cx="2349096" cy="374289"/>
+                <wp:effectExtent l="0" t="76200" r="0" b="216535"/>
+                <wp:wrapNone/>
+                <wp:docPr id="822275063" name="矢印: 下カーブ 4"/>
+                <wp:cNvGraphicFramePr/>
+                <a:graphic xmlns:a="http://schemas.openxmlformats.org/drawingml/2006/main">
+                  <a:graphicData uri="http://schemas.microsoft.com/office/word/2010/wordprocessingShape">
+                    <wps:wsp>
+                      <wps:cNvSpPr/>
+                      <wps:spPr>
+                        <a:xfrm rot="20990214">
+                          <a:off x="0" y="0"/>
+                          <a:ext cx="2349096" cy="374289"/>
+                        </a:xfrm>
+                        <a:prstGeom prst="curvedDownArrow">
+                          <a:avLst/>
+                        </a:prstGeom>
+                      </wps:spPr>
+                      <wps:style>
+                        <a:lnRef idx="2">
+                          <a:schemeClr val="accent1">
+                            <a:shade val="15000"/>
+                          </a:schemeClr>
+                        </a:lnRef>
+                        <a:fillRef idx="1">
+                          <a:schemeClr val="accent1"/>
+                        </a:fillRef>
+                        <a:effectRef idx="0">
+                          <a:schemeClr val="accent1"/>
+                        </a:effectRef>
+                        <a:fontRef idx="minor">
+                          <a:schemeClr val="lt1"/>
+                        </a:fontRef>
+                      </wps:style>
+                      <wps:bodyPr rot="0" spcFirstLastPara="0" vertOverflow="overflow" horzOverflow="overflow" vert="horz" wrap="square" lIns="91440" tIns="45720" rIns="91440" bIns="45720" numCol="1" spcCol="0" rtlCol="0" fromWordArt="0" anchor="ctr" anchorCtr="0" forceAA="0" compatLnSpc="1">
+                        <a:prstTxWarp prst="textNoShape">
+                          <a:avLst/>
+                        </a:prstTxWarp>
+                        <a:noAutofit/>
+                      </wps:bodyPr>
+                    </wps:wsp>
+                  </a:graphicData>
+                </a:graphic>
+                <wp14:sizeRelH relativeFrom="margin">
+                  <wp14:pctWidth>0</wp14:pctWidth>
+                </wp14:sizeRelH>
+              </wp:anchor>
+            </w:drawing>
+          </mc:Choice>
+          <mc:Fallback>
+            <w:pict>
+              <v:shape w14:anchorId="71BFD346" id="矢印: 下カーブ 4" o:spid="_x0000_s1026" type="#_x0000_t105" style="position:absolute;margin-left:209.65pt;margin-top:41.4pt;width:184.95pt;height:29.45pt;rotation:-666049fd;z-index:251676672;visibility:visible;mso-wrap-style:square;mso-width-percent:0;mso-wrap-distance-left:9pt;mso-wrap-distance-top:0;mso-wrap-distance-right:9pt;mso-wrap-distance-bottom:0;mso-position-horizontal:absolute;mso-position-horizontal-relative:text;mso-position-vertical:absolute;mso-position-vertical-relative:text;mso-width-percent:0;mso-width-relative:margin;v-text-anchor:middle" o:gfxdata="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" adj="19879,21170,16200" fillcolor="#5b9bd5 [3204]" strokecolor="#091723 [484]" strokeweight="1pt"/>
+            </w:pict>
+          </mc:Fallback>
+        </mc:AlternateContent>
+      </w:r>
+      <w:r>
+        <w:rPr>
+          <w:rFonts w:ascii="ＭＳ 明朝" w:hAnsi="ＭＳ 明朝" w:hint="eastAsia"/>
+        </w:rPr>
+        <w:t xml:space="preserve">　</w:t>
+      </w:r>
+      <w:r>
+        <w:rPr>
+          <w:rFonts w:ascii="ＭＳ 明朝" w:hAnsi="ＭＳ 明朝"/>
+        </w:rPr>
+        <w:drawing>
+          <wp:inline distT="0" distB="0" distL="0" distR="0" wp14:anchorId="690FB49A" wp14:editId="38D23178">
+            <wp:extent cx="2656137" cy="677054"/>
+            <wp:effectExtent l="19050" t="19050" r="11430" b="27940"/>
+            <wp:docPr id="986969297" name="図 1"/>
+            <wp:cNvGraphicFramePr>
+              <a:graphicFrameLocks xmlns:a="http://schemas.openxmlformats.org/drawingml/2006/main" noChangeAspect="1"/>
+            </wp:cNvGraphicFramePr>
+            <a:graphic xmlns:a="http://schemas.openxmlformats.org/drawingml/2006/main">
+              <a:graphicData uri="http://schemas.openxmlformats.org/drawingml/2006/picture">
+                <pic:pic xmlns:pic="http://schemas.openxmlformats.org/drawingml/2006/picture">
+                  <pic:nvPicPr>
+                    <pic:cNvPr id="986969297" name=""/>
+                    <pic:cNvPicPr/>
+                  </pic:nvPicPr>
+                  <pic:blipFill>
+                    <a:blip r:embed="rId19"/>
+                    <a:stretch>
+                      <a:fillRect/>
+                    </a:stretch>
+                  </pic:blipFill>
+                  <pic:spPr>
+                    <a:xfrm>
+                      <a:off x="0" y="0"/>
+                      <a:ext cx="2728597" cy="695524"/>
+                    </a:xfrm>
+                    <a:prstGeom prst="rect">
+                      <a:avLst/>
+                    </a:prstGeom>
+                    <a:ln>
+                      <a:solidFill>
+                        <a:schemeClr val="tx1"/>
+                      </a:solidFill>
+                    </a:ln>
+                  </pic:spPr>
+                </pic:pic>
+              </a:graphicData>
+            </a:graphic>
+          </wp:inline>
+        </w:drawing>
+      </w:r>
+      <w:r>
+        <w:rPr>
+          <w:rFonts w:ascii="ＭＳ 明朝" w:hAnsi="ＭＳ 明朝" w:hint="eastAsia"/>
+        </w:rPr>
+        <w:t xml:space="preserve">　　　</w:t>
+      </w:r>
+      <w:r>
+        <w:rPr>
+          <w:rFonts w:ascii="ＭＳ 明朝" w:hAnsi="ＭＳ 明朝"/>
+        </w:rPr>
+        <w:drawing>
+          <wp:inline distT="0" distB="0" distL="0" distR="0" wp14:anchorId="4D32146B" wp14:editId="0788C48A">
+            <wp:extent cx="2758811" cy="1185786"/>
+            <wp:effectExtent l="19050" t="19050" r="22860" b="14605"/>
+            <wp:docPr id="728552511" name="図 1"/>
+            <wp:cNvGraphicFramePr>
+              <a:graphicFrameLocks xmlns:a="http://schemas.openxmlformats.org/drawingml/2006/main" noChangeAspect="1"/>
+            </wp:cNvGraphicFramePr>
+            <a:graphic xmlns:a="http://schemas.openxmlformats.org/drawingml/2006/main">
+              <a:graphicData uri="http://schemas.openxmlformats.org/drawingml/2006/picture">
+                <pic:pic xmlns:pic="http://schemas.openxmlformats.org/drawingml/2006/picture">
+                  <pic:nvPicPr>
+                    <pic:cNvPr id="728552511" name=""/>
+                    <pic:cNvPicPr/>
+                  </pic:nvPicPr>
+                  <pic:blipFill>
+                    <a:blip r:embed="rId20"/>
+                    <a:stretch>
+                      <a:fillRect/>
+                    </a:stretch>
+                  </pic:blipFill>
+                  <pic:spPr>
+                    <a:xfrm>
+                      <a:off x="0" y="0"/>
+                      <a:ext cx="2780713" cy="1195200"/>
+                    </a:xfrm>
+                    <a:prstGeom prst="rect">
+                      <a:avLst/>
+                    </a:prstGeom>
+                    <a:ln>
+                      <a:solidFill>
+                        <a:schemeClr val="tx1"/>
+                      </a:solidFill>
+                    </a:ln>
+                  </pic:spPr>
+                </pic:pic>
+              </a:graphicData>
+            </a:graphic>
+          </wp:inline>
+        </w:drawing>
+      </w:r>
+    </w:p>
+    <w:p>
+      <w:pPr>
+        <w:rPr>
+          <w:rFonts w:ascii="ＭＳ 明朝" w:hAnsi="ＭＳ 明朝"/>
+        </w:rPr>
+      </w:pPr>
+    </w:p>
+    <w:p>
+      <w:pPr>
+        <w:rPr>
+          <w:rFonts w:ascii="ＭＳ 明朝" w:hAnsi="ＭＳ 明朝"/>
+        </w:rPr>
+      </w:pPr>
+      <w:r>
+        <w:rPr>
+          <w:rFonts w:ascii="ＭＳ 明朝" w:hAnsi="ＭＳ 明朝" w:hint="eastAsia"/>
+        </w:rPr>
+        <w:t xml:space="preserve">　すべて正常に読み込めた場合は、すべてのブロックが緑色になります。</w:t>
+      </w:r>
+    </w:p>
+    <w:p>
+      <w:pPr>
+        <w:rPr>
+          <w:rFonts w:ascii="ＭＳ 明朝" w:hAnsi="ＭＳ 明朝"/>
+        </w:rPr>
+      </w:pPr>
+      <w:r>
+        <w:rPr>
+          <w:rFonts w:ascii="ＭＳ 明朝" w:hAnsi="ＭＳ 明朝"/>
+        </w:rPr>
+        <w:drawing>
+          <wp:inline distT="0" distB="0" distL="0" distR="0" wp14:anchorId="75EA35E8" wp14:editId="32997D56">
+            <wp:extent cx="6397780" cy="1572859"/>
+            <wp:effectExtent l="19050" t="19050" r="22225" b="27940"/>
+            <wp:docPr id="267369292" name="図 1"/>
+            <wp:cNvGraphicFramePr>
+              <a:graphicFrameLocks xmlns:a="http://schemas.openxmlformats.org/drawingml/2006/main" noChangeAspect="1"/>
+            </wp:cNvGraphicFramePr>
+            <a:graphic xmlns:a="http://schemas.openxmlformats.org/drawingml/2006/main">
+              <a:graphicData uri="http://schemas.openxmlformats.org/drawingml/2006/picture">
+                <pic:pic xmlns:pic="http://schemas.openxmlformats.org/drawingml/2006/picture">
+                  <pic:nvPicPr>
+                    <pic:cNvPr id="267369292" name=""/>
+                    <pic:cNvPicPr/>
+                  </pic:nvPicPr>
+                  <pic:blipFill>
+                    <a:blip r:embed="rId21"/>
+                    <a:stretch>
+                      <a:fillRect/>
+                    </a:stretch>
+                  </pic:blipFill>
+                  <pic:spPr>
+                    <a:xfrm>
+                      <a:off x="0" y="0"/>
+                      <a:ext cx="6480592" cy="1593218"/>
+                    </a:xfrm>
+                    <a:prstGeom prst="rect">
+                      <a:avLst/>
+                    </a:prstGeom>
+                    <a:ln>
+                      <a:solidFill>
+                        <a:schemeClr val="tx1"/>
+                      </a:solidFill>
+                    </a:ln>
+                  </pic:spPr>
+                </pic:pic>
+              </a:graphicData>
+            </a:graphic>
+          </wp:inline>
+        </w:drawing>
+      </w:r>
+      <w:r>
+        <w:rPr>
+          <w:rFonts w:ascii="ＭＳ 明朝" w:hAnsi="ＭＳ 明朝"/>
+        </w:rPr>
+        <w:br w:type="page"/>
+      </w:r>
+    </w:p>
+    <w:p>
+      <w:pPr>
+        <w:rPr>
+          <w:rFonts w:ascii="ＭＳ 明朝" w:hAnsi="ＭＳ 明朝" w:hint="eastAsia"/>
+        </w:rPr>
+      </w:pPr>
+      <w:r>
+        <w:rPr>
+          <w:rFonts w:ascii="ＭＳ 明朝" w:hAnsi="ＭＳ 明朝" w:hint="eastAsia"/>
+        </w:rPr>
+        <w:lastRenderedPageBreak/>
+        <w:t xml:space="preserve">　画面上部のタブで各種情報の表示を切り替えてください。</w:t>
+      </w:r>
+    </w:p>
+    <w:p>
+      <w:pPr>
+        <w:rPr>
+          <w:rFonts w:ascii="ＭＳ 明朝" w:hAnsi="ＭＳ 明朝"/>
+        </w:rPr>
+      </w:pPr>
+      <w:r>
+        <w:rPr>
+          <w:rFonts w:ascii="ＭＳ 明朝" w:hAnsi="ＭＳ 明朝" w:hint="eastAsia"/>
+          <w:noProof/>
+        </w:rPr>
+        <mc:AlternateContent>
+          <mc:Choice Requires="wps">
+            <w:drawing>
+              <wp:anchor distT="0" distB="0" distL="114300" distR="114300" simplePos="0" relativeHeight="251680768" behindDoc="0" locked="0" layoutInCell="1" allowOverlap="1" wp14:anchorId="707AAFFC" wp14:editId="48D25588">
+                <wp:simplePos x="0" y="0"/>
+                <wp:positionH relativeFrom="column">
+                  <wp:posOffset>697743</wp:posOffset>
+                </wp:positionH>
+                <wp:positionV relativeFrom="paragraph">
+                  <wp:posOffset>218111</wp:posOffset>
+                </wp:positionV>
+                <wp:extent cx="1658140" cy="251006"/>
+                <wp:effectExtent l="19050" t="19050" r="18415" b="15875"/>
+                <wp:wrapNone/>
+                <wp:docPr id="1143383292" name="四角形: 角を丸くする 6"/>
+                <wp:cNvGraphicFramePr/>
+                <a:graphic xmlns:a="http://schemas.openxmlformats.org/drawingml/2006/main">
+                  <a:graphicData uri="http://schemas.microsoft.com/office/word/2010/wordprocessingShape">
+                    <wps:wsp>
+                      <wps:cNvSpPr/>
+                      <wps:spPr>
+                        <a:xfrm>
+                          <a:off x="0" y="0"/>
+                          <a:ext cx="1658140" cy="251006"/>
+                        </a:xfrm>
+                        <a:prstGeom prst="roundRect">
+                          <a:avLst/>
+                        </a:prstGeom>
+                        <a:noFill/>
+                        <a:ln w="38100">
+                          <a:solidFill>
+                            <a:srgbClr val="EE0000"/>
+                          </a:solidFill>
+                        </a:ln>
+                      </wps:spPr>
+                      <wps:style>
+                        <a:lnRef idx="2">
+                          <a:schemeClr val="accent1">
+                            <a:shade val="15000"/>
+                          </a:schemeClr>
+                        </a:lnRef>
+                        <a:fillRef idx="1">
+                          <a:schemeClr val="accent1"/>
+                        </a:fillRef>
+                        <a:effectRef idx="0">
+                          <a:schemeClr val="accent1"/>
+                        </a:effectRef>
+                        <a:fontRef idx="minor">
+                          <a:schemeClr val="lt1"/>
+                        </a:fontRef>
+                      </wps:style>
+                      <wps:bodyPr rot="0" spcFirstLastPara="0" vertOverflow="overflow" horzOverflow="overflow" vert="horz" wrap="square" lIns="91440" tIns="45720" rIns="91440" bIns="45720" numCol="1" spcCol="0" rtlCol="0" fromWordArt="0" anchor="ctr" anchorCtr="0" forceAA="0" compatLnSpc="1">
+                        <a:prstTxWarp prst="textNoShape">
+                          <a:avLst/>
+                        </a:prstTxWarp>
+                        <a:noAutofit/>
+                      </wps:bodyPr>
+                    </wps:wsp>
+                  </a:graphicData>
+                </a:graphic>
+                <wp14:sizeRelH relativeFrom="margin">
+                  <wp14:pctWidth>0</wp14:pctWidth>
+                </wp14:sizeRelH>
+                <wp14:sizeRelV relativeFrom="margin">
+                  <wp14:pctHeight>0</wp14:pctHeight>
+                </wp14:sizeRelV>
+              </wp:anchor>
+            </w:drawing>
+          </mc:Choice>
+          <mc:Fallback>
+            <w:pict>
+              <v:roundrect w14:anchorId="6D540CDC" id="四角形: 角を丸くする 6" o:spid="_x0000_s1026" style="position:absolute;margin-left:54.95pt;margin-top:17.15pt;width:130.55pt;height:19.75pt;z-index:251680768;visibility:visible;mso-wrap-style:square;mso-width-percent:0;mso-height-percent:0;mso-wrap-distance-left:9pt;mso-wrap-distance-top:0;mso-wrap-distance-right:9pt;mso-wrap-distance-bottom:0;mso-position-horizontal:absolute;mso-position-horizontal-relative:text;mso-position-vertical:absolute;mso-position-vertical-relative:text;mso-width-percent:0;mso-height-percent:0;mso-width-relative:margin;mso-height-relative:margin;v-text-anchor:middle" arcsize="10923f" o:gfxdata="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" filled="f" strokecolor="#e00" strokeweight="3pt">
+                <v:stroke joinstyle="miter"/>
+              </v:roundrect>
+            </w:pict>
+          </mc:Fallback>
+        </mc:AlternateContent>
+      </w:r>
+      <w:r>
+        <w:rPr>
+          <w:rFonts w:ascii="ＭＳ 明朝" w:hAnsi="ＭＳ 明朝"/>
+        </w:rPr>
+        <w:drawing>
+          <wp:inline distT="0" distB="0" distL="0" distR="0" wp14:anchorId="3422C54B" wp14:editId="0B060D07">
+            <wp:extent cx="3785423" cy="1522559"/>
+            <wp:effectExtent l="19050" t="19050" r="24765" b="20955"/>
+            <wp:docPr id="306535891" name="図 1"/>
+            <wp:cNvGraphicFramePr>
+              <a:graphicFrameLocks xmlns:a="http://schemas.openxmlformats.org/drawingml/2006/main" noChangeAspect="1"/>
+            </wp:cNvGraphicFramePr>
+            <a:graphic xmlns:a="http://schemas.openxmlformats.org/drawingml/2006/main">
+              <a:graphicData uri="http://schemas.openxmlformats.org/drawingml/2006/picture">
+                <pic:pic xmlns:pic="http://schemas.openxmlformats.org/drawingml/2006/picture">
+                  <pic:nvPicPr>
+                    <pic:cNvPr id="306535891" name=""/>
+                    <pic:cNvPicPr/>
+                  </pic:nvPicPr>
+                  <pic:blipFill>
+                    <a:blip r:embed="rId22"/>
+                    <a:stretch>
+                      <a:fillRect/>
+                    </a:stretch>
+                  </pic:blipFill>
+                  <pic:spPr>
+                    <a:xfrm>
+                      <a:off x="0" y="0"/>
+                      <a:ext cx="3831554" cy="1541114"/>
+                    </a:xfrm>
+                    <a:prstGeom prst="rect">
+                      <a:avLst/>
+                    </a:prstGeom>
+                    <a:ln>
+                      <a:solidFill>
+                        <a:schemeClr val="tx1"/>
+                      </a:solidFill>
+                    </a:ln>
+                  </pic:spPr>
+                </pic:pic>
+              </a:graphicData>
+            </a:graphic>
+          </wp:inline>
+        </w:drawing>
+      </w:r>
+    </w:p>
+    <w:p>
+      <w:pPr>
+        <w:rPr>
+          <w:rFonts w:ascii="ＭＳ 明朝" w:hAnsi="ＭＳ 明朝"/>
+        </w:rPr>
+      </w:pPr>
+    </w:p>
+    <w:p>
+      <w:pPr>
+        <w:rPr>
+          <w:rFonts w:ascii="ＭＳ 明朝" w:hAnsi="ＭＳ 明朝" w:hint="eastAsia"/>
+        </w:rPr>
+      </w:pPr>
+    </w:p>
+    <w:p>
+      <w:pPr>
+        <w:pStyle w:val="a0"/>
+      </w:pPr>
+      <w:r>
+        <w:rPr>
+          <w:rFonts w:hint="eastAsia"/>
+        </w:rPr>
+        <w:t>レポートの表示（学校用ダッシュボード）</w:t>
+      </w:r>
+    </w:p>
+    <w:p>
+      <w:pPr>
+        <w:pStyle w:val="a1"/>
+      </w:pPr>
+      <w:r>
+        <w:rPr>
+          <w:rFonts w:hint="eastAsia"/>
+        </w:rPr>
+        <w:t>全体レポート</w:t>
+      </w:r>
+    </w:p>
+    <w:p>
+      <w:pPr>
+        <w:rPr>
+          <w:rFonts w:ascii="ＭＳ 明朝" w:hAnsi="ＭＳ 明朝"/>
+        </w:rPr>
+      </w:pPr>
+    </w:p>
+    <w:p>
+      <w:pPr>
+        <w:rPr>
+          <w:rFonts w:ascii="ＭＳ 明朝" w:hAnsi="ＭＳ 明朝"/>
+        </w:rPr>
+      </w:pPr>
+      <w:r>
+        <w:rPr>
+          <w:rFonts w:ascii="ＭＳ 明朝" w:hAnsi="ＭＳ 明朝" w:hint="eastAsia"/>
+        </w:rPr>
+        <w:t xml:space="preserve">　表示画面の概要です。</w:t>
+      </w:r>
+    </w:p>
+    <w:p>
+      <w:pPr>
+        <w:rPr>
+          <w:rFonts w:ascii="ＭＳ 明朝" w:hAnsi="ＭＳ 明朝" w:hint="eastAsia"/>
+        </w:rPr>
+      </w:pPr>
+      <w:r>
+        <w:rPr>
+          <w:rFonts w:ascii="ＭＳ 明朝" w:hAnsi="ＭＳ 明朝" w:hint="eastAsia"/>
+          <w:noProof/>
+        </w:rPr>
+        <mc:AlternateContent>
+          <mc:Choice Requires="wps">
+            <w:drawing>
+              <wp:anchor distT="0" distB="0" distL="114300" distR="114300" simplePos="0" relativeHeight="251692032" behindDoc="0" locked="0" layoutInCell="1" allowOverlap="1" wp14:anchorId="053CA480" wp14:editId="1EAB16E9">
+                <wp:simplePos x="0" y="0"/>
+                <wp:positionH relativeFrom="margin">
+                  <wp:posOffset>4429125</wp:posOffset>
+                </wp:positionH>
+                <wp:positionV relativeFrom="paragraph">
+                  <wp:posOffset>32703</wp:posOffset>
+                </wp:positionV>
+                <wp:extent cx="1233170" cy="654050"/>
+                <wp:effectExtent l="0" t="0" r="24130" b="184150"/>
+                <wp:wrapNone/>
+                <wp:docPr id="477715170" name="吹き出し: 角を丸めた四角形 5"/>
+                <wp:cNvGraphicFramePr/>
+                <a:graphic xmlns:a="http://schemas.openxmlformats.org/drawingml/2006/main">
+                  <a:graphicData uri="http://schemas.microsoft.com/office/word/2010/wordprocessingShape">
+                    <wps:wsp>
+                      <wps:cNvSpPr/>
+                      <wps:spPr>
+                        <a:xfrm>
+                          <a:off x="0" y="0"/>
+                          <a:ext cx="1233170" cy="654050"/>
+                        </a:xfrm>
+                        <a:prstGeom prst="wedgeRoundRectCallout">
+                          <a:avLst>
+                            <a:gd name="adj1" fmla="val 1890"/>
+                            <a:gd name="adj2" fmla="val 73793"/>
+                            <a:gd name="adj3" fmla="val 16667"/>
+                          </a:avLst>
+                        </a:prstGeom>
+                        <a:solidFill>
+                          <a:schemeClr val="bg1"/>
+                        </a:solidFill>
+                        <a:ln w="19050">
+                          <a:solidFill>
+                            <a:srgbClr val="0070C0"/>
+                          </a:solidFill>
+                        </a:ln>
+                      </wps:spPr>
+                      <wps:style>
+                        <a:lnRef idx="2">
+                          <a:schemeClr val="accent1">
+                            <a:shade val="15000"/>
+                          </a:schemeClr>
+                        </a:lnRef>
+                        <a:fillRef idx="1">
+                          <a:schemeClr val="accent1"/>
+                        </a:fillRef>
+                        <a:effectRef idx="0">
+                          <a:schemeClr val="accent1"/>
+                        </a:effectRef>
+                        <a:fontRef idx="minor">
+                          <a:schemeClr val="lt1"/>
+                        </a:fontRef>
+                      </wps:style>
+                      <wps:txbx>
+                        <w:txbxContent>
+                          <w:p>
+                            <w:pPr>
+                              <w:jc w:val="center"/>
+                              <w:rPr>
+                                <w:color w:val="0070C0"/>
+                              </w:rPr>
+                            </w:pPr>
+                            <w:r>
+                              <w:rPr>
+                                <w:rFonts w:hint="eastAsia"/>
+                                <w:color w:val="0070C0"/>
+                              </w:rPr>
+                              <w:t>③領域</w:t>
+                            </w:r>
+                            <w:r>
+                              <w:rPr>
+                                <w:rFonts w:hint="eastAsia"/>
+                                <w:color w:val="0070C0"/>
+                              </w:rPr>
+                              <w:t>別正答率</w:t>
+                            </w:r>
+                          </w:p>
+                          <w:p>
+                            <w:pPr>
+                              <w:jc w:val="center"/>
+                              <w:rPr>
+                                <w:rFonts w:hint="eastAsia"/>
+                                <w:color w:val="0070C0"/>
+                              </w:rPr>
+                            </w:pPr>
+                            <w:r>
+                              <w:rPr>
+                                <w:rFonts w:hint="eastAsia"/>
+                                <w:color w:val="0070C0"/>
+                              </w:rPr>
+                              <w:t>チャート</w:t>
+                            </w:r>
+                          </w:p>
+                        </w:txbxContent>
+                      </wps:txbx>
+                      <wps:bodyPr rot="0" spcFirstLastPara="0" vertOverflow="overflow" horzOverflow="overflow" vert="horz" wrap="square" lIns="91440" tIns="45720" rIns="91440" bIns="45720" numCol="1" spcCol="0" rtlCol="0" fromWordArt="0" anchor="ctr" anchorCtr="0" forceAA="0" compatLnSpc="1">
+                        <a:prstTxWarp prst="textNoShape">
+                          <a:avLst/>
+                        </a:prstTxWarp>
+                        <a:noAutofit/>
+                      </wps:bodyPr>
+                    </wps:wsp>
+                  </a:graphicData>
+                </a:graphic>
+                <wp14:sizeRelH relativeFrom="margin">
+                  <wp14:pctWidth>0</wp14:pctWidth>
+                </wp14:sizeRelH>
+                <wp14:sizeRelV relativeFrom="margin">
+                  <wp14:pctHeight>0</wp14:pctHeight>
+                </wp14:sizeRelV>
+              </wp:anchor>
+            </w:drawing>
+          </mc:Choice>
+          <mc:Fallback>
+            <w:pict>
+              <v:shape w14:anchorId="053CA480" id="_x0000_s1032" type="#_x0000_t62" style="position:absolute;left:0;text-align:left;margin-left:348.75pt;margin-top:2.6pt;width:97.1pt;height:51.5pt;z-index:251692032;visibility:visible;mso-wrap-style:square;mso-width-percent:0;mso-height-percent:0;mso-wrap-distance-left:9pt;mso-wrap-distance-top:0;mso-wrap-distance-right:9pt;mso-wrap-distance-bottom:0;mso-position-horizontal:absolute;mso-position-horizontal-relative:margin;mso-position-vertical:absolute;mso-position-vertical-relative:text;mso-width-percent:0;mso-height-percent:0;mso-width-relative:margin;mso-height-relative:margin;v-text-anchor:middle" o:gfxdata="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" adj="11208,26739" fillcolor="white [3212]" strokecolor="#0070c0" strokeweight="1.5pt">
+                <v:textbox>
+                  <w:txbxContent>
+                    <w:p>
+                      <w:pPr>
+                        <w:jc w:val="center"/>
+                        <w:rPr>
+                          <w:color w:val="0070C0"/>
+                        </w:rPr>
+                      </w:pPr>
+                      <w:r>
+                        <w:rPr>
+                          <w:rFonts w:hint="eastAsia"/>
+                          <w:color w:val="0070C0"/>
+                        </w:rPr>
+                        <w:t>③領域</w:t>
+                      </w:r>
+                      <w:r>
+                        <w:rPr>
+                          <w:rFonts w:hint="eastAsia"/>
+                          <w:color w:val="0070C0"/>
+                        </w:rPr>
+                        <w:t>別正答率</w:t>
+                      </w:r>
+                    </w:p>
+                    <w:p>
+                      <w:pPr>
+                        <w:jc w:val="center"/>
+                        <w:rPr>
+                          <w:rFonts w:hint="eastAsia"/>
+                          <w:color w:val="0070C0"/>
+                        </w:rPr>
+                      </w:pPr>
+                      <w:r>
+                        <w:rPr>
+                          <w:rFonts w:hint="eastAsia"/>
+                          <w:color w:val="0070C0"/>
+                        </w:rPr>
+                        <w:t>チャート</w:t>
+                      </w:r>
+                    </w:p>
+                  </w:txbxContent>
+                </v:textbox>
+                <w10:wrap anchorx="margin"/>
+              </v:shape>
+            </w:pict>
+          </mc:Fallback>
+        </mc:AlternateContent>
+      </w:r>
+      <w:r>
+        <w:rPr>
+          <w:rFonts w:ascii="ＭＳ 明朝" w:hAnsi="ＭＳ 明朝" w:hint="eastAsia"/>
+          <w:noProof/>
+        </w:rPr>
+        <mc:AlternateContent>
+          <mc:Choice Requires="wps">
+            <w:drawing>
+              <wp:anchor distT="0" distB="0" distL="114300" distR="114300" simplePos="0" relativeHeight="251687936" behindDoc="0" locked="0" layoutInCell="1" allowOverlap="1" wp14:anchorId="617B62E6" wp14:editId="36E33453">
+                <wp:simplePos x="0" y="0"/>
+                <wp:positionH relativeFrom="margin">
+                  <wp:align>center</wp:align>
+                </wp:positionH>
+                <wp:positionV relativeFrom="paragraph">
+                  <wp:posOffset>33972</wp:posOffset>
+                </wp:positionV>
+                <wp:extent cx="1233170" cy="654050"/>
+                <wp:effectExtent l="0" t="0" r="24130" b="184150"/>
+                <wp:wrapNone/>
+                <wp:docPr id="510969328" name="吹き出し: 角を丸めた四角形 5"/>
+                <wp:cNvGraphicFramePr/>
+                <a:graphic xmlns:a="http://schemas.openxmlformats.org/drawingml/2006/main">
+                  <a:graphicData uri="http://schemas.microsoft.com/office/word/2010/wordprocessingShape">
+                    <wps:wsp>
+                      <wps:cNvSpPr/>
+                      <wps:spPr>
+                        <a:xfrm>
+                          <a:off x="0" y="0"/>
+                          <a:ext cx="1233488" cy="654050"/>
+                        </a:xfrm>
+                        <a:prstGeom prst="wedgeRoundRectCallout">
+                          <a:avLst>
+                            <a:gd name="adj1" fmla="val 1890"/>
+                            <a:gd name="adj2" fmla="val 73793"/>
+                            <a:gd name="adj3" fmla="val 16667"/>
+                          </a:avLst>
+                        </a:prstGeom>
+                        <a:solidFill>
+                          <a:schemeClr val="bg1"/>
+                        </a:solidFill>
+                        <a:ln w="19050">
+                          <a:solidFill>
+                            <a:srgbClr val="0070C0"/>
+                          </a:solidFill>
+                        </a:ln>
+                      </wps:spPr>
+                      <wps:style>
+                        <a:lnRef idx="2">
+                          <a:schemeClr val="accent1">
+                            <a:shade val="15000"/>
+                          </a:schemeClr>
+                        </a:lnRef>
+                        <a:fillRef idx="1">
+                          <a:schemeClr val="accent1"/>
+                        </a:fillRef>
+                        <a:effectRef idx="0">
+                          <a:schemeClr val="accent1"/>
+                        </a:effectRef>
+                        <a:fontRef idx="minor">
+                          <a:schemeClr val="lt1"/>
+                        </a:fontRef>
+                      </wps:style>
+                      <wps:txbx>
+                        <w:txbxContent>
+                          <w:p>
+                            <w:pPr>
+                              <w:jc w:val="center"/>
+                              <w:rPr>
+                                <w:color w:val="0070C0"/>
+                              </w:rPr>
+                            </w:pPr>
+                            <w:r>
+                              <w:rPr>
+                                <w:rFonts w:hint="eastAsia"/>
+                                <w:color w:val="0070C0"/>
+                              </w:rPr>
+                              <w:t>②問題別正答率</w:t>
+                            </w:r>
+                          </w:p>
+                          <w:p>
+                            <w:pPr>
+                              <w:jc w:val="center"/>
+                              <w:rPr>
+                                <w:rFonts w:hint="eastAsia"/>
+                                <w:color w:val="0070C0"/>
+                              </w:rPr>
+                            </w:pPr>
+                            <w:r>
+                              <w:rPr>
+                                <w:rFonts w:hint="eastAsia"/>
+                                <w:color w:val="0070C0"/>
+                              </w:rPr>
+                              <w:t>チャート</w:t>
+                            </w:r>
+                          </w:p>
+                        </w:txbxContent>
+                      </wps:txbx>
+                      <wps:bodyPr rot="0" spcFirstLastPara="0" vertOverflow="overflow" horzOverflow="overflow" vert="horz" wrap="square" lIns="91440" tIns="45720" rIns="91440" bIns="45720" numCol="1" spcCol="0" rtlCol="0" fromWordArt="0" anchor="ctr" anchorCtr="0" forceAA="0" compatLnSpc="1">
+                        <a:prstTxWarp prst="textNoShape">
+                          <a:avLst/>
+                        </a:prstTxWarp>
+                        <a:noAutofit/>
+                      </wps:bodyPr>
+                    </wps:wsp>
+                  </a:graphicData>
+                </a:graphic>
+                <wp14:sizeRelH relativeFrom="margin">
+                  <wp14:pctWidth>0</wp14:pctWidth>
+                </wp14:sizeRelH>
+                <wp14:sizeRelV relativeFrom="margin">
+                  <wp14:pctHeight>0</wp14:pctHeight>
+                </wp14:sizeRelV>
+              </wp:anchor>
+            </w:drawing>
+          </mc:Choice>
+          <mc:Fallback>
+            <w:pict>
+              <v:shape w14:anchorId="617B62E6" id="_x0000_s1033" type="#_x0000_t62" style="position:absolute;left:0;text-align:left;margin-left:0;margin-top:2.65pt;width:97.1pt;height:51.5pt;z-index:251687936;visibility:visible;mso-wrap-style:square;mso-width-percent:0;mso-height-percent:0;mso-wrap-distance-left:9pt;mso-wrap-distance-top:0;mso-wrap-distance-right:9pt;mso-wrap-distance-bottom:0;mso-position-horizontal:center;mso-position-horizontal-relative:margin;mso-position-vertical:absolute;mso-position-vertical-relative:text;mso-width-percent:0;mso-height-percent:0;mso-width-relative:margin;mso-height-relative:margin;v-text-anchor:middle" o:gfxdata="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" adj="11208,26739" fillcolor="white [3212]" strokecolor="#0070c0" strokeweight="1.5pt">
+                <v:textbox>
+                  <w:txbxContent>
+                    <w:p>
+                      <w:pPr>
+                        <w:jc w:val="center"/>
+                        <w:rPr>
+                          <w:color w:val="0070C0"/>
+                        </w:rPr>
+                      </w:pPr>
+                      <w:r>
+                        <w:rPr>
+                          <w:rFonts w:hint="eastAsia"/>
+                          <w:color w:val="0070C0"/>
+                        </w:rPr>
+                        <w:t>②問題別正答率</w:t>
+                      </w:r>
+                    </w:p>
+                    <w:p>
+                      <w:pPr>
+                        <w:jc w:val="center"/>
+                        <w:rPr>
+                          <w:rFonts w:hint="eastAsia"/>
+                          <w:color w:val="0070C0"/>
+                        </w:rPr>
+                      </w:pPr>
+                      <w:r>
+                        <w:rPr>
+                          <w:rFonts w:hint="eastAsia"/>
+                          <w:color w:val="0070C0"/>
+                        </w:rPr>
+                        <w:t>チャート</w:t>
+                      </w:r>
+                    </w:p>
+                  </w:txbxContent>
+                </v:textbox>
+                <w10:wrap anchorx="margin"/>
+              </v:shape>
+            </w:pict>
+          </mc:Fallback>
+        </mc:AlternateContent>
+      </w:r>
+    </w:p>
+    <w:p>
+      <w:pPr>
+        <w:jc w:val="center"/>
+        <w:rPr>
+          <w:rFonts w:ascii="ＭＳ 明朝" w:hAnsi="ＭＳ 明朝"/>
+        </w:rPr>
+      </w:pPr>
+      <w:r>
+        <w:rPr>
+          <w:rFonts w:ascii="ＭＳ 明朝" w:hAnsi="ＭＳ 明朝" w:hint="eastAsia"/>
+          <w:noProof/>
+        </w:rPr>
+        <mc:AlternateContent>
+          <mc:Choice Requires="wps">
+            <w:drawing>
+              <wp:anchor distT="0" distB="0" distL="114300" distR="114300" simplePos="0" relativeHeight="251700224" behindDoc="0" locked="0" layoutInCell="1" allowOverlap="1" wp14:anchorId="4E968ACF" wp14:editId="6F9E3AC9">
+                <wp:simplePos x="0" y="0"/>
+                <wp:positionH relativeFrom="margin">
+                  <wp:posOffset>-305447</wp:posOffset>
+                </wp:positionH>
+                <wp:positionV relativeFrom="paragraph">
+                  <wp:posOffset>2419087</wp:posOffset>
+                </wp:positionV>
+                <wp:extent cx="1109345" cy="654050"/>
+                <wp:effectExtent l="0" t="0" r="186055" b="12700"/>
+                <wp:wrapNone/>
+                <wp:docPr id="196494839" name="吹き出し: 角を丸めた四角形 5"/>
+                <wp:cNvGraphicFramePr/>
+                <a:graphic xmlns:a="http://schemas.openxmlformats.org/drawingml/2006/main">
+                  <a:graphicData uri="http://schemas.microsoft.com/office/word/2010/wordprocessingShape">
+                    <wps:wsp>
+                      <wps:cNvSpPr/>
+                      <wps:spPr>
+                        <a:xfrm>
+                          <a:off x="0" y="0"/>
+                          <a:ext cx="1109345" cy="654050"/>
+                        </a:xfrm>
+                        <a:prstGeom prst="wedgeRoundRectCallout">
+                          <a:avLst>
+                            <a:gd name="adj1" fmla="val 63539"/>
+                            <a:gd name="adj2" fmla="val 5882"/>
+                            <a:gd name="adj3" fmla="val 16667"/>
+                          </a:avLst>
+                        </a:prstGeom>
+                        <a:solidFill>
+                          <a:schemeClr val="bg1"/>
+                        </a:solidFill>
+                        <a:ln w="19050">
+                          <a:solidFill>
+                            <a:srgbClr val="0070C0"/>
+                          </a:solidFill>
+                        </a:ln>
+                      </wps:spPr>
+                      <wps:style>
+                        <a:lnRef idx="2">
+                          <a:schemeClr val="accent1">
+                            <a:shade val="15000"/>
+                          </a:schemeClr>
+                        </a:lnRef>
+                        <a:fillRef idx="1">
+                          <a:schemeClr val="accent1"/>
+                        </a:fillRef>
+                        <a:effectRef idx="0">
+                          <a:schemeClr val="accent1"/>
+                        </a:effectRef>
+                        <a:fontRef idx="minor">
+                          <a:schemeClr val="lt1"/>
+                        </a:fontRef>
+                      </wps:style>
+                      <wps:txbx>
+                        <w:txbxContent>
+                          <w:p>
+                            <w:pPr>
+                              <w:jc w:val="center"/>
+                              <w:rPr>
+                                <w:color w:val="0070C0"/>
+                              </w:rPr>
+                            </w:pPr>
+                            <w:r>
+                              <w:rPr>
+                                <w:rFonts w:hint="eastAsia"/>
+                                <w:color w:val="0070C0"/>
+                              </w:rPr>
+                              <w:t>⑤正答数分布</w:t>
+                            </w:r>
+                          </w:p>
+                          <w:p>
+                            <w:pPr>
+                              <w:jc w:val="center"/>
+                              <w:rPr>
+                                <w:rFonts w:hint="eastAsia"/>
+                                <w:color w:val="0070C0"/>
+                              </w:rPr>
+                            </w:pPr>
+                            <w:r>
+                              <w:rPr>
+                                <w:rFonts w:hint="eastAsia"/>
+                                <w:color w:val="0070C0"/>
+                              </w:rPr>
+                              <w:t>（箱ひげ図）</w:t>
+                            </w:r>
+                          </w:p>
+                        </w:txbxContent>
+                      </wps:txbx>
+                      <wps:bodyPr rot="0" spcFirstLastPara="0" vertOverflow="overflow" horzOverflow="overflow" vert="horz" wrap="square" lIns="91440" tIns="45720" rIns="91440" bIns="45720" numCol="1" spcCol="0" rtlCol="0" fromWordArt="0" anchor="ctr" anchorCtr="0" forceAA="0" compatLnSpc="1">
+                        <a:prstTxWarp prst="textNoShape">
+                          <a:avLst/>
+                        </a:prstTxWarp>
+                        <a:noAutofit/>
+                      </wps:bodyPr>
+                    </wps:wsp>
+                  </a:graphicData>
+                </a:graphic>
+                <wp14:sizeRelH relativeFrom="margin">
+                  <wp14:pctWidth>0</wp14:pctWidth>
+                </wp14:sizeRelH>
+                <wp14:sizeRelV relativeFrom="margin">
+                  <wp14:pctHeight>0</wp14:pctHeight>
+                </wp14:sizeRelV>
+              </wp:anchor>
+            </w:drawing>
+          </mc:Choice>
+          <mc:Fallback>
+            <w:pict>
+              <v:shape w14:anchorId="4E968ACF" id="_x0000_s1034" type="#_x0000_t62" style="position:absolute;left:0;text-align:left;margin-left:-24.05pt;margin-top:190.5pt;width:87.35pt;height:51.5pt;z-index:251700224;visibility:visible;mso-wrap-style:square;mso-width-percent:0;mso-height-percent:0;mso-wrap-distance-left:9pt;mso-wrap-distance-top:0;mso-wrap-distance-right:9pt;mso-wrap-distance-bottom:0;mso-position-horizontal:absolute;mso-position-horizontal-relative:margin;mso-position-vertical:absolute;mso-position-vertical-relative:text;mso-width-percent:0;mso-height-percent:0;mso-width-relative:margin;mso-height-relative:margin;v-text-anchor:middle" o:gfxdata="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" adj="24524,12071" fillcolor="white [3212]" strokecolor="#0070c0" strokeweight="1.5pt">
+                <v:textbox>
+                  <w:txbxContent>
+                    <w:p>
+                      <w:pPr>
+                        <w:jc w:val="center"/>
+                        <w:rPr>
+                          <w:color w:val="0070C0"/>
+                        </w:rPr>
+                      </w:pPr>
+                      <w:r>
+                        <w:rPr>
+                          <w:rFonts w:hint="eastAsia"/>
+                          <w:color w:val="0070C0"/>
+                        </w:rPr>
+                        <w:t>⑤正答数分布</w:t>
+                      </w:r>
+                    </w:p>
+                    <w:p>
+                      <w:pPr>
+                        <w:jc w:val="center"/>
+                        <w:rPr>
+                          <w:rFonts w:hint="eastAsia"/>
+                          <w:color w:val="0070C0"/>
+                        </w:rPr>
+                      </w:pPr>
+                      <w:r>
+                        <w:rPr>
+                          <w:rFonts w:hint="eastAsia"/>
+                          <w:color w:val="0070C0"/>
+                        </w:rPr>
+                        <w:t>（箱ひげ図）</w:t>
+                      </w:r>
+                    </w:p>
+                  </w:txbxContent>
+                </v:textbox>
+                <w10:wrap anchorx="margin"/>
+              </v:shape>
+            </w:pict>
+          </mc:Fallback>
+        </mc:AlternateContent>
+      </w:r>
+      <w:r>
+        <w:rPr>
+          <w:rFonts w:ascii="ＭＳ 明朝" w:hAnsi="ＭＳ 明朝" w:hint="eastAsia"/>
+          <w:noProof/>
+        </w:rPr>
+        <mc:AlternateContent>
+          <mc:Choice Requires="wps">
+            <w:drawing>
+              <wp:anchor distT="0" distB="0" distL="114300" distR="114300" simplePos="0" relativeHeight="251708416" behindDoc="0" locked="0" layoutInCell="1" allowOverlap="1" wp14:anchorId="6AB132E4" wp14:editId="1F55DEDF">
+                <wp:simplePos x="0" y="0"/>
+                <wp:positionH relativeFrom="margin">
+                  <wp:posOffset>5450457</wp:posOffset>
+                </wp:positionH>
+                <wp:positionV relativeFrom="paragraph">
+                  <wp:posOffset>2281423</wp:posOffset>
+                </wp:positionV>
+                <wp:extent cx="965835" cy="654050"/>
+                <wp:effectExtent l="133350" t="0" r="24765" b="12700"/>
+                <wp:wrapNone/>
+                <wp:docPr id="936483789" name="吹き出し: 角を丸めた四角形 5"/>
+                <wp:cNvGraphicFramePr/>
+                <a:graphic xmlns:a="http://schemas.openxmlformats.org/drawingml/2006/main">
+                  <a:graphicData uri="http://schemas.microsoft.com/office/word/2010/wordprocessingShape">
+                    <wps:wsp>
+                      <wps:cNvSpPr/>
+                      <wps:spPr>
+                        <a:xfrm>
+                          <a:off x="0" y="0"/>
+                          <a:ext cx="965835" cy="654050"/>
+                        </a:xfrm>
+                        <a:prstGeom prst="wedgeRoundRectCallout">
+                          <a:avLst>
+                            <a:gd name="adj1" fmla="val -61290"/>
+                            <a:gd name="adj2" fmla="val 28950"/>
+                            <a:gd name="adj3" fmla="val 16667"/>
+                          </a:avLst>
+                        </a:prstGeom>
+                        <a:solidFill>
+                          <a:schemeClr val="bg1"/>
+                        </a:solidFill>
+                        <a:ln w="19050">
+                          <a:solidFill>
+                            <a:srgbClr val="0070C0"/>
+                          </a:solidFill>
+                        </a:ln>
+                      </wps:spPr>
+                      <wps:style>
+                        <a:lnRef idx="2">
+                          <a:schemeClr val="accent1">
+                            <a:shade val="15000"/>
+                          </a:schemeClr>
+                        </a:lnRef>
+                        <a:fillRef idx="1">
+                          <a:schemeClr val="accent1"/>
+                        </a:fillRef>
+                        <a:effectRef idx="0">
+                          <a:schemeClr val="accent1"/>
+                        </a:effectRef>
+                        <a:fontRef idx="minor">
+                          <a:schemeClr val="lt1"/>
+                        </a:fontRef>
+                      </wps:style>
+                      <wps:txbx>
+                        <w:txbxContent>
+                          <w:p>
+                            <w:pPr>
+                              <w:jc w:val="center"/>
+                              <w:rPr>
+                                <w:color w:val="0070C0"/>
+                              </w:rPr>
+                            </w:pPr>
+                            <w:r>
+                              <w:rPr>
+                                <w:rFonts w:hint="eastAsia"/>
+                                <w:color w:val="0070C0"/>
+                              </w:rPr>
+                              <w:t>⑦クラス毎</w:t>
+                            </w:r>
+                          </w:p>
+                          <w:p>
+                            <w:pPr>
+                              <w:jc w:val="center"/>
+                              <w:rPr>
+                                <w:rFonts w:hint="eastAsia"/>
+                                <w:color w:val="0070C0"/>
+                              </w:rPr>
+                            </w:pPr>
+                            <w:r>
+                              <w:rPr>
+                                <w:rFonts w:hint="eastAsia"/>
+                                <w:color w:val="0070C0"/>
+                              </w:rPr>
+                              <w:t>平均正答率</w:t>
+                            </w:r>
+                          </w:p>
+                        </w:txbxContent>
+                      </wps:txbx>
+                      <wps:bodyPr rot="0" spcFirstLastPara="0" vertOverflow="overflow" horzOverflow="overflow" vert="horz" wrap="square" lIns="91440" tIns="45720" rIns="91440" bIns="45720" numCol="1" spcCol="0" rtlCol="0" fromWordArt="0" anchor="ctr" anchorCtr="0" forceAA="0" compatLnSpc="1">
+                        <a:prstTxWarp prst="textNoShape">
+                          <a:avLst/>
+                        </a:prstTxWarp>
+                        <a:noAutofit/>
+                      </wps:bodyPr>
+                    </wps:wsp>
+                  </a:graphicData>
+                </a:graphic>
+                <wp14:sizeRelH relativeFrom="margin">
+                  <wp14:pctWidth>0</wp14:pctWidth>
+                </wp14:sizeRelH>
+                <wp14:sizeRelV relativeFrom="margin">
+                  <wp14:pctHeight>0</wp14:pctHeight>
+                </wp14:sizeRelV>
+              </wp:anchor>
+            </w:drawing>
+          </mc:Choice>
+          <mc:Fallback>
+            <w:pict>
+              <v:shape w14:anchorId="6AB132E4" id="_x0000_s1035" type="#_x0000_t62" style="position:absolute;left:0;text-align:left;margin-left:429.15pt;margin-top:179.65pt;width:76.05pt;height:51.5pt;z-index:251708416;visibility:visible;mso-wrap-style:square;mso-width-percent:0;mso-height-percent:0;mso-wrap-distance-left:9pt;mso-wrap-distance-top:0;mso-wrap-distance-right:9pt;mso-wrap-distance-bottom:0;mso-position-horizontal:absolute;mso-position-horizontal-relative:margin;mso-position-vertical:absolute;mso-position-vertical-relative:text;mso-width-percent:0;mso-height-percent:0;mso-width-relative:margin;mso-height-relative:margin;v-text-anchor:middle" o:gfxdata="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" adj="-2439,17053" fillcolor="white [3212]" strokecolor="#0070c0" strokeweight="1.5pt">
+                <v:textbox>
+                  <w:txbxContent>
+                    <w:p>
+                      <w:pPr>
+                        <w:jc w:val="center"/>
+                        <w:rPr>
+                          <w:color w:val="0070C0"/>
+                        </w:rPr>
+                      </w:pPr>
+                      <w:r>
+                        <w:rPr>
+                          <w:rFonts w:hint="eastAsia"/>
+                          <w:color w:val="0070C0"/>
+                        </w:rPr>
+                        <w:t>⑦クラス毎</w:t>
+                      </w:r>
+                    </w:p>
+                    <w:p>
+                      <w:pPr>
+                        <w:jc w:val="center"/>
+                        <w:rPr>
+                          <w:rFonts w:hint="eastAsia"/>
+                          <w:color w:val="0070C0"/>
+                        </w:rPr>
+                      </w:pPr>
+                      <w:r>
+                        <w:rPr>
+                          <w:rFonts w:hint="eastAsia"/>
+                          <w:color w:val="0070C0"/>
+                        </w:rPr>
+                        <w:t>平均正答率</w:t>
+                      </w:r>
+                    </w:p>
+                  </w:txbxContent>
+                </v:textbox>
+                <w10:wrap anchorx="margin"/>
+              </v:shape>
+            </w:pict>
+          </mc:Fallback>
+        </mc:AlternateContent>
+      </w:r>
+      <w:r>
+        <w:rPr>
+          <w:rFonts w:ascii="ＭＳ 明朝" w:hAnsi="ＭＳ 明朝"/>
+          <w:noProof/>
+        </w:rPr>
+        <mc:AlternateContent>
+          <mc:Choice Requires="wps">
+            <w:drawing>
+              <wp:anchor distT="0" distB="0" distL="114300" distR="114300" simplePos="0" relativeHeight="251706368" behindDoc="0" locked="0" layoutInCell="1" allowOverlap="1" wp14:anchorId="6C21646F" wp14:editId="48672000">
+                <wp:simplePos x="0" y="0"/>
+                <wp:positionH relativeFrom="column">
+                  <wp:posOffset>3891950</wp:posOffset>
+                </wp:positionH>
+                <wp:positionV relativeFrom="paragraph">
+                  <wp:posOffset>2597725</wp:posOffset>
+                </wp:positionV>
+                <wp:extent cx="1511731" cy="483079"/>
+                <wp:effectExtent l="0" t="0" r="12700" b="12700"/>
+                <wp:wrapNone/>
+                <wp:docPr id="1863733152" name="四角形: 角を丸くする 7"/>
+                <wp:cNvGraphicFramePr/>
+                <a:graphic xmlns:a="http://schemas.openxmlformats.org/drawingml/2006/main">
+                  <a:graphicData uri="http://schemas.microsoft.com/office/word/2010/wordprocessingShape">
+                    <wps:wsp>
+                      <wps:cNvSpPr/>
+                      <wps:spPr>
+                        <a:xfrm>
+                          <a:off x="0" y="0"/>
+                          <a:ext cx="1511731" cy="483079"/>
+                        </a:xfrm>
+                        <a:prstGeom prst="roundRect">
+                          <a:avLst/>
+                        </a:prstGeom>
+                        <a:noFill/>
+                        <a:ln w="19050">
+                          <a:solidFill>
+                            <a:srgbClr val="0070C0"/>
+                          </a:solidFill>
+                          <a:prstDash val="sysDash"/>
+                        </a:ln>
+                      </wps:spPr>
+                      <wps:style>
+                        <a:lnRef idx="2">
+                          <a:schemeClr val="accent1">
+                            <a:shade val="15000"/>
+                          </a:schemeClr>
+                        </a:lnRef>
+                        <a:fillRef idx="1">
+                          <a:schemeClr val="accent1"/>
+                        </a:fillRef>
+                        <a:effectRef idx="0">
+                          <a:schemeClr val="accent1"/>
+                        </a:effectRef>
+                        <a:fontRef idx="minor">
+                          <a:schemeClr val="lt1"/>
+                        </a:fontRef>
+                      </wps:style>
+                      <wps:bodyPr rot="0" spcFirstLastPara="0" vertOverflow="overflow" horzOverflow="overflow" vert="horz" wrap="square" lIns="91440" tIns="45720" rIns="91440" bIns="45720" numCol="1" spcCol="0" rtlCol="0" fromWordArt="0" anchor="ctr" anchorCtr="0" forceAA="0" compatLnSpc="1">
+                        <a:prstTxWarp prst="textNoShape">
+                          <a:avLst/>
+                        </a:prstTxWarp>
+                        <a:noAutofit/>
+                      </wps:bodyPr>
+                    </wps:wsp>
+                  </a:graphicData>
+                </a:graphic>
+                <wp14:sizeRelH relativeFrom="margin">
+                  <wp14:pctWidth>0</wp14:pctWidth>
+                </wp14:sizeRelH>
+                <wp14:sizeRelV relativeFrom="margin">
+                  <wp14:pctHeight>0</wp14:pctHeight>
+                </wp14:sizeRelV>
+              </wp:anchor>
+            </w:drawing>
+          </mc:Choice>
+          <mc:Fallback>
+            <w:pict>
+              <v:roundrect w14:anchorId="0DC815AB" id="四角形: 角を丸くする 7" o:spid="_x0000_s1026" style="position:absolute;margin-left:306.45pt;margin-top:204.55pt;width:119.05pt;height:38.05pt;z-index:251706368;visibility:visible;mso-wrap-style:square;mso-width-percent:0;mso-height-percent:0;mso-wrap-distance-left:9pt;mso-wrap-distance-top:0;mso-wrap-distance-right:9pt;mso-wrap-distance-bottom:0;mso-position-horizontal:absolute;mso-position-horizontal-relative:text;mso-position-vertical:absolute;mso-position-vertical-relative:text;mso-width-percent:0;mso-height-percent:0;mso-width-relative:margin;mso-height-relative:margin;v-text-anchor:middle" arcsize="10923f" o:gfxdata="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" filled="f" strokecolor="#0070c0" strokeweight="1.5pt">
+                <v:stroke dashstyle="3 1" joinstyle="miter"/>
+              </v:roundrect>
+            </w:pict>
+          </mc:Fallback>
+        </mc:AlternateContent>
+      </w:r>
+      <w:r>
+        <w:rPr>
+          <w:rFonts w:ascii="ＭＳ 明朝" w:hAnsi="ＭＳ 明朝" w:hint="eastAsia"/>
+          <w:noProof/>
+        </w:rPr>
+        <mc:AlternateContent>
+          <mc:Choice Requires="wps">
+            <w:drawing>
+              <wp:anchor distT="0" distB="0" distL="114300" distR="114300" simplePos="0" relativeHeight="251704320" behindDoc="0" locked="0" layoutInCell="1" allowOverlap="1" wp14:anchorId="02E61364" wp14:editId="7CE8049D">
+                <wp:simplePos x="0" y="0"/>
+                <wp:positionH relativeFrom="margin">
+                  <wp:posOffset>4898366</wp:posOffset>
+                </wp:positionH>
+                <wp:positionV relativeFrom="paragraph">
+                  <wp:posOffset>1148487</wp:posOffset>
+                </wp:positionV>
+                <wp:extent cx="1485900" cy="654050"/>
+                <wp:effectExtent l="0" t="0" r="19050" b="146050"/>
+                <wp:wrapNone/>
+                <wp:docPr id="60753934" name="吹き出し: 角を丸めた四角形 5"/>
+                <wp:cNvGraphicFramePr/>
+                <a:graphic xmlns:a="http://schemas.openxmlformats.org/drawingml/2006/main">
+                  <a:graphicData uri="http://schemas.microsoft.com/office/word/2010/wordprocessingShape">
+                    <wps:wsp>
+                      <wps:cNvSpPr/>
+                      <wps:spPr>
+                        <a:xfrm>
+                          <a:off x="0" y="0"/>
+                          <a:ext cx="1485900" cy="654050"/>
+                        </a:xfrm>
+                        <a:prstGeom prst="wedgeRoundRectCallout">
+                          <a:avLst>
+                            <a:gd name="adj1" fmla="val -38068"/>
+                            <a:gd name="adj2" fmla="val 69397"/>
+                            <a:gd name="adj3" fmla="val 16667"/>
+                          </a:avLst>
+                        </a:prstGeom>
+                        <a:solidFill>
+                          <a:schemeClr val="bg1"/>
+                        </a:solidFill>
+                        <a:ln w="19050">
+                          <a:solidFill>
+                            <a:srgbClr val="0070C0"/>
+                          </a:solidFill>
+                        </a:ln>
+                      </wps:spPr>
+                      <wps:style>
+                        <a:lnRef idx="2">
+                          <a:schemeClr val="accent1">
+                            <a:shade val="15000"/>
+                          </a:schemeClr>
+                        </a:lnRef>
+                        <a:fillRef idx="1">
+                          <a:schemeClr val="accent1"/>
+                        </a:fillRef>
+                        <a:effectRef idx="0">
+                          <a:schemeClr val="accent1"/>
+                        </a:effectRef>
+                        <a:fontRef idx="minor">
+                          <a:schemeClr val="lt1"/>
+                        </a:fontRef>
+                      </wps:style>
+                      <wps:txbx>
+                        <w:txbxContent>
+                          <w:p>
+                            <w:pPr>
+                              <w:jc w:val="center"/>
+                              <w:rPr>
+                                <w:color w:val="0070C0"/>
+                              </w:rPr>
+                            </w:pPr>
+                            <w:r>
+                              <w:rPr>
+                                <w:rFonts w:hint="eastAsia"/>
+                                <w:color w:val="0070C0"/>
+                              </w:rPr>
+                              <w:t>⑥県四分位に対する</w:t>
+                            </w:r>
+                          </w:p>
+                          <w:p>
+                            <w:pPr>
+                              <w:jc w:val="center"/>
+                              <w:rPr>
+                                <w:rFonts w:hint="eastAsia"/>
+                                <w:color w:val="0070C0"/>
+                              </w:rPr>
+                            </w:pPr>
+                            <w:r>
+                              <w:rPr>
+                                <w:rFonts w:hint="eastAsia"/>
+                                <w:color w:val="0070C0"/>
+                              </w:rPr>
+                              <w:t>学校の分布</w:t>
+                            </w:r>
+                          </w:p>
+                        </w:txbxContent>
+                      </wps:txbx>
+                      <wps:bodyPr rot="0" spcFirstLastPara="0" vertOverflow="overflow" horzOverflow="overflow" vert="horz" wrap="square" lIns="91440" tIns="45720" rIns="91440" bIns="45720" numCol="1" spcCol="0" rtlCol="0" fromWordArt="0" anchor="ctr" anchorCtr="0" forceAA="0" compatLnSpc="1">
+                        <a:prstTxWarp prst="textNoShape">
+                          <a:avLst/>
+                        </a:prstTxWarp>
+                        <a:noAutofit/>
+                      </wps:bodyPr>
+                    </wps:wsp>
+                  </a:graphicData>
+                </a:graphic>
+                <wp14:sizeRelH relativeFrom="margin">
+                  <wp14:pctWidth>0</wp14:pctWidth>
+                </wp14:sizeRelH>
+                <wp14:sizeRelV relativeFrom="margin">
+                  <wp14:pctHeight>0</wp14:pctHeight>
+                </wp14:sizeRelV>
+              </wp:anchor>
+            </w:drawing>
+          </mc:Choice>
+          <mc:Fallback>
+            <w:pict>
+              <v:shape w14:anchorId="02E61364" id="_x0000_s1036" type="#_x0000_t62" style="position:absolute;left:0;text-align:left;margin-left:385.7pt;margin-top:90.45pt;width:117pt;height:51.5pt;z-index:251704320;visibility:visible;mso-wrap-style:square;mso-width-percent:0;mso-height-percent:0;mso-wrap-distance-left:9pt;mso-wrap-distance-top:0;mso-wrap-distance-right:9pt;mso-wrap-distance-bottom:0;mso-position-horizontal:absolute;mso-position-horizontal-relative:margin;mso-position-vertical:absolute;mso-position-vertical-relative:text;mso-width-percent:0;mso-height-percent:0;mso-width-relative:margin;mso-height-relative:margin;v-text-anchor:middle" o:gfxdata="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" adj="2577,25790" fillcolor="white [3212]" strokecolor="#0070c0" strokeweight="1.5pt">
+                <v:textbox>
+                  <w:txbxContent>
+                    <w:p>
+                      <w:pPr>
+                        <w:jc w:val="center"/>
+                        <w:rPr>
+                          <w:color w:val="0070C0"/>
+                        </w:rPr>
+                      </w:pPr>
+                      <w:r>
+                        <w:rPr>
+                          <w:rFonts w:hint="eastAsia"/>
+                          <w:color w:val="0070C0"/>
+                        </w:rPr>
+                        <w:t>⑥県四分位に対する</w:t>
+                      </w:r>
+                    </w:p>
+                    <w:p>
+                      <w:pPr>
+                        <w:jc w:val="center"/>
+                        <w:rPr>
+                          <w:rFonts w:hint="eastAsia"/>
+                          <w:color w:val="0070C0"/>
+                        </w:rPr>
+                      </w:pPr>
+                      <w:r>
+                        <w:rPr>
+                          <w:rFonts w:hint="eastAsia"/>
+                          <w:color w:val="0070C0"/>
+                        </w:rPr>
+                        <w:t>学校の分布</w:t>
+                      </w:r>
+                    </w:p>
+                  </w:txbxContent>
+                </v:textbox>
+                <w10:wrap anchorx="margin"/>
+              </v:shape>
+            </w:pict>
+          </mc:Fallback>
+        </mc:AlternateContent>
+      </w:r>
+      <w:r>
+        <w:rPr>
+          <w:rFonts w:ascii="ＭＳ 明朝" w:hAnsi="ＭＳ 明朝"/>
+          <w:noProof/>
+        </w:rPr>
+        <mc:AlternateContent>
+          <mc:Choice Requires="wps">
+            <w:drawing>
+              <wp:anchor distT="0" distB="0" distL="114300" distR="114300" simplePos="0" relativeHeight="251702272" behindDoc="0" locked="0" layoutInCell="1" allowOverlap="1" wp14:anchorId="7CC20FEE" wp14:editId="5EE26206">
+                <wp:simplePos x="0" y="0"/>
+                <wp:positionH relativeFrom="page">
+                  <wp:posOffset>4572000</wp:posOffset>
+                </wp:positionH>
+                <wp:positionV relativeFrom="paragraph">
+                  <wp:posOffset>1775340</wp:posOffset>
+                </wp:positionV>
+                <wp:extent cx="1518249" cy="760562"/>
+                <wp:effectExtent l="0" t="0" r="25400" b="20955"/>
+                <wp:wrapNone/>
+                <wp:docPr id="675963575" name="四角形: 角を丸くする 7"/>
+                <wp:cNvGraphicFramePr/>
+                <a:graphic xmlns:a="http://schemas.openxmlformats.org/drawingml/2006/main">
+                  <a:graphicData uri="http://schemas.microsoft.com/office/word/2010/wordprocessingShape">
+                    <wps:wsp>
+                      <wps:cNvSpPr/>
+                      <wps:spPr>
+                        <a:xfrm>
+                          <a:off x="0" y="0"/>
+                          <a:ext cx="1518249" cy="760562"/>
+                        </a:xfrm>
+                        <a:prstGeom prst="roundRect">
+                          <a:avLst/>
+                        </a:prstGeom>
+                        <a:noFill/>
+                        <a:ln w="19050">
+                          <a:solidFill>
+                            <a:srgbClr val="0070C0"/>
+                          </a:solidFill>
+                          <a:prstDash val="sysDash"/>
+                        </a:ln>
+                      </wps:spPr>
+                      <wps:style>
+                        <a:lnRef idx="2">
+                          <a:schemeClr val="accent1">
+                            <a:shade val="15000"/>
+                          </a:schemeClr>
+                        </a:lnRef>
+                        <a:fillRef idx="1">
+                          <a:schemeClr val="accent1"/>
+                        </a:fillRef>
+                        <a:effectRef idx="0">
+                          <a:schemeClr val="accent1"/>
+                        </a:effectRef>
+                        <a:fontRef idx="minor">
+                          <a:schemeClr val="lt1"/>
+                        </a:fontRef>
+                      </wps:style>
+                      <wps:bodyPr rot="0" spcFirstLastPara="0" vertOverflow="overflow" horzOverflow="overflow" vert="horz" wrap="square" lIns="91440" tIns="45720" rIns="91440" bIns="45720" numCol="1" spcCol="0" rtlCol="0" fromWordArt="0" anchor="ctr" anchorCtr="0" forceAA="0" compatLnSpc="1">
+                        <a:prstTxWarp prst="textNoShape">
+                          <a:avLst/>
+                        </a:prstTxWarp>
+                        <a:noAutofit/>
+                      </wps:bodyPr>
+                    </wps:wsp>
+                  </a:graphicData>
+                </a:graphic>
+                <wp14:sizeRelH relativeFrom="margin">
+                  <wp14:pctWidth>0</wp14:pctWidth>
+                </wp14:sizeRelH>
+                <wp14:sizeRelV relativeFrom="margin">
+                  <wp14:pctHeight>0</wp14:pctHeight>
+                </wp14:sizeRelV>
+              </wp:anchor>
+            </w:drawing>
+          </mc:Choice>
+          <mc:Fallback>
+            <w:pict>
+              <v:roundrect w14:anchorId="6CE7885E" id="四角形: 角を丸くする 7" o:spid="_x0000_s1026" style="position:absolute;margin-left:5in;margin-top:139.8pt;width:119.55pt;height:59.9pt;z-index:251702272;visibility:visible;mso-wrap-style:square;mso-width-percent:0;mso-height-percent:0;mso-wrap-distance-left:9pt;mso-wrap-distance-top:0;mso-wrap-distance-right:9pt;mso-wrap-distance-bottom:0;mso-position-horizontal:absolute;mso-position-horizontal-relative:page;mso-position-vertical:absolute;mso-position-vertical-relative:text;mso-width-percent:0;mso-height-percent:0;mso-width-relative:margin;mso-height-relative:margin;v-text-anchor:middle" arcsize="10923f" o:gfxdata="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" filled="f" strokecolor="#0070c0" strokeweight="1.5pt">
+                <v:stroke dashstyle="3 1" joinstyle="miter"/>
+                <w10:wrap anchorx="page"/>
+              </v:roundrect>
+            </w:pict>
+          </mc:Fallback>
+        </mc:AlternateContent>
+      </w:r>
+      <w:r>
+        <w:rPr>
+          <w:rFonts w:ascii="ＭＳ 明朝" w:hAnsi="ＭＳ 明朝"/>
+          <w:noProof/>
+        </w:rPr>
+        <mc:AlternateContent>
+          <mc:Choice Requires="wps">
+            <w:drawing>
+              <wp:anchor distT="0" distB="0" distL="114300" distR="114300" simplePos="0" relativeHeight="251698176" behindDoc="0" locked="0" layoutInCell="1" allowOverlap="1" wp14:anchorId="2DB1D953" wp14:editId="102C93DD">
+                <wp:simplePos x="0" y="0"/>
+                <wp:positionH relativeFrom="column">
+                  <wp:posOffset>832449</wp:posOffset>
+                </wp:positionH>
+                <wp:positionV relativeFrom="paragraph">
+                  <wp:posOffset>2609227</wp:posOffset>
+                </wp:positionV>
+                <wp:extent cx="2967037" cy="483079"/>
+                <wp:effectExtent l="0" t="0" r="24130" b="12700"/>
+                <wp:wrapNone/>
+                <wp:docPr id="1019591883" name="四角形: 角を丸くする 7"/>
+                <wp:cNvGraphicFramePr/>
+                <a:graphic xmlns:a="http://schemas.openxmlformats.org/drawingml/2006/main">
+                  <a:graphicData uri="http://schemas.microsoft.com/office/word/2010/wordprocessingShape">
+                    <wps:wsp>
+                      <wps:cNvSpPr/>
+                      <wps:spPr>
+                        <a:xfrm>
+                          <a:off x="0" y="0"/>
+                          <a:ext cx="2967037" cy="483079"/>
+                        </a:xfrm>
+                        <a:prstGeom prst="roundRect">
+                          <a:avLst/>
+                        </a:prstGeom>
+                        <a:noFill/>
+                        <a:ln w="19050">
+                          <a:solidFill>
+                            <a:srgbClr val="0070C0"/>
+                          </a:solidFill>
+                          <a:prstDash val="sysDash"/>
+                        </a:ln>
+                      </wps:spPr>
+                      <wps:style>
+                        <a:lnRef idx="2">
+                          <a:schemeClr val="accent1">
+                            <a:shade val="15000"/>
+                          </a:schemeClr>
+                        </a:lnRef>
+                        <a:fillRef idx="1">
+                          <a:schemeClr val="accent1"/>
+                        </a:fillRef>
+                        <a:effectRef idx="0">
+                          <a:schemeClr val="accent1"/>
+                        </a:effectRef>
+                        <a:fontRef idx="minor">
+                          <a:schemeClr val="lt1"/>
+                        </a:fontRef>
+                      </wps:style>
+                      <wps:bodyPr rot="0" spcFirstLastPara="0" vertOverflow="overflow" horzOverflow="overflow" vert="horz" wrap="square" lIns="91440" tIns="45720" rIns="91440" bIns="45720" numCol="1" spcCol="0" rtlCol="0" fromWordArt="0" anchor="ctr" anchorCtr="0" forceAA="0" compatLnSpc="1">
+                        <a:prstTxWarp prst="textNoShape">
+                          <a:avLst/>
+                        </a:prstTxWarp>
+                        <a:noAutofit/>
+                      </wps:bodyPr>
+                    </wps:wsp>
+                  </a:graphicData>
+                </a:graphic>
+                <wp14:sizeRelH relativeFrom="margin">
+                  <wp14:pctWidth>0</wp14:pctWidth>
+                </wp14:sizeRelH>
+                <wp14:sizeRelV relativeFrom="margin">
+                  <wp14:pctHeight>0</wp14:pctHeight>
+                </wp14:sizeRelV>
+              </wp:anchor>
+            </w:drawing>
+          </mc:Choice>
+          <mc:Fallback>
+            <w:pict>
+              <v:roundrect w14:anchorId="56CC94F0" id="四角形: 角を丸くする 7" o:spid="_x0000_s1026" style="position:absolute;margin-left:65.55pt;margin-top:205.45pt;width:233.6pt;height:38.05pt;z-index:251698176;visibility:visible;mso-wrap-style:square;mso-width-percent:0;mso-height-percent:0;mso-wrap-distance-left:9pt;mso-wrap-distance-top:0;mso-wrap-distance-right:9pt;mso-wrap-distance-bottom:0;mso-position-horizontal:absolute;mso-position-horizontal-relative:text;mso-position-vertical:absolute;mso-position-vertical-relative:text;mso-width-percent:0;mso-height-percent:0;mso-width-relative:margin;mso-height-relative:margin;v-text-anchor:middle" arcsize="10923f" o:gfxdata="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" filled="f" strokecolor="#0070c0" strokeweight="1.5pt">
+                <v:stroke dashstyle="3 1" joinstyle="miter"/>
+              </v:roundrect>
+            </w:pict>
+          </mc:Fallback>
+        </mc:AlternateContent>
+      </w:r>
+      <w:r>
+        <w:rPr>
+          <w:rFonts w:ascii="ＭＳ 明朝" w:hAnsi="ＭＳ 明朝" w:hint="eastAsia"/>
+          <w:noProof/>
+        </w:rPr>
+        <mc:AlternateContent>
+          <mc:Choice Requires="wps">
+            <w:drawing>
+              <wp:anchor distT="0" distB="0" distL="114300" distR="114300" simplePos="0" relativeHeight="251696128" behindDoc="0" locked="0" layoutInCell="1" allowOverlap="1" wp14:anchorId="3237F552" wp14:editId="4A453283">
+                <wp:simplePos x="0" y="0"/>
+                <wp:positionH relativeFrom="margin">
+                  <wp:posOffset>-276045</wp:posOffset>
+                </wp:positionH>
+                <wp:positionV relativeFrom="paragraph">
+                  <wp:posOffset>1838061</wp:posOffset>
+                </wp:positionV>
+                <wp:extent cx="1109663" cy="878840"/>
+                <wp:effectExtent l="0" t="0" r="224155" b="12700"/>
+                <wp:wrapNone/>
+                <wp:docPr id="2052049340" name="吹き出し: 角を丸めた四角形 5"/>
+                <wp:cNvGraphicFramePr/>
+                <a:graphic xmlns:a="http://schemas.openxmlformats.org/drawingml/2006/main">
+                  <a:graphicData uri="http://schemas.microsoft.com/office/word/2010/wordprocessingShape">
+                    <wps:wsp>
+                      <wps:cNvSpPr/>
+                      <wps:spPr>
+                        <a:xfrm>
+                          <a:off x="0" y="0"/>
+                          <a:ext cx="1109663" cy="878840"/>
+                        </a:xfrm>
+                        <a:prstGeom prst="wedgeRoundRectCallout">
+                          <a:avLst>
+                            <a:gd name="adj1" fmla="val 65613"/>
+                            <a:gd name="adj2" fmla="val 36657"/>
+                            <a:gd name="adj3" fmla="val 16667"/>
+                          </a:avLst>
+                        </a:prstGeom>
+                        <a:solidFill>
+                          <a:schemeClr val="bg1"/>
+                        </a:solidFill>
+                        <a:ln w="19050">
+                          <a:solidFill>
+                            <a:srgbClr val="0070C0"/>
+                          </a:solidFill>
+                        </a:ln>
+                      </wps:spPr>
+                      <wps:style>
+                        <a:lnRef idx="2">
+                          <a:schemeClr val="accent1">
+                            <a:shade val="15000"/>
+                          </a:schemeClr>
+                        </a:lnRef>
+                        <a:fillRef idx="1">
+                          <a:schemeClr val="accent1"/>
+                        </a:fillRef>
+                        <a:effectRef idx="0">
+                          <a:schemeClr val="accent1"/>
+                        </a:effectRef>
+                        <a:fontRef idx="minor">
+                          <a:schemeClr val="lt1"/>
+                        </a:fontRef>
+                      </wps:style>
+                      <wps:txbx>
+                        <w:txbxContent>
+                          <w:p>
+                            <w:pPr>
+                              <w:jc w:val="center"/>
+                              <w:rPr>
+                                <w:rFonts w:hint="eastAsia"/>
+                                <w:color w:val="0070C0"/>
+                              </w:rPr>
+                            </w:pPr>
+                            <w:r>
+                              <w:rPr>
+                                <w:rFonts w:hint="eastAsia"/>
+                                <w:color w:val="0070C0"/>
+                              </w:rPr>
+                              <w:t>④正答数分布</w:t>
+                            </w:r>
+                          </w:p>
+                        </w:txbxContent>
+                      </wps:txbx>
+                      <wps:bodyPr rot="0" spcFirstLastPara="0" vertOverflow="overflow" horzOverflow="overflow" vert="horz" wrap="square" lIns="91440" tIns="45720" rIns="91440" bIns="45720" numCol="1" spcCol="0" rtlCol="0" fromWordArt="0" anchor="ctr" anchorCtr="0" forceAA="0" compatLnSpc="1">
+                        <a:prstTxWarp prst="textNoShape">
+                          <a:avLst/>
+                        </a:prstTxWarp>
+                        <a:spAutoFit/>
+                      </wps:bodyPr>
+                    </wps:wsp>
+                  </a:graphicData>
+                </a:graphic>
+                <wp14:sizeRelH relativeFrom="margin">
+                  <wp14:pctWidth>0</wp14:pctWidth>
+                </wp14:sizeRelH>
+                <wp14:sizeRelV relativeFrom="margin">
+                  <wp14:pctHeight>0</wp14:pctHeight>
+                </wp14:sizeRelV>
+              </wp:anchor>
+            </w:drawing>
+          </mc:Choice>
+          <mc:Fallback>
+            <w:pict>
+              <v:shape w14:anchorId="3237F552" id="_x0000_s1037" type="#_x0000_t62" style="position:absolute;left:0;text-align:left;margin-left:-21.75pt;margin-top:144.75pt;width:87.4pt;height:69.2pt;z-index:251696128;visibility:visible;mso-wrap-style:square;mso-width-percent:0;mso-height-percent:0;mso-wrap-distance-left:9pt;mso-wrap-distance-top:0;mso-wrap-distance-right:9pt;mso-wrap-distance-bottom:0;mso-position-horizontal:absolute;mso-position-horizontal-relative:margin;mso-position-vertical:absolute;mso-position-vertical-relative:text;mso-width-percent:0;mso-height-percent:0;mso-width-relative:margin;mso-height-relative:margin;v-text-anchor:middle" o:gfxdata="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" adj="24972,18718" fillcolor="white [3212]" strokecolor="#0070c0" strokeweight="1.5pt">
+                <v:textbox style="mso-fit-shape-to-text:t">
+                  <w:txbxContent>
+                    <w:p>
+                      <w:pPr>
+                        <w:jc w:val="center"/>
+                        <w:rPr>
+                          <w:rFonts w:hint="eastAsia"/>
+                          <w:color w:val="0070C0"/>
+                        </w:rPr>
+                      </w:pPr>
+                      <w:r>
+                        <w:rPr>
+                          <w:rFonts w:hint="eastAsia"/>
+                          <w:color w:val="0070C0"/>
+                        </w:rPr>
+                        <w:t>④正答数分布</w:t>
+                      </w:r>
+                    </w:p>
+                  </w:txbxContent>
+                </v:textbox>
+                <w10:wrap anchorx="margin"/>
+              </v:shape>
+            </w:pict>
+          </mc:Fallback>
+        </mc:AlternateContent>
+      </w:r>
+      <w:r>
+        <w:rPr>
+          <w:rFonts w:ascii="ＭＳ 明朝" w:hAnsi="ＭＳ 明朝"/>
+          <w:noProof/>
+        </w:rPr>
+        <mc:AlternateContent>
+          <mc:Choice Requires="wps">
+            <w:drawing>
+              <wp:anchor distT="0" distB="0" distL="114300" distR="114300" simplePos="0" relativeHeight="251694080" behindDoc="0" locked="0" layoutInCell="1" allowOverlap="1" wp14:anchorId="5057E149" wp14:editId="18A4015A">
+                <wp:simplePos x="0" y="0"/>
+                <wp:positionH relativeFrom="column">
+                  <wp:posOffset>842963</wp:posOffset>
+                </wp:positionH>
+                <wp:positionV relativeFrom="paragraph">
+                  <wp:posOffset>1848486</wp:posOffset>
+                </wp:positionV>
+                <wp:extent cx="2967037" cy="685800"/>
+                <wp:effectExtent l="0" t="0" r="24130" b="19050"/>
+                <wp:wrapNone/>
+                <wp:docPr id="1674031817" name="四角形: 角を丸くする 7"/>
+                <wp:cNvGraphicFramePr/>
+                <a:graphic xmlns:a="http://schemas.openxmlformats.org/drawingml/2006/main">
+                  <a:graphicData uri="http://schemas.microsoft.com/office/word/2010/wordprocessingShape">
+                    <wps:wsp>
+                      <wps:cNvSpPr/>
+                      <wps:spPr>
+                        <a:xfrm>
+                          <a:off x="0" y="0"/>
+                          <a:ext cx="2967037" cy="685800"/>
+                        </a:xfrm>
+                        <a:prstGeom prst="roundRect">
+                          <a:avLst/>
+                        </a:prstGeom>
+                        <a:noFill/>
+                        <a:ln w="19050">
+                          <a:solidFill>
+                            <a:srgbClr val="0070C0"/>
+                          </a:solidFill>
+                          <a:prstDash val="sysDash"/>
+                        </a:ln>
+                      </wps:spPr>
+                      <wps:style>
+                        <a:lnRef idx="2">
+                          <a:schemeClr val="accent1">
+                            <a:shade val="15000"/>
+                          </a:schemeClr>
+                        </a:lnRef>
+                        <a:fillRef idx="1">
+                          <a:schemeClr val="accent1"/>
+                        </a:fillRef>
+                        <a:effectRef idx="0">
+                          <a:schemeClr val="accent1"/>
+                        </a:effectRef>
+                        <a:fontRef idx="minor">
+                          <a:schemeClr val="lt1"/>
+                        </a:fontRef>
+                      </wps:style>
+                      <wps:bodyPr rot="0" spcFirstLastPara="0" vertOverflow="overflow" horzOverflow="overflow" vert="horz" wrap="square" lIns="91440" tIns="45720" rIns="91440" bIns="45720" numCol="1" spcCol="0" rtlCol="0" fromWordArt="0" anchor="ctr" anchorCtr="0" forceAA="0" compatLnSpc="1">
+                        <a:prstTxWarp prst="textNoShape">
+                          <a:avLst/>
+                        </a:prstTxWarp>
+                        <a:noAutofit/>
+                      </wps:bodyPr>
+                    </wps:wsp>
+                  </a:graphicData>
+                </a:graphic>
+                <wp14:sizeRelH relativeFrom="margin">
+                  <wp14:pctWidth>0</wp14:pctWidth>
+                </wp14:sizeRelH>
+                <wp14:sizeRelV relativeFrom="margin">
+                  <wp14:pctHeight>0</wp14:pctHeight>
+                </wp14:sizeRelV>
+              </wp:anchor>
+            </w:drawing>
+          </mc:Choice>
+          <mc:Fallback>
+            <w:pict>
+              <v:roundrect w14:anchorId="38CA035A" id="四角形: 角を丸くする 7" o:spid="_x0000_s1026" style="position:absolute;margin-left:66.4pt;margin-top:145.55pt;width:233.6pt;height:54pt;z-index:251694080;visibility:visible;mso-wrap-style:square;mso-width-percent:0;mso-height-percent:0;mso-wrap-distance-left:9pt;mso-wrap-distance-top:0;mso-wrap-distance-right:9pt;mso-wrap-distance-bottom:0;mso-position-horizontal:absolute;mso-position-horizontal-relative:text;mso-position-vertical:absolute;mso-position-vertical-relative:text;mso-width-percent:0;mso-height-percent:0;mso-width-relative:margin;mso-height-relative:margin;v-text-anchor:middle" arcsize="10923f" o:gfxdata="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" filled="f" strokecolor="#0070c0" strokeweight="1.5pt">
+                <v:stroke dashstyle="3 1" joinstyle="miter"/>
+              </v:roundrect>
+            </w:pict>
+          </mc:Fallback>
+        </mc:AlternateContent>
+      </w:r>
+      <w:r>
+        <w:rPr>
+          <w:rFonts w:ascii="ＭＳ 明朝" w:hAnsi="ＭＳ 明朝"/>
+          <w:noProof/>
+        </w:rPr>
+        <mc:AlternateContent>
+          <mc:Choice Requires="wps">
+            <w:drawing>
+              <wp:anchor distT="0" distB="0" distL="114300" distR="114300" simplePos="0" relativeHeight="251689984" behindDoc="0" locked="0" layoutInCell="1" allowOverlap="1" wp14:anchorId="5598E717" wp14:editId="27A08D94">
+                <wp:simplePos x="0" y="0"/>
+                <wp:positionH relativeFrom="column">
+                  <wp:posOffset>3848100</wp:posOffset>
+                </wp:positionH>
+                <wp:positionV relativeFrom="paragraph">
+                  <wp:posOffset>505460</wp:posOffset>
+                </wp:positionV>
+                <wp:extent cx="1323975" cy="1236572"/>
+                <wp:effectExtent l="0" t="0" r="28575" b="20955"/>
+                <wp:wrapNone/>
+                <wp:docPr id="785696020" name="四角形: 角を丸くする 7"/>
+                <wp:cNvGraphicFramePr/>
+                <a:graphic xmlns:a="http://schemas.openxmlformats.org/drawingml/2006/main">
+                  <a:graphicData uri="http://schemas.microsoft.com/office/word/2010/wordprocessingShape">
+                    <wps:wsp>
+                      <wps:cNvSpPr/>
+                      <wps:spPr>
+                        <a:xfrm>
+                          <a:off x="0" y="0"/>
+                          <a:ext cx="1323975" cy="1236572"/>
+                        </a:xfrm>
+                        <a:prstGeom prst="roundRect">
+                          <a:avLst/>
+                        </a:prstGeom>
+                        <a:noFill/>
+                        <a:ln w="19050">
+                          <a:solidFill>
+                            <a:srgbClr val="0070C0"/>
+                          </a:solidFill>
+                          <a:prstDash val="sysDash"/>
+                        </a:ln>
+                      </wps:spPr>
+                      <wps:style>
+                        <a:lnRef idx="2">
+                          <a:schemeClr val="accent1">
+                            <a:shade val="15000"/>
+                          </a:schemeClr>
+                        </a:lnRef>
+                        <a:fillRef idx="1">
+                          <a:schemeClr val="accent1"/>
+                        </a:fillRef>
+                        <a:effectRef idx="0">
+                          <a:schemeClr val="accent1"/>
+                        </a:effectRef>
+                        <a:fontRef idx="minor">
+                          <a:schemeClr val="lt1"/>
+                        </a:fontRef>
+                      </wps:style>
+                      <wps:bodyPr rot="0" spcFirstLastPara="0" vertOverflow="overflow" horzOverflow="overflow" vert="horz" wrap="square" lIns="91440" tIns="45720" rIns="91440" bIns="45720" numCol="1" spcCol="0" rtlCol="0" fromWordArt="0" anchor="ctr" anchorCtr="0" forceAA="0" compatLnSpc="1">
+                        <a:prstTxWarp prst="textNoShape">
+                          <a:avLst/>
+                        </a:prstTxWarp>
+                        <a:noAutofit/>
+                      </wps:bodyPr>
+                    </wps:wsp>
+                  </a:graphicData>
+                </a:graphic>
+                <wp14:sizeRelH relativeFrom="margin">
+                  <wp14:pctWidth>0</wp14:pctWidth>
+                </wp14:sizeRelH>
+                <wp14:sizeRelV relativeFrom="margin">
+                  <wp14:pctHeight>0</wp14:pctHeight>
+                </wp14:sizeRelV>
+              </wp:anchor>
+            </w:drawing>
+          </mc:Choice>
+          <mc:Fallback>
+            <w:pict>
+              <v:roundrect w14:anchorId="3B08BDAC" id="四角形: 角を丸くする 7" o:spid="_x0000_s1026" style="position:absolute;margin-left:303pt;margin-top:39.8pt;width:104.25pt;height:97.35pt;z-index:251689984;visibility:visible;mso-wrap-style:square;mso-width-percent:0;mso-height-percent:0;mso-wrap-distance-left:9pt;mso-wrap-distance-top:0;mso-wrap-distance-right:9pt;mso-wrap-distance-bottom:0;mso-position-horizontal:absolute;mso-position-horizontal-relative:text;mso-position-vertical:absolute;mso-position-vertical-relative:text;mso-width-percent:0;mso-height-percent:0;mso-width-relative:margin;mso-height-relative:margin;v-text-anchor:middle" arcsize="10923f" o:gfxdata="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" filled="f" strokecolor="#0070c0" strokeweight="1.5pt">
+                <v:stroke dashstyle="3 1" joinstyle="miter"/>
+              </v:roundrect>
+            </w:pict>
+          </mc:Fallback>
+        </mc:AlternateContent>
+      </w:r>
+      <w:r>
+        <w:rPr>
+          <w:rFonts w:ascii="ＭＳ 明朝" w:hAnsi="ＭＳ 明朝"/>
+          <w:noProof/>
+        </w:rPr>
+        <mc:AlternateContent>
+          <mc:Choice Requires="wps">
+            <w:drawing>
+              <wp:anchor distT="0" distB="0" distL="114300" distR="114300" simplePos="0" relativeHeight="251685888" behindDoc="0" locked="0" layoutInCell="1" allowOverlap="1" wp14:anchorId="7B79F978" wp14:editId="3EBF9757">
+                <wp:simplePos x="0" y="0"/>
+                <wp:positionH relativeFrom="column">
+                  <wp:posOffset>2014538</wp:posOffset>
+                </wp:positionH>
+                <wp:positionV relativeFrom="paragraph">
+                  <wp:posOffset>534035</wp:posOffset>
+                </wp:positionV>
+                <wp:extent cx="1323975" cy="1236572"/>
+                <wp:effectExtent l="0" t="0" r="28575" b="20955"/>
+                <wp:wrapNone/>
+                <wp:docPr id="695641082" name="四角形: 角を丸くする 7"/>
+                <wp:cNvGraphicFramePr/>
+                <a:graphic xmlns:a="http://schemas.openxmlformats.org/drawingml/2006/main">
+                  <a:graphicData uri="http://schemas.microsoft.com/office/word/2010/wordprocessingShape">
+                    <wps:wsp>
+                      <wps:cNvSpPr/>
+                      <wps:spPr>
+                        <a:xfrm>
+                          <a:off x="0" y="0"/>
+                          <a:ext cx="1323975" cy="1236572"/>
+                        </a:xfrm>
+                        <a:prstGeom prst="roundRect">
+                          <a:avLst/>
+                        </a:prstGeom>
+                        <a:noFill/>
+                        <a:ln w="19050">
+                          <a:solidFill>
+                            <a:srgbClr val="0070C0"/>
+                          </a:solidFill>
+                          <a:prstDash val="sysDash"/>
+                        </a:ln>
+                      </wps:spPr>
+                      <wps:style>
+                        <a:lnRef idx="2">
+                          <a:schemeClr val="accent1">
+                            <a:shade val="15000"/>
+                          </a:schemeClr>
+                        </a:lnRef>
+                        <a:fillRef idx="1">
+                          <a:schemeClr val="accent1"/>
+                        </a:fillRef>
+                        <a:effectRef idx="0">
+                          <a:schemeClr val="accent1"/>
+                        </a:effectRef>
+                        <a:fontRef idx="minor">
+                          <a:schemeClr val="lt1"/>
+                        </a:fontRef>
+                      </wps:style>
+                      <wps:bodyPr rot="0" spcFirstLastPara="0" vertOverflow="overflow" horzOverflow="overflow" vert="horz" wrap="square" lIns="91440" tIns="45720" rIns="91440" bIns="45720" numCol="1" spcCol="0" rtlCol="0" fromWordArt="0" anchor="ctr" anchorCtr="0" forceAA="0" compatLnSpc="1">
+                        <a:prstTxWarp prst="textNoShape">
+                          <a:avLst/>
+                        </a:prstTxWarp>
+                        <a:noAutofit/>
+                      </wps:bodyPr>
+                    </wps:wsp>
+                  </a:graphicData>
+                </a:graphic>
+                <wp14:sizeRelH relativeFrom="margin">
+                  <wp14:pctWidth>0</wp14:pctWidth>
+                </wp14:sizeRelH>
+                <wp14:sizeRelV relativeFrom="margin">
+                  <wp14:pctHeight>0</wp14:pctHeight>
+                </wp14:sizeRelV>
+              </wp:anchor>
+            </w:drawing>
+          </mc:Choice>
+          <mc:Fallback>
+            <w:pict>
+              <v:roundrect w14:anchorId="578BD268" id="四角形: 角を丸くする 7" o:spid="_x0000_s1026" style="position:absolute;margin-left:158.65pt;margin-top:42.05pt;width:104.25pt;height:97.35pt;z-index:251685888;visibility:visible;mso-wrap-style:square;mso-width-percent:0;mso-height-percent:0;mso-wrap-distance-left:9pt;mso-wrap-distance-top:0;mso-wrap-distance-right:9pt;mso-wrap-distance-bottom:0;mso-position-horizontal:absolute;mso-position-horizontal-relative:text;mso-position-vertical:absolute;mso-position-vertical-relative:text;mso-width-percent:0;mso-height-percent:0;mso-width-relative:margin;mso-height-relative:margin;v-text-anchor:middle" arcsize="10923f" o:gfxdata="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" filled="f" strokecolor="#0070c0" strokeweight="1.5pt">
+                <v:stroke dashstyle="3 1" joinstyle="miter"/>
+              </v:roundrect>
+            </w:pict>
+          </mc:Fallback>
+        </mc:AlternateContent>
+      </w:r>
+      <w:r>
+        <w:rPr>
+          <w:rFonts w:ascii="ＭＳ 明朝" w:hAnsi="ＭＳ 明朝" w:hint="eastAsia"/>
+          <w:noProof/>
+        </w:rPr>
+        <mc:AlternateContent>
+          <mc:Choice Requires="wps">
+            <w:drawing>
+              <wp:anchor distT="0" distB="0" distL="114300" distR="114300" simplePos="0" relativeHeight="251683840" behindDoc="0" locked="0" layoutInCell="1" allowOverlap="1" wp14:anchorId="33F1C643" wp14:editId="26A7B6EA">
+                <wp:simplePos x="0" y="0"/>
+                <wp:positionH relativeFrom="column">
+                  <wp:posOffset>-154832</wp:posOffset>
+                </wp:positionH>
+                <wp:positionV relativeFrom="paragraph">
+                  <wp:posOffset>200900</wp:posOffset>
+                </wp:positionV>
+                <wp:extent cx="1010285" cy="878840"/>
+                <wp:effectExtent l="0" t="0" r="189865" b="16510"/>
+                <wp:wrapNone/>
+                <wp:docPr id="773950255" name="吹き出し: 角を丸めた四角形 5"/>
+                <wp:cNvGraphicFramePr/>
+                <a:graphic xmlns:a="http://schemas.openxmlformats.org/drawingml/2006/main">
+                  <a:graphicData uri="http://schemas.microsoft.com/office/word/2010/wordprocessingShape">
+                    <wps:wsp>
+                      <wps:cNvSpPr/>
+                      <wps:spPr>
+                        <a:xfrm>
+                          <a:off x="0" y="0"/>
+                          <a:ext cx="1010285" cy="878840"/>
+                        </a:xfrm>
+                        <a:prstGeom prst="wedgeRoundRectCallout">
+                          <a:avLst>
+                            <a:gd name="adj1" fmla="val 65613"/>
+                            <a:gd name="adj2" fmla="val 36657"/>
+                            <a:gd name="adj3" fmla="val 16667"/>
+                          </a:avLst>
+                        </a:prstGeom>
+                        <a:solidFill>
+                          <a:schemeClr val="bg1"/>
+                        </a:solidFill>
+                        <a:ln w="19050">
+                          <a:solidFill>
+                            <a:srgbClr val="0070C0"/>
+                          </a:solidFill>
+                        </a:ln>
+                      </wps:spPr>
+                      <wps:style>
+                        <a:lnRef idx="2">
+                          <a:schemeClr val="accent1">
+                            <a:shade val="15000"/>
+                          </a:schemeClr>
+                        </a:lnRef>
+                        <a:fillRef idx="1">
+                          <a:schemeClr val="accent1"/>
+                        </a:fillRef>
+                        <a:effectRef idx="0">
+                          <a:schemeClr val="accent1"/>
+                        </a:effectRef>
+                        <a:fontRef idx="minor">
+                          <a:schemeClr val="lt1"/>
+                        </a:fontRef>
+                      </wps:style>
+                      <wps:txbx>
+                        <w:txbxContent>
+                          <w:p>
+                            <w:pPr>
+                              <w:jc w:val="center"/>
+                              <w:rPr>
+                                <w:color w:val="0070C0"/>
+                              </w:rPr>
+                            </w:pPr>
+                            <w:r>
+                              <w:rPr>
+                                <w:rFonts w:hint="eastAsia"/>
+                                <w:color w:val="0070C0"/>
+                              </w:rPr>
+                              <w:t>①データ数</w:t>
+                            </w:r>
+                          </w:p>
+                          <w:p>
+                            <w:pPr>
+                              <w:jc w:val="center"/>
+                              <w:rPr>
+                                <w:color w:val="0070C0"/>
+                              </w:rPr>
+                            </w:pPr>
+                            <w:r>
+                              <w:rPr>
+                                <w:rFonts w:hint="eastAsia"/>
+                                <w:color w:val="0070C0"/>
+                              </w:rPr>
+                              <w:t>平均正答率</w:t>
+                            </w:r>
+                          </w:p>
+                          <w:p>
+                            <w:pPr>
+                              <w:jc w:val="center"/>
+                              <w:rPr>
+                                <w:rFonts w:hint="eastAsia"/>
+                                <w:color w:val="0070C0"/>
+                              </w:rPr>
+                            </w:pPr>
+                            <w:r>
+                              <w:rPr>
+                                <w:rFonts w:hint="eastAsia"/>
+                                <w:color w:val="0070C0"/>
+                              </w:rPr>
+                              <w:t>満点</w:t>
+                            </w:r>
+                          </w:p>
+                        </w:txbxContent>
+                      </wps:txbx>
+                      <wps:bodyPr rot="0" spcFirstLastPara="0" vertOverflow="overflow" horzOverflow="overflow" vert="horz" wrap="square" lIns="91440" tIns="45720" rIns="91440" bIns="45720" numCol="1" spcCol="0" rtlCol="0" fromWordArt="0" anchor="ctr" anchorCtr="0" forceAA="0" compatLnSpc="1">
+                        <a:prstTxWarp prst="textNoShape">
+                          <a:avLst/>
+                        </a:prstTxWarp>
+                        <a:noAutofit/>
+                      </wps:bodyPr>
+                    </wps:wsp>
+                  </a:graphicData>
+                </a:graphic>
+                <wp14:sizeRelH relativeFrom="margin">
+                  <wp14:pctWidth>0</wp14:pctWidth>
+                </wp14:sizeRelH>
+                <wp14:sizeRelV relativeFrom="margin">
+                  <wp14:pctHeight>0</wp14:pctHeight>
+                </wp14:sizeRelV>
+              </wp:anchor>
+            </w:drawing>
+          </mc:Choice>
+          <mc:Fallback>
+            <w:pict>
+              <v:shape w14:anchorId="33F1C643" id="_x0000_s1038" type="#_x0000_t62" style="position:absolute;left:0;text-align:left;margin-left:-12.2pt;margin-top:15.8pt;width:79.55pt;height:69.2pt;z-index:251683840;visibility:visible;mso-wrap-style:square;mso-width-percent:0;mso-height-percent:0;mso-wrap-distance-left:9pt;mso-wrap-distance-top:0;mso-wrap-distance-right:9pt;mso-wrap-distance-bottom:0;mso-position-horizontal:absolute;mso-position-horizontal-relative:text;mso-position-vertical:absolute;mso-position-vertical-relative:text;mso-width-percent:0;mso-height-percent:0;mso-width-relative:margin;mso-height-relative:margin;v-text-anchor:middle" o:gfxdata="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" adj="24972,18718" fillcolor="white [3212]" strokecolor="#0070c0" strokeweight="1.5pt">
+                <v:textbox>
+                  <w:txbxContent>
+                    <w:p>
+                      <w:pPr>
+                        <w:jc w:val="center"/>
+                        <w:rPr>
+                          <w:color w:val="0070C0"/>
+                        </w:rPr>
+                      </w:pPr>
+                      <w:r>
+                        <w:rPr>
+                          <w:rFonts w:hint="eastAsia"/>
+                          <w:color w:val="0070C0"/>
+                        </w:rPr>
+                        <w:t>①データ数</w:t>
+                      </w:r>
+                    </w:p>
+                    <w:p>
+                      <w:pPr>
+                        <w:jc w:val="center"/>
+                        <w:rPr>
+                          <w:color w:val="0070C0"/>
+                        </w:rPr>
+                      </w:pPr>
+                      <w:r>
+                        <w:rPr>
+                          <w:rFonts w:hint="eastAsia"/>
+                          <w:color w:val="0070C0"/>
+                        </w:rPr>
+                        <w:t>平均正答率</w:t>
+                      </w:r>
+                    </w:p>
+                    <w:p>
+                      <w:pPr>
+                        <w:jc w:val="center"/>
+                        <w:rPr>
+                          <w:rFonts w:hint="eastAsia"/>
+                          <w:color w:val="0070C0"/>
+                        </w:rPr>
+                      </w:pPr>
+                      <w:r>
+                        <w:rPr>
+                          <w:rFonts w:hint="eastAsia"/>
+                          <w:color w:val="0070C0"/>
+                        </w:rPr>
+                        <w:t>満点</w:t>
+                      </w:r>
+                    </w:p>
+                  </w:txbxContent>
+                </v:textbox>
+              </v:shape>
+            </w:pict>
+          </mc:Fallback>
+        </mc:AlternateContent>
+      </w:r>
+      <w:r>
+        <w:rPr>
+          <w:rFonts w:ascii="ＭＳ 明朝" w:hAnsi="ＭＳ 明朝"/>
+          <w:noProof/>
+        </w:rPr>
+        <mc:AlternateContent>
+          <mc:Choice Requires="wps">
+            <w:drawing>
+              <wp:anchor distT="0" distB="0" distL="114300" distR="114300" simplePos="0" relativeHeight="251681792" behindDoc="0" locked="0" layoutInCell="1" allowOverlap="1" wp14:anchorId="1AB9CB14" wp14:editId="00D7C5BB">
+                <wp:simplePos x="0" y="0"/>
+                <wp:positionH relativeFrom="column">
+                  <wp:posOffset>801878</wp:posOffset>
+                </wp:positionH>
+                <wp:positionV relativeFrom="paragraph">
+                  <wp:posOffset>548989</wp:posOffset>
+                </wp:positionV>
+                <wp:extent cx="739100" cy="1236572"/>
+                <wp:effectExtent l="0" t="0" r="23495" b="20955"/>
+                <wp:wrapNone/>
+                <wp:docPr id="226297679" name="四角形: 角を丸くする 7"/>
+                <wp:cNvGraphicFramePr/>
+                <a:graphic xmlns:a="http://schemas.openxmlformats.org/drawingml/2006/main">
+                  <a:graphicData uri="http://schemas.microsoft.com/office/word/2010/wordprocessingShape">
+                    <wps:wsp>
+                      <wps:cNvSpPr/>
+                      <wps:spPr>
+                        <a:xfrm>
+                          <a:off x="0" y="0"/>
+                          <a:ext cx="739100" cy="1236572"/>
+                        </a:xfrm>
+                        <a:prstGeom prst="roundRect">
+                          <a:avLst/>
+                        </a:prstGeom>
+                        <a:noFill/>
+                        <a:ln w="19050">
+                          <a:solidFill>
+                            <a:srgbClr val="0070C0"/>
+                          </a:solidFill>
+                          <a:prstDash val="sysDash"/>
+                        </a:ln>
+                      </wps:spPr>
+                      <wps:style>
+                        <a:lnRef idx="2">
+                          <a:schemeClr val="accent1">
+                            <a:shade val="15000"/>
+                          </a:schemeClr>
+                        </a:lnRef>
+                        <a:fillRef idx="1">
+                          <a:schemeClr val="accent1"/>
+                        </a:fillRef>
+                        <a:effectRef idx="0">
+                          <a:schemeClr val="accent1"/>
+                        </a:effectRef>
+                        <a:fontRef idx="minor">
+                          <a:schemeClr val="lt1"/>
+                        </a:fontRef>
+                      </wps:style>
+                      <wps:bodyPr rot="0" spcFirstLastPara="0" vertOverflow="overflow" horzOverflow="overflow" vert="horz" wrap="square" lIns="91440" tIns="45720" rIns="91440" bIns="45720" numCol="1" spcCol="0" rtlCol="0" fromWordArt="0" anchor="ctr" anchorCtr="0" forceAA="0" compatLnSpc="1">
+                        <a:prstTxWarp prst="textNoShape">
+                          <a:avLst/>
+                        </a:prstTxWarp>
+                        <a:noAutofit/>
+                      </wps:bodyPr>
+                    </wps:wsp>
+                  </a:graphicData>
+                </a:graphic>
+                <wp14:sizeRelH relativeFrom="margin">
+                  <wp14:pctWidth>0</wp14:pctWidth>
+                </wp14:sizeRelH>
+                <wp14:sizeRelV relativeFrom="margin">
+                  <wp14:pctHeight>0</wp14:pctHeight>
+                </wp14:sizeRelV>
+              </wp:anchor>
+            </w:drawing>
+          </mc:Choice>
+          <mc:Fallback>
+            <w:pict>
+              <v:roundrect w14:anchorId="5061A350" id="四角形: 角を丸くする 7" o:spid="_x0000_s1026" style="position:absolute;margin-left:63.15pt;margin-top:43.25pt;width:58.2pt;height:97.35pt;z-index:251681792;visibility:visible;mso-wrap-style:square;mso-width-percent:0;mso-height-percent:0;mso-wrap-distance-left:9pt;mso-wrap-distance-top:0;mso-wrap-distance-right:9pt;mso-wrap-distance-bottom:0;mso-position-horizontal:absolute;mso-position-horizontal-relative:text;mso-position-vertical:absolute;mso-position-vertical-relative:text;mso-width-percent:0;mso-height-percent:0;mso-width-relative:margin;mso-height-relative:margin;v-text-anchor:middle" arcsize="10923f" o:gfxdata="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" filled="f" strokecolor="#0070c0" strokeweight="1.5pt">
+                <v:stroke dashstyle="3 1" joinstyle="miter"/>
+              </v:roundrect>
+            </w:pict>
+          </mc:Fallback>
+        </mc:AlternateContent>
+      </w:r>
+      <w:r>
+        <w:rPr>
+          <w:rFonts w:ascii="ＭＳ 明朝" w:hAnsi="ＭＳ 明朝"/>
+        </w:rPr>
+        <w:drawing>
+          <wp:inline distT="0" distB="0" distL="0" distR="0" wp14:anchorId="493648BF" wp14:editId="75AF1339">
+            <wp:extent cx="4698469" cy="3017896"/>
+            <wp:effectExtent l="19050" t="19050" r="26035" b="11430"/>
+            <wp:docPr id="1654195497" name="図 1"/>
+            <wp:cNvGraphicFramePr>
+              <a:graphicFrameLocks xmlns:a="http://schemas.openxmlformats.org/drawingml/2006/main" noChangeAspect="1"/>
+            </wp:cNvGraphicFramePr>
+            <a:graphic xmlns:a="http://schemas.openxmlformats.org/drawingml/2006/main">
+              <a:graphicData uri="http://schemas.openxmlformats.org/drawingml/2006/picture">
+                <pic:pic xmlns:pic="http://schemas.openxmlformats.org/drawingml/2006/picture">
+                  <pic:nvPicPr>
+                    <pic:cNvPr id="1654195497" name=""/>
+                    <pic:cNvPicPr/>
+                  </pic:nvPicPr>
+                  <pic:blipFill>
+                    <a:blip r:embed="rId23"/>
+                    <a:stretch>
+                      <a:fillRect/>
+                    </a:stretch>
+                  </pic:blipFill>
+                  <pic:spPr>
+                    <a:xfrm>
+                      <a:off x="0" y="0"/>
+                      <a:ext cx="4708828" cy="3024550"/>
+                    </a:xfrm>
+                    <a:prstGeom prst="rect">
+                      <a:avLst/>
+                    </a:prstGeom>
+                    <a:ln>
+                      <a:solidFill>
+                        <a:schemeClr val="tx1"/>
+                      </a:solidFill>
+                    </a:ln>
+                  </pic:spPr>
+                </pic:pic>
+              </a:graphicData>
+            </a:graphic>
+          </wp:inline>
+        </w:drawing>
+      </w:r>
+    </w:p>
+    <w:p>
+      <w:pPr>
+        <w:rPr>
+          <w:rFonts w:ascii="ＭＳ 明朝" w:hAnsi="ＭＳ 明朝"/>
+        </w:rPr>
+      </w:pPr>
+    </w:p>
+    <w:p>
+      <w:pPr>
+        <w:rPr>
+          <w:rFonts w:ascii="ＭＳ 明朝" w:hAnsi="ＭＳ 明朝"/>
+        </w:rPr>
+      </w:pPr>
+      <w:r>
+        <w:rPr>
+          <w:rFonts w:ascii="ＭＳ 明朝" w:hAnsi="ＭＳ 明朝" w:hint="eastAsia"/>
+        </w:rPr>
+        <w:t>①データ数・平均正答率・満点</w:t>
+      </w:r>
+    </w:p>
+    <w:p>
+      <w:pPr>
+        <w:rPr>
+          <w:rFonts w:ascii="ＭＳ 明朝" w:hAnsi="ＭＳ 明朝" w:hint="eastAsia"/>
+        </w:rPr>
+      </w:pPr>
+      <w:r>
+        <w:rPr>
+          <w:rFonts w:ascii="ＭＳ 明朝" w:hAnsi="ＭＳ 明朝" w:hint="eastAsia"/>
+        </w:rPr>
+        <w:t xml:space="preserve">　学校データとして有効となったデータの数（初回受検・採点済み）</w:t>
+      </w:r>
+    </w:p>
+    <w:p>
+      <w:pPr>
+        <w:rPr>
+          <w:rFonts w:ascii="ＭＳ 明朝" w:hAnsi="ＭＳ 明朝"/>
+        </w:rPr>
+      </w:pPr>
+      <w:r>
+        <w:rPr>
+          <w:rFonts w:ascii="ＭＳ 明朝" w:hAnsi="ＭＳ 明朝" w:hint="eastAsia"/>
+        </w:rPr>
+        <w:t xml:space="preserve">　有効データの平均正答率</w:t>
+      </w:r>
+    </w:p>
+    <w:p>
+      <w:pPr>
+        <w:rPr>
+          <w:rFonts w:ascii="ＭＳ 明朝" w:hAnsi="ＭＳ 明朝"/>
+        </w:rPr>
+      </w:pPr>
+      <w:r>
+        <w:rPr>
+          <w:rFonts w:ascii="ＭＳ 明朝" w:hAnsi="ＭＳ 明朝" w:hint="eastAsia"/>
+        </w:rPr>
+        <w:t xml:space="preserve">　この調査の満点（問題数）</w:t>
+      </w:r>
+    </w:p>
+    <w:p>
+      <w:pPr>
+        <w:rPr>
+          <w:rFonts w:ascii="ＭＳ 明朝" w:hAnsi="ＭＳ 明朝"/>
+        </w:rPr>
+      </w:pPr>
+    </w:p>
+    <w:p>
+      <w:pPr>
+        <w:rPr>
+          <w:rFonts w:ascii="ＭＳ 明朝" w:hAnsi="ＭＳ 明朝"/>
+        </w:rPr>
+      </w:pPr>
+      <w:r>
+        <w:rPr>
+          <w:rFonts w:ascii="ＭＳ 明朝" w:hAnsi="ＭＳ 明朝" w:hint="eastAsia"/>
+        </w:rPr>
+        <w:t>②問題別正答率チャート</w:t>
+      </w:r>
+    </w:p>
+    <w:p>
+      <w:pPr>
+        <w:rPr>
+          <w:rFonts w:ascii="ＭＳ 明朝" w:hAnsi="ＭＳ 明朝"/>
+        </w:rPr>
+      </w:pPr>
+      <w:r>
+        <w:rPr>
+          <w:rFonts w:ascii="ＭＳ 明朝" w:hAnsi="ＭＳ 明朝" w:hint="eastAsia"/>
+        </w:rPr>
+        <w:t xml:space="preserve">　問題毎の平均正答率（青色：学校、灰色：県）</w:t>
+      </w:r>
+    </w:p>
+    <w:p>
+      <w:pPr>
+        <w:rPr>
+          <w:rFonts w:ascii="ＭＳ 明朝" w:hAnsi="ＭＳ 明朝"/>
+        </w:rPr>
+      </w:pPr>
+    </w:p>
+    <w:p>
+      <w:pPr>
+        <w:rPr>
+          <w:rFonts w:ascii="ＭＳ 明朝" w:hAnsi="ＭＳ 明朝"/>
+        </w:rPr>
+      </w:pPr>
+      <w:r>
+        <w:rPr>
+          <w:rFonts w:ascii="ＭＳ 明朝" w:hAnsi="ＭＳ 明朝" w:hint="eastAsia"/>
+        </w:rPr>
+        <w:t>③領域別正答率チャート</w:t>
+      </w:r>
+    </w:p>
+    <w:p>
+      <w:pPr>
+        <w:rPr>
+          <w:rFonts w:ascii="ＭＳ 明朝" w:hAnsi="ＭＳ 明朝"/>
+        </w:rPr>
+      </w:pPr>
+      <w:r>
+        <w:rPr>
+          <w:rFonts w:ascii="ＭＳ 明朝" w:hAnsi="ＭＳ 明朝" w:hint="eastAsia"/>
+        </w:rPr>
+        <w:t xml:space="preserve">　領域毎の平均正答率（オレンジ：学校、灰色：県）</w:t>
+      </w:r>
+    </w:p>
+    <w:p>
+      <w:pPr>
+        <w:rPr>
+          <w:rFonts w:ascii="ＭＳ 明朝" w:hAnsi="ＭＳ 明朝"/>
+        </w:rPr>
+      </w:pPr>
+    </w:p>
+    <w:p>
+      <w:pPr>
+        <w:rPr>
+          <w:rFonts w:ascii="ＭＳ 明朝" w:hAnsi="ＭＳ 明朝"/>
+        </w:rPr>
+      </w:pPr>
+      <w:r>
+        <w:rPr>
+          <w:rFonts w:ascii="ＭＳ 明朝" w:hAnsi="ＭＳ 明朝" w:hint="eastAsia"/>
+        </w:rPr>
+        <w:t>④正答数分布</w:t>
+      </w:r>
+    </w:p>
+    <w:p>
+      <w:pPr>
+        <w:rPr>
+          <w:rFonts w:ascii="ＭＳ 明朝" w:hAnsi="ＭＳ 明朝"/>
+        </w:rPr>
+      </w:pPr>
+      <w:r>
+        <w:rPr>
+          <w:rFonts w:ascii="ＭＳ 明朝" w:hAnsi="ＭＳ 明朝" w:hint="eastAsia"/>
+        </w:rPr>
+        <w:t xml:space="preserve">　学校の正答数をヒストグラムで表したもの（折れ線グラフは県の分布）</w:t>
+      </w:r>
+    </w:p>
+    <w:p>
+      <w:pPr>
+        <w:rPr>
+          <w:rFonts w:ascii="ＭＳ 明朝" w:hAnsi="ＭＳ 明朝"/>
+        </w:rPr>
+      </w:pPr>
+    </w:p>
+    <w:p>
+      <w:pPr>
+        <w:rPr>
+          <w:rFonts w:ascii="ＭＳ 明朝" w:hAnsi="ＭＳ 明朝" w:hint="eastAsia"/>
+        </w:rPr>
+      </w:pPr>
+      <w:r>
+        <w:rPr>
+          <w:rFonts w:ascii="ＭＳ 明朝" w:hAnsi="ＭＳ 明朝" w:hint="eastAsia"/>
+        </w:rPr>
+        <w:t>⑤正答数分布</w:t>
+      </w:r>
+    </w:p>
+    <w:p>
+      <w:pPr>
+        <w:rPr>
+          <w:rFonts w:ascii="ＭＳ 明朝" w:hAnsi="ＭＳ 明朝"/>
+        </w:rPr>
+      </w:pPr>
+    </w:p>
+    <w:p>
+      <w:pPr>
+        <w:rPr>
+          <w:rFonts w:ascii="ＭＳ 明朝" w:hAnsi="ＭＳ 明朝"/>
+        </w:rPr>
+      </w:pPr>
+    </w:p>
+    <w:p>
+      <w:pPr>
+        <w:rPr>
+          <w:rFonts w:ascii="ＭＳ 明朝" w:hAnsi="ＭＳ 明朝"/>
+        </w:rPr>
+      </w:pPr>
+    </w:p>
+    <w:p>
+      <w:pPr>
+        <w:rPr>
+          <w:rFonts w:ascii="ＭＳ 明朝" w:hAnsi="ＭＳ 明朝" w:hint="eastAsia"/>
+        </w:rPr>
+      </w:pPr>
+    </w:p>
+    <w:p>
+      <w:pPr>
+        <w:rPr>
+          <w:rFonts w:ascii="ＭＳ 明朝" w:hAnsi="ＭＳ 明朝"/>
+        </w:rPr>
+      </w:pPr>
+      <w:r>
+        <w:rPr>
+          <w:rFonts w:ascii="ＭＳ 明朝" w:hAnsi="ＭＳ 明朝"/>
+        </w:rPr>
+        <w:br w:type="page"/>
+      </w:r>
     </w:p>
     <w:p>
       <w:pPr>
@@ -5796,6 +10209,7 @@
         <w:rPr>
           <w:rFonts w:hint="eastAsia"/>
         </w:rPr>
+        <w:lastRenderedPageBreak/>
         <w:t>CBTトライアルおよび岩手県</w:t>
       </w:r>
       <w:r>
@@ -5987,7 +10401,7 @@
     </w:p>
     <w:p/>
     <w:sectPr>
-      <w:headerReference w:type="default" r:id="rId11"/>
+      <w:headerReference w:type="default" r:id="rId24"/>
       <w:pgSz w:w="11906" w:h="16838"/>
       <w:pgMar w:top="1440" w:right="1080" w:bottom="1440" w:left="1080" w:header="851" w:footer="992" w:gutter="0"/>
       <w:cols w:space="425"/>
@@ -6203,7 +10617,7 @@
             <w:rPr>
               <w:noProof/>
             </w:rPr>
-            <w:t>II</w:t>
+            <w:t>III</w:t>
           </w:r>
           <w:r>
             <w:fldChar w:fldCharType="end"/>
@@ -6237,10 +10651,33 @@
           </w:r>
           <w:r>
             <w:rPr>
-              <w:rFonts w:hint="eastAsia"/>
               <w:noProof/>
             </w:rPr>
-            <w:t>利用手順</w:t>
+            <w:t>CBT</w:t>
+          </w:r>
+          <w:r>
+            <w:rPr>
+              <w:noProof/>
+            </w:rPr>
+            <w:t>トライアルおよび岩手県学習定着度状況調査の実施に関する</w:t>
+          </w:r>
+          <w:r>
+            <w:rPr>
+              <w:noProof/>
+            </w:rPr>
+            <w:t>Q</w:t>
+          </w:r>
+          <w:r>
+            <w:rPr>
+              <w:noProof/>
+            </w:rPr>
+            <w:t>＆</w:t>
+          </w:r>
+          <w:r>
+            <w:rPr>
+              <w:noProof/>
+            </w:rPr>
+            <w:t>A</w:t>
           </w:r>
           <w:r>
             <w:fldChar w:fldCharType="end"/>
@@ -6285,7 +10722,7 @@
             <w:rPr>
               <w:noProof/>
             </w:rPr>
-            <w:t>1</w:t>
+            <w:t>3</w:t>
           </w:r>
           <w:r>
             <w:fldChar w:fldCharType="end"/>
@@ -6315,7 +10752,7 @@
             <w:rPr>
               <w:noProof/>
             </w:rPr>
-            <w:t>読み込ませるファイルの準備</w:t>
+            <w:t>レポートの表示（学校用ダッシュボード）</w:t>
           </w:r>
           <w:r>
             <w:fldChar w:fldCharType="end"/>

--- a/doc/県学調ダッシュボード_マニュアル.docx
+++ b/doc/県学調ダッシュボード_マニュアル.docx
@@ -364,7 +364,7 @@
         </w:rPr>
         <w:fldChar w:fldCharType="separate"/>
       </w:r>
-      <w:hyperlink w:anchor="_Toc240722117" w:history="1">
+      <w:hyperlink w:anchor="_Toc240739207" w:history="1">
         <w:r>
           <w:rPr>
             <w:rStyle w:val="ae"/>
@@ -398,7 +398,7 @@
             <w:noProof/>
             <w:webHidden/>
           </w:rPr>
-          <w:instrText xml:space="preserve"> PAGEREF _Toc240722117 \h </w:instrText>
+          <w:instrText xml:space="preserve"> PAGEREF _Toc240739207 \h </w:instrText>
         </w:r>
         <w:r>
           <w:rPr>
@@ -442,7 +442,7 @@
           <w14:ligatures w14:val="standardContextual"/>
         </w:rPr>
       </w:pPr>
-      <w:hyperlink w:anchor="_Toc240722118" w:history="1">
+      <w:hyperlink w:anchor="_Toc240739208" w:history="1">
         <w:r>
           <w:rPr>
             <w:rStyle w:val="ae"/>
@@ -455,7 +455,7 @@
             <w:rStyle w:val="ae"/>
             <w:noProof/>
           </w:rPr>
-          <w:t>機能説明</w:t>
+          <w:t>用途</w:t>
         </w:r>
         <w:r>
           <w:rPr>
@@ -476,7 +476,7 @@
             <w:noProof/>
             <w:webHidden/>
           </w:rPr>
-          <w:instrText xml:space="preserve"> PAGEREF _Toc240722118 \h </w:instrText>
+          <w:instrText xml:space="preserve"> PAGEREF _Toc240739208 \h </w:instrText>
         </w:r>
         <w:r>
           <w:rPr>
@@ -520,20 +520,20 @@
           <w14:ligatures w14:val="standardContextual"/>
         </w:rPr>
       </w:pPr>
-      <w:hyperlink w:anchor="_Toc240722119" w:history="1">
+      <w:hyperlink w:anchor="_Toc240739209" w:history="1">
         <w:r>
           <w:rPr>
             <w:rStyle w:val="ae"/>
             <w:noProof/>
           </w:rPr>
-          <w:t xml:space="preserve">2. </w:t>
+          <w:t>2. CBT</w:t>
         </w:r>
         <w:r>
           <w:rPr>
             <w:rStyle w:val="ae"/>
             <w:noProof/>
           </w:rPr>
-          <w:t>取得方法</w:t>
+          <w:t>トライアルのデータの扱いについて</w:t>
         </w:r>
         <w:r>
           <w:rPr>
@@ -554,7 +554,7 @@
             <w:noProof/>
             <w:webHidden/>
           </w:rPr>
-          <w:instrText xml:space="preserve"> PAGEREF _Toc240722119 \h </w:instrText>
+          <w:instrText xml:space="preserve"> PAGEREF _Toc240739209 \h </w:instrText>
         </w:r>
         <w:r>
           <w:rPr>
@@ -598,7 +598,7 @@
           <w14:ligatures w14:val="standardContextual"/>
         </w:rPr>
       </w:pPr>
-      <w:hyperlink w:anchor="_Toc240722120" w:history="1">
+      <w:hyperlink w:anchor="_Toc240739210" w:history="1">
         <w:r>
           <w:rPr>
             <w:rStyle w:val="ae"/>
@@ -611,7 +611,7 @@
             <w:rStyle w:val="ae"/>
             <w:noProof/>
           </w:rPr>
-          <w:t>フォルダの構成・用途</w:t>
+          <w:t>取得方法</w:t>
         </w:r>
         <w:r>
           <w:rPr>
@@ -632,7 +632,163 @@
             <w:noProof/>
             <w:webHidden/>
           </w:rPr>
-          <w:instrText xml:space="preserve"> PAGEREF _Toc240722120 \h </w:instrText>
+          <w:instrText xml:space="preserve"> PAGEREF _Toc240739210 \h </w:instrText>
+        </w:r>
+        <w:r>
+          <w:rPr>
+            <w:noProof/>
+            <w:webHidden/>
+          </w:rPr>
+        </w:r>
+        <w:r>
+          <w:rPr>
+            <w:noProof/>
+            <w:webHidden/>
+          </w:rPr>
+          <w:fldChar w:fldCharType="separate"/>
+        </w:r>
+        <w:r>
+          <w:rPr>
+            <w:noProof/>
+            <w:webHidden/>
+          </w:rPr>
+          <w:t>4</w:t>
+        </w:r>
+        <w:r>
+          <w:rPr>
+            <w:noProof/>
+            <w:webHidden/>
+          </w:rPr>
+          <w:fldChar w:fldCharType="end"/>
+        </w:r>
+      </w:hyperlink>
+    </w:p>
+    <w:p>
+      <w:pPr>
+        <w:pStyle w:val="27"/>
+        <w:tabs>
+          <w:tab w:val="right" w:leader="dot" w:pos="9736"/>
+        </w:tabs>
+        <w:rPr>
+          <w:rFonts w:eastAsiaTheme="minorEastAsia"/>
+          <w:noProof/>
+          <w:szCs w:val="24"/>
+          <w14:ligatures w14:val="standardContextual"/>
+        </w:rPr>
+      </w:pPr>
+      <w:hyperlink w:anchor="_Toc240739211" w:history="1">
+        <w:r>
+          <w:rPr>
+            <w:rStyle w:val="ae"/>
+            <w:noProof/>
+          </w:rPr>
+          <w:t xml:space="preserve">4. </w:t>
+        </w:r>
+        <w:r>
+          <w:rPr>
+            <w:rStyle w:val="ae"/>
+            <w:noProof/>
+          </w:rPr>
+          <w:t>推奨環境</w:t>
+        </w:r>
+        <w:r>
+          <w:rPr>
+            <w:noProof/>
+            <w:webHidden/>
+          </w:rPr>
+          <w:tab/>
+        </w:r>
+        <w:r>
+          <w:rPr>
+            <w:noProof/>
+            <w:webHidden/>
+          </w:rPr>
+          <w:fldChar w:fldCharType="begin"/>
+        </w:r>
+        <w:r>
+          <w:rPr>
+            <w:noProof/>
+            <w:webHidden/>
+          </w:rPr>
+          <w:instrText xml:space="preserve"> PAGEREF _Toc240739211 \h </w:instrText>
+        </w:r>
+        <w:r>
+          <w:rPr>
+            <w:noProof/>
+            <w:webHidden/>
+          </w:rPr>
+        </w:r>
+        <w:r>
+          <w:rPr>
+            <w:noProof/>
+            <w:webHidden/>
+          </w:rPr>
+          <w:fldChar w:fldCharType="separate"/>
+        </w:r>
+        <w:r>
+          <w:rPr>
+            <w:noProof/>
+            <w:webHidden/>
+          </w:rPr>
+          <w:t>4</w:t>
+        </w:r>
+        <w:r>
+          <w:rPr>
+            <w:noProof/>
+            <w:webHidden/>
+          </w:rPr>
+          <w:fldChar w:fldCharType="end"/>
+        </w:r>
+      </w:hyperlink>
+    </w:p>
+    <w:p>
+      <w:pPr>
+        <w:pStyle w:val="27"/>
+        <w:tabs>
+          <w:tab w:val="right" w:leader="dot" w:pos="9736"/>
+        </w:tabs>
+        <w:rPr>
+          <w:rFonts w:eastAsiaTheme="minorEastAsia"/>
+          <w:noProof/>
+          <w:szCs w:val="24"/>
+          <w14:ligatures w14:val="standardContextual"/>
+        </w:rPr>
+      </w:pPr>
+      <w:hyperlink w:anchor="_Toc240739212" w:history="1">
+        <w:r>
+          <w:rPr>
+            <w:rStyle w:val="ae"/>
+            <w:noProof/>
+          </w:rPr>
+          <w:t xml:space="preserve">5. </w:t>
+        </w:r>
+        <w:r>
+          <w:rPr>
+            <w:rStyle w:val="ae"/>
+            <w:noProof/>
+          </w:rPr>
+          <w:t>フォルダの構成</w:t>
+        </w:r>
+        <w:r>
+          <w:rPr>
+            <w:noProof/>
+            <w:webHidden/>
+          </w:rPr>
+          <w:tab/>
+        </w:r>
+        <w:r>
+          <w:rPr>
+            <w:noProof/>
+            <w:webHidden/>
+          </w:rPr>
+          <w:fldChar w:fldCharType="begin"/>
+        </w:r>
+        <w:r>
+          <w:rPr>
+            <w:noProof/>
+            <w:webHidden/>
+          </w:rPr>
+          <w:instrText xml:space="preserve"> PAGEREF _Toc240739212 \h </w:instrText>
         </w:r>
         <w:r>
           <w:rPr>
@@ -677,7 +833,7 @@
           <w14:ligatures w14:val="standardContextual"/>
         </w:rPr>
       </w:pPr>
-      <w:hyperlink w:anchor="_Toc240722121" w:history="1">
+      <w:hyperlink w:anchor="_Toc240739213" w:history="1">
         <w:r>
           <w:rPr>
             <w:rStyle w:val="ae"/>
@@ -711,7 +867,7 @@
             <w:noProof/>
             <w:webHidden/>
           </w:rPr>
-          <w:instrText xml:space="preserve"> PAGEREF _Toc240722121 \h </w:instrText>
+          <w:instrText xml:space="preserve"> PAGEREF _Toc240739213 \h </w:instrText>
         </w:r>
         <w:r>
           <w:rPr>
@@ -755,7 +911,7 @@
           <w14:ligatures w14:val="standardContextual"/>
         </w:rPr>
       </w:pPr>
-      <w:hyperlink w:anchor="_Toc240722122" w:history="1">
+      <w:hyperlink w:anchor="_Toc240739214" w:history="1">
         <w:r>
           <w:rPr>
             <w:rStyle w:val="ae"/>
@@ -789,7 +945,7 @@
             <w:noProof/>
             <w:webHidden/>
           </w:rPr>
-          <w:instrText xml:space="preserve"> PAGEREF _Toc240722122 \h </w:instrText>
+          <w:instrText xml:space="preserve"> PAGEREF _Toc240739214 \h </w:instrText>
         </w:r>
         <w:r>
           <w:rPr>
@@ -822,6 +978,496 @@
     </w:p>
     <w:p>
       <w:pPr>
+        <w:pStyle w:val="27"/>
+        <w:tabs>
+          <w:tab w:val="right" w:leader="dot" w:pos="9736"/>
+        </w:tabs>
+        <w:rPr>
+          <w:rFonts w:eastAsiaTheme="minorEastAsia"/>
+          <w:noProof/>
+          <w:szCs w:val="24"/>
+          <w14:ligatures w14:val="standardContextual"/>
+        </w:rPr>
+      </w:pPr>
+      <w:hyperlink w:anchor="_Toc240739215" w:history="1">
+        <w:r>
+          <w:rPr>
+            <w:rStyle w:val="ae"/>
+            <w:noProof/>
+          </w:rPr>
+          <w:t xml:space="preserve">2. </w:t>
+        </w:r>
+        <w:r>
+          <w:rPr>
+            <w:rStyle w:val="ae"/>
+            <w:noProof/>
+          </w:rPr>
+          <w:t>教科調査用ダッシュボード（学校用）</w:t>
+        </w:r>
+        <w:r>
+          <w:rPr>
+            <w:noProof/>
+            <w:webHidden/>
+          </w:rPr>
+          <w:tab/>
+        </w:r>
+        <w:r>
+          <w:rPr>
+            <w:noProof/>
+            <w:webHidden/>
+          </w:rPr>
+          <w:fldChar w:fldCharType="begin"/>
+        </w:r>
+        <w:r>
+          <w:rPr>
+            <w:noProof/>
+            <w:webHidden/>
+          </w:rPr>
+          <w:instrText xml:space="preserve"> PAGEREF _Toc240739215 \h </w:instrText>
+        </w:r>
+        <w:r>
+          <w:rPr>
+            <w:noProof/>
+            <w:webHidden/>
+          </w:rPr>
+        </w:r>
+        <w:r>
+          <w:rPr>
+            <w:noProof/>
+            <w:webHidden/>
+          </w:rPr>
+          <w:fldChar w:fldCharType="separate"/>
+        </w:r>
+        <w:r>
+          <w:rPr>
+            <w:noProof/>
+            <w:webHidden/>
+          </w:rPr>
+          <w:t>9</w:t>
+        </w:r>
+        <w:r>
+          <w:rPr>
+            <w:noProof/>
+            <w:webHidden/>
+          </w:rPr>
+          <w:fldChar w:fldCharType="end"/>
+        </w:r>
+      </w:hyperlink>
+    </w:p>
+    <w:p>
+      <w:pPr>
+        <w:pStyle w:val="32"/>
+        <w:tabs>
+          <w:tab w:val="right" w:leader="dot" w:pos="9736"/>
+        </w:tabs>
+        <w:rPr>
+          <w:rFonts w:eastAsiaTheme="minorEastAsia"/>
+          <w:noProof/>
+          <w:szCs w:val="24"/>
+          <w14:ligatures w14:val="standardContextual"/>
+        </w:rPr>
+      </w:pPr>
+      <w:hyperlink w:anchor="_Toc240739216" w:history="1">
+        <w:r>
+          <w:rPr>
+            <w:rStyle w:val="ae"/>
+            <w:noProof/>
+          </w:rPr>
+          <w:t xml:space="preserve">(1) </w:t>
+        </w:r>
+        <w:r>
+          <w:rPr>
+            <w:rStyle w:val="ae"/>
+            <w:noProof/>
+          </w:rPr>
+          <w:t>ダッシュボードの起動とファイルの読み込み</w:t>
+        </w:r>
+        <w:r>
+          <w:rPr>
+            <w:noProof/>
+            <w:webHidden/>
+          </w:rPr>
+          <w:tab/>
+        </w:r>
+        <w:r>
+          <w:rPr>
+            <w:noProof/>
+            <w:webHidden/>
+          </w:rPr>
+          <w:fldChar w:fldCharType="begin"/>
+        </w:r>
+        <w:r>
+          <w:rPr>
+            <w:noProof/>
+            <w:webHidden/>
+          </w:rPr>
+          <w:instrText xml:space="preserve"> PAGEREF _Toc240739216 \h </w:instrText>
+        </w:r>
+        <w:r>
+          <w:rPr>
+            <w:noProof/>
+            <w:webHidden/>
+          </w:rPr>
+        </w:r>
+        <w:r>
+          <w:rPr>
+            <w:noProof/>
+            <w:webHidden/>
+          </w:rPr>
+          <w:fldChar w:fldCharType="separate"/>
+        </w:r>
+        <w:r>
+          <w:rPr>
+            <w:noProof/>
+            <w:webHidden/>
+          </w:rPr>
+          <w:t>9</w:t>
+        </w:r>
+        <w:r>
+          <w:rPr>
+            <w:noProof/>
+            <w:webHidden/>
+          </w:rPr>
+          <w:fldChar w:fldCharType="end"/>
+        </w:r>
+      </w:hyperlink>
+    </w:p>
+    <w:p>
+      <w:pPr>
+        <w:pStyle w:val="32"/>
+        <w:tabs>
+          <w:tab w:val="right" w:leader="dot" w:pos="9736"/>
+        </w:tabs>
+        <w:rPr>
+          <w:rFonts w:eastAsiaTheme="minorEastAsia"/>
+          <w:noProof/>
+          <w:szCs w:val="24"/>
+          <w14:ligatures w14:val="standardContextual"/>
+        </w:rPr>
+      </w:pPr>
+      <w:hyperlink w:anchor="_Toc240739217" w:history="1">
+        <w:r>
+          <w:rPr>
+            <w:rStyle w:val="ae"/>
+            <w:noProof/>
+          </w:rPr>
+          <w:t xml:space="preserve">(2) </w:t>
+        </w:r>
+        <w:r>
+          <w:rPr>
+            <w:rStyle w:val="ae"/>
+            <w:noProof/>
+          </w:rPr>
+          <w:t>全体レポートの表示</w:t>
+        </w:r>
+        <w:r>
+          <w:rPr>
+            <w:noProof/>
+            <w:webHidden/>
+          </w:rPr>
+          <w:tab/>
+        </w:r>
+        <w:r>
+          <w:rPr>
+            <w:noProof/>
+            <w:webHidden/>
+          </w:rPr>
+          <w:fldChar w:fldCharType="begin"/>
+        </w:r>
+        <w:r>
+          <w:rPr>
+            <w:noProof/>
+            <w:webHidden/>
+          </w:rPr>
+          <w:instrText xml:space="preserve"> PAGEREF _Toc240739217 \h </w:instrText>
+        </w:r>
+        <w:r>
+          <w:rPr>
+            <w:noProof/>
+            <w:webHidden/>
+          </w:rPr>
+        </w:r>
+        <w:r>
+          <w:rPr>
+            <w:noProof/>
+            <w:webHidden/>
+          </w:rPr>
+          <w:fldChar w:fldCharType="separate"/>
+        </w:r>
+        <w:r>
+          <w:rPr>
+            <w:noProof/>
+            <w:webHidden/>
+          </w:rPr>
+          <w:t>11</w:t>
+        </w:r>
+        <w:r>
+          <w:rPr>
+            <w:noProof/>
+            <w:webHidden/>
+          </w:rPr>
+          <w:fldChar w:fldCharType="end"/>
+        </w:r>
+      </w:hyperlink>
+    </w:p>
+    <w:p>
+      <w:pPr>
+        <w:pStyle w:val="32"/>
+        <w:tabs>
+          <w:tab w:val="right" w:leader="dot" w:pos="9736"/>
+        </w:tabs>
+        <w:rPr>
+          <w:rFonts w:eastAsiaTheme="minorEastAsia"/>
+          <w:noProof/>
+          <w:szCs w:val="24"/>
+          <w14:ligatures w14:val="standardContextual"/>
+        </w:rPr>
+      </w:pPr>
+      <w:hyperlink w:anchor="_Toc240739218" w:history="1">
+        <w:r>
+          <w:rPr>
+            <w:rStyle w:val="ae"/>
+            <w:noProof/>
+          </w:rPr>
+          <w:t xml:space="preserve">(3) </w:t>
+        </w:r>
+        <w:r>
+          <w:rPr>
+            <w:rStyle w:val="ae"/>
+            <w:noProof/>
+          </w:rPr>
+          <w:t>クラスレポートの表示</w:t>
+        </w:r>
+        <w:r>
+          <w:rPr>
+            <w:noProof/>
+            <w:webHidden/>
+          </w:rPr>
+          <w:tab/>
+        </w:r>
+        <w:r>
+          <w:rPr>
+            <w:noProof/>
+            <w:webHidden/>
+          </w:rPr>
+          <w:fldChar w:fldCharType="begin"/>
+        </w:r>
+        <w:r>
+          <w:rPr>
+            <w:noProof/>
+            <w:webHidden/>
+          </w:rPr>
+          <w:instrText xml:space="preserve"> PAGEREF _Toc240739218 \h </w:instrText>
+        </w:r>
+        <w:r>
+          <w:rPr>
+            <w:noProof/>
+            <w:webHidden/>
+          </w:rPr>
+        </w:r>
+        <w:r>
+          <w:rPr>
+            <w:noProof/>
+            <w:webHidden/>
+          </w:rPr>
+          <w:fldChar w:fldCharType="separate"/>
+        </w:r>
+        <w:r>
+          <w:rPr>
+            <w:noProof/>
+            <w:webHidden/>
+          </w:rPr>
+          <w:t>12</w:t>
+        </w:r>
+        <w:r>
+          <w:rPr>
+            <w:noProof/>
+            <w:webHidden/>
+          </w:rPr>
+          <w:fldChar w:fldCharType="end"/>
+        </w:r>
+      </w:hyperlink>
+    </w:p>
+    <w:p>
+      <w:pPr>
+        <w:pStyle w:val="32"/>
+        <w:tabs>
+          <w:tab w:val="right" w:leader="dot" w:pos="9736"/>
+        </w:tabs>
+        <w:rPr>
+          <w:rFonts w:eastAsiaTheme="minorEastAsia"/>
+          <w:noProof/>
+          <w:szCs w:val="24"/>
+          <w14:ligatures w14:val="standardContextual"/>
+        </w:rPr>
+      </w:pPr>
+      <w:hyperlink w:anchor="_Toc240739219" w:history="1">
+        <w:r>
+          <w:rPr>
+            <w:rStyle w:val="ae"/>
+            <w:noProof/>
+          </w:rPr>
+          <w:t>(4)</w:t>
+        </w:r>
+        <w:r>
+          <w:rPr>
+            <w:rStyle w:val="ae"/>
+            <w:rFonts w:ascii="ＭＳ 明朝" w:hAnsi="ＭＳ 明朝"/>
+            <w:noProof/>
+          </w:rPr>
+          <w:t xml:space="preserve"> </w:t>
+        </w:r>
+        <w:r>
+          <w:rPr>
+            <w:rStyle w:val="ae"/>
+            <w:noProof/>
+          </w:rPr>
+          <w:t>個人レポート（返却用帳票）の表示</w:t>
+        </w:r>
+        <w:r>
+          <w:rPr>
+            <w:noProof/>
+            <w:webHidden/>
+          </w:rPr>
+          <w:tab/>
+        </w:r>
+        <w:r>
+          <w:rPr>
+            <w:noProof/>
+            <w:webHidden/>
+          </w:rPr>
+          <w:fldChar w:fldCharType="begin"/>
+        </w:r>
+        <w:r>
+          <w:rPr>
+            <w:noProof/>
+            <w:webHidden/>
+          </w:rPr>
+          <w:instrText xml:space="preserve"> PAGEREF _Toc240739219 \h </w:instrText>
+        </w:r>
+        <w:r>
+          <w:rPr>
+            <w:noProof/>
+            <w:webHidden/>
+          </w:rPr>
+        </w:r>
+        <w:r>
+          <w:rPr>
+            <w:noProof/>
+            <w:webHidden/>
+          </w:rPr>
+          <w:fldChar w:fldCharType="separate"/>
+        </w:r>
+        <w:r>
+          <w:rPr>
+            <w:noProof/>
+            <w:webHidden/>
+          </w:rPr>
+          <w:t>13</w:t>
+        </w:r>
+        <w:r>
+          <w:rPr>
+            <w:noProof/>
+            <w:webHidden/>
+          </w:rPr>
+          <w:fldChar w:fldCharType="end"/>
+        </w:r>
+      </w:hyperlink>
+    </w:p>
+    <w:p>
+      <w:pPr>
+        <w:pStyle w:val="32"/>
+        <w:tabs>
+          <w:tab w:val="right" w:leader="dot" w:pos="9736"/>
+        </w:tabs>
+        <w:rPr>
+          <w:rFonts w:eastAsiaTheme="minorEastAsia"/>
+          <w:noProof/>
+          <w:szCs w:val="24"/>
+          <w14:ligatures w14:val="standardContextual"/>
+        </w:rPr>
+      </w:pPr>
+      <w:hyperlink w:anchor="_Toc240739220" w:history="1">
+        <w:r>
+          <w:rPr>
+            <w:rStyle w:val="ae"/>
+            <w:noProof/>
+          </w:rPr>
+          <w:t xml:space="preserve">(5) </w:t>
+        </w:r>
+        <w:r>
+          <w:rPr>
+            <w:rStyle w:val="ae"/>
+            <w:noProof/>
+          </w:rPr>
+          <w:t>各レポートの印刷・</w:t>
+        </w:r>
+        <w:r>
+          <w:rPr>
+            <w:rStyle w:val="ae"/>
+            <w:noProof/>
+          </w:rPr>
+          <w:t>PDF</w:t>
+        </w:r>
+        <w:r>
+          <w:rPr>
+            <w:rStyle w:val="ae"/>
+            <w:noProof/>
+          </w:rPr>
+          <w:t>出力</w:t>
+        </w:r>
+        <w:r>
+          <w:rPr>
+            <w:noProof/>
+            <w:webHidden/>
+          </w:rPr>
+          <w:tab/>
+        </w:r>
+        <w:r>
+          <w:rPr>
+            <w:noProof/>
+            <w:webHidden/>
+          </w:rPr>
+          <w:fldChar w:fldCharType="begin"/>
+        </w:r>
+        <w:r>
+          <w:rPr>
+            <w:noProof/>
+            <w:webHidden/>
+          </w:rPr>
+          <w:instrText xml:space="preserve"> PAGEREF _Toc240739220 \h </w:instrText>
+        </w:r>
+        <w:r>
+          <w:rPr>
+            <w:noProof/>
+            <w:webHidden/>
+          </w:rPr>
+        </w:r>
+        <w:r>
+          <w:rPr>
+            <w:noProof/>
+            <w:webHidden/>
+          </w:rPr>
+          <w:fldChar w:fldCharType="separate"/>
+        </w:r>
+        <w:r>
+          <w:rPr>
+            <w:noProof/>
+            <w:webHidden/>
+          </w:rPr>
+          <w:t>14</w:t>
+        </w:r>
+        <w:r>
+          <w:rPr>
+            <w:noProof/>
+            <w:webHidden/>
+          </w:rPr>
+          <w:fldChar w:fldCharType="end"/>
+        </w:r>
+      </w:hyperlink>
+    </w:p>
+    <w:p>
+      <w:pPr>
         <w:pStyle w:val="11"/>
         <w:tabs>
           <w:tab w:val="right" w:leader="dot" w:pos="9736"/>
@@ -834,7 +1480,7 @@
           <w14:ligatures w14:val="standardContextual"/>
         </w:rPr>
       </w:pPr>
-      <w:hyperlink w:anchor="_Toc240722123" w:history="1">
+      <w:hyperlink w:anchor="_Toc240739221" w:history="1">
         <w:r>
           <w:rPr>
             <w:rStyle w:val="ae"/>
@@ -889,7 +1535,7 @@
             <w:noProof/>
             <w:webHidden/>
           </w:rPr>
-          <w:instrText xml:space="preserve"> PAGEREF _Toc240722123 \h </w:instrText>
+          <w:instrText xml:space="preserve"> PAGEREF _Toc240739221 \h </w:instrText>
         </w:r>
         <w:r>
           <w:rPr>
@@ -909,7 +1555,7 @@
             <w:noProof/>
             <w:webHidden/>
           </w:rPr>
-          <w:t>9</w:t>
+          <w:t>16</w:t>
         </w:r>
         <w:r>
           <w:rPr>
@@ -967,7 +1613,7 @@
         <w:pStyle w:val="a"/>
       </w:pPr>
       <w:bookmarkStart w:id="0" w:name="_Ref240719878"/>
-      <w:bookmarkStart w:id="1" w:name="_Toc240722117"/>
+      <w:bookmarkStart w:id="1" w:name="_Toc240739207"/>
       <w:r>
         <w:rPr>
           <w:rFonts w:hint="eastAsia"/>
@@ -982,12 +1628,14 @@
       <w:pPr>
         <w:pStyle w:val="a0"/>
       </w:pPr>
+      <w:bookmarkStart w:id="2" w:name="_Toc240739208"/>
       <w:r>
         <w:rPr>
           <w:rFonts w:hint="eastAsia"/>
         </w:rPr>
         <w:t>用途</w:t>
       </w:r>
+      <w:bookmarkEnd w:id="2"/>
     </w:p>
     <w:p>
       <w:pPr>
@@ -1051,6 +1699,184 @@
     </w:p>
     <w:p>
       <w:pPr>
+        <w:rPr>
+          <w:rFonts w:ascii="ＭＳ 明朝" w:hAnsi="ＭＳ 明朝"/>
+        </w:rPr>
+      </w:pPr>
+    </w:p>
+    <w:tbl>
+      <w:tblPr>
+        <w:tblStyle w:val="ad"/>
+        <w:tblW w:w="0" w:type="auto"/>
+        <w:jc w:val="center"/>
+        <w:tblBorders>
+          <w:top w:val="double" w:sz="4" w:space="0" w:color="auto"/>
+          <w:left w:val="double" w:sz="4" w:space="0" w:color="auto"/>
+          <w:bottom w:val="double" w:sz="4" w:space="0" w:color="auto"/>
+          <w:right w:val="double" w:sz="4" w:space="0" w:color="auto"/>
+          <w:insideH w:val="double" w:sz="4" w:space="0" w:color="auto"/>
+          <w:insideV w:val="double" w:sz="4" w:space="0" w:color="auto"/>
+        </w:tblBorders>
+        <w:tblLook w:val="04A0" w:firstRow="1" w:lastRow="0" w:firstColumn="1" w:lastColumn="0" w:noHBand="0" w:noVBand="1"/>
+      </w:tblPr>
+      <w:tblGrid>
+        <w:gridCol w:w="9604"/>
+      </w:tblGrid>
+      <w:tr>
+        <w:trPr>
+          <w:jc w:val="center"/>
+        </w:trPr>
+        <w:tc>
+          <w:tcPr>
+            <w:tcW w:w="9604" w:type="dxa"/>
+          </w:tcPr>
+          <w:p>
+            <w:pPr>
+              <w:ind w:left="420" w:rightChars="100" w:right="210" w:hangingChars="200" w:hanging="420"/>
+              <w:rPr>
+                <w:rFonts w:ascii="ＭＳ ゴシック" w:eastAsia="ＭＳ ゴシック" w:hAnsi="ＭＳ ゴシック"/>
+              </w:rPr>
+            </w:pPr>
+            <w:r>
+              <w:rPr>
+                <w:rFonts w:ascii="ＭＳ ゴシック" w:eastAsia="ＭＳ ゴシック" w:hAnsi="ＭＳ ゴシック" w:hint="eastAsia"/>
+                <w:noProof/>
+              </w:rPr>
+              <w:drawing>
+                <wp:inline distT="0" distB="0" distL="0" distR="0" wp14:anchorId="42A32886" wp14:editId="08568775">
+                  <wp:extent cx="276225" cy="276225"/>
+                  <wp:effectExtent l="0" t="0" r="9525" b="9525"/>
+                  <wp:docPr id="946774081" name="図 3" descr="アイコン&#10;&#10;AI 生成コンテンツは誤りを含む可能性があります。"/>
+                  <wp:cNvGraphicFramePr>
+                    <a:graphicFrameLocks xmlns:a="http://schemas.openxmlformats.org/drawingml/2006/main" noChangeAspect="1"/>
+                  </wp:cNvGraphicFramePr>
+                  <a:graphic xmlns:a="http://schemas.openxmlformats.org/drawingml/2006/main">
+                    <a:graphicData uri="http://schemas.openxmlformats.org/drawingml/2006/picture">
+                      <pic:pic xmlns:pic="http://schemas.openxmlformats.org/drawingml/2006/picture">
+                        <pic:nvPicPr>
+                          <pic:cNvPr id="179721496" name="図 3" descr="アイコン&#10;&#10;AI 生成コンテンツは誤りを含む可能性があります。"/>
+                          <pic:cNvPicPr>
+                            <a:picLocks noChangeAspect="1" noChangeArrowheads="1"/>
+                          </pic:cNvPicPr>
+                        </pic:nvPicPr>
+                        <pic:blipFill>
+                          <a:blip r:embed="rId10" cstate="print">
+                            <a:extLst>
+                              <a:ext uri="{28A0092B-C50C-407E-A947-70E740481C1C}">
+                                <a14:useLocalDpi xmlns:a14="http://schemas.microsoft.com/office/drawing/2010/main" val="0"/>
+                              </a:ext>
+                            </a:extLst>
+                          </a:blip>
+                          <a:srcRect/>
+                          <a:stretch>
+                            <a:fillRect/>
+                          </a:stretch>
+                        </pic:blipFill>
+                        <pic:spPr bwMode="auto">
+                          <a:xfrm>
+                            <a:off x="0" y="0"/>
+                            <a:ext cx="276225" cy="276225"/>
+                          </a:xfrm>
+                          <a:prstGeom prst="rect">
+                            <a:avLst/>
+                          </a:prstGeom>
+                          <a:noFill/>
+                          <a:ln>
+                            <a:noFill/>
+                          </a:ln>
+                        </pic:spPr>
+                      </pic:pic>
+                    </a:graphicData>
+                  </a:graphic>
+                </wp:inline>
+              </w:drawing>
+            </w:r>
+            <w:r>
+              <w:rPr>
+                <w:rFonts w:ascii="ＭＳ ゴシック" w:eastAsia="ＭＳ ゴシック" w:hAnsi="ＭＳ ゴシック" w:hint="eastAsia"/>
+              </w:rPr>
+              <w:t xml:space="preserve">　</w:t>
+            </w:r>
+            <w:r>
+              <w:rPr>
+                <w:rFonts w:ascii="ＭＳ ゴシック" w:eastAsia="ＭＳ ゴシック" w:hAnsi="ＭＳ ゴシック" w:hint="eastAsia"/>
+              </w:rPr>
+              <w:t>ダッシュボードは、集められたデータを見やすく整理し、必要な情報を探しやすくするための画面です。</w:t>
+            </w:r>
+          </w:p>
+          <w:p>
+            <w:pPr>
+              <w:ind w:left="420" w:rightChars="100" w:right="210" w:hangingChars="200" w:hanging="420"/>
+              <w:rPr>
+                <w:rFonts w:ascii="ＭＳ ゴシック" w:eastAsia="ＭＳ ゴシック" w:hAnsi="ＭＳ ゴシック"/>
+              </w:rPr>
+            </w:pPr>
+            <w:r>
+              <w:rPr>
+                <w:rFonts w:ascii="ＭＳ ゴシック" w:eastAsia="ＭＳ ゴシック" w:hAnsi="ＭＳ ゴシック"/>
+              </w:rPr>
+              <w:t xml:space="preserve"> </w:t>
+            </w:r>
+            <w:r>
+              <w:rPr>
+                <w:rFonts w:ascii="ＭＳ ゴシック" w:eastAsia="ＭＳ ゴシック" w:hAnsi="ＭＳ ゴシック" w:hint="eastAsia"/>
+              </w:rPr>
+              <w:t xml:space="preserve">　　 集団、個人</w:t>
+            </w:r>
+            <w:r>
+              <w:rPr>
+                <w:rFonts w:ascii="ＭＳ ゴシック" w:eastAsia="ＭＳ ゴシック" w:hAnsi="ＭＳ ゴシック"/>
+              </w:rPr>
+              <w:t>などの条件を切り替えながら、見る方が知りたいことや確かめたいことに合わせて、さまざまな視点からデータを確認できます。</w:t>
+            </w:r>
+          </w:p>
+          <w:p>
+            <w:pPr>
+              <w:ind w:left="420" w:rightChars="100" w:right="210" w:hangingChars="200" w:hanging="420"/>
+              <w:rPr>
+                <w:rFonts w:ascii="ＭＳ ゴシック" w:eastAsia="ＭＳ ゴシック" w:hAnsi="ＭＳ ゴシック" w:hint="eastAsia"/>
+              </w:rPr>
+            </w:pPr>
+          </w:p>
+          <w:p>
+            <w:pPr>
+              <w:spacing w:afterLines="50" w:after="180"/>
+              <w:ind w:left="420" w:rightChars="100" w:right="210" w:hangingChars="200" w:hanging="420"/>
+              <w:rPr>
+                <w:rFonts w:ascii="ＭＳ ゴシック" w:eastAsia="ＭＳ ゴシック" w:hAnsi="ＭＳ ゴシック" w:hint="eastAsia"/>
+              </w:rPr>
+            </w:pPr>
+            <w:r>
+              <w:rPr>
+                <w:rFonts w:ascii="ＭＳ ゴシック" w:eastAsia="ＭＳ ゴシック" w:hAnsi="ＭＳ ゴシック" w:hint="eastAsia"/>
+              </w:rPr>
+              <w:t xml:space="preserve">　　　</w:t>
+            </w:r>
+            <w:r>
+              <w:rPr>
+                <w:rFonts w:ascii="ＭＳ ゴシック" w:eastAsia="ＭＳ ゴシック" w:hAnsi="ＭＳ ゴシック" w:hint="eastAsia"/>
+              </w:rPr>
+              <w:t>確認した内容は、保管や共有のために</w:t>
+            </w:r>
+            <w:r>
+              <w:rPr>
+                <w:rFonts w:ascii="ＭＳ ゴシック" w:eastAsia="ＭＳ ゴシック" w:hAnsi="ＭＳ ゴシック"/>
+              </w:rPr>
+              <w:t>PDFとして出力することもできます。 また、PDFを共有するだけでなく、ダッシュボードそのものを学校内で共有し、先生方一人ひとりが目的に応じて表示を切り替えながら閲覧することもできます。主担当の先生だけでなく、多くの先生方で操作し、日々の指導や校内での話し合いにご活用ください。</w:t>
+            </w:r>
+          </w:p>
+        </w:tc>
+      </w:tr>
+    </w:tbl>
+    <w:p>
+      <w:pPr>
+        <w:rPr>
+          <w:rFonts w:ascii="ＭＳ 明朝" w:hAnsi="ＭＳ 明朝"/>
+        </w:rPr>
+      </w:pPr>
+    </w:p>
+    <w:p>
+      <w:pPr>
         <w:ind w:left="420" w:hangingChars="200" w:hanging="420"/>
         <w:rPr>
           <w:rFonts w:ascii="ＭＳ 明朝" w:hAnsi="ＭＳ 明朝"/>
@@ -1060,17 +1886,124 @@
     <w:p>
       <w:pPr>
         <w:pStyle w:val="a0"/>
-      </w:pPr>
-      <w:bookmarkStart w:id="2" w:name="_Ref240719866"/>
-      <w:bookmarkStart w:id="3" w:name="_Toc240722119"/>
-      <w:r>
         <w:rPr>
           <w:rFonts w:hint="eastAsia"/>
         </w:rPr>
+      </w:pPr>
+      <w:bookmarkStart w:id="3" w:name="_Toc240739209"/>
+      <w:r>
+        <w:rPr>
+          <w:rFonts w:hint="eastAsia"/>
+        </w:rPr>
+        <w:t>CBTトライアルのデータの扱いについて</w:t>
+      </w:r>
+      <w:bookmarkEnd w:id="3"/>
+    </w:p>
+    <w:p>
+      <w:pPr>
+        <w:ind w:left="420" w:hangingChars="200" w:hanging="420"/>
+        <w:rPr>
+          <w:rFonts w:ascii="ＭＳ 明朝" w:hAnsi="ＭＳ 明朝"/>
+        </w:rPr>
+      </w:pPr>
+    </w:p>
+    <w:p>
+      <w:pPr>
+        <w:rPr>
+          <w:rFonts w:ascii="ＭＳ 明朝" w:hAnsi="ＭＳ 明朝"/>
+        </w:rPr>
+      </w:pPr>
+      <w:r>
+        <w:rPr>
+          <w:rFonts w:ascii="ＭＳ 明朝" w:hAnsi="ＭＳ 明朝" w:hint="eastAsia"/>
+        </w:rPr>
+        <w:t xml:space="preserve">　CBTトライアルの結果については、教員によるお試し受検、児童生徒による２回以上の受検などがデータに含まれているため、正確な学校データを表すものではありません。</w:t>
+      </w:r>
+    </w:p>
+    <w:p>
+      <w:pPr>
+        <w:rPr>
+          <w:rFonts w:ascii="ＭＳ 明朝" w:hAnsi="ＭＳ 明朝"/>
+        </w:rPr>
+      </w:pPr>
+      <w:r>
+        <w:rPr>
+          <w:rFonts w:ascii="ＭＳ 明朝" w:hAnsi="ＭＳ 明朝" w:hint="eastAsia"/>
+        </w:rPr>
+        <w:t xml:space="preserve">　本調査で提供されるデータのプレビュー版として提供するものです。</w:t>
+      </w:r>
+    </w:p>
+    <w:p>
+      <w:pPr>
+        <w:rPr>
+          <w:rFonts w:ascii="ＭＳ 明朝" w:hAnsi="ＭＳ 明朝"/>
+        </w:rPr>
+      </w:pPr>
+      <w:r>
+        <w:rPr>
+          <w:rFonts w:ascii="ＭＳ 明朝" w:hAnsi="ＭＳ 明朝" w:hint="eastAsia"/>
+        </w:rPr>
+        <w:t xml:space="preserve">　個人レポート（児童生徒個別の個票）の返却については任意とし、学校で判断してください。</w:t>
+      </w:r>
+    </w:p>
+    <w:p>
+      <w:pPr>
+        <w:rPr>
+          <w:rFonts w:ascii="ＭＳ 明朝" w:hAnsi="ＭＳ 明朝" w:hint="eastAsia"/>
+        </w:rPr>
+      </w:pPr>
+      <w:r>
+        <w:rPr>
+          <w:rFonts w:ascii="ＭＳ 明朝" w:hAnsi="ＭＳ 明朝" w:hint="eastAsia"/>
+        </w:rPr>
+        <w:t xml:space="preserve">　（複数回受検した児童生徒は、１回目の受検データのみが有効なデータとして集計対象となっています。）</w:t>
+      </w:r>
+    </w:p>
+    <w:p>
+      <w:pPr>
+        <w:ind w:left="420" w:hangingChars="200" w:hanging="420"/>
+        <w:rPr>
+          <w:rFonts w:ascii="ＭＳ 明朝" w:hAnsi="ＭＳ 明朝"/>
+        </w:rPr>
+      </w:pPr>
+    </w:p>
+    <w:p>
+      <w:pPr>
+        <w:ind w:left="420" w:hangingChars="200" w:hanging="420"/>
+        <w:rPr>
+          <w:rFonts w:ascii="ＭＳ 明朝" w:hAnsi="ＭＳ 明朝" w:hint="eastAsia"/>
+        </w:rPr>
+      </w:pPr>
+    </w:p>
+    <w:p>
+      <w:pPr>
+        <w:ind w:left="420" w:hangingChars="200" w:hanging="420"/>
+        <w:rPr>
+          <w:rFonts w:ascii="ＭＳ 明朝" w:hAnsi="ＭＳ 明朝"/>
+        </w:rPr>
+      </w:pPr>
+      <w:r>
+        <w:rPr>
+          <w:rFonts w:ascii="ＭＳ 明朝" w:hAnsi="ＭＳ 明朝"/>
+        </w:rPr>
+        <w:br w:type="page"/>
+      </w:r>
+    </w:p>
+    <w:p>
+      <w:pPr>
+        <w:pStyle w:val="a0"/>
+      </w:pPr>
+      <w:bookmarkStart w:id="4" w:name="_Ref240719866"/>
+      <w:bookmarkStart w:id="5" w:name="_Toc240739210"/>
+      <w:r>
+        <w:rPr>
+          <w:rFonts w:hint="eastAsia"/>
+        </w:rPr>
+        <w:lastRenderedPageBreak/>
         <w:t>取得方法</w:t>
       </w:r>
-      <w:bookmarkEnd w:id="2"/>
-      <w:bookmarkEnd w:id="3"/>
+      <w:bookmarkEnd w:id="4"/>
+      <w:bookmarkEnd w:id="5"/>
     </w:p>
     <w:p>
       <w:pPr>
@@ -1280,7 +2213,7 @@
                                 </pic:cNvPicPr>
                               </pic:nvPicPr>
                               <pic:blipFill>
-                                <a:blip r:embed="rId10" cstate="print">
+                                <a:blip r:embed="rId11" cstate="print">
                                   <a:extLst>
                                     <a:ext uri="{28A0092B-C50C-407E-A947-70E740481C1C}">
                                       <a14:useLocalDpi xmlns:a14="http://schemas.microsoft.com/office/drawing/2010/main" val="0"/>
@@ -1394,7 +2327,7 @@
             <w:pPr>
               <w:ind w:firstLineChars="100" w:firstLine="210"/>
               <w:rPr>
-                <w:rFonts w:ascii="ＭＳ ゴシック" w:eastAsia="ＭＳ ゴシック" w:hAnsi="ＭＳ ゴシック" w:hint="eastAsia"/>
+                <w:rFonts w:ascii="ＭＳ ゴシック" w:eastAsia="ＭＳ ゴシック" w:hAnsi="ＭＳ ゴシック"/>
               </w:rPr>
             </w:pPr>
           </w:p>
@@ -1492,7 +2425,7 @@
                                 </pic:cNvPicPr>
                               </pic:nvPicPr>
                               <pic:blipFill>
-                                <a:blip r:embed="rId10" cstate="print">
+                                <a:blip r:embed="rId11" cstate="print">
                                   <a:extLst>
                                     <a:ext uri="{28A0092B-C50C-407E-A947-70E740481C1C}">
                                       <a14:useLocalDpi xmlns:a14="http://schemas.microsoft.com/office/drawing/2010/main" val="0"/>
@@ -1624,7 +2557,7 @@
             <w:pPr>
               <w:ind w:firstLineChars="100" w:firstLine="210"/>
               <w:rPr>
-                <w:rFonts w:ascii="ＭＳ ゴシック" w:eastAsia="ＭＳ ゴシック" w:hAnsi="ＭＳ ゴシック" w:hint="eastAsia"/>
+                <w:rFonts w:ascii="ＭＳ ゴシック" w:eastAsia="ＭＳ ゴシック" w:hAnsi="ＭＳ ゴシック"/>
               </w:rPr>
             </w:pPr>
           </w:p>
@@ -1637,6 +2570,79 @@
           <w:rFonts w:ascii="ＭＳ 明朝" w:hAnsi="ＭＳ 明朝"/>
         </w:rPr>
       </w:pPr>
+    </w:p>
+    <w:p>
+      <w:pPr>
+        <w:rPr>
+          <w:rFonts w:ascii="ＭＳ 明朝" w:hAnsi="ＭＳ 明朝"/>
+        </w:rPr>
+      </w:pPr>
+    </w:p>
+    <w:p>
+      <w:pPr>
+        <w:pStyle w:val="a0"/>
+      </w:pPr>
+      <w:bookmarkStart w:id="6" w:name="_Toc240739211"/>
+      <w:r>
+        <w:rPr>
+          <w:rFonts w:hint="eastAsia"/>
+        </w:rPr>
+        <w:t>推奨環境</w:t>
+      </w:r>
+      <w:bookmarkEnd w:id="6"/>
+    </w:p>
+    <w:p>
+      <w:pPr>
+        <w:rPr>
+          <w:rFonts w:ascii="ＭＳ 明朝" w:hAnsi="ＭＳ 明朝"/>
+        </w:rPr>
+      </w:pPr>
+    </w:p>
+    <w:p>
+      <w:pPr>
+        <w:ind w:firstLineChars="100" w:firstLine="210"/>
+        <w:rPr>
+          <w:rFonts w:ascii="ＭＳ 明朝" w:hAnsi="ＭＳ 明朝"/>
+        </w:rPr>
+      </w:pPr>
+      <w:r>
+        <w:rPr>
+          <w:rFonts w:ascii="ＭＳ 明朝" w:hAnsi="ＭＳ 明朝"/>
+        </w:rPr>
+        <w:t>本ダッシュボードは、インターネットを見るときに使用する「ブラウザ」で操作します。最新版のMicrosoft EdgeまたはGoogle Chromeでファイルを開いてください。</w:t>
+      </w:r>
+      <w:r>
+        <w:rPr>
+          <w:rFonts w:ascii="ＭＳ 明朝" w:hAnsi="ＭＳ 明朝"/>
+        </w:rPr>
+        <w:br/>
+      </w:r>
+      <w:r>
+        <w:rPr>
+          <w:rFonts w:ascii="ＭＳ 明朝" w:hAnsi="ＭＳ 明朝" w:hint="eastAsia"/>
+        </w:rPr>
+        <w:t xml:space="preserve">　</w:t>
+      </w:r>
+      <w:r>
+        <w:rPr>
+          <w:rFonts w:ascii="ＭＳ 明朝" w:hAnsi="ＭＳ 明朝"/>
+        </w:rPr>
+        <w:t>ブラウザの種類やバージョンによっては、画面が正しく表示されなかったり、一部の機能を利用できなかったりする場合があります。</w:t>
+      </w:r>
+    </w:p>
+    <w:p>
+      <w:pPr>
+        <w:rPr>
+          <w:rFonts w:ascii="ＭＳ 明朝" w:hAnsi="ＭＳ 明朝" w:hint="eastAsia"/>
+        </w:rPr>
+      </w:pPr>
+    </w:p>
+    <w:p>
+      <w:pPr>
+        <w:rPr>
+          <w:rFonts w:ascii="ＭＳ 明朝" w:hAnsi="ＭＳ 明朝"/>
+        </w:rPr>
+      </w:pPr>
       <w:r>
         <w:rPr>
           <w:rFonts w:ascii="ＭＳ 明朝" w:hAnsi="ＭＳ 明朝"/>
@@ -1648,7 +2654,7 @@
       <w:pPr>
         <w:pStyle w:val="a0"/>
       </w:pPr>
-      <w:bookmarkStart w:id="4" w:name="_Toc240722120"/>
+      <w:bookmarkStart w:id="7" w:name="_Toc240739212"/>
       <w:r>
         <w:rPr>
           <w:rFonts w:hint="eastAsia"/>
@@ -1656,7 +2662,7 @@
         <w:lastRenderedPageBreak/>
         <w:t>フォルダの構成</w:t>
       </w:r>
-      <w:bookmarkEnd w:id="4"/>
+      <w:bookmarkEnd w:id="7"/>
     </w:p>
     <w:p>
       <w:pPr>
@@ -1840,9 +2846,9 @@
             </w:pPr>
             <w:r>
               <w:rPr>
-                <w:rFonts w:ascii="ＭＳ 明朝" w:hAnsi="ＭＳ 明朝"/>
-              </w:rPr>
-              <w:t>S</w:t>
+                <w:rFonts w:ascii="ＭＳ 明朝" w:hAnsi="ＭＳ 明朝" w:hint="eastAsia"/>
+              </w:rPr>
+              <w:t>s</w:t>
             </w:r>
             <w:r>
               <w:rPr>
@@ -2239,9 +3245,9 @@
             </w:pPr>
             <w:r>
               <w:rPr>
-                <w:rFonts w:ascii="ＭＳ 明朝" w:hAnsi="ＭＳ 明朝"/>
-              </w:rPr>
-              <w:t>S</w:t>
+                <w:rFonts w:ascii="ＭＳ 明朝" w:hAnsi="ＭＳ 明朝" w:hint="eastAsia"/>
+              </w:rPr>
+              <w:t>s</w:t>
             </w:r>
             <w:r>
               <w:rPr>
@@ -2490,7 +3496,7 @@
       <w:pPr>
         <w:pStyle w:val="a"/>
       </w:pPr>
-      <w:bookmarkStart w:id="5" w:name="_Toc240722121"/>
+      <w:bookmarkStart w:id="8" w:name="_Toc240739213"/>
       <w:r>
         <w:rPr>
           <w:rFonts w:hint="eastAsia"/>
@@ -2498,13 +3504,13 @@
         <w:lastRenderedPageBreak/>
         <w:t>利用手順</w:t>
       </w:r>
-      <w:bookmarkEnd w:id="5"/>
+      <w:bookmarkEnd w:id="8"/>
     </w:p>
     <w:p>
       <w:pPr>
         <w:pStyle w:val="a0"/>
       </w:pPr>
-      <w:bookmarkStart w:id="6" w:name="_Toc240722122"/>
+      <w:bookmarkStart w:id="9" w:name="_Toc240739214"/>
       <w:r>
         <w:rPr>
           <w:rFonts w:hint="eastAsia"/>
@@ -2523,7 +3529,7 @@
         </w:rPr>
         <w:t>準備</w:t>
       </w:r>
-      <w:bookmarkEnd w:id="6"/>
+      <w:bookmarkEnd w:id="9"/>
     </w:p>
     <w:p>
       <w:pPr>
@@ -2855,7 +3861,7 @@
           <w:p>
             <w:pPr>
               <w:rPr>
-                <w:rFonts w:ascii="ＭＳ 明朝" w:hAnsi="ＭＳ 明朝" w:hint="eastAsia"/>
+                <w:rFonts w:ascii="ＭＳ 明朝" w:hAnsi="ＭＳ 明朝"/>
               </w:rPr>
             </w:pPr>
             <w:r>
@@ -3064,7 +4070,31 @@
               <w:rPr>
                 <w:rFonts w:ascii="ＭＳ 明朝" w:hAnsi="ＭＳ 明朝" w:hint="eastAsia"/>
               </w:rPr>
-              <w:t>調査・採点終了の後、県がデータ集計後</w:t>
+              <w:t>調査・採点終了</w:t>
+            </w:r>
+            <w:r>
+              <w:rPr>
+                <w:rFonts w:ascii="ＭＳ 明朝" w:hAnsi="ＭＳ 明朝" w:hint="eastAsia"/>
+              </w:rPr>
+              <w:t>し</w:t>
+            </w:r>
+            <w:r>
+              <w:rPr>
+                <w:rFonts w:ascii="ＭＳ 明朝" w:hAnsi="ＭＳ 明朝" w:hint="eastAsia"/>
+              </w:rPr>
+              <w:t>、県がデータ集計</w:t>
+            </w:r>
+            <w:r>
+              <w:rPr>
+                <w:rFonts w:ascii="ＭＳ 明朝" w:hAnsi="ＭＳ 明朝" w:hint="eastAsia"/>
+              </w:rPr>
+              <w:t>した</w:t>
+            </w:r>
+            <w:r>
+              <w:rPr>
+                <w:rFonts w:ascii="ＭＳ 明朝" w:hAnsi="ＭＳ 明朝" w:hint="eastAsia"/>
+              </w:rPr>
+              <w:t>後</w:t>
             </w:r>
           </w:p>
         </w:tc>
@@ -3136,19 +4166,7 @@
               <w:rPr>
                 <w:rFonts w:ascii="ＭＳ 明朝" w:hAnsi="ＭＳ 明朝" w:hint="eastAsia"/>
               </w:rPr>
-              <w:t>(</w:t>
-            </w:r>
-            <w:r>
-              <w:rPr>
-                <w:rFonts w:ascii="ＭＳ 明朝" w:hAnsi="ＭＳ 明朝" w:hint="eastAsia"/>
-              </w:rPr>
-              <w:t>CSV</w:t>
-            </w:r>
-            <w:r>
-              <w:rPr>
-                <w:rFonts w:ascii="ＭＳ 明朝" w:hAnsi="ＭＳ 明朝" w:hint="eastAsia"/>
-              </w:rPr>
-              <w:t>)</w:t>
+              <w:t>(CSV)</w:t>
             </w:r>
           </w:p>
         </w:tc>
@@ -3172,32 +4190,14 @@
           <w:p>
             <w:pPr>
               <w:rPr>
-                <w:rFonts w:ascii="ＭＳ 明朝" w:hAnsi="ＭＳ 明朝" w:hint="eastAsia"/>
+                <w:rFonts w:ascii="ＭＳ 明朝" w:hAnsi="ＭＳ 明朝"/>
               </w:rPr>
             </w:pPr>
             <w:r>
               <w:rPr>
                 <w:rFonts w:ascii="ＭＳ 明朝" w:hAnsi="ＭＳ 明朝" w:hint="eastAsia"/>
               </w:rPr>
-              <w:t>C</w:t>
-            </w:r>
-            <w:r>
-              <w:rPr>
-                <w:rFonts w:ascii="ＭＳ 明朝" w:hAnsi="ＭＳ 明朝" w:hint="eastAsia"/>
-              </w:rPr>
-              <w:t>小</w:t>
-            </w:r>
-            <w:r>
-              <w:rPr>
-                <w:rFonts w:ascii="ＭＳ 明朝" w:hAnsi="ＭＳ 明朝" w:hint="eastAsia"/>
-              </w:rPr>
-              <w:t>_(学校コード)_○○小学校_R8_CBTトライアル</w:t>
-            </w:r>
-            <w:r>
-              <w:rPr>
-                <w:rFonts w:ascii="ＭＳ 明朝" w:hAnsi="ＭＳ 明朝" w:hint="eastAsia"/>
-              </w:rPr>
-              <w:t>_学校用_(日付)</w:t>
+              <w:t>C小_(学校コード)_○○小学校_R8_CBTトライアル_学校用_(日付)</w:t>
             </w:r>
           </w:p>
           <w:p>
@@ -3223,25 +4223,7 @@
               <w:rPr>
                 <w:rFonts w:ascii="ＭＳ 明朝" w:hAnsi="ＭＳ 明朝" w:hint="eastAsia"/>
               </w:rPr>
-              <w:t>C</w:t>
-            </w:r>
-            <w:r>
-              <w:rPr>
-                <w:rFonts w:ascii="ＭＳ 明朝" w:hAnsi="ＭＳ 明朝" w:hint="eastAsia"/>
-              </w:rPr>
-              <w:t>小</w:t>
-            </w:r>
-            <w:r>
-              <w:rPr>
-                <w:rFonts w:ascii="ＭＳ 明朝" w:hAnsi="ＭＳ 明朝" w:hint="eastAsia"/>
-              </w:rPr>
-              <w:t>_(学校コード)_○○小学校_R8_県学調</w:t>
-            </w:r>
-            <w:r>
-              <w:rPr>
-                <w:rFonts w:ascii="ＭＳ 明朝" w:hAnsi="ＭＳ 明朝" w:hint="eastAsia"/>
-              </w:rPr>
-              <w:t>_学校用_(日付)</w:t>
+              <w:t>C小_(学校コード)_○○小学校_R8_県学調_学校用_(日付)</w:t>
             </w:r>
           </w:p>
         </w:tc>
@@ -3259,7 +4241,7 @@
               <w:rPr>
                 <w:rFonts w:ascii="ＭＳ 明朝" w:hAnsi="ＭＳ 明朝" w:hint="eastAsia"/>
               </w:rPr>
-              <w:t>調査・採点終了の後、県がデータ集計後</w:t>
+              <w:t>調査・採点終了し、県がデータ集計した後</w:t>
             </w:r>
           </w:p>
         </w:tc>
@@ -3412,25 +4394,7 @@
               <w:rPr>
                 <w:rFonts w:ascii="ＭＳ 明朝" w:hAnsi="ＭＳ 明朝" w:hint="eastAsia"/>
               </w:rPr>
-              <w:t>D</w:t>
-            </w:r>
-            <w:r>
-              <w:rPr>
-                <w:rFonts w:ascii="ＭＳ 明朝" w:hAnsi="ＭＳ 明朝" w:hint="eastAsia"/>
-              </w:rPr>
-              <w:t>小</w:t>
-            </w:r>
-            <w:r>
-              <w:rPr>
-                <w:rFonts w:ascii="ＭＳ 明朝" w:hAnsi="ＭＳ 明朝" w:hint="eastAsia"/>
-              </w:rPr>
-              <w:t>_(学校コード)_○○小学校_R8_県学調</w:t>
-            </w:r>
-            <w:r>
-              <w:rPr>
-                <w:rFonts w:ascii="ＭＳ 明朝" w:hAnsi="ＭＳ 明朝" w:hint="eastAsia"/>
-              </w:rPr>
-              <w:t>_学校用_(日付)</w:t>
+              <w:t>D小_(学校コード)_○○小学校_R8_県学調_学校用_(日付)</w:t>
             </w:r>
           </w:p>
         </w:tc>
@@ -3448,7 +4412,7 @@
               <w:rPr>
                 <w:rFonts w:ascii="ＭＳ 明朝" w:hAnsi="ＭＳ 明朝" w:hint="eastAsia"/>
               </w:rPr>
-              <w:t>調査・採点終了の後、県がデータ集計後</w:t>
+              <w:t>調査・採点終了し、県がデータ集計した後</w:t>
             </w:r>
           </w:p>
         </w:tc>
@@ -3601,25 +4565,7 @@
               <w:rPr>
                 <w:rFonts w:ascii="ＭＳ 明朝" w:hAnsi="ＭＳ 明朝" w:hint="eastAsia"/>
               </w:rPr>
-              <w:t>E</w:t>
-            </w:r>
-            <w:r>
-              <w:rPr>
-                <w:rFonts w:ascii="ＭＳ 明朝" w:hAnsi="ＭＳ 明朝" w:hint="eastAsia"/>
-              </w:rPr>
-              <w:t>小</w:t>
-            </w:r>
-            <w:r>
-              <w:rPr>
-                <w:rFonts w:ascii="ＭＳ 明朝" w:hAnsi="ＭＳ 明朝" w:hint="eastAsia"/>
-              </w:rPr>
-              <w:t>_(学校コード)_○○小学校_R8_県学調</w:t>
-            </w:r>
-            <w:r>
-              <w:rPr>
-                <w:rFonts w:ascii="ＭＳ 明朝" w:hAnsi="ＭＳ 明朝" w:hint="eastAsia"/>
-              </w:rPr>
-              <w:t>_学校用_(日付)</w:t>
+              <w:t>E小_(学校コード)_○○小学校_R8_県学調_学校用_(日付)</w:t>
             </w:r>
           </w:p>
         </w:tc>
@@ -3637,7 +4583,7 @@
               <w:rPr>
                 <w:rFonts w:ascii="ＭＳ 明朝" w:hAnsi="ＭＳ 明朝" w:hint="eastAsia"/>
               </w:rPr>
-              <w:t>調査・採点終了の後、県がデータ集計後</w:t>
+              <w:t>調査・採点終了し、県がデータ集計した後</w:t>
             </w:r>
           </w:p>
         </w:tc>
@@ -3683,6 +4629,12 @@
           <w:rFonts w:ascii="ＭＳ 明朝" w:hAnsi="ＭＳ 明朝"/>
         </w:rPr>
       </w:pPr>
+      <w:r>
+        <w:rPr>
+          <w:rFonts w:ascii="ＭＳ 明朝" w:hAnsi="ＭＳ 明朝" w:hint="eastAsia"/>
+        </w:rPr>
+        <w:t>※（日付）は県がデータ出力した日</w:t>
+      </w:r>
       <w:r>
         <w:rPr>
           <w:rFonts w:ascii="ＭＳ 明朝" w:hAnsi="ＭＳ 明朝"/>
@@ -4031,15 +4983,8 @@
               <w:rPr>
                 <w:rFonts w:ascii="ＭＳ 明朝" w:hAnsi="ＭＳ 明朝" w:hint="eastAsia"/>
               </w:rPr>
-              <w:t>調査・採点終了の後、県がデータ集計後</w:t>
+              <w:t>調査・採点終了し、県がデータ集計した後</w:t>
             </w:r>
-          </w:p>
-          <w:p>
-            <w:pPr>
-              <w:rPr>
-                <w:rFonts w:ascii="ＭＳ 明朝" w:hAnsi="ＭＳ 明朝"/>
-              </w:rPr>
-            </w:pPr>
           </w:p>
         </w:tc>
       </w:tr>
@@ -4141,13 +5086,7 @@
               <w:rPr>
                 <w:rFonts w:ascii="ＭＳ 明朝" w:hAnsi="ＭＳ 明朝" w:hint="eastAsia"/>
               </w:rPr>
-              <w:t>C中_(学校コード)_○○中学校_R8_CBTトライアル</w:t>
-            </w:r>
-            <w:r>
-              <w:rPr>
-                <w:rFonts w:ascii="ＭＳ 明朝" w:hAnsi="ＭＳ 明朝" w:hint="eastAsia"/>
-              </w:rPr>
-              <w:t>_学校用_(日付)</w:t>
+              <w:t>C中_(学校コード)_○○中学校_R8_CBTトライアル_学校用_(日付)</w:t>
             </w:r>
           </w:p>
           <w:p>
@@ -4173,13 +5112,7 @@
               <w:rPr>
                 <w:rFonts w:ascii="ＭＳ 明朝" w:hAnsi="ＭＳ 明朝" w:hint="eastAsia"/>
               </w:rPr>
-              <w:t>C中_(学校コード)_○○中学校_R8_県学調</w:t>
-            </w:r>
-            <w:r>
-              <w:rPr>
-                <w:rFonts w:ascii="ＭＳ 明朝" w:hAnsi="ＭＳ 明朝" w:hint="eastAsia"/>
-              </w:rPr>
-              <w:t>_学校用_(日付)</w:t>
+              <w:t>C中_(学校コード)_○○中学校_R8_県学調_学校用_(日付)</w:t>
             </w:r>
           </w:p>
         </w:tc>
@@ -4197,15 +5130,8 @@
               <w:rPr>
                 <w:rFonts w:ascii="ＭＳ 明朝" w:hAnsi="ＭＳ 明朝" w:hint="eastAsia"/>
               </w:rPr>
-              <w:t>調査・採点終了の後、県がデータ集計後</w:t>
+              <w:t>調査・採点終了し、県がデータ集計した後</w:t>
             </w:r>
-          </w:p>
-          <w:p>
-            <w:pPr>
-              <w:rPr>
-                <w:rFonts w:ascii="ＭＳ 明朝" w:hAnsi="ＭＳ 明朝"/>
-              </w:rPr>
-            </w:pPr>
           </w:p>
         </w:tc>
       </w:tr>
@@ -4333,13 +5259,7 @@
               <w:rPr>
                 <w:rFonts w:ascii="ＭＳ 明朝" w:hAnsi="ＭＳ 明朝" w:hint="eastAsia"/>
               </w:rPr>
-              <w:t>D中_(学校コード)_○○中学校_R8_県学調</w:t>
-            </w:r>
-            <w:r>
-              <w:rPr>
-                <w:rFonts w:ascii="ＭＳ 明朝" w:hAnsi="ＭＳ 明朝" w:hint="eastAsia"/>
-              </w:rPr>
-              <w:t>_学校用_(日付)</w:t>
+              <w:t>D中_(学校コード)_○○中学校_R8_県学調_学校用_(日付)</w:t>
             </w:r>
           </w:p>
         </w:tc>
@@ -4357,15 +5277,8 @@
               <w:rPr>
                 <w:rFonts w:ascii="ＭＳ 明朝" w:hAnsi="ＭＳ 明朝" w:hint="eastAsia"/>
               </w:rPr>
-              <w:t>調査・採点終了の後、県がデータ集計後</w:t>
+              <w:t>調査・採点終了し、県がデータ集計した後</w:t>
             </w:r>
-          </w:p>
-          <w:p>
-            <w:pPr>
-              <w:rPr>
-                <w:rFonts w:ascii="ＭＳ 明朝" w:hAnsi="ＭＳ 明朝"/>
-              </w:rPr>
-            </w:pPr>
           </w:p>
         </w:tc>
       </w:tr>
@@ -4493,13 +5406,7 @@
               <w:rPr>
                 <w:rFonts w:ascii="ＭＳ 明朝" w:hAnsi="ＭＳ 明朝" w:hint="eastAsia"/>
               </w:rPr>
-              <w:t>E中_(学校コード)_○○中学校_R8_県学調</w:t>
-            </w:r>
-            <w:r>
-              <w:rPr>
-                <w:rFonts w:ascii="ＭＳ 明朝" w:hAnsi="ＭＳ 明朝" w:hint="eastAsia"/>
-              </w:rPr>
-              <w:t>_学校用_(日付)</w:t>
+              <w:t>E中_(学校コード)_○○中学校_R8_県学調_学校用_(日付)</w:t>
             </w:r>
           </w:p>
         </w:tc>
@@ -4517,15 +5424,8 @@
               <w:rPr>
                 <w:rFonts w:ascii="ＭＳ 明朝" w:hAnsi="ＭＳ 明朝" w:hint="eastAsia"/>
               </w:rPr>
-              <w:t>調査・採点終了の後、県がデータ集計後</w:t>
+              <w:t>調査・採点終了し、県がデータ集計した後</w:t>
             </w:r>
-          </w:p>
-          <w:p>
-            <w:pPr>
-              <w:rPr>
-                <w:rFonts w:ascii="ＭＳ 明朝" w:hAnsi="ＭＳ 明朝"/>
-              </w:rPr>
-            </w:pPr>
           </w:p>
         </w:tc>
       </w:tr>
@@ -4570,6 +5470,12 @@
           <w:rFonts w:ascii="ＭＳ 明朝" w:hAnsi="ＭＳ 明朝"/>
         </w:rPr>
       </w:pPr>
+      <w:r>
+        <w:rPr>
+          <w:rFonts w:ascii="ＭＳ 明朝" w:hAnsi="ＭＳ 明朝" w:hint="eastAsia"/>
+        </w:rPr>
+        <w:t>※（日付）は県がデータ出力した日</w:t>
+      </w:r>
     </w:p>
     <w:p>
       <w:pPr>
@@ -4946,15 +5852,8 @@
               <w:rPr>
                 <w:rFonts w:ascii="ＭＳ 明朝" w:hAnsi="ＭＳ 明朝" w:hint="eastAsia"/>
               </w:rPr>
-              <w:t>調査・採点終了の後、県がデータ集計後</w:t>
+              <w:t>調査・採点終了し、県がデータ集計した後</w:t>
             </w:r>
-          </w:p>
-          <w:p>
-            <w:pPr>
-              <w:rPr>
-                <w:rFonts w:ascii="ＭＳ 明朝" w:hAnsi="ＭＳ 明朝"/>
-              </w:rPr>
-            </w:pPr>
           </w:p>
         </w:tc>
       </w:tr>
@@ -5056,25 +5955,7 @@
               <w:rPr>
                 <w:rFonts w:ascii="ＭＳ 明朝" w:hAnsi="ＭＳ 明朝" w:hint="eastAsia"/>
               </w:rPr>
-              <w:t>C小_(市町村)_R8_CBTトライアル</w:t>
-            </w:r>
-            <w:r>
-              <w:rPr>
-                <w:rFonts w:ascii="ＭＳ 明朝" w:hAnsi="ＭＳ 明朝" w:hint="eastAsia"/>
-              </w:rPr>
-              <w:t>_</w:t>
-            </w:r>
-            <w:r>
-              <w:rPr>
-                <w:rFonts w:ascii="ＭＳ 明朝" w:hAnsi="ＭＳ 明朝" w:hint="eastAsia"/>
-              </w:rPr>
-              <w:t>市町村用</w:t>
-            </w:r>
-            <w:r>
-              <w:rPr>
-                <w:rFonts w:ascii="ＭＳ 明朝" w:hAnsi="ＭＳ 明朝" w:hint="eastAsia"/>
-              </w:rPr>
-              <w:t>_(日付)</w:t>
+              <w:t>C小_(市町村)_R8_CBTトライアル_市町村用_(日付)</w:t>
             </w:r>
           </w:p>
           <w:p>
@@ -5087,13 +5968,7 @@
               <w:rPr>
                 <w:rFonts w:ascii="ＭＳ 明朝" w:hAnsi="ＭＳ 明朝" w:hint="eastAsia"/>
               </w:rPr>
-              <w:t>C中_(市町村)_R8_CBTトライアル</w:t>
-            </w:r>
-            <w:r>
-              <w:rPr>
-                <w:rFonts w:ascii="ＭＳ 明朝" w:hAnsi="ＭＳ 明朝" w:hint="eastAsia"/>
-              </w:rPr>
-              <w:t>_市町村用_(日付)</w:t>
+              <w:t>C中_(市町村)_R8_CBTトライアル_市町村用_(日付)</w:t>
             </w:r>
           </w:p>
           <w:p>
@@ -5119,13 +5994,7 @@
               <w:rPr>
                 <w:rFonts w:ascii="ＭＳ 明朝" w:hAnsi="ＭＳ 明朝" w:hint="eastAsia"/>
               </w:rPr>
-              <w:t>C小_(市町村)_R8_県学調</w:t>
-            </w:r>
-            <w:r>
-              <w:rPr>
-                <w:rFonts w:ascii="ＭＳ 明朝" w:hAnsi="ＭＳ 明朝" w:hint="eastAsia"/>
-              </w:rPr>
-              <w:t>_市町村用_(日付)</w:t>
+              <w:t>C小_(市町村)_R8_県学調_市町村用_(日付)</w:t>
             </w:r>
           </w:p>
           <w:p>
@@ -5138,13 +6007,7 @@
               <w:rPr>
                 <w:rFonts w:ascii="ＭＳ 明朝" w:hAnsi="ＭＳ 明朝" w:hint="eastAsia"/>
               </w:rPr>
-              <w:t>C中_(市町村)_R8_県学調</w:t>
-            </w:r>
-            <w:r>
-              <w:rPr>
-                <w:rFonts w:ascii="ＭＳ 明朝" w:hAnsi="ＭＳ 明朝" w:hint="eastAsia"/>
-              </w:rPr>
-              <w:t>_市町村用_(日付)</w:t>
+              <w:t>C中_(市町村)_R8_県学調_市町村用_(日付)</w:t>
             </w:r>
           </w:p>
         </w:tc>
@@ -5162,15 +6025,8 @@
               <w:rPr>
                 <w:rFonts w:ascii="ＭＳ 明朝" w:hAnsi="ＭＳ 明朝" w:hint="eastAsia"/>
               </w:rPr>
-              <w:t>調査・採点終了の後、県がデータ集計後</w:t>
+              <w:t>調査・採点終了し、県がデータ集計した後</w:t>
             </w:r>
-          </w:p>
-          <w:p>
-            <w:pPr>
-              <w:rPr>
-                <w:rFonts w:ascii="ＭＳ 明朝" w:hAnsi="ＭＳ 明朝"/>
-              </w:rPr>
-            </w:pPr>
           </w:p>
         </w:tc>
       </w:tr>
@@ -5203,7 +6059,19 @@
               <w:rPr>
                 <w:rFonts w:ascii="ＭＳ 明朝" w:hAnsi="ＭＳ 明朝" w:hint="eastAsia"/>
               </w:rPr>
-              <w:t>教科調査１教科め（国語または数学）のデータが格納されたファイル</w:t>
+              <w:t>教科調査</w:t>
+            </w:r>
+            <w:r>
+              <w:rPr>
+                <w:rFonts w:ascii="ＭＳ 明朝" w:hAnsi="ＭＳ 明朝" w:hint="eastAsia"/>
+              </w:rPr>
+              <w:t>第１教科</w:t>
+            </w:r>
+            <w:r>
+              <w:rPr>
+                <w:rFonts w:ascii="ＭＳ 明朝" w:hAnsi="ＭＳ 明朝" w:hint="eastAsia"/>
+              </w:rPr>
+              <w:t>（国語または数学）のデータが格納されたファイル</w:t>
             </w:r>
           </w:p>
         </w:tc>
@@ -5298,13 +6166,7 @@
               <w:rPr>
                 <w:rFonts w:ascii="ＭＳ 明朝" w:hAnsi="ＭＳ 明朝" w:hint="eastAsia"/>
               </w:rPr>
-              <w:t>D小_(市町村)_R8_県学調</w:t>
-            </w:r>
-            <w:r>
-              <w:rPr>
-                <w:rFonts w:ascii="ＭＳ 明朝" w:hAnsi="ＭＳ 明朝" w:hint="eastAsia"/>
-              </w:rPr>
-              <w:t>_市町村用_(日付)</w:t>
+              <w:t>D小_(市町村)_R8_県学調_市町村用_(日付)</w:t>
             </w:r>
           </w:p>
           <w:p>
@@ -5317,13 +6179,7 @@
               <w:rPr>
                 <w:rFonts w:ascii="ＭＳ 明朝" w:hAnsi="ＭＳ 明朝" w:hint="eastAsia"/>
               </w:rPr>
-              <w:t>D中_(市町村)_R8_県学調</w:t>
-            </w:r>
-            <w:r>
-              <w:rPr>
-                <w:rFonts w:ascii="ＭＳ 明朝" w:hAnsi="ＭＳ 明朝" w:hint="eastAsia"/>
-              </w:rPr>
-              <w:t>_市町村用_(日付)</w:t>
+              <w:t>D中_(市町村)_R8_県学調_市町村用_(日付)</w:t>
             </w:r>
           </w:p>
         </w:tc>
@@ -5341,15 +6197,8 @@
               <w:rPr>
                 <w:rFonts w:ascii="ＭＳ 明朝" w:hAnsi="ＭＳ 明朝" w:hint="eastAsia"/>
               </w:rPr>
-              <w:t>調査・採点終了の後、県がデータ集計後</w:t>
+              <w:t>調査・採点終了し、県がデータ集計した後</w:t>
             </w:r>
-          </w:p>
-          <w:p>
-            <w:pPr>
-              <w:rPr>
-                <w:rFonts w:ascii="ＭＳ 明朝" w:hAnsi="ＭＳ 明朝"/>
-              </w:rPr>
-            </w:pPr>
           </w:p>
         </w:tc>
       </w:tr>
@@ -5382,7 +6231,19 @@
               <w:rPr>
                 <w:rFonts w:ascii="ＭＳ 明朝" w:hAnsi="ＭＳ 明朝" w:hint="eastAsia"/>
               </w:rPr>
-              <w:t>教科調査２教科め（算数または英語）のデータが格納されたファイル</w:t>
+              <w:t>教科調査</w:t>
+            </w:r>
+            <w:r>
+              <w:rPr>
+                <w:rFonts w:ascii="ＭＳ 明朝" w:hAnsi="ＭＳ 明朝" w:hint="eastAsia"/>
+              </w:rPr>
+              <w:t>第２教科</w:t>
+            </w:r>
+            <w:r>
+              <w:rPr>
+                <w:rFonts w:ascii="ＭＳ 明朝" w:hAnsi="ＭＳ 明朝" w:hint="eastAsia"/>
+              </w:rPr>
+              <w:t>（算数または英語）のデータが格納されたファイル</w:t>
             </w:r>
           </w:p>
         </w:tc>
@@ -5477,13 +6338,7 @@
               <w:rPr>
                 <w:rFonts w:ascii="ＭＳ 明朝" w:hAnsi="ＭＳ 明朝" w:hint="eastAsia"/>
               </w:rPr>
-              <w:t>E小_(市町村)_R8_県学調</w:t>
-            </w:r>
-            <w:r>
-              <w:rPr>
-                <w:rFonts w:ascii="ＭＳ 明朝" w:hAnsi="ＭＳ 明朝" w:hint="eastAsia"/>
-              </w:rPr>
-              <w:t>_市町村用_(日付)</w:t>
+              <w:t>E小_(市町村)_R8_県学調_市町村用_(日付)</w:t>
             </w:r>
           </w:p>
           <w:p>
@@ -5496,13 +6351,7 @@
               <w:rPr>
                 <w:rFonts w:ascii="ＭＳ 明朝" w:hAnsi="ＭＳ 明朝" w:hint="eastAsia"/>
               </w:rPr>
-              <w:t>E中_(市町村)_R8_県学調</w:t>
-            </w:r>
-            <w:r>
-              <w:rPr>
-                <w:rFonts w:ascii="ＭＳ 明朝" w:hAnsi="ＭＳ 明朝" w:hint="eastAsia"/>
-              </w:rPr>
-              <w:t>_市町村用_(日付)</w:t>
+              <w:t>E中_(市町村)_R8_県学調_市町村用_(日付)</w:t>
             </w:r>
           </w:p>
         </w:tc>
@@ -5520,15 +6369,8 @@
               <w:rPr>
                 <w:rFonts w:ascii="ＭＳ 明朝" w:hAnsi="ＭＳ 明朝" w:hint="eastAsia"/>
               </w:rPr>
-              <w:t>調査・採点終了の後、県がデータ集計後</w:t>
+              <w:t>調査・採点終了し、県がデータ集計した後</w:t>
             </w:r>
-          </w:p>
-          <w:p>
-            <w:pPr>
-              <w:rPr>
-                <w:rFonts w:ascii="ＭＳ 明朝" w:hAnsi="ＭＳ 明朝"/>
-              </w:rPr>
-            </w:pPr>
           </w:p>
         </w:tc>
       </w:tr>
@@ -5573,6 +6415,12 @@
           <w:rFonts w:ascii="ＭＳ 明朝" w:hAnsi="ＭＳ 明朝"/>
         </w:rPr>
       </w:pPr>
+      <w:r>
+        <w:rPr>
+          <w:rFonts w:ascii="ＭＳ 明朝" w:hAnsi="ＭＳ 明朝" w:hint="eastAsia"/>
+        </w:rPr>
+        <w:t>※（日付）は県がデータ出力した日</w:t>
+      </w:r>
     </w:p>
     <w:p>
       <w:pPr>
@@ -5605,25 +6453,46 @@
       <w:pPr>
         <w:pStyle w:val="a0"/>
       </w:pPr>
+      <w:bookmarkStart w:id="10" w:name="_Toc240739215"/>
       <w:r>
         <w:rPr>
           <w:rFonts w:hint="eastAsia"/>
         </w:rPr>
         <w:lastRenderedPageBreak/>
-        <w:t>教科調査用ダッシュボードの起動とファイルの読み込み</w:t>
-      </w:r>
-    </w:p>
-    <w:p>
-      <w:pPr>
-        <w:rPr>
-          <w:rFonts w:ascii="ＭＳ 明朝" w:hAnsi="ＭＳ 明朝"/>
-        </w:rPr>
-      </w:pPr>
-    </w:p>
-    <w:p>
-      <w:pPr>
-        <w:rPr>
-          <w:rFonts w:ascii="ＭＳ 明朝" w:hAnsi="ＭＳ 明朝" w:hint="eastAsia"/>
+        <w:t>教科調査用ダッシュボード</w:t>
+      </w:r>
+      <w:r>
+        <w:rPr>
+          <w:rFonts w:hint="eastAsia"/>
+        </w:rPr>
+        <w:t>（学校用）</w:t>
+      </w:r>
+      <w:bookmarkEnd w:id="10"/>
+    </w:p>
+    <w:p>
+      <w:pPr>
+        <w:pStyle w:val="a1"/>
+      </w:pPr>
+      <w:bookmarkStart w:id="11" w:name="_Toc240739216"/>
+      <w:r>
+        <w:rPr>
+          <w:rFonts w:hint="eastAsia"/>
+        </w:rPr>
+        <w:t>ダッシュボードの起動とファイルの読み込み</w:t>
+      </w:r>
+      <w:bookmarkEnd w:id="11"/>
+    </w:p>
+    <w:p>
+      <w:pPr>
+        <w:rPr>
+          <w:rFonts w:ascii="ＭＳ 明朝" w:hAnsi="ＭＳ 明朝" w:hint="eastAsia"/>
+        </w:rPr>
+      </w:pPr>
+    </w:p>
+    <w:p>
+      <w:pPr>
+        <w:rPr>
+          <w:rFonts w:ascii="ＭＳ 明朝" w:hAnsi="ＭＳ 明朝"/>
         </w:rPr>
       </w:pPr>
       <w:r>
@@ -5636,7 +6505,7 @@
     <w:p>
       <w:pPr>
         <w:rPr>
-          <w:rFonts w:ascii="ＭＳ 明朝" w:hAnsi="ＭＳ 明朝" w:hint="eastAsia"/>
+          <w:rFonts w:ascii="ＭＳ 明朝" w:hAnsi="ＭＳ 明朝"/>
         </w:rPr>
       </w:pPr>
       <w:r>
@@ -5876,7 +6745,6 @@
                             <w:pPr>
                               <w:jc w:val="center"/>
                               <w:rPr>
-                                <w:rFonts w:hint="eastAsia"/>
                                 <w:color w:val="EE0000"/>
                               </w:rPr>
                             </w:pPr>
@@ -6006,7 +6874,6 @@
                       <w:pPr>
                         <w:jc w:val="center"/>
                         <w:rPr>
-                          <w:rFonts w:hint="eastAsia"/>
                           <w:color w:val="EE0000"/>
                         </w:rPr>
                       </w:pPr>
@@ -6278,6 +7145,7 @@
       <w:r>
         <w:rPr>
           <w:rFonts w:ascii="ＭＳ 明朝" w:hAnsi="ＭＳ 明朝"/>
+          <w:noProof/>
         </w:rPr>
         <w:drawing>
           <wp:inline distT="0" distB="0" distL="0" distR="0" wp14:anchorId="16B6942E" wp14:editId="1D09BB6D">
@@ -6295,7 +7163,7 @@
                     <pic:cNvPicPr/>
                   </pic:nvPicPr>
                   <pic:blipFill>
-                    <a:blip r:embed="rId11"/>
+                    <a:blip r:embed="rId12"/>
                     <a:stretch>
                       <a:fillRect/>
                     </a:stretch>
@@ -6358,7 +7226,7 @@
     <w:p>
       <w:pPr>
         <w:rPr>
-          <w:rFonts w:ascii="ＭＳ 明朝" w:hAnsi="ＭＳ 明朝" w:hint="eastAsia"/>
+          <w:rFonts w:ascii="ＭＳ 明朝" w:hAnsi="ＭＳ 明朝"/>
         </w:rPr>
       </w:pPr>
       <w:r>
@@ -6619,6 +7487,7 @@
       <w:r>
         <w:rPr>
           <w:rFonts w:ascii="ＭＳ 明朝" w:hAnsi="ＭＳ 明朝"/>
+          <w:noProof/>
         </w:rPr>
         <w:drawing>
           <wp:inline distT="0" distB="0" distL="0" distR="0" wp14:anchorId="5F26A10D" wp14:editId="2330F457">
@@ -6636,7 +7505,7 @@
                     <pic:cNvPicPr/>
                   </pic:nvPicPr>
                   <pic:blipFill>
-                    <a:blip r:embed="rId12"/>
+                    <a:blip r:embed="rId13"/>
                     <a:stretch>
                       <a:fillRect/>
                     </a:stretch>
@@ -6670,6 +7539,7 @@
       <w:r>
         <w:rPr>
           <w:rFonts w:ascii="ＭＳ 明朝" w:hAnsi="ＭＳ 明朝"/>
+          <w:noProof/>
         </w:rPr>
         <w:drawing>
           <wp:inline distT="0" distB="0" distL="0" distR="0" wp14:anchorId="0BA7FB81" wp14:editId="3870CC26">
@@ -6687,7 +7557,7 @@
                     <pic:cNvPicPr/>
                   </pic:nvPicPr>
                   <pic:blipFill rotWithShape="1">
-                    <a:blip r:embed="rId13"/>
+                    <a:blip r:embed="rId14"/>
                     <a:srcRect r="37149"/>
                     <a:stretch>
                       <a:fillRect/>
@@ -6836,27 +7706,27 @@
     <w:p>
       <w:pPr>
         <w:rPr>
-          <w:rFonts w:ascii="ＭＳ 明朝" w:hAnsi="ＭＳ 明朝" w:hint="eastAsia"/>
-        </w:rPr>
-      </w:pPr>
-    </w:p>
-    <w:p>
-      <w:pPr>
-        <w:rPr>
-          <w:rFonts w:ascii="ＭＳ 明朝" w:hAnsi="ＭＳ 明朝" w:hint="eastAsia"/>
-        </w:rPr>
-      </w:pPr>
-      <w:r>
-        <w:rPr>
-          <w:rFonts w:ascii="ＭＳ 明朝" w:hAnsi="ＭＳ 明朝" w:hint="eastAsia"/>
-        </w:rPr>
-        <w:t xml:space="preserve">　【トライアルの場合】　　　　　　　　　　　　　【本調査の場合】</w:t>
-      </w:r>
-    </w:p>
-    <w:p>
-      <w:pPr>
-        <w:rPr>
-          <w:rFonts w:ascii="ＭＳ 明朝" w:hAnsi="ＭＳ 明朝" w:hint="eastAsia"/>
+          <w:rFonts w:ascii="ＭＳ 明朝" w:hAnsi="ＭＳ 明朝"/>
+        </w:rPr>
+      </w:pPr>
+    </w:p>
+    <w:p>
+      <w:pPr>
+        <w:rPr>
+          <w:rFonts w:ascii="ＭＳ 明朝" w:hAnsi="ＭＳ 明朝"/>
+        </w:rPr>
+      </w:pPr>
+      <w:r>
+        <w:rPr>
+          <w:rFonts w:ascii="ＭＳ 明朝" w:hAnsi="ＭＳ 明朝" w:hint="eastAsia"/>
+        </w:rPr>
+        <w:t xml:space="preserve">　【トライアルの場合】　　　　　　　　　　　【本調査の場合】</w:t>
+      </w:r>
+    </w:p>
+    <w:p>
+      <w:pPr>
+        <w:rPr>
+          <w:rFonts w:ascii="ＭＳ 明朝" w:hAnsi="ＭＳ 明朝"/>
         </w:rPr>
       </w:pPr>
       <w:r>
@@ -6867,16 +7737,16 @@
         <mc:AlternateContent>
           <mc:Choice Requires="wps">
             <w:drawing>
-              <wp:anchor distT="0" distB="0" distL="114300" distR="114300" simplePos="0" relativeHeight="251670528" behindDoc="0" locked="0" layoutInCell="1" allowOverlap="1" wp14:anchorId="5C157EC2" wp14:editId="31C3AC6B">
+              <wp:anchor distT="0" distB="0" distL="114300" distR="114300" simplePos="0" relativeHeight="251670528" behindDoc="0" locked="0" layoutInCell="1" allowOverlap="1" wp14:anchorId="5C157EC2" wp14:editId="5E418A50">
                 <wp:simplePos x="0" y="0"/>
                 <wp:positionH relativeFrom="column">
-                  <wp:posOffset>4871766</wp:posOffset>
+                  <wp:posOffset>4314825</wp:posOffset>
                 </wp:positionH>
                 <wp:positionV relativeFrom="paragraph">
-                  <wp:posOffset>577066</wp:posOffset>
+                  <wp:posOffset>464185</wp:posOffset>
                 </wp:positionV>
-                <wp:extent cx="961778" cy="383665"/>
-                <wp:effectExtent l="19050" t="19050" r="10160" b="16510"/>
+                <wp:extent cx="828675" cy="383665"/>
+                <wp:effectExtent l="19050" t="19050" r="28575" b="16510"/>
                 <wp:wrapNone/>
                 <wp:docPr id="1901500969" name="四角形: 角を丸くする 6"/>
                 <wp:cNvGraphicFramePr/>
@@ -6887,7 +7757,7 @@
                       <wps:spPr>
                         <a:xfrm>
                           <a:off x="0" y="0"/>
-                          <a:ext cx="961778" cy="383665"/>
+                          <a:ext cx="828675" cy="383665"/>
                         </a:xfrm>
                         <a:prstGeom prst="roundRect">
                           <a:avLst/>
@@ -6924,6 +7794,9 @@
                     </wps:wsp>
                   </a:graphicData>
                 </a:graphic>
+                <wp14:sizeRelH relativeFrom="margin">
+                  <wp14:pctWidth>0</wp14:pctWidth>
+                </wp14:sizeRelH>
                 <wp14:sizeRelV relativeFrom="margin">
                   <wp14:pctHeight>0</wp14:pctHeight>
                 </wp14:sizeRelV>
@@ -6932,7 +7805,7 @@
           </mc:Choice>
           <mc:Fallback>
             <w:pict>
-              <v:roundrect w14:anchorId="2DBF8D52" id="四角形: 角を丸くする 6" o:spid="_x0000_s1026" style="position:absolute;margin-left:383.6pt;margin-top:45.45pt;width:75.75pt;height:30.2pt;z-index:251670528;visibility:visible;mso-wrap-style:square;mso-height-percent:0;mso-wrap-distance-left:9pt;mso-wrap-distance-top:0;mso-wrap-distance-right:9pt;mso-wrap-distance-bottom:0;mso-position-horizontal:absolute;mso-position-horizontal-relative:text;mso-position-vertical:absolute;mso-position-vertical-relative:text;mso-height-percent:0;mso-height-relative:margin;v-text-anchor:middle" arcsize="10923f" o:gfxdata="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" filled="f" strokecolor="#e00" strokeweight="3pt">
+              <v:roundrect w14:anchorId="5B226BBE" id="四角形: 角を丸くする 6" o:spid="_x0000_s1026" style="position:absolute;margin-left:339.75pt;margin-top:36.55pt;width:65.25pt;height:30.2pt;z-index:251670528;visibility:visible;mso-wrap-style:square;mso-width-percent:0;mso-height-percent:0;mso-wrap-distance-left:9pt;mso-wrap-distance-top:0;mso-wrap-distance-right:9pt;mso-wrap-distance-bottom:0;mso-position-horizontal:absolute;mso-position-horizontal-relative:text;mso-position-vertical:absolute;mso-position-vertical-relative:text;mso-width-percent:0;mso-height-percent:0;mso-width-relative:margin;mso-height-relative:margin;v-text-anchor:middle" arcsize="10923f" o:gfxdata="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" filled="f" strokecolor="#e00" strokeweight="3pt">
                 <v:stroke joinstyle="miter"/>
               </v:roundrect>
             </w:pict>
@@ -6947,16 +7820,16 @@
         <mc:AlternateContent>
           <mc:Choice Requires="wps">
             <w:drawing>
-              <wp:anchor distT="0" distB="0" distL="114300" distR="114300" simplePos="0" relativeHeight="251668480" behindDoc="0" locked="0" layoutInCell="1" allowOverlap="1" wp14:anchorId="784D5C6A" wp14:editId="456059B4">
+              <wp:anchor distT="0" distB="0" distL="114300" distR="114300" simplePos="0" relativeHeight="251668480" behindDoc="0" locked="0" layoutInCell="1" allowOverlap="1" wp14:anchorId="784D5C6A" wp14:editId="5F947E9F">
                 <wp:simplePos x="0" y="0"/>
                 <wp:positionH relativeFrom="column">
-                  <wp:posOffset>1787344</wp:posOffset>
+                  <wp:posOffset>1600200</wp:posOffset>
                 </wp:positionH>
                 <wp:positionV relativeFrom="paragraph">
-                  <wp:posOffset>585259</wp:posOffset>
+                  <wp:posOffset>478472</wp:posOffset>
                 </wp:positionV>
-                <wp:extent cx="961778" cy="312697"/>
-                <wp:effectExtent l="19050" t="19050" r="10160" b="11430"/>
+                <wp:extent cx="785813" cy="300037"/>
+                <wp:effectExtent l="19050" t="19050" r="14605" b="24130"/>
                 <wp:wrapNone/>
                 <wp:docPr id="862246461" name="四角形: 角を丸くする 6"/>
                 <wp:cNvGraphicFramePr/>
@@ -6967,7 +7840,7 @@
                       <wps:spPr>
                         <a:xfrm>
                           <a:off x="0" y="0"/>
-                          <a:ext cx="961778" cy="312697"/>
+                          <a:ext cx="785813" cy="300037"/>
                         </a:xfrm>
                         <a:prstGeom prst="roundRect">
                           <a:avLst/>
@@ -7004,12 +7877,18 @@
                     </wps:wsp>
                   </a:graphicData>
                 </a:graphic>
+                <wp14:sizeRelH relativeFrom="margin">
+                  <wp14:pctWidth>0</wp14:pctWidth>
+                </wp14:sizeRelH>
+                <wp14:sizeRelV relativeFrom="margin">
+                  <wp14:pctHeight>0</wp14:pctHeight>
+                </wp14:sizeRelV>
               </wp:anchor>
             </w:drawing>
           </mc:Choice>
           <mc:Fallback>
             <w:pict>
-              <v:roundrect w14:anchorId="7AC25857" id="四角形: 角を丸くする 6" o:spid="_x0000_s1026" style="position:absolute;margin-left:140.75pt;margin-top:46.1pt;width:75.75pt;height:24.6pt;z-index:251668480;visibility:visible;mso-wrap-style:square;mso-wrap-distance-left:9pt;mso-wrap-distance-top:0;mso-wrap-distance-right:9pt;mso-wrap-distance-bottom:0;mso-position-horizontal:absolute;mso-position-horizontal-relative:text;mso-position-vertical:absolute;mso-position-vertical-relative:text;v-text-anchor:middle" arcsize="10923f" o:gfxdata="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" filled="f" strokecolor="#e00" strokeweight="3pt">
+              <v:roundrect w14:anchorId="487D263E" id="四角形: 角を丸くする 6" o:spid="_x0000_s1026" style="position:absolute;margin-left:126pt;margin-top:37.65pt;width:61.9pt;height:23.6pt;z-index:251668480;visibility:visible;mso-wrap-style:square;mso-width-percent:0;mso-height-percent:0;mso-wrap-distance-left:9pt;mso-wrap-distance-top:0;mso-wrap-distance-right:9pt;mso-wrap-distance-bottom:0;mso-position-horizontal:absolute;mso-position-horizontal-relative:text;mso-position-vertical:absolute;mso-position-vertical-relative:text;mso-width-percent:0;mso-height-percent:0;mso-width-relative:margin;mso-height-relative:margin;v-text-anchor:middle" arcsize="10923f" o:gfxdata="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" filled="f" strokecolor="#e00" strokeweight="3pt">
                 <v:stroke joinstyle="miter"/>
               </v:roundrect>
             </w:pict>
@@ -7025,11 +7904,12 @@
       <w:r>
         <w:rPr>
           <w:rFonts w:ascii="ＭＳ 明朝" w:hAnsi="ＭＳ 明朝"/>
+          <w:noProof/>
         </w:rPr>
         <w:drawing>
-          <wp:inline distT="0" distB="0" distL="0" distR="0" wp14:anchorId="09D72CF6" wp14:editId="543F9B54">
-            <wp:extent cx="2757314" cy="1388110"/>
-            <wp:effectExtent l="19050" t="19050" r="24130" b="21590"/>
+          <wp:inline distT="0" distB="0" distL="0" distR="0" wp14:anchorId="09D72CF6" wp14:editId="028B31AE">
+            <wp:extent cx="2419350" cy="1217970"/>
+            <wp:effectExtent l="19050" t="19050" r="19050" b="20320"/>
             <wp:docPr id="1143124492" name="図 1"/>
             <wp:cNvGraphicFramePr>
               <a:graphicFrameLocks xmlns:a="http://schemas.openxmlformats.org/drawingml/2006/main" noChangeAspect="1"/>
@@ -7042,7 +7922,7 @@
                     <pic:cNvPicPr/>
                   </pic:nvPicPr>
                   <pic:blipFill rotWithShape="1">
-                    <a:blip r:embed="rId14"/>
+                    <a:blip r:embed="rId15"/>
                     <a:srcRect r="34759"/>
                     <a:stretch>
                       <a:fillRect/>
@@ -7051,7 +7931,7 @@
                   <pic:spPr bwMode="auto">
                     <a:xfrm>
                       <a:off x="0" y="0"/>
-                      <a:ext cx="2766147" cy="1392557"/>
+                      <a:ext cx="2433136" cy="1224910"/>
                     </a:xfrm>
                     <a:prstGeom prst="rect">
                       <a:avLst/>
@@ -7101,11 +7981,12 @@
       <w:r>
         <w:rPr>
           <w:rFonts w:ascii="ＭＳ 明朝" w:hAnsi="ＭＳ 明朝"/>
+          <w:noProof/>
         </w:rPr>
         <w:drawing>
-          <wp:inline distT="0" distB="0" distL="0" distR="0" wp14:anchorId="093A60FF" wp14:editId="1B9F87ED">
-            <wp:extent cx="2768737" cy="1411641"/>
-            <wp:effectExtent l="19050" t="19050" r="12700" b="17145"/>
+          <wp:inline distT="0" distB="0" distL="0" distR="0" wp14:anchorId="093A60FF" wp14:editId="1B8FED3C">
+            <wp:extent cx="2390775" cy="1218937"/>
+            <wp:effectExtent l="19050" t="19050" r="9525" b="19685"/>
             <wp:docPr id="402916111" name="図 1"/>
             <wp:cNvGraphicFramePr>
               <a:graphicFrameLocks xmlns:a="http://schemas.openxmlformats.org/drawingml/2006/main" noChangeAspect="1"/>
@@ -7118,7 +7999,7 @@
                     <pic:cNvPicPr/>
                   </pic:nvPicPr>
                   <pic:blipFill>
-                    <a:blip r:embed="rId15"/>
+                    <a:blip r:embed="rId16"/>
                     <a:stretch>
                       <a:fillRect/>
                     </a:stretch>
@@ -7126,7 +8007,7 @@
                   <pic:spPr>
                     <a:xfrm>
                       <a:off x="0" y="0"/>
-                      <a:ext cx="2803066" cy="1429143"/>
+                      <a:ext cx="2432398" cy="1240158"/>
                     </a:xfrm>
                     <a:prstGeom prst="rect">
                       <a:avLst/>
@@ -7143,13 +8024,6 @@
           </wp:inline>
         </w:drawing>
       </w:r>
-    </w:p>
-    <w:p>
-      <w:pPr>
-        <w:rPr>
-          <w:rFonts w:ascii="ＭＳ 明朝" w:hAnsi="ＭＳ 明朝"/>
-        </w:rPr>
-      </w:pPr>
       <w:r>
         <w:rPr>
           <w:rFonts w:ascii="ＭＳ 明朝" w:hAnsi="ＭＳ 明朝"/>
@@ -7160,7 +8034,7 @@
     <w:p>
       <w:pPr>
         <w:rPr>
-          <w:rFonts w:ascii="ＭＳ 明朝" w:hAnsi="ＭＳ 明朝" w:hint="eastAsia"/>
+          <w:rFonts w:ascii="ＭＳ 明朝" w:hAnsi="ＭＳ 明朝"/>
         </w:rPr>
       </w:pPr>
       <w:r>
@@ -7374,6 +8248,7 @@
       <w:r>
         <w:rPr>
           <w:rFonts w:ascii="ＭＳ 明朝" w:hAnsi="ＭＳ 明朝"/>
+          <w:noProof/>
         </w:rPr>
         <w:drawing>
           <wp:inline distT="0" distB="0" distL="0" distR="0" wp14:anchorId="116F66FF" wp14:editId="707D7DDC">
@@ -7391,7 +8266,7 @@
                     <pic:cNvPicPr/>
                   </pic:nvPicPr>
                   <pic:blipFill>
-                    <a:blip r:embed="rId16"/>
+                    <a:blip r:embed="rId17"/>
                     <a:stretch>
                       <a:fillRect/>
                     </a:stretch>
@@ -7425,6 +8300,7 @@
       <w:r>
         <w:rPr>
           <w:rFonts w:ascii="ＭＳ 明朝" w:hAnsi="ＭＳ 明朝"/>
+          <w:noProof/>
         </w:rPr>
         <w:drawing>
           <wp:inline distT="0" distB="0" distL="0" distR="0" wp14:anchorId="01F239CA" wp14:editId="0E1F7263">
@@ -7442,7 +8318,7 @@
                     <pic:cNvPicPr/>
                   </pic:nvPicPr>
                   <pic:blipFill>
-                    <a:blip r:embed="rId17"/>
+                    <a:blip r:embed="rId18"/>
                     <a:stretch>
                       <a:fillRect/>
                     </a:stretch>
@@ -7491,7 +8367,7 @@
     <w:p>
       <w:pPr>
         <w:rPr>
-          <w:rFonts w:ascii="ＭＳ 明朝" w:hAnsi="ＭＳ 明朝" w:hint="eastAsia"/>
+          <w:rFonts w:ascii="ＭＳ 明朝" w:hAnsi="ＭＳ 明朝"/>
         </w:rPr>
       </w:pPr>
       <w:r>
@@ -7516,6 +8392,7 @@
       <w:r>
         <w:rPr>
           <w:rFonts w:ascii="ＭＳ 明朝" w:hAnsi="ＭＳ 明朝"/>
+          <w:noProof/>
         </w:rPr>
         <w:drawing>
           <wp:inline distT="0" distB="0" distL="0" distR="0" wp14:anchorId="2920F9D8" wp14:editId="722B1EE2">
@@ -7533,7 +8410,7 @@
                     <pic:cNvPicPr/>
                   </pic:nvPicPr>
                   <pic:blipFill>
-                    <a:blip r:embed="rId18"/>
+                    <a:blip r:embed="rId19"/>
                     <a:stretch>
                       <a:fillRect/>
                     </a:stretch>
@@ -7588,7 +8465,7 @@
     <w:p>
       <w:pPr>
         <w:rPr>
-          <w:rFonts w:ascii="ＭＳ 明朝" w:hAnsi="ＭＳ 明朝" w:hint="eastAsia"/>
+          <w:rFonts w:ascii="ＭＳ 明朝" w:hAnsi="ＭＳ 明朝"/>
         </w:rPr>
       </w:pPr>
       <w:r>
@@ -7616,7 +8493,7 @@
     <w:p>
       <w:pPr>
         <w:rPr>
-          <w:rFonts w:ascii="ＭＳ 明朝" w:hAnsi="ＭＳ 明朝" w:hint="eastAsia"/>
+          <w:rFonts w:ascii="ＭＳ 明朝" w:hAnsi="ＭＳ 明朝"/>
         </w:rPr>
       </w:pPr>
       <w:r>
@@ -7829,6 +8706,7 @@
       <w:r>
         <w:rPr>
           <w:rFonts w:ascii="ＭＳ 明朝" w:hAnsi="ＭＳ 明朝"/>
+          <w:noProof/>
         </w:rPr>
         <w:drawing>
           <wp:inline distT="0" distB="0" distL="0" distR="0" wp14:anchorId="690FB49A" wp14:editId="38D23178">
@@ -7846,7 +8724,7 @@
                     <pic:cNvPicPr/>
                   </pic:nvPicPr>
                   <pic:blipFill>
-                    <a:blip r:embed="rId19"/>
+                    <a:blip r:embed="rId20"/>
                     <a:stretch>
                       <a:fillRect/>
                     </a:stretch>
@@ -7880,6 +8758,7 @@
       <w:r>
         <w:rPr>
           <w:rFonts w:ascii="ＭＳ 明朝" w:hAnsi="ＭＳ 明朝"/>
+          <w:noProof/>
         </w:rPr>
         <w:drawing>
           <wp:inline distT="0" distB="0" distL="0" distR="0" wp14:anchorId="4D32146B" wp14:editId="0788C48A">
@@ -7897,7 +8776,7 @@
                     <pic:cNvPicPr/>
                   </pic:nvPicPr>
                   <pic:blipFill>
-                    <a:blip r:embed="rId20"/>
+                    <a:blip r:embed="rId21"/>
                     <a:stretch>
                       <a:fillRect/>
                     </a:stretch>
@@ -7952,6 +8831,7 @@
       <w:r>
         <w:rPr>
           <w:rFonts w:ascii="ＭＳ 明朝" w:hAnsi="ＭＳ 明朝"/>
+          <w:noProof/>
         </w:rPr>
         <w:drawing>
           <wp:inline distT="0" distB="0" distL="0" distR="0" wp14:anchorId="75EA35E8" wp14:editId="32997D56">
@@ -7969,7 +8849,7 @@
                     <pic:cNvPicPr/>
                   </pic:nvPicPr>
                   <pic:blipFill>
-                    <a:blip r:embed="rId21"/>
+                    <a:blip r:embed="rId22"/>
                     <a:stretch>
                       <a:fillRect/>
                     </a:stretch>
@@ -8004,7 +8884,7 @@
     <w:p>
       <w:pPr>
         <w:rPr>
-          <w:rFonts w:ascii="ＭＳ 明朝" w:hAnsi="ＭＳ 明朝" w:hint="eastAsia"/>
+          <w:rFonts w:ascii="ＭＳ 明朝" w:hAnsi="ＭＳ 明朝"/>
         </w:rPr>
       </w:pPr>
       <w:r>
@@ -8107,6 +8987,7 @@
       <w:r>
         <w:rPr>
           <w:rFonts w:ascii="ＭＳ 明朝" w:hAnsi="ＭＳ 明朝"/>
+          <w:noProof/>
         </w:rPr>
         <w:drawing>
           <wp:inline distT="0" distB="0" distL="0" distR="0" wp14:anchorId="3422C54B" wp14:editId="0B060D07">
@@ -8124,7 +9005,7 @@
                     <pic:cNvPicPr/>
                   </pic:nvPicPr>
                   <pic:blipFill>
-                    <a:blip r:embed="rId22"/>
+                    <a:blip r:embed="rId23"/>
                     <a:stretch>
                       <a:fillRect/>
                     </a:stretch>
@@ -8160,56 +9041,40 @@
     <w:p>
       <w:pPr>
         <w:rPr>
-          <w:rFonts w:ascii="ＭＳ 明朝" w:hAnsi="ＭＳ 明朝" w:hint="eastAsia"/>
-        </w:rPr>
-      </w:pPr>
-    </w:p>
-    <w:p>
-      <w:pPr>
-        <w:pStyle w:val="a0"/>
-      </w:pPr>
+          <w:rFonts w:ascii="ＭＳ 明朝" w:hAnsi="ＭＳ 明朝"/>
+        </w:rPr>
+      </w:pPr>
+    </w:p>
+    <w:p>
+      <w:pPr>
+        <w:pStyle w:val="a1"/>
+      </w:pPr>
+      <w:bookmarkStart w:id="12" w:name="_Toc240739217"/>
       <w:r>
         <w:rPr>
           <w:rFonts w:hint="eastAsia"/>
         </w:rPr>
-        <w:t>レポートの表示（学校用ダッシュボード）</w:t>
-      </w:r>
-    </w:p>
-    <w:p>
-      <w:pPr>
-        <w:pStyle w:val="a1"/>
-      </w:pPr>
+        <w:t>全体レポート</w:t>
+      </w:r>
       <w:r>
         <w:rPr>
           <w:rFonts w:hint="eastAsia"/>
         </w:rPr>
-        <w:t>全体レポート</w:t>
-      </w:r>
-    </w:p>
-    <w:p>
-      <w:pPr>
-        <w:rPr>
-          <w:rFonts w:ascii="ＭＳ 明朝" w:hAnsi="ＭＳ 明朝"/>
-        </w:rPr>
-      </w:pPr>
-    </w:p>
-    <w:p>
-      <w:pPr>
-        <w:rPr>
-          <w:rFonts w:ascii="ＭＳ 明朝" w:hAnsi="ＭＳ 明朝"/>
-        </w:rPr>
-      </w:pPr>
-      <w:r>
-        <w:rPr>
-          <w:rFonts w:ascii="ＭＳ 明朝" w:hAnsi="ＭＳ 明朝" w:hint="eastAsia"/>
-        </w:rPr>
-        <w:t xml:space="preserve">　表示画面の概要です。</w:t>
-      </w:r>
-    </w:p>
-    <w:p>
-      <w:pPr>
-        <w:rPr>
-          <w:rFonts w:ascii="ＭＳ 明朝" w:hAnsi="ＭＳ 明朝" w:hint="eastAsia"/>
+        <w:t>の表示</w:t>
+      </w:r>
+      <w:bookmarkEnd w:id="12"/>
+    </w:p>
+    <w:p>
+      <w:pPr>
+        <w:rPr>
+          <w:rFonts w:ascii="ＭＳ 明朝" w:hAnsi="ＭＳ 明朝"/>
+        </w:rPr>
+      </w:pPr>
+    </w:p>
+    <w:p>
+      <w:pPr>
+        <w:rPr>
+          <w:rFonts w:ascii="ＭＳ 明朝" w:hAnsi="ＭＳ 明朝"/>
         </w:rPr>
       </w:pPr>
       <w:r>
@@ -8288,21 +9153,13 @@
                                 <w:rFonts w:hint="eastAsia"/>
                                 <w:color w:val="0070C0"/>
                               </w:rPr>
-                              <w:t>③領域</w:t>
-                            </w:r>
-                            <w:r>
-                              <w:rPr>
-                                <w:rFonts w:hint="eastAsia"/>
-                                <w:color w:val="0070C0"/>
-                              </w:rPr>
-                              <w:t>別正答率</w:t>
+                              <w:t>③領域別正答率</w:t>
                             </w:r>
                           </w:p>
                           <w:p>
                             <w:pPr>
                               <w:jc w:val="center"/>
                               <w:rPr>
-                                <w:rFonts w:hint="eastAsia"/>
                                 <w:color w:val="0070C0"/>
                               </w:rPr>
                             </w:pPr>
@@ -8351,21 +9208,13 @@
                           <w:rFonts w:hint="eastAsia"/>
                           <w:color w:val="0070C0"/>
                         </w:rPr>
-                        <w:t>③領域</w:t>
-                      </w:r>
-                      <w:r>
-                        <w:rPr>
-                          <w:rFonts w:hint="eastAsia"/>
-                          <w:color w:val="0070C0"/>
-                        </w:rPr>
-                        <w:t>別正答率</w:t>
+                        <w:t>③領域別正答率</w:t>
                       </w:r>
                     </w:p>
                     <w:p>
                       <w:pPr>
                         <w:jc w:val="center"/>
                         <w:rPr>
-                          <w:rFonts w:hint="eastAsia"/>
                           <w:color w:val="0070C0"/>
                         </w:rPr>
                       </w:pPr>
@@ -8468,7 +9317,6 @@
                             <w:pPr>
                               <w:jc w:val="center"/>
                               <w:rPr>
-                                <w:rFonts w:hint="eastAsia"/>
                                 <w:color w:val="0070C0"/>
                               </w:rPr>
                             </w:pPr>
@@ -8524,7 +9372,6 @@
                       <w:pPr>
                         <w:jc w:val="center"/>
                         <w:rPr>
-                          <w:rFonts w:hint="eastAsia"/>
                           <w:color w:val="0070C0"/>
                         </w:rPr>
                       </w:pPr>
@@ -8635,7 +9482,6 @@
                             <w:pPr>
                               <w:jc w:val="center"/>
                               <w:rPr>
-                                <w:rFonts w:hint="eastAsia"/>
                                 <w:color w:val="0070C0"/>
                               </w:rPr>
                             </w:pPr>
@@ -8644,7 +9490,14 @@
                                 <w:rFonts w:hint="eastAsia"/>
                                 <w:color w:val="0070C0"/>
                               </w:rPr>
-                              <w:t>（箱ひげ図）</w:t>
+                              <w:t>（</w:t>
+                            </w:r>
+                            <w:r>
+                              <w:rPr>
+                                <w:rFonts w:hint="eastAsia"/>
+                                <w:color w:val="0070C0"/>
+                              </w:rPr>
+                              <w:t>箱ひげ図）</w:t>
                             </w:r>
                           </w:p>
                         </w:txbxContent>
@@ -8691,7 +9544,6 @@
                       <w:pPr>
                         <w:jc w:val="center"/>
                         <w:rPr>
-                          <w:rFonts w:hint="eastAsia"/>
                           <w:color w:val="0070C0"/>
                         </w:rPr>
                       </w:pPr>
@@ -8700,7 +9552,14 @@
                           <w:rFonts w:hint="eastAsia"/>
                           <w:color w:val="0070C0"/>
                         </w:rPr>
-                        <w:t>（箱ひげ図）</w:t>
+                        <w:t>（</w:t>
+                      </w:r>
+                      <w:r>
+                        <w:rPr>
+                          <w:rFonts w:hint="eastAsia"/>
+                          <w:color w:val="0070C0"/>
+                        </w:rPr>
+                        <w:t>箱ひげ図）</w:t>
                       </w:r>
                     </w:p>
                   </w:txbxContent>
@@ -8794,7 +9653,6 @@
                             <w:pPr>
                               <w:jc w:val="center"/>
                               <w:rPr>
-                                <w:rFonts w:hint="eastAsia"/>
                                 <w:color w:val="0070C0"/>
                               </w:rPr>
                             </w:pPr>
@@ -8850,7 +9708,6 @@
                       <w:pPr>
                         <w:jc w:val="center"/>
                         <w:rPr>
-                          <w:rFonts w:hint="eastAsia"/>
                           <w:color w:val="0070C0"/>
                         </w:rPr>
                       </w:pPr>
@@ -9037,7 +9894,6 @@
                             <w:pPr>
                               <w:jc w:val="center"/>
                               <w:rPr>
-                                <w:rFonts w:hint="eastAsia"/>
                                 <w:color w:val="0070C0"/>
                               </w:rPr>
                             </w:pPr>
@@ -9093,7 +9949,6 @@
                       <w:pPr>
                         <w:jc w:val="center"/>
                         <w:rPr>
-                          <w:rFonts w:hint="eastAsia"/>
                           <w:color w:val="0070C0"/>
                         </w:rPr>
                       </w:pPr>
@@ -9350,7 +10205,6 @@
                             <w:pPr>
                               <w:jc w:val="center"/>
                               <w:rPr>
-                                <w:rFonts w:hint="eastAsia"/>
                                 <w:color w:val="0070C0"/>
                               </w:rPr>
                             </w:pPr>
@@ -9391,7 +10245,6 @@
                       <w:pPr>
                         <w:jc w:val="center"/>
                         <w:rPr>
-                          <w:rFonts w:hint="eastAsia"/>
                           <w:color w:val="0070C0"/>
                         </w:rPr>
                       </w:pPr>
@@ -9761,7 +10614,6 @@
                             <w:pPr>
                               <w:jc w:val="center"/>
                               <w:rPr>
-                                <w:rFonts w:hint="eastAsia"/>
                                 <w:color w:val="0070C0"/>
                               </w:rPr>
                             </w:pPr>
@@ -9832,7 +10684,6 @@
                       <w:pPr>
                         <w:jc w:val="center"/>
                         <w:rPr>
-                          <w:rFonts w:hint="eastAsia"/>
                           <w:color w:val="0070C0"/>
                         </w:rPr>
                       </w:pPr>
@@ -9938,6 +10789,7 @@
       <w:r>
         <w:rPr>
           <w:rFonts w:ascii="ＭＳ 明朝" w:hAnsi="ＭＳ 明朝"/>
+          <w:noProof/>
         </w:rPr>
         <w:drawing>
           <wp:inline distT="0" distB="0" distL="0" distR="0" wp14:anchorId="493648BF" wp14:editId="75AF1339">
@@ -9955,7 +10807,7 @@
                     <pic:cNvPicPr/>
                   </pic:nvPicPr>
                   <pic:blipFill>
-                    <a:blip r:embed="rId23"/>
+                    <a:blip r:embed="rId24"/>
                     <a:stretch>
                       <a:fillRect/>
                     </a:stretch>
@@ -10004,7 +10856,7 @@
     <w:p>
       <w:pPr>
         <w:rPr>
-          <w:rFonts w:ascii="ＭＳ 明朝" w:hAnsi="ＭＳ 明朝" w:hint="eastAsia"/>
+          <w:rFonts w:ascii="ＭＳ 明朝" w:hAnsi="ＭＳ 明朝"/>
         </w:rPr>
       </w:pPr>
       <w:r>
@@ -10090,6 +10942,7 @@
         <w:rPr>
           <w:rFonts w:ascii="ＭＳ 明朝" w:hAnsi="ＭＳ 明朝" w:hint="eastAsia"/>
         </w:rPr>
+        <w:lastRenderedPageBreak/>
         <w:t>③領域別正答率チャート</w:t>
       </w:r>
     </w:p>
@@ -10149,7 +11002,7 @@
     <w:p>
       <w:pPr>
         <w:rPr>
-          <w:rFonts w:ascii="ＭＳ 明朝" w:hAnsi="ＭＳ 明朝" w:hint="eastAsia"/>
+          <w:rFonts w:ascii="ＭＳ 明朝" w:hAnsi="ＭＳ 明朝"/>
         </w:rPr>
       </w:pPr>
       <w:r>
@@ -10158,32 +11011,2290 @@
         </w:rPr>
         <w:t>⑤正答数分布</w:t>
       </w:r>
-    </w:p>
-    <w:p>
-      <w:pPr>
-        <w:rPr>
-          <w:rFonts w:ascii="ＭＳ 明朝" w:hAnsi="ＭＳ 明朝"/>
-        </w:rPr>
-      </w:pPr>
-    </w:p>
-    <w:p>
-      <w:pPr>
-        <w:rPr>
-          <w:rFonts w:ascii="ＭＳ 明朝" w:hAnsi="ＭＳ 明朝"/>
-        </w:rPr>
-      </w:pPr>
-    </w:p>
-    <w:p>
-      <w:pPr>
-        <w:rPr>
-          <w:rFonts w:ascii="ＭＳ 明朝" w:hAnsi="ＭＳ 明朝"/>
-        </w:rPr>
-      </w:pPr>
-    </w:p>
-    <w:p>
-      <w:pPr>
-        <w:rPr>
-          <w:rFonts w:ascii="ＭＳ 明朝" w:hAnsi="ＭＳ 明朝" w:hint="eastAsia"/>
+      <w:r>
+        <w:rPr>
+          <w:rFonts w:ascii="ＭＳ 明朝" w:hAnsi="ＭＳ 明朝" w:hint="eastAsia"/>
+        </w:rPr>
+        <w:t>（箱ひげ図）</w:t>
+      </w:r>
+    </w:p>
+    <w:p>
+      <w:pPr>
+        <w:rPr>
+          <w:rFonts w:ascii="ＭＳ 明朝" w:hAnsi="ＭＳ 明朝"/>
+        </w:rPr>
+      </w:pPr>
+      <w:r>
+        <w:rPr>
+          <w:rFonts w:ascii="ＭＳ 明朝" w:hAnsi="ＭＳ 明朝" w:hint="eastAsia"/>
+        </w:rPr>
+        <w:t xml:space="preserve">　県データの箱ひげ図と学校データの箱ひげ図が表示されます。</w:t>
+      </w:r>
+    </w:p>
+    <w:p>
+      <w:pPr>
+        <w:rPr>
+          <w:rFonts w:ascii="ＭＳ 明朝" w:hAnsi="ＭＳ 明朝"/>
+        </w:rPr>
+      </w:pPr>
+    </w:p>
+    <w:p>
+      <w:pPr>
+        <w:rPr>
+          <w:rFonts w:ascii="ＭＳ 明朝" w:hAnsi="ＭＳ 明朝"/>
+        </w:rPr>
+      </w:pPr>
+      <w:r>
+        <w:rPr>
+          <w:rFonts w:ascii="ＭＳ 明朝" w:hAnsi="ＭＳ 明朝" w:hint="eastAsia"/>
+        </w:rPr>
+        <w:t>⑥県四分位に対する学校の分布</w:t>
+      </w:r>
+    </w:p>
+    <w:p>
+      <w:pPr>
+        <w:rPr>
+          <w:rFonts w:ascii="ＭＳ 明朝" w:hAnsi="ＭＳ 明朝"/>
+        </w:rPr>
+      </w:pPr>
+      <w:r>
+        <w:rPr>
+          <w:rFonts w:ascii="ＭＳ 明朝" w:hAnsi="ＭＳ 明朝" w:hint="eastAsia"/>
+        </w:rPr>
+        <w:t xml:space="preserve">　県データの四分位を境界として、学校データを分類したもの。</w:t>
+      </w:r>
+    </w:p>
+    <w:p>
+      <w:pPr>
+        <w:rPr>
+          <w:rFonts w:ascii="ＭＳ 明朝" w:hAnsi="ＭＳ 明朝"/>
+        </w:rPr>
+      </w:pPr>
+    </w:p>
+    <w:p>
+      <w:pPr>
+        <w:rPr>
+          <w:rFonts w:ascii="ＭＳ 明朝" w:hAnsi="ＭＳ 明朝" w:hint="eastAsia"/>
+        </w:rPr>
+      </w:pPr>
+      <w:r>
+        <w:rPr>
+          <w:rFonts w:ascii="ＭＳ 明朝" w:hAnsi="ＭＳ 明朝" w:hint="eastAsia"/>
+        </w:rPr>
+        <w:t>⑦クラス毎の平均正答率</w:t>
+      </w:r>
+    </w:p>
+    <w:p>
+      <w:pPr>
+        <w:rPr>
+          <w:rFonts w:ascii="ＭＳ 明朝" w:hAnsi="ＭＳ 明朝" w:hint="eastAsia"/>
+        </w:rPr>
+      </w:pPr>
+      <w:r>
+        <w:rPr>
+          <w:rFonts w:ascii="ＭＳ 明朝" w:hAnsi="ＭＳ 明朝" w:hint="eastAsia"/>
+        </w:rPr>
+        <w:t xml:space="preserve">　赤いラインは県の平均正答率です。</w:t>
+      </w:r>
+    </w:p>
+    <w:p>
+      <w:pPr>
+        <w:rPr>
+          <w:rFonts w:ascii="ＭＳ 明朝" w:hAnsi="ＭＳ 明朝"/>
+        </w:rPr>
+      </w:pPr>
+    </w:p>
+    <w:p>
+      <w:pPr>
+        <w:rPr>
+          <w:rFonts w:ascii="ＭＳ 明朝" w:hAnsi="ＭＳ 明朝"/>
+        </w:rPr>
+      </w:pPr>
+    </w:p>
+    <w:p>
+      <w:pPr>
+        <w:pStyle w:val="a1"/>
+      </w:pPr>
+      <w:bookmarkStart w:id="13" w:name="_Toc240739218"/>
+      <w:r>
+        <w:rPr>
+          <w:rFonts w:hint="eastAsia"/>
+        </w:rPr>
+        <w:t>クラスレポート</w:t>
+      </w:r>
+      <w:r>
+        <w:rPr>
+          <w:rFonts w:hint="eastAsia"/>
+        </w:rPr>
+        <w:t>の表示</w:t>
+      </w:r>
+      <w:bookmarkEnd w:id="13"/>
+    </w:p>
+    <w:p>
+      <w:pPr>
+        <w:rPr>
+          <w:rFonts w:ascii="ＭＳ 明朝" w:hAnsi="ＭＳ 明朝"/>
+        </w:rPr>
+      </w:pPr>
+      <w:r>
+        <w:rPr>
+          <w:rFonts w:ascii="ＭＳ 明朝" w:hAnsi="ＭＳ 明朝" w:hint="eastAsia"/>
+          <w:noProof/>
+        </w:rPr>
+        <mc:AlternateContent>
+          <mc:Choice Requires="wps">
+            <w:drawing>
+              <wp:anchor distT="0" distB="0" distL="114300" distR="114300" simplePos="0" relativeHeight="251712512" behindDoc="0" locked="0" layoutInCell="1" allowOverlap="1" wp14:anchorId="3E0F887D" wp14:editId="0ACEC098">
+                <wp:simplePos x="0" y="0"/>
+                <wp:positionH relativeFrom="column">
+                  <wp:posOffset>871538</wp:posOffset>
+                </wp:positionH>
+                <wp:positionV relativeFrom="paragraph">
+                  <wp:posOffset>138748</wp:posOffset>
+                </wp:positionV>
+                <wp:extent cx="748030" cy="641350"/>
+                <wp:effectExtent l="0" t="0" r="452120" b="25400"/>
+                <wp:wrapNone/>
+                <wp:docPr id="880495449" name="吹き出し: 角を丸めた四角形 5"/>
+                <wp:cNvGraphicFramePr/>
+                <a:graphic xmlns:a="http://schemas.openxmlformats.org/drawingml/2006/main">
+                  <a:graphicData uri="http://schemas.microsoft.com/office/word/2010/wordprocessingShape">
+                    <wps:wsp>
+                      <wps:cNvSpPr/>
+                      <wps:spPr>
+                        <a:xfrm>
+                          <a:off x="0" y="0"/>
+                          <a:ext cx="748030" cy="641350"/>
+                        </a:xfrm>
+                        <a:prstGeom prst="wedgeRoundRectCallout">
+                          <a:avLst>
+                            <a:gd name="adj1" fmla="val 105723"/>
+                            <a:gd name="adj2" fmla="val 14380"/>
+                            <a:gd name="adj3" fmla="val 16667"/>
+                          </a:avLst>
+                        </a:prstGeom>
+                        <a:solidFill>
+                          <a:schemeClr val="bg1"/>
+                        </a:solidFill>
+                        <a:ln w="19050">
+                          <a:solidFill>
+                            <a:srgbClr val="0070C0"/>
+                          </a:solidFill>
+                        </a:ln>
+                      </wps:spPr>
+                      <wps:style>
+                        <a:lnRef idx="2">
+                          <a:schemeClr val="accent1">
+                            <a:shade val="15000"/>
+                          </a:schemeClr>
+                        </a:lnRef>
+                        <a:fillRef idx="1">
+                          <a:schemeClr val="accent1"/>
+                        </a:fillRef>
+                        <a:effectRef idx="0">
+                          <a:schemeClr val="accent1"/>
+                        </a:effectRef>
+                        <a:fontRef idx="minor">
+                          <a:schemeClr val="lt1"/>
+                        </a:fontRef>
+                      </wps:style>
+                      <wps:txbx>
+                        <w:txbxContent>
+                          <w:p>
+                            <w:pPr>
+                              <w:jc w:val="center"/>
+                              <w:rPr>
+                                <w:color w:val="0070C0"/>
+                              </w:rPr>
+                            </w:pPr>
+                            <w:r>
+                              <w:rPr>
+                                <w:rFonts w:hint="eastAsia"/>
+                                <w:color w:val="0070C0"/>
+                              </w:rPr>
+                              <w:t>クラス</w:t>
+                            </w:r>
+                          </w:p>
+                          <w:p>
+                            <w:pPr>
+                              <w:jc w:val="center"/>
+                              <w:rPr>
+                                <w:color w:val="0070C0"/>
+                              </w:rPr>
+                            </w:pPr>
+                            <w:r>
+                              <w:rPr>
+                                <w:rFonts w:hint="eastAsia"/>
+                                <w:color w:val="0070C0"/>
+                              </w:rPr>
+                              <w:t>を選択</w:t>
+                            </w:r>
+                          </w:p>
+                        </w:txbxContent>
+                      </wps:txbx>
+                      <wps:bodyPr rot="0" spcFirstLastPara="0" vertOverflow="overflow" horzOverflow="overflow" vert="horz" wrap="square" lIns="91440" tIns="45720" rIns="91440" bIns="45720" numCol="1" spcCol="0" rtlCol="0" fromWordArt="0" anchor="ctr" anchorCtr="0" forceAA="0" compatLnSpc="1">
+                        <a:prstTxWarp prst="textNoShape">
+                          <a:avLst/>
+                        </a:prstTxWarp>
+                        <a:noAutofit/>
+                      </wps:bodyPr>
+                    </wps:wsp>
+                  </a:graphicData>
+                </a:graphic>
+                <wp14:sizeRelH relativeFrom="margin">
+                  <wp14:pctWidth>0</wp14:pctWidth>
+                </wp14:sizeRelH>
+                <wp14:sizeRelV relativeFrom="margin">
+                  <wp14:pctHeight>0</wp14:pctHeight>
+                </wp14:sizeRelV>
+              </wp:anchor>
+            </w:drawing>
+          </mc:Choice>
+          <mc:Fallback>
+            <w:pict>
+              <v:shape w14:anchorId="3E0F887D" id="_x0000_s1039" type="#_x0000_t62" style="position:absolute;left:0;text-align:left;margin-left:68.65pt;margin-top:10.95pt;width:58.9pt;height:50.5pt;z-index:251712512;visibility:visible;mso-wrap-style:square;mso-width-percent:0;mso-height-percent:0;mso-wrap-distance-left:9pt;mso-wrap-distance-top:0;mso-wrap-distance-right:9pt;mso-wrap-distance-bottom:0;mso-position-horizontal:absolute;mso-position-horizontal-relative:text;mso-position-vertical:absolute;mso-position-vertical-relative:text;mso-width-percent:0;mso-height-percent:0;mso-width-relative:margin;mso-height-relative:margin;v-text-anchor:middle" o:gfxdata="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" adj="33636,13906" fillcolor="white [3212]" strokecolor="#0070c0" strokeweight="1.5pt">
+                <v:textbox>
+                  <w:txbxContent>
+                    <w:p>
+                      <w:pPr>
+                        <w:jc w:val="center"/>
+                        <w:rPr>
+                          <w:color w:val="0070C0"/>
+                        </w:rPr>
+                      </w:pPr>
+                      <w:r>
+                        <w:rPr>
+                          <w:rFonts w:hint="eastAsia"/>
+                          <w:color w:val="0070C0"/>
+                        </w:rPr>
+                        <w:t>クラス</w:t>
+                      </w:r>
+                    </w:p>
+                    <w:p>
+                      <w:pPr>
+                        <w:jc w:val="center"/>
+                        <w:rPr>
+                          <w:color w:val="0070C0"/>
+                        </w:rPr>
+                      </w:pPr>
+                      <w:r>
+                        <w:rPr>
+                          <w:rFonts w:hint="eastAsia"/>
+                          <w:color w:val="0070C0"/>
+                        </w:rPr>
+                        <w:t>を選択</w:t>
+                      </w:r>
+                    </w:p>
+                  </w:txbxContent>
+                </v:textbox>
+              </v:shape>
+            </w:pict>
+          </mc:Fallback>
+        </mc:AlternateContent>
+      </w:r>
+    </w:p>
+    <w:p>
+      <w:pPr>
+        <w:jc w:val="right"/>
+        <w:rPr>
+          <w:rFonts w:ascii="ＭＳ 明朝" w:hAnsi="ＭＳ 明朝"/>
+        </w:rPr>
+      </w:pPr>
+      <w:r>
+        <w:rPr>
+          <w:rFonts w:ascii="ＭＳ 明朝" w:hAnsi="ＭＳ 明朝" w:hint="eastAsia"/>
+          <w:noProof/>
+        </w:rPr>
+        <mc:AlternateContent>
+          <mc:Choice Requires="wps">
+            <w:drawing>
+              <wp:anchor distT="0" distB="0" distL="114300" distR="114300" simplePos="0" relativeHeight="251714560" behindDoc="0" locked="0" layoutInCell="1" allowOverlap="1" wp14:anchorId="4C7D1C74" wp14:editId="3FC77469">
+                <wp:simplePos x="0" y="0"/>
+                <wp:positionH relativeFrom="column">
+                  <wp:posOffset>166687</wp:posOffset>
+                </wp:positionH>
+                <wp:positionV relativeFrom="paragraph">
+                  <wp:posOffset>910272</wp:posOffset>
+                </wp:positionV>
+                <wp:extent cx="1505268" cy="878840"/>
+                <wp:effectExtent l="0" t="0" r="285750" b="12700"/>
+                <wp:wrapNone/>
+                <wp:docPr id="1061106492" name="吹き出し: 角を丸めた四角形 5"/>
+                <wp:cNvGraphicFramePr/>
+                <a:graphic xmlns:a="http://schemas.openxmlformats.org/drawingml/2006/main">
+                  <a:graphicData uri="http://schemas.microsoft.com/office/word/2010/wordprocessingShape">
+                    <wps:wsp>
+                      <wps:cNvSpPr/>
+                      <wps:spPr>
+                        <a:xfrm>
+                          <a:off x="0" y="0"/>
+                          <a:ext cx="1505268" cy="878840"/>
+                        </a:xfrm>
+                        <a:prstGeom prst="wedgeRoundRectCallout">
+                          <a:avLst>
+                            <a:gd name="adj1" fmla="val 65613"/>
+                            <a:gd name="adj2" fmla="val 36657"/>
+                            <a:gd name="adj3" fmla="val 16667"/>
+                          </a:avLst>
+                        </a:prstGeom>
+                        <a:solidFill>
+                          <a:schemeClr val="bg1"/>
+                        </a:solidFill>
+                        <a:ln w="19050">
+                          <a:solidFill>
+                            <a:srgbClr val="0070C0"/>
+                          </a:solidFill>
+                        </a:ln>
+                      </wps:spPr>
+                      <wps:style>
+                        <a:lnRef idx="2">
+                          <a:schemeClr val="accent1">
+                            <a:shade val="15000"/>
+                          </a:schemeClr>
+                        </a:lnRef>
+                        <a:fillRef idx="1">
+                          <a:schemeClr val="accent1"/>
+                        </a:fillRef>
+                        <a:effectRef idx="0">
+                          <a:schemeClr val="accent1"/>
+                        </a:effectRef>
+                        <a:fontRef idx="minor">
+                          <a:schemeClr val="lt1"/>
+                        </a:fontRef>
+                      </wps:style>
+                      <wps:txbx>
+                        <w:txbxContent>
+                          <w:p>
+                            <w:pPr>
+                              <w:jc w:val="center"/>
+                              <w:rPr>
+                                <w:color w:val="0070C0"/>
+                              </w:rPr>
+                            </w:pPr>
+                            <w:r>
+                              <w:rPr>
+                                <w:rFonts w:hint="eastAsia"/>
+                                <w:color w:val="0070C0"/>
+                              </w:rPr>
+                              <w:t>全体レポート</w:t>
+                            </w:r>
+                          </w:p>
+                          <w:p>
+                            <w:pPr>
+                              <w:jc w:val="center"/>
+                              <w:rPr>
+                                <w:rFonts w:hint="eastAsia"/>
+                                <w:color w:val="0070C0"/>
+                              </w:rPr>
+                            </w:pPr>
+                            <w:r>
+                              <w:rPr>
+                                <w:rFonts w:hint="eastAsia"/>
+                                <w:color w:val="0070C0"/>
+                              </w:rPr>
+                              <w:t>とほぼ同じ構成です</w:t>
+                            </w:r>
+                          </w:p>
+                        </w:txbxContent>
+                      </wps:txbx>
+                      <wps:bodyPr rot="0" spcFirstLastPara="0" vertOverflow="overflow" horzOverflow="overflow" vert="horz" wrap="square" lIns="91440" tIns="45720" rIns="91440" bIns="45720" numCol="1" spcCol="0" rtlCol="0" fromWordArt="0" anchor="ctr" anchorCtr="0" forceAA="0" compatLnSpc="1">
+                        <a:prstTxWarp prst="textNoShape">
+                          <a:avLst/>
+                        </a:prstTxWarp>
+                        <a:spAutoFit/>
+                      </wps:bodyPr>
+                    </wps:wsp>
+                  </a:graphicData>
+                </a:graphic>
+                <wp14:sizeRelH relativeFrom="margin">
+                  <wp14:pctWidth>0</wp14:pctWidth>
+                </wp14:sizeRelH>
+                <wp14:sizeRelV relativeFrom="margin">
+                  <wp14:pctHeight>0</wp14:pctHeight>
+                </wp14:sizeRelV>
+              </wp:anchor>
+            </w:drawing>
+          </mc:Choice>
+          <mc:Fallback>
+            <w:pict>
+              <v:shape w14:anchorId="4C7D1C74" id="_x0000_s1040" type="#_x0000_t62" style="position:absolute;left:0;text-align:left;margin-left:13.1pt;margin-top:71.65pt;width:118.55pt;height:69.2pt;z-index:251714560;visibility:visible;mso-wrap-style:square;mso-width-percent:0;mso-height-percent:0;mso-wrap-distance-left:9pt;mso-wrap-distance-top:0;mso-wrap-distance-right:9pt;mso-wrap-distance-bottom:0;mso-position-horizontal:absolute;mso-position-horizontal-relative:text;mso-position-vertical:absolute;mso-position-vertical-relative:text;mso-width-percent:0;mso-height-percent:0;mso-width-relative:margin;mso-height-relative:margin;v-text-anchor:middle" o:gfxdata="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" adj="24972,18718" fillcolor="white [3212]" strokecolor="#0070c0" strokeweight="1.5pt">
+                <v:textbox style="mso-fit-shape-to-text:t">
+                  <w:txbxContent>
+                    <w:p>
+                      <w:pPr>
+                        <w:jc w:val="center"/>
+                        <w:rPr>
+                          <w:color w:val="0070C0"/>
+                        </w:rPr>
+                      </w:pPr>
+                      <w:r>
+                        <w:rPr>
+                          <w:rFonts w:hint="eastAsia"/>
+                          <w:color w:val="0070C0"/>
+                        </w:rPr>
+                        <w:t>全体レポート</w:t>
+                      </w:r>
+                    </w:p>
+                    <w:p>
+                      <w:pPr>
+                        <w:jc w:val="center"/>
+                        <w:rPr>
+                          <w:rFonts w:hint="eastAsia"/>
+                          <w:color w:val="0070C0"/>
+                        </w:rPr>
+                      </w:pPr>
+                      <w:r>
+                        <w:rPr>
+                          <w:rFonts w:hint="eastAsia"/>
+                          <w:color w:val="0070C0"/>
+                        </w:rPr>
+                        <w:t>とほぼ同じ構成です</w:t>
+                      </w:r>
+                    </w:p>
+                  </w:txbxContent>
+                </v:textbox>
+              </v:shape>
+            </w:pict>
+          </mc:Fallback>
+        </mc:AlternateContent>
+      </w:r>
+      <w:r>
+        <w:rPr>
+          <w:rFonts w:ascii="ＭＳ 明朝" w:hAnsi="ＭＳ 明朝"/>
+          <w:noProof/>
+        </w:rPr>
+        <mc:AlternateContent>
+          <mc:Choice Requires="wps">
+            <w:drawing>
+              <wp:anchor distT="0" distB="0" distL="114300" distR="114300" simplePos="0" relativeHeight="251710464" behindDoc="0" locked="0" layoutInCell="1" allowOverlap="1" wp14:anchorId="51D2E148" wp14:editId="38531206">
+                <wp:simplePos x="0" y="0"/>
+                <wp:positionH relativeFrom="column">
+                  <wp:posOffset>2128838</wp:posOffset>
+                </wp:positionH>
+                <wp:positionV relativeFrom="paragraph">
+                  <wp:posOffset>300673</wp:posOffset>
+                </wp:positionV>
+                <wp:extent cx="538162" cy="142875"/>
+                <wp:effectExtent l="0" t="0" r="14605" b="28575"/>
+                <wp:wrapNone/>
+                <wp:docPr id="1337556585" name="四角形: 角を丸くする 7"/>
+                <wp:cNvGraphicFramePr/>
+                <a:graphic xmlns:a="http://schemas.openxmlformats.org/drawingml/2006/main">
+                  <a:graphicData uri="http://schemas.microsoft.com/office/word/2010/wordprocessingShape">
+                    <wps:wsp>
+                      <wps:cNvSpPr/>
+                      <wps:spPr>
+                        <a:xfrm>
+                          <a:off x="0" y="0"/>
+                          <a:ext cx="538162" cy="142875"/>
+                        </a:xfrm>
+                        <a:prstGeom prst="roundRect">
+                          <a:avLst/>
+                        </a:prstGeom>
+                        <a:noFill/>
+                        <a:ln w="19050">
+                          <a:solidFill>
+                            <a:srgbClr val="0070C0"/>
+                          </a:solidFill>
+                          <a:prstDash val="sysDash"/>
+                        </a:ln>
+                      </wps:spPr>
+                      <wps:style>
+                        <a:lnRef idx="2">
+                          <a:schemeClr val="accent1">
+                            <a:shade val="15000"/>
+                          </a:schemeClr>
+                        </a:lnRef>
+                        <a:fillRef idx="1">
+                          <a:schemeClr val="accent1"/>
+                        </a:fillRef>
+                        <a:effectRef idx="0">
+                          <a:schemeClr val="accent1"/>
+                        </a:effectRef>
+                        <a:fontRef idx="minor">
+                          <a:schemeClr val="lt1"/>
+                        </a:fontRef>
+                      </wps:style>
+                      <wps:bodyPr rot="0" spcFirstLastPara="0" vertOverflow="overflow" horzOverflow="overflow" vert="horz" wrap="square" lIns="91440" tIns="45720" rIns="91440" bIns="45720" numCol="1" spcCol="0" rtlCol="0" fromWordArt="0" anchor="ctr" anchorCtr="0" forceAA="0" compatLnSpc="1">
+                        <a:prstTxWarp prst="textNoShape">
+                          <a:avLst/>
+                        </a:prstTxWarp>
+                        <a:noAutofit/>
+                      </wps:bodyPr>
+                    </wps:wsp>
+                  </a:graphicData>
+                </a:graphic>
+                <wp14:sizeRelH relativeFrom="margin">
+                  <wp14:pctWidth>0</wp14:pctWidth>
+                </wp14:sizeRelH>
+                <wp14:sizeRelV relativeFrom="margin">
+                  <wp14:pctHeight>0</wp14:pctHeight>
+                </wp14:sizeRelV>
+              </wp:anchor>
+            </w:drawing>
+          </mc:Choice>
+          <mc:Fallback>
+            <w:pict>
+              <v:roundrect w14:anchorId="04E77662" id="四角形: 角を丸くする 7" o:spid="_x0000_s1026" style="position:absolute;margin-left:167.65pt;margin-top:23.7pt;width:42.35pt;height:11.25pt;z-index:251710464;visibility:visible;mso-wrap-style:square;mso-width-percent:0;mso-height-percent:0;mso-wrap-distance-left:9pt;mso-wrap-distance-top:0;mso-wrap-distance-right:9pt;mso-wrap-distance-bottom:0;mso-position-horizontal:absolute;mso-position-horizontal-relative:text;mso-position-vertical:absolute;mso-position-vertical-relative:text;mso-width-percent:0;mso-height-percent:0;mso-width-relative:margin;mso-height-relative:margin;v-text-anchor:middle" arcsize="10923f" o:gfxdata="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" filled="f" strokecolor="#0070c0" strokeweight="1.5pt">
+                <v:stroke dashstyle="3 1" joinstyle="miter"/>
+              </v:roundrect>
+            </w:pict>
+          </mc:Fallback>
+        </mc:AlternateContent>
+      </w:r>
+      <w:r>
+        <w:rPr>
+          <w:rFonts w:ascii="ＭＳ 明朝" w:hAnsi="ＭＳ 明朝"/>
+        </w:rPr>
+        <w:drawing>
+          <wp:inline distT="0" distB="0" distL="0" distR="0" wp14:anchorId="25399ACC" wp14:editId="171C3779">
+            <wp:extent cx="4450123" cy="3067050"/>
+            <wp:effectExtent l="19050" t="19050" r="26670" b="19050"/>
+            <wp:docPr id="1971730799" name="図 1"/>
+            <wp:cNvGraphicFramePr>
+              <a:graphicFrameLocks xmlns:a="http://schemas.openxmlformats.org/drawingml/2006/main" noChangeAspect="1"/>
+            </wp:cNvGraphicFramePr>
+            <a:graphic xmlns:a="http://schemas.openxmlformats.org/drawingml/2006/main">
+              <a:graphicData uri="http://schemas.openxmlformats.org/drawingml/2006/picture">
+                <pic:pic xmlns:pic="http://schemas.openxmlformats.org/drawingml/2006/picture">
+                  <pic:nvPicPr>
+                    <pic:cNvPr id="1971730799" name=""/>
+                    <pic:cNvPicPr/>
+                  </pic:nvPicPr>
+                  <pic:blipFill>
+                    <a:blip r:embed="rId25"/>
+                    <a:stretch>
+                      <a:fillRect/>
+                    </a:stretch>
+                  </pic:blipFill>
+                  <pic:spPr>
+                    <a:xfrm>
+                      <a:off x="0" y="0"/>
+                      <a:ext cx="4496826" cy="3099238"/>
+                    </a:xfrm>
+                    <a:prstGeom prst="rect">
+                      <a:avLst/>
+                    </a:prstGeom>
+                    <a:ln>
+                      <a:solidFill>
+                        <a:schemeClr val="tx1"/>
+                      </a:solidFill>
+                    </a:ln>
+                  </pic:spPr>
+                </pic:pic>
+              </a:graphicData>
+            </a:graphic>
+          </wp:inline>
+        </w:drawing>
+      </w:r>
+    </w:p>
+    <w:p>
+      <w:pPr>
+        <w:rPr>
+          <w:rFonts w:ascii="ＭＳ 明朝" w:hAnsi="ＭＳ 明朝"/>
+        </w:rPr>
+      </w:pPr>
+    </w:p>
+    <w:p>
+      <w:pPr>
+        <w:pStyle w:val="a1"/>
+      </w:pPr>
+      <w:bookmarkStart w:id="14" w:name="_Toc240739219"/>
+      <w:r>
+        <w:rPr>
+          <w:rFonts w:ascii="ＭＳ 明朝" w:hAnsi="ＭＳ 明朝" w:hint="eastAsia"/>
+          <w:noProof/>
+        </w:rPr>
+        <w:lastRenderedPageBreak/>
+        <mc:AlternateContent>
+          <mc:Choice Requires="wps">
+            <w:drawing>
+              <wp:anchor distT="0" distB="0" distL="114300" distR="114300" simplePos="0" relativeHeight="251726848" behindDoc="0" locked="0" layoutInCell="1" allowOverlap="1" wp14:anchorId="5C3F913D" wp14:editId="2BD9CB4F">
+                <wp:simplePos x="0" y="0"/>
+                <wp:positionH relativeFrom="margin">
+                  <wp:posOffset>5371783</wp:posOffset>
+                </wp:positionH>
+                <wp:positionV relativeFrom="paragraph">
+                  <wp:posOffset>560705</wp:posOffset>
+                </wp:positionV>
+                <wp:extent cx="542925" cy="641350"/>
+                <wp:effectExtent l="19050" t="0" r="28575" b="196850"/>
+                <wp:wrapNone/>
+                <wp:docPr id="1043375846" name="吹き出し: 角を丸めた四角形 5"/>
+                <wp:cNvGraphicFramePr/>
+                <a:graphic xmlns:a="http://schemas.openxmlformats.org/drawingml/2006/main">
+                  <a:graphicData uri="http://schemas.microsoft.com/office/word/2010/wordprocessingShape">
+                    <wps:wsp>
+                      <wps:cNvSpPr/>
+                      <wps:spPr>
+                        <a:xfrm>
+                          <a:off x="0" y="0"/>
+                          <a:ext cx="542925" cy="641350"/>
+                        </a:xfrm>
+                        <a:prstGeom prst="wedgeRoundRectCallout">
+                          <a:avLst>
+                            <a:gd name="adj1" fmla="val -48404"/>
+                            <a:gd name="adj2" fmla="val 71559"/>
+                            <a:gd name="adj3" fmla="val 16667"/>
+                          </a:avLst>
+                        </a:prstGeom>
+                        <a:solidFill>
+                          <a:schemeClr val="bg1"/>
+                        </a:solidFill>
+                        <a:ln w="19050">
+                          <a:solidFill>
+                            <a:srgbClr val="0070C0"/>
+                          </a:solidFill>
+                        </a:ln>
+                      </wps:spPr>
+                      <wps:style>
+                        <a:lnRef idx="2">
+                          <a:schemeClr val="accent1">
+                            <a:shade val="15000"/>
+                          </a:schemeClr>
+                        </a:lnRef>
+                        <a:fillRef idx="1">
+                          <a:schemeClr val="accent1"/>
+                        </a:fillRef>
+                        <a:effectRef idx="0">
+                          <a:schemeClr val="accent1"/>
+                        </a:effectRef>
+                        <a:fontRef idx="minor">
+                          <a:schemeClr val="lt1"/>
+                        </a:fontRef>
+                      </wps:style>
+                      <wps:txbx>
+                        <w:txbxContent>
+                          <w:p>
+                            <w:pPr>
+                              <w:jc w:val="center"/>
+                              <w:rPr>
+                                <w:color w:val="0070C0"/>
+                              </w:rPr>
+                            </w:pPr>
+                            <w:r>
+                              <w:rPr>
+                                <w:rFonts w:hint="eastAsia"/>
+                                <w:color w:val="0070C0"/>
+                              </w:rPr>
+                              <w:t>前へ</w:t>
+                            </w:r>
+                          </w:p>
+                          <w:p>
+                            <w:pPr>
+                              <w:jc w:val="center"/>
+                              <w:rPr>
+                                <w:rFonts w:hint="eastAsia"/>
+                                <w:color w:val="0070C0"/>
+                              </w:rPr>
+                            </w:pPr>
+                            <w:r>
+                              <w:rPr>
+                                <w:rFonts w:hint="eastAsia"/>
+                                <w:color w:val="0070C0"/>
+                              </w:rPr>
+                              <w:t>次へ</w:t>
+                            </w:r>
+                          </w:p>
+                        </w:txbxContent>
+                      </wps:txbx>
+                      <wps:bodyPr rot="0" spcFirstLastPara="0" vertOverflow="overflow" horzOverflow="overflow" vert="horz" wrap="square" lIns="91440" tIns="45720" rIns="91440" bIns="45720" numCol="1" spcCol="0" rtlCol="0" fromWordArt="0" anchor="ctr" anchorCtr="0" forceAA="0" compatLnSpc="1">
+                        <a:prstTxWarp prst="textNoShape">
+                          <a:avLst/>
+                        </a:prstTxWarp>
+                        <a:noAutofit/>
+                      </wps:bodyPr>
+                    </wps:wsp>
+                  </a:graphicData>
+                </a:graphic>
+                <wp14:sizeRelH relativeFrom="margin">
+                  <wp14:pctWidth>0</wp14:pctWidth>
+                </wp14:sizeRelH>
+                <wp14:sizeRelV relativeFrom="margin">
+                  <wp14:pctHeight>0</wp14:pctHeight>
+                </wp14:sizeRelV>
+              </wp:anchor>
+            </w:drawing>
+          </mc:Choice>
+          <mc:Fallback>
+            <w:pict>
+              <v:shape w14:anchorId="5C3F913D" id="_x0000_s1041" type="#_x0000_t62" style="position:absolute;left:0;text-align:left;margin-left:423pt;margin-top:44.15pt;width:42.75pt;height:50.5pt;z-index:251726848;visibility:visible;mso-wrap-style:square;mso-width-percent:0;mso-height-percent:0;mso-wrap-distance-left:9pt;mso-wrap-distance-top:0;mso-wrap-distance-right:9pt;mso-wrap-distance-bottom:0;mso-position-horizontal:absolute;mso-position-horizontal-relative:margin;mso-position-vertical:absolute;mso-position-vertical-relative:text;mso-width-percent:0;mso-height-percent:0;mso-width-relative:margin;mso-height-relative:margin;v-text-anchor:middle" o:gfxdata="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" adj="345,26257" fillcolor="white [3212]" strokecolor="#0070c0" strokeweight="1.5pt">
+                <v:textbox>
+                  <w:txbxContent>
+                    <w:p>
+                      <w:pPr>
+                        <w:jc w:val="center"/>
+                        <w:rPr>
+                          <w:color w:val="0070C0"/>
+                        </w:rPr>
+                      </w:pPr>
+                      <w:r>
+                        <w:rPr>
+                          <w:rFonts w:hint="eastAsia"/>
+                          <w:color w:val="0070C0"/>
+                        </w:rPr>
+                        <w:t>前へ</w:t>
+                      </w:r>
+                    </w:p>
+                    <w:p>
+                      <w:pPr>
+                        <w:jc w:val="center"/>
+                        <w:rPr>
+                          <w:rFonts w:hint="eastAsia"/>
+                          <w:color w:val="0070C0"/>
+                        </w:rPr>
+                      </w:pPr>
+                      <w:r>
+                        <w:rPr>
+                          <w:rFonts w:hint="eastAsia"/>
+                          <w:color w:val="0070C0"/>
+                        </w:rPr>
+                        <w:t>次へ</w:t>
+                      </w:r>
+                    </w:p>
+                  </w:txbxContent>
+                </v:textbox>
+                <w10:wrap anchorx="margin"/>
+              </v:shape>
+            </w:pict>
+          </mc:Fallback>
+        </mc:AlternateContent>
+      </w:r>
+      <w:r>
+        <w:rPr>
+          <w:rFonts w:ascii="ＭＳ 明朝" w:hAnsi="ＭＳ 明朝" w:hint="eastAsia"/>
+          <w:noProof/>
+        </w:rPr>
+        <mc:AlternateContent>
+          <mc:Choice Requires="wps">
+            <w:drawing>
+              <wp:anchor distT="0" distB="0" distL="114300" distR="114300" simplePos="0" relativeHeight="251722752" behindDoc="0" locked="0" layoutInCell="1" allowOverlap="1" wp14:anchorId="0D863620" wp14:editId="3AE429C1">
+                <wp:simplePos x="0" y="0"/>
+                <wp:positionH relativeFrom="margin">
+                  <wp:posOffset>3333750</wp:posOffset>
+                </wp:positionH>
+                <wp:positionV relativeFrom="paragraph">
+                  <wp:posOffset>656273</wp:posOffset>
+                </wp:positionV>
+                <wp:extent cx="823595" cy="641350"/>
+                <wp:effectExtent l="0" t="0" r="128905" b="101600"/>
+                <wp:wrapNone/>
+                <wp:docPr id="886200567" name="吹き出し: 角を丸めた四角形 5"/>
+                <wp:cNvGraphicFramePr/>
+                <a:graphic xmlns:a="http://schemas.openxmlformats.org/drawingml/2006/main">
+                  <a:graphicData uri="http://schemas.microsoft.com/office/word/2010/wordprocessingShape">
+                    <wps:wsp>
+                      <wps:cNvSpPr/>
+                      <wps:spPr>
+                        <a:xfrm>
+                          <a:off x="0" y="0"/>
+                          <a:ext cx="823595" cy="641350"/>
+                        </a:xfrm>
+                        <a:prstGeom prst="wedgeRoundRectCallout">
+                          <a:avLst>
+                            <a:gd name="adj1" fmla="val 60887"/>
+                            <a:gd name="adj2" fmla="val 55222"/>
+                            <a:gd name="adj3" fmla="val 16667"/>
+                          </a:avLst>
+                        </a:prstGeom>
+                        <a:solidFill>
+                          <a:schemeClr val="bg1"/>
+                        </a:solidFill>
+                        <a:ln w="19050">
+                          <a:solidFill>
+                            <a:srgbClr val="0070C0"/>
+                          </a:solidFill>
+                        </a:ln>
+                      </wps:spPr>
+                      <wps:style>
+                        <a:lnRef idx="2">
+                          <a:schemeClr val="accent1">
+                            <a:shade val="15000"/>
+                          </a:schemeClr>
+                        </a:lnRef>
+                        <a:fillRef idx="1">
+                          <a:schemeClr val="accent1"/>
+                        </a:fillRef>
+                        <a:effectRef idx="0">
+                          <a:schemeClr val="accent1"/>
+                        </a:effectRef>
+                        <a:fontRef idx="minor">
+                          <a:schemeClr val="lt1"/>
+                        </a:fontRef>
+                      </wps:style>
+                      <wps:txbx>
+                        <w:txbxContent>
+                          <w:p>
+                            <w:pPr>
+                              <w:jc w:val="center"/>
+                              <w:rPr>
+                                <w:color w:val="0070C0"/>
+                              </w:rPr>
+                            </w:pPr>
+                            <w:r>
+                              <w:rPr>
+                                <w:rFonts w:hint="eastAsia"/>
+                                <w:color w:val="0070C0"/>
+                              </w:rPr>
+                              <w:t>児童生徒</w:t>
+                            </w:r>
+                          </w:p>
+                          <w:p>
+                            <w:pPr>
+                              <w:jc w:val="center"/>
+                              <w:rPr>
+                                <w:color w:val="0070C0"/>
+                              </w:rPr>
+                            </w:pPr>
+                            <w:r>
+                              <w:rPr>
+                                <w:rFonts w:hint="eastAsia"/>
+                                <w:color w:val="0070C0"/>
+                              </w:rPr>
+                              <w:t>を選択</w:t>
+                            </w:r>
+                          </w:p>
+                        </w:txbxContent>
+                      </wps:txbx>
+                      <wps:bodyPr rot="0" spcFirstLastPara="0" vertOverflow="overflow" horzOverflow="overflow" vert="horz" wrap="square" lIns="91440" tIns="45720" rIns="91440" bIns="45720" numCol="1" spcCol="0" rtlCol="0" fromWordArt="0" anchor="ctr" anchorCtr="0" forceAA="0" compatLnSpc="1">
+                        <a:prstTxWarp prst="textNoShape">
+                          <a:avLst/>
+                        </a:prstTxWarp>
+                        <a:noAutofit/>
+                      </wps:bodyPr>
+                    </wps:wsp>
+                  </a:graphicData>
+                </a:graphic>
+                <wp14:sizeRelH relativeFrom="margin">
+                  <wp14:pctWidth>0</wp14:pctWidth>
+                </wp14:sizeRelH>
+                <wp14:sizeRelV relativeFrom="margin">
+                  <wp14:pctHeight>0</wp14:pctHeight>
+                </wp14:sizeRelV>
+              </wp:anchor>
+            </w:drawing>
+          </mc:Choice>
+          <mc:Fallback>
+            <w:pict>
+              <v:shape w14:anchorId="0D863620" id="_x0000_s1042" type="#_x0000_t62" style="position:absolute;left:0;text-align:left;margin-left:262.5pt;margin-top:51.7pt;width:64.85pt;height:50.5pt;z-index:251722752;visibility:visible;mso-wrap-style:square;mso-width-percent:0;mso-height-percent:0;mso-wrap-distance-left:9pt;mso-wrap-distance-top:0;mso-wrap-distance-right:9pt;mso-wrap-distance-bottom:0;mso-position-horizontal:absolute;mso-position-horizontal-relative:margin;mso-position-vertical:absolute;mso-position-vertical-relative:text;mso-width-percent:0;mso-height-percent:0;mso-width-relative:margin;mso-height-relative:margin;v-text-anchor:middle" o:gfxdata="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" adj="23952,22728" fillcolor="white [3212]" strokecolor="#0070c0" strokeweight="1.5pt">
+                <v:textbox>
+                  <w:txbxContent>
+                    <w:p>
+                      <w:pPr>
+                        <w:jc w:val="center"/>
+                        <w:rPr>
+                          <w:color w:val="0070C0"/>
+                        </w:rPr>
+                      </w:pPr>
+                      <w:r>
+                        <w:rPr>
+                          <w:rFonts w:hint="eastAsia"/>
+                          <w:color w:val="0070C0"/>
+                        </w:rPr>
+                        <w:t>児童生徒</w:t>
+                      </w:r>
+                    </w:p>
+                    <w:p>
+                      <w:pPr>
+                        <w:jc w:val="center"/>
+                        <w:rPr>
+                          <w:color w:val="0070C0"/>
+                        </w:rPr>
+                      </w:pPr>
+                      <w:r>
+                        <w:rPr>
+                          <w:rFonts w:hint="eastAsia"/>
+                          <w:color w:val="0070C0"/>
+                        </w:rPr>
+                        <w:t>を選択</w:t>
+                      </w:r>
+                    </w:p>
+                  </w:txbxContent>
+                </v:textbox>
+                <w10:wrap anchorx="margin"/>
+              </v:shape>
+            </w:pict>
+          </mc:Fallback>
+        </mc:AlternateContent>
+      </w:r>
+      <w:r>
+        <w:rPr>
+          <w:rFonts w:hint="eastAsia"/>
+        </w:rPr>
+        <w:t>個人レポート</w:t>
+      </w:r>
+      <w:r>
+        <w:rPr>
+          <w:rFonts w:hint="eastAsia"/>
+        </w:rPr>
+        <w:t>（返却用帳票）</w:t>
+      </w:r>
+      <w:r>
+        <w:rPr>
+          <w:rFonts w:hint="eastAsia"/>
+        </w:rPr>
+        <w:t>の表示</w:t>
+      </w:r>
+      <w:bookmarkEnd w:id="14"/>
+    </w:p>
+    <w:p>
+      <w:pPr>
+        <w:rPr>
+          <w:rFonts w:ascii="ＭＳ 明朝" w:hAnsi="ＭＳ 明朝"/>
+        </w:rPr>
+      </w:pPr>
+      <w:r>
+        <w:rPr>
+          <w:rFonts w:ascii="ＭＳ 明朝" w:hAnsi="ＭＳ 明朝" w:hint="eastAsia"/>
+          <w:noProof/>
+        </w:rPr>
+        <mc:AlternateContent>
+          <mc:Choice Requires="wps">
+            <w:drawing>
+              <wp:anchor distT="0" distB="0" distL="114300" distR="114300" simplePos="0" relativeHeight="251718656" behindDoc="0" locked="0" layoutInCell="1" allowOverlap="1" wp14:anchorId="129CD837" wp14:editId="0A286BE3">
+                <wp:simplePos x="0" y="0"/>
+                <wp:positionH relativeFrom="column">
+                  <wp:posOffset>509588</wp:posOffset>
+                </wp:positionH>
+                <wp:positionV relativeFrom="paragraph">
+                  <wp:posOffset>33973</wp:posOffset>
+                </wp:positionV>
+                <wp:extent cx="748030" cy="641350"/>
+                <wp:effectExtent l="0" t="0" r="299720" b="25400"/>
+                <wp:wrapNone/>
+                <wp:docPr id="670555955" name="吹き出し: 角を丸めた四角形 5"/>
+                <wp:cNvGraphicFramePr/>
+                <a:graphic xmlns:a="http://schemas.openxmlformats.org/drawingml/2006/main">
+                  <a:graphicData uri="http://schemas.microsoft.com/office/word/2010/wordprocessingShape">
+                    <wps:wsp>
+                      <wps:cNvSpPr/>
+                      <wps:spPr>
+                        <a:xfrm>
+                          <a:off x="0" y="0"/>
+                          <a:ext cx="748030" cy="641350"/>
+                        </a:xfrm>
+                        <a:prstGeom prst="wedgeRoundRectCallout">
+                          <a:avLst>
+                            <a:gd name="adj1" fmla="val 83439"/>
+                            <a:gd name="adj2" fmla="val 44083"/>
+                            <a:gd name="adj3" fmla="val 16667"/>
+                          </a:avLst>
+                        </a:prstGeom>
+                        <a:solidFill>
+                          <a:schemeClr val="bg1"/>
+                        </a:solidFill>
+                        <a:ln w="19050">
+                          <a:solidFill>
+                            <a:srgbClr val="0070C0"/>
+                          </a:solidFill>
+                        </a:ln>
+                      </wps:spPr>
+                      <wps:style>
+                        <a:lnRef idx="2">
+                          <a:schemeClr val="accent1">
+                            <a:shade val="15000"/>
+                          </a:schemeClr>
+                        </a:lnRef>
+                        <a:fillRef idx="1">
+                          <a:schemeClr val="accent1"/>
+                        </a:fillRef>
+                        <a:effectRef idx="0">
+                          <a:schemeClr val="accent1"/>
+                        </a:effectRef>
+                        <a:fontRef idx="minor">
+                          <a:schemeClr val="lt1"/>
+                        </a:fontRef>
+                      </wps:style>
+                      <wps:txbx>
+                        <w:txbxContent>
+                          <w:p>
+                            <w:pPr>
+                              <w:jc w:val="center"/>
+                              <w:rPr>
+                                <w:color w:val="0070C0"/>
+                              </w:rPr>
+                            </w:pPr>
+                            <w:r>
+                              <w:rPr>
+                                <w:rFonts w:hint="eastAsia"/>
+                                <w:color w:val="0070C0"/>
+                              </w:rPr>
+                              <w:t>クラス</w:t>
+                            </w:r>
+                          </w:p>
+                          <w:p>
+                            <w:pPr>
+                              <w:jc w:val="center"/>
+                              <w:rPr>
+                                <w:color w:val="0070C0"/>
+                              </w:rPr>
+                            </w:pPr>
+                            <w:r>
+                              <w:rPr>
+                                <w:rFonts w:hint="eastAsia"/>
+                                <w:color w:val="0070C0"/>
+                              </w:rPr>
+                              <w:t>を選択</w:t>
+                            </w:r>
+                          </w:p>
+                        </w:txbxContent>
+                      </wps:txbx>
+                      <wps:bodyPr rot="0" spcFirstLastPara="0" vertOverflow="overflow" horzOverflow="overflow" vert="horz" wrap="square" lIns="91440" tIns="45720" rIns="91440" bIns="45720" numCol="1" spcCol="0" rtlCol="0" fromWordArt="0" anchor="ctr" anchorCtr="0" forceAA="0" compatLnSpc="1">
+                        <a:prstTxWarp prst="textNoShape">
+                          <a:avLst/>
+                        </a:prstTxWarp>
+                        <a:noAutofit/>
+                      </wps:bodyPr>
+                    </wps:wsp>
+                  </a:graphicData>
+                </a:graphic>
+                <wp14:sizeRelH relativeFrom="margin">
+                  <wp14:pctWidth>0</wp14:pctWidth>
+                </wp14:sizeRelH>
+                <wp14:sizeRelV relativeFrom="margin">
+                  <wp14:pctHeight>0</wp14:pctHeight>
+                </wp14:sizeRelV>
+              </wp:anchor>
+            </w:drawing>
+          </mc:Choice>
+          <mc:Fallback>
+            <w:pict>
+              <v:shape w14:anchorId="129CD837" id="_x0000_s1043" type="#_x0000_t62" style="position:absolute;left:0;text-align:left;margin-left:40.15pt;margin-top:2.7pt;width:58.9pt;height:50.5pt;z-index:251718656;visibility:visible;mso-wrap-style:square;mso-width-percent:0;mso-height-percent:0;mso-wrap-distance-left:9pt;mso-wrap-distance-top:0;mso-wrap-distance-right:9pt;mso-wrap-distance-bottom:0;mso-position-horizontal:absolute;mso-position-horizontal-relative:text;mso-position-vertical:absolute;mso-position-vertical-relative:text;mso-width-percent:0;mso-height-percent:0;mso-width-relative:margin;mso-height-relative:margin;v-text-anchor:middle" o:gfxdata="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" adj="28823,20322" fillcolor="white [3212]" strokecolor="#0070c0" strokeweight="1.5pt">
+                <v:textbox>
+                  <w:txbxContent>
+                    <w:p>
+                      <w:pPr>
+                        <w:jc w:val="center"/>
+                        <w:rPr>
+                          <w:color w:val="0070C0"/>
+                        </w:rPr>
+                      </w:pPr>
+                      <w:r>
+                        <w:rPr>
+                          <w:rFonts w:hint="eastAsia"/>
+                          <w:color w:val="0070C0"/>
+                        </w:rPr>
+                        <w:t>クラス</w:t>
+                      </w:r>
+                    </w:p>
+                    <w:p>
+                      <w:pPr>
+                        <w:jc w:val="center"/>
+                        <w:rPr>
+                          <w:color w:val="0070C0"/>
+                        </w:rPr>
+                      </w:pPr>
+                      <w:r>
+                        <w:rPr>
+                          <w:rFonts w:hint="eastAsia"/>
+                          <w:color w:val="0070C0"/>
+                        </w:rPr>
+                        <w:t>を選択</w:t>
+                      </w:r>
+                    </w:p>
+                  </w:txbxContent>
+                </v:textbox>
+              </v:shape>
+            </w:pict>
+          </mc:Fallback>
+        </mc:AlternateContent>
+      </w:r>
+    </w:p>
+    <w:p>
+      <w:pPr>
+        <w:jc w:val="center"/>
+        <w:rPr>
+          <w:rFonts w:ascii="ＭＳ 明朝" w:hAnsi="ＭＳ 明朝"/>
+        </w:rPr>
+      </w:pPr>
+      <w:r>
+        <w:rPr>
+          <w:rFonts w:ascii="ＭＳ 明朝" w:hAnsi="ＭＳ 明朝" w:hint="eastAsia"/>
+          <w:noProof/>
+        </w:rPr>
+        <mc:AlternateContent>
+          <mc:Choice Requires="wps">
+            <w:drawing>
+              <wp:anchor distT="0" distB="0" distL="114300" distR="114300" simplePos="0" relativeHeight="251735040" behindDoc="0" locked="0" layoutInCell="1" allowOverlap="1" wp14:anchorId="54B1943D" wp14:editId="7B09005C">
+                <wp:simplePos x="0" y="0"/>
+                <wp:positionH relativeFrom="column">
+                  <wp:posOffset>-214312</wp:posOffset>
+                </wp:positionH>
+                <wp:positionV relativeFrom="paragraph">
+                  <wp:posOffset>438785</wp:posOffset>
+                </wp:positionV>
+                <wp:extent cx="867092" cy="641350"/>
+                <wp:effectExtent l="0" t="0" r="1590675" b="25400"/>
+                <wp:wrapNone/>
+                <wp:docPr id="894824345" name="吹き出し: 角を丸めた四角形 5"/>
+                <wp:cNvGraphicFramePr/>
+                <a:graphic xmlns:a="http://schemas.openxmlformats.org/drawingml/2006/main">
+                  <a:graphicData uri="http://schemas.microsoft.com/office/word/2010/wordprocessingShape">
+                    <wps:wsp>
+                      <wps:cNvSpPr/>
+                      <wps:spPr>
+                        <a:xfrm>
+                          <a:off x="0" y="0"/>
+                          <a:ext cx="867092" cy="641350"/>
+                        </a:xfrm>
+                        <a:prstGeom prst="wedgeRoundRectCallout">
+                          <a:avLst>
+                            <a:gd name="adj1" fmla="val 222870"/>
+                            <a:gd name="adj2" fmla="val 47796"/>
+                            <a:gd name="adj3" fmla="val 16667"/>
+                          </a:avLst>
+                        </a:prstGeom>
+                        <a:solidFill>
+                          <a:schemeClr val="bg1"/>
+                        </a:solidFill>
+                        <a:ln w="19050">
+                          <a:solidFill>
+                            <a:srgbClr val="0070C0"/>
+                          </a:solidFill>
+                        </a:ln>
+                      </wps:spPr>
+                      <wps:style>
+                        <a:lnRef idx="2">
+                          <a:schemeClr val="accent1">
+                            <a:shade val="15000"/>
+                          </a:schemeClr>
+                        </a:lnRef>
+                        <a:fillRef idx="1">
+                          <a:schemeClr val="accent1"/>
+                        </a:fillRef>
+                        <a:effectRef idx="0">
+                          <a:schemeClr val="accent1"/>
+                        </a:effectRef>
+                        <a:fontRef idx="minor">
+                          <a:schemeClr val="lt1"/>
+                        </a:fontRef>
+                      </wps:style>
+                      <wps:txbx>
+                        <w:txbxContent>
+                          <w:p>
+                            <w:pPr>
+                              <w:jc w:val="center"/>
+                              <w:rPr>
+                                <w:color w:val="0070C0"/>
+                              </w:rPr>
+                            </w:pPr>
+                            <w:r>
+                              <w:rPr>
+                                <w:rFonts w:hint="eastAsia"/>
+                                <w:color w:val="0070C0"/>
+                              </w:rPr>
+                              <w:t>①領域別</w:t>
+                            </w:r>
+                          </w:p>
+                          <w:p>
+                            <w:pPr>
+                              <w:jc w:val="center"/>
+                              <w:rPr>
+                                <w:rFonts w:hint="eastAsia"/>
+                                <w:color w:val="0070C0"/>
+                              </w:rPr>
+                            </w:pPr>
+                            <w:r>
+                              <w:rPr>
+                                <w:rFonts w:hint="eastAsia"/>
+                                <w:color w:val="0070C0"/>
+                              </w:rPr>
+                              <w:t>正答率</w:t>
+                            </w:r>
+                          </w:p>
+                        </w:txbxContent>
+                      </wps:txbx>
+                      <wps:bodyPr rot="0" spcFirstLastPara="0" vertOverflow="overflow" horzOverflow="overflow" vert="horz" wrap="square" lIns="91440" tIns="45720" rIns="91440" bIns="45720" numCol="1" spcCol="0" rtlCol="0" fromWordArt="0" anchor="ctr" anchorCtr="0" forceAA="0" compatLnSpc="1">
+                        <a:prstTxWarp prst="textNoShape">
+                          <a:avLst/>
+                        </a:prstTxWarp>
+                        <a:noAutofit/>
+                      </wps:bodyPr>
+                    </wps:wsp>
+                  </a:graphicData>
+                </a:graphic>
+                <wp14:sizeRelH relativeFrom="margin">
+                  <wp14:pctWidth>0</wp14:pctWidth>
+                </wp14:sizeRelH>
+                <wp14:sizeRelV relativeFrom="margin">
+                  <wp14:pctHeight>0</wp14:pctHeight>
+                </wp14:sizeRelV>
+              </wp:anchor>
+            </w:drawing>
+          </mc:Choice>
+          <mc:Fallback>
+            <w:pict>
+              <v:shape w14:anchorId="54B1943D" id="_x0000_s1044" type="#_x0000_t62" style="position:absolute;left:0;text-align:left;margin-left:-16.85pt;margin-top:34.55pt;width:68.25pt;height:50.5pt;z-index:251735040;visibility:visible;mso-wrap-style:square;mso-width-percent:0;mso-height-percent:0;mso-wrap-distance-left:9pt;mso-wrap-distance-top:0;mso-wrap-distance-right:9pt;mso-wrap-distance-bottom:0;mso-position-horizontal:absolute;mso-position-horizontal-relative:text;mso-position-vertical:absolute;mso-position-vertical-relative:text;mso-width-percent:0;mso-height-percent:0;mso-width-relative:margin;mso-height-relative:margin;v-text-anchor:middle" o:gfxdata="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" adj="58940,21124" fillcolor="white [3212]" strokecolor="#0070c0" strokeweight="1.5pt">
+                <v:textbox>
+                  <w:txbxContent>
+                    <w:p>
+                      <w:pPr>
+                        <w:jc w:val="center"/>
+                        <w:rPr>
+                          <w:color w:val="0070C0"/>
+                        </w:rPr>
+                      </w:pPr>
+                      <w:r>
+                        <w:rPr>
+                          <w:rFonts w:hint="eastAsia"/>
+                          <w:color w:val="0070C0"/>
+                        </w:rPr>
+                        <w:t>①領域別</w:t>
+                      </w:r>
+                    </w:p>
+                    <w:p>
+                      <w:pPr>
+                        <w:jc w:val="center"/>
+                        <w:rPr>
+                          <w:rFonts w:hint="eastAsia"/>
+                          <w:color w:val="0070C0"/>
+                        </w:rPr>
+                      </w:pPr>
+                      <w:r>
+                        <w:rPr>
+                          <w:rFonts w:hint="eastAsia"/>
+                          <w:color w:val="0070C0"/>
+                        </w:rPr>
+                        <w:t>正答率</w:t>
+                      </w:r>
+                    </w:p>
+                  </w:txbxContent>
+                </v:textbox>
+              </v:shape>
+            </w:pict>
+          </mc:Fallback>
+        </mc:AlternateContent>
+      </w:r>
+      <w:r>
+        <w:rPr>
+          <w:rFonts w:ascii="ＭＳ 明朝" w:hAnsi="ＭＳ 明朝" w:hint="eastAsia"/>
+          <w:noProof/>
+        </w:rPr>
+        <mc:AlternateContent>
+          <mc:Choice Requires="wps">
+            <w:drawing>
+              <wp:anchor distT="0" distB="0" distL="114300" distR="114300" simplePos="0" relativeHeight="251739136" behindDoc="0" locked="0" layoutInCell="1" allowOverlap="1" wp14:anchorId="68E1D127" wp14:editId="2DBD0538">
+                <wp:simplePos x="0" y="0"/>
+                <wp:positionH relativeFrom="column">
+                  <wp:posOffset>-166687</wp:posOffset>
+                </wp:positionH>
+                <wp:positionV relativeFrom="paragraph">
+                  <wp:posOffset>1634173</wp:posOffset>
+                </wp:positionV>
+                <wp:extent cx="828675" cy="641350"/>
+                <wp:effectExtent l="0" t="0" r="219075" b="25400"/>
+                <wp:wrapNone/>
+                <wp:docPr id="1496900080" name="吹き出し: 角を丸めた四角形 5"/>
+                <wp:cNvGraphicFramePr/>
+                <a:graphic xmlns:a="http://schemas.openxmlformats.org/drawingml/2006/main">
+                  <a:graphicData uri="http://schemas.microsoft.com/office/word/2010/wordprocessingShape">
+                    <wps:wsp>
+                      <wps:cNvSpPr/>
+                      <wps:spPr>
+                        <a:xfrm>
+                          <a:off x="0" y="0"/>
+                          <a:ext cx="828675" cy="641350"/>
+                        </a:xfrm>
+                        <a:prstGeom prst="wedgeRoundRectCallout">
+                          <a:avLst>
+                            <a:gd name="adj1" fmla="val 69832"/>
+                            <a:gd name="adj2" fmla="val 37400"/>
+                            <a:gd name="adj3" fmla="val 16667"/>
+                          </a:avLst>
+                        </a:prstGeom>
+                        <a:solidFill>
+                          <a:schemeClr val="bg1"/>
+                        </a:solidFill>
+                        <a:ln w="19050">
+                          <a:solidFill>
+                            <a:srgbClr val="0070C0"/>
+                          </a:solidFill>
+                        </a:ln>
+                      </wps:spPr>
+                      <wps:style>
+                        <a:lnRef idx="2">
+                          <a:schemeClr val="accent1">
+                            <a:shade val="15000"/>
+                          </a:schemeClr>
+                        </a:lnRef>
+                        <a:fillRef idx="1">
+                          <a:schemeClr val="accent1"/>
+                        </a:fillRef>
+                        <a:effectRef idx="0">
+                          <a:schemeClr val="accent1"/>
+                        </a:effectRef>
+                        <a:fontRef idx="minor">
+                          <a:schemeClr val="lt1"/>
+                        </a:fontRef>
+                      </wps:style>
+                      <wps:txbx>
+                        <w:txbxContent>
+                          <w:p>
+                            <w:pPr>
+                              <w:jc w:val="center"/>
+                              <w:rPr>
+                                <w:color w:val="0070C0"/>
+                              </w:rPr>
+                            </w:pPr>
+                            <w:r>
+                              <w:rPr>
+                                <w:rFonts w:hint="eastAsia"/>
+                                <w:color w:val="0070C0"/>
+                              </w:rPr>
+                              <w:t>③設問</w:t>
+                            </w:r>
+                            <w:r>
+                              <w:rPr>
+                                <w:rFonts w:hint="eastAsia"/>
+                                <w:color w:val="0070C0"/>
+                              </w:rPr>
+                              <w:t>別</w:t>
+                            </w:r>
+                          </w:p>
+                          <w:p>
+                            <w:pPr>
+                              <w:jc w:val="center"/>
+                              <w:rPr>
+                                <w:rFonts w:hint="eastAsia"/>
+                                <w:color w:val="0070C0"/>
+                              </w:rPr>
+                            </w:pPr>
+                            <w:r>
+                              <w:rPr>
+                                <w:rFonts w:hint="eastAsia"/>
+                                <w:color w:val="0070C0"/>
+                              </w:rPr>
+                              <w:t>採点結果</w:t>
+                            </w:r>
+                          </w:p>
+                        </w:txbxContent>
+                      </wps:txbx>
+                      <wps:bodyPr rot="0" spcFirstLastPara="0" vertOverflow="overflow" horzOverflow="overflow" vert="horz" wrap="square" lIns="91440" tIns="45720" rIns="91440" bIns="45720" numCol="1" spcCol="0" rtlCol="0" fromWordArt="0" anchor="ctr" anchorCtr="0" forceAA="0" compatLnSpc="1">
+                        <a:prstTxWarp prst="textNoShape">
+                          <a:avLst/>
+                        </a:prstTxWarp>
+                        <a:noAutofit/>
+                      </wps:bodyPr>
+                    </wps:wsp>
+                  </a:graphicData>
+                </a:graphic>
+                <wp14:sizeRelH relativeFrom="margin">
+                  <wp14:pctWidth>0</wp14:pctWidth>
+                </wp14:sizeRelH>
+                <wp14:sizeRelV relativeFrom="margin">
+                  <wp14:pctHeight>0</wp14:pctHeight>
+                </wp14:sizeRelV>
+              </wp:anchor>
+            </w:drawing>
+          </mc:Choice>
+          <mc:Fallback>
+            <w:pict>
+              <v:shape w14:anchorId="68E1D127" id="_x0000_s1045" type="#_x0000_t62" style="position:absolute;left:0;text-align:left;margin-left:-13.1pt;margin-top:128.7pt;width:65.25pt;height:50.5pt;z-index:251739136;visibility:visible;mso-wrap-style:square;mso-width-percent:0;mso-height-percent:0;mso-wrap-distance-left:9pt;mso-wrap-distance-top:0;mso-wrap-distance-right:9pt;mso-wrap-distance-bottom:0;mso-position-horizontal:absolute;mso-position-horizontal-relative:text;mso-position-vertical:absolute;mso-position-vertical-relative:text;mso-width-percent:0;mso-height-percent:0;mso-width-relative:margin;mso-height-relative:margin;v-text-anchor:middle" o:gfxdata="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" adj="25884,18878" fillcolor="white [3212]" strokecolor="#0070c0" strokeweight="1.5pt">
+                <v:textbox>
+                  <w:txbxContent>
+                    <w:p>
+                      <w:pPr>
+                        <w:jc w:val="center"/>
+                        <w:rPr>
+                          <w:color w:val="0070C0"/>
+                        </w:rPr>
+                      </w:pPr>
+                      <w:r>
+                        <w:rPr>
+                          <w:rFonts w:hint="eastAsia"/>
+                          <w:color w:val="0070C0"/>
+                        </w:rPr>
+                        <w:t>③設問</w:t>
+                      </w:r>
+                      <w:r>
+                        <w:rPr>
+                          <w:rFonts w:hint="eastAsia"/>
+                          <w:color w:val="0070C0"/>
+                        </w:rPr>
+                        <w:t>別</w:t>
+                      </w:r>
+                    </w:p>
+                    <w:p>
+                      <w:pPr>
+                        <w:jc w:val="center"/>
+                        <w:rPr>
+                          <w:rFonts w:hint="eastAsia"/>
+                          <w:color w:val="0070C0"/>
+                        </w:rPr>
+                      </w:pPr>
+                      <w:r>
+                        <w:rPr>
+                          <w:rFonts w:hint="eastAsia"/>
+                          <w:color w:val="0070C0"/>
+                        </w:rPr>
+                        <w:t>採点結果</w:t>
+                      </w:r>
+                    </w:p>
+                  </w:txbxContent>
+                </v:textbox>
+              </v:shape>
+            </w:pict>
+          </mc:Fallback>
+        </mc:AlternateContent>
+      </w:r>
+      <w:r>
+        <w:rPr>
+          <w:rFonts w:ascii="ＭＳ 明朝" w:hAnsi="ＭＳ 明朝"/>
+          <w:noProof/>
+        </w:rPr>
+        <mc:AlternateContent>
+          <mc:Choice Requires="wps">
+            <w:drawing>
+              <wp:anchor distT="0" distB="0" distL="114300" distR="114300" simplePos="0" relativeHeight="251737088" behindDoc="0" locked="0" layoutInCell="1" allowOverlap="1" wp14:anchorId="383C1CF8" wp14:editId="7DCD251D">
+                <wp:simplePos x="0" y="0"/>
+                <wp:positionH relativeFrom="column">
+                  <wp:posOffset>695325</wp:posOffset>
+                </wp:positionH>
+                <wp:positionV relativeFrom="paragraph">
+                  <wp:posOffset>2148523</wp:posOffset>
+                </wp:positionV>
+                <wp:extent cx="4800600" cy="1500187"/>
+                <wp:effectExtent l="0" t="0" r="19050" b="24130"/>
+                <wp:wrapNone/>
+                <wp:docPr id="352464010" name="四角形: 角を丸くする 7"/>
+                <wp:cNvGraphicFramePr/>
+                <a:graphic xmlns:a="http://schemas.openxmlformats.org/drawingml/2006/main">
+                  <a:graphicData uri="http://schemas.microsoft.com/office/word/2010/wordprocessingShape">
+                    <wps:wsp>
+                      <wps:cNvSpPr/>
+                      <wps:spPr>
+                        <a:xfrm>
+                          <a:off x="0" y="0"/>
+                          <a:ext cx="4800600" cy="1500187"/>
+                        </a:xfrm>
+                        <a:prstGeom prst="roundRect">
+                          <a:avLst/>
+                        </a:prstGeom>
+                        <a:noFill/>
+                        <a:ln w="19050">
+                          <a:solidFill>
+                            <a:srgbClr val="0070C0"/>
+                          </a:solidFill>
+                          <a:prstDash val="sysDash"/>
+                        </a:ln>
+                      </wps:spPr>
+                      <wps:style>
+                        <a:lnRef idx="2">
+                          <a:schemeClr val="accent1">
+                            <a:shade val="15000"/>
+                          </a:schemeClr>
+                        </a:lnRef>
+                        <a:fillRef idx="1">
+                          <a:schemeClr val="accent1"/>
+                        </a:fillRef>
+                        <a:effectRef idx="0">
+                          <a:schemeClr val="accent1"/>
+                        </a:effectRef>
+                        <a:fontRef idx="minor">
+                          <a:schemeClr val="lt1"/>
+                        </a:fontRef>
+                      </wps:style>
+                      <wps:bodyPr rot="0" spcFirstLastPara="0" vertOverflow="overflow" horzOverflow="overflow" vert="horz" wrap="square" lIns="91440" tIns="45720" rIns="91440" bIns="45720" numCol="1" spcCol="0" rtlCol="0" fromWordArt="0" anchor="ctr" anchorCtr="0" forceAA="0" compatLnSpc="1">
+                        <a:prstTxWarp prst="textNoShape">
+                          <a:avLst/>
+                        </a:prstTxWarp>
+                        <a:noAutofit/>
+                      </wps:bodyPr>
+                    </wps:wsp>
+                  </a:graphicData>
+                </a:graphic>
+                <wp14:sizeRelH relativeFrom="margin">
+                  <wp14:pctWidth>0</wp14:pctWidth>
+                </wp14:sizeRelH>
+                <wp14:sizeRelV relativeFrom="margin">
+                  <wp14:pctHeight>0</wp14:pctHeight>
+                </wp14:sizeRelV>
+              </wp:anchor>
+            </w:drawing>
+          </mc:Choice>
+          <mc:Fallback>
+            <w:pict>
+              <v:roundrect w14:anchorId="19FDCBCD" id="四角形: 角を丸くする 7" o:spid="_x0000_s1026" style="position:absolute;margin-left:54.75pt;margin-top:169.2pt;width:378pt;height:118.1pt;z-index:251737088;visibility:visible;mso-wrap-style:square;mso-width-percent:0;mso-height-percent:0;mso-wrap-distance-left:9pt;mso-wrap-distance-top:0;mso-wrap-distance-right:9pt;mso-wrap-distance-bottom:0;mso-position-horizontal:absolute;mso-position-horizontal-relative:text;mso-position-vertical:absolute;mso-position-vertical-relative:text;mso-width-percent:0;mso-height-percent:0;mso-width-relative:margin;mso-height-relative:margin;v-text-anchor:middle" arcsize="10923f" o:gfxdata="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" filled="f" strokecolor="#0070c0" strokeweight="1.5pt">
+                <v:stroke dashstyle="3 1" joinstyle="miter"/>
+              </v:roundrect>
+            </w:pict>
+          </mc:Fallback>
+        </mc:AlternateContent>
+      </w:r>
+      <w:r>
+        <w:rPr>
+          <w:rFonts w:ascii="ＭＳ 明朝" w:hAnsi="ＭＳ 明朝"/>
+          <w:noProof/>
+        </w:rPr>
+        <mc:AlternateContent>
+          <mc:Choice Requires="wps">
+            <w:drawing>
+              <wp:anchor distT="0" distB="0" distL="114300" distR="114300" simplePos="0" relativeHeight="251732992" behindDoc="0" locked="0" layoutInCell="1" allowOverlap="1" wp14:anchorId="6B0C2F4B" wp14:editId="6935AFB9">
+                <wp:simplePos x="0" y="0"/>
+                <wp:positionH relativeFrom="column">
+                  <wp:posOffset>1933574</wp:posOffset>
+                </wp:positionH>
+                <wp:positionV relativeFrom="paragraph">
+                  <wp:posOffset>934084</wp:posOffset>
+                </wp:positionV>
+                <wp:extent cx="1476375" cy="1133475"/>
+                <wp:effectExtent l="0" t="0" r="28575" b="28575"/>
+                <wp:wrapNone/>
+                <wp:docPr id="274552098" name="四角形: 角を丸くする 7"/>
+                <wp:cNvGraphicFramePr/>
+                <a:graphic xmlns:a="http://schemas.openxmlformats.org/drawingml/2006/main">
+                  <a:graphicData uri="http://schemas.microsoft.com/office/word/2010/wordprocessingShape">
+                    <wps:wsp>
+                      <wps:cNvSpPr/>
+                      <wps:spPr>
+                        <a:xfrm>
+                          <a:off x="0" y="0"/>
+                          <a:ext cx="1476375" cy="1133475"/>
+                        </a:xfrm>
+                        <a:prstGeom prst="roundRect">
+                          <a:avLst/>
+                        </a:prstGeom>
+                        <a:noFill/>
+                        <a:ln w="19050">
+                          <a:solidFill>
+                            <a:srgbClr val="0070C0"/>
+                          </a:solidFill>
+                          <a:prstDash val="sysDash"/>
+                        </a:ln>
+                      </wps:spPr>
+                      <wps:style>
+                        <a:lnRef idx="2">
+                          <a:schemeClr val="accent1">
+                            <a:shade val="15000"/>
+                          </a:schemeClr>
+                        </a:lnRef>
+                        <a:fillRef idx="1">
+                          <a:schemeClr val="accent1"/>
+                        </a:fillRef>
+                        <a:effectRef idx="0">
+                          <a:schemeClr val="accent1"/>
+                        </a:effectRef>
+                        <a:fontRef idx="minor">
+                          <a:schemeClr val="lt1"/>
+                        </a:fontRef>
+                      </wps:style>
+                      <wps:bodyPr rot="0" spcFirstLastPara="0" vertOverflow="overflow" horzOverflow="overflow" vert="horz" wrap="square" lIns="91440" tIns="45720" rIns="91440" bIns="45720" numCol="1" spcCol="0" rtlCol="0" fromWordArt="0" anchor="ctr" anchorCtr="0" forceAA="0" compatLnSpc="1">
+                        <a:prstTxWarp prst="textNoShape">
+                          <a:avLst/>
+                        </a:prstTxWarp>
+                        <a:noAutofit/>
+                      </wps:bodyPr>
+                    </wps:wsp>
+                  </a:graphicData>
+                </a:graphic>
+                <wp14:sizeRelH relativeFrom="margin">
+                  <wp14:pctWidth>0</wp14:pctWidth>
+                </wp14:sizeRelH>
+                <wp14:sizeRelV relativeFrom="margin">
+                  <wp14:pctHeight>0</wp14:pctHeight>
+                </wp14:sizeRelV>
+              </wp:anchor>
+            </w:drawing>
+          </mc:Choice>
+          <mc:Fallback>
+            <w:pict>
+              <v:roundrect w14:anchorId="5EF381B9" id="四角形: 角を丸くする 7" o:spid="_x0000_s1026" style="position:absolute;margin-left:152.25pt;margin-top:73.55pt;width:116.25pt;height:89.25pt;z-index:251732992;visibility:visible;mso-wrap-style:square;mso-width-percent:0;mso-height-percent:0;mso-wrap-distance-left:9pt;mso-wrap-distance-top:0;mso-wrap-distance-right:9pt;mso-wrap-distance-bottom:0;mso-position-horizontal:absolute;mso-position-horizontal-relative:text;mso-position-vertical:absolute;mso-position-vertical-relative:text;mso-width-percent:0;mso-height-percent:0;mso-width-relative:margin;mso-height-relative:margin;v-text-anchor:middle" arcsize="10923f" o:gfxdata="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" filled="f" strokecolor="#0070c0" strokeweight="1.5pt">
+                <v:stroke dashstyle="3 1" joinstyle="miter"/>
+              </v:roundrect>
+            </w:pict>
+          </mc:Fallback>
+        </mc:AlternateContent>
+      </w:r>
+      <w:r>
+        <w:rPr>
+          <w:rFonts w:ascii="ＭＳ 明朝" w:hAnsi="ＭＳ 明朝" w:hint="eastAsia"/>
+          <w:noProof/>
+        </w:rPr>
+        <mc:AlternateContent>
+          <mc:Choice Requires="wps">
+            <w:drawing>
+              <wp:anchor distT="0" distB="0" distL="114300" distR="114300" simplePos="0" relativeHeight="251730944" behindDoc="0" locked="0" layoutInCell="1" allowOverlap="1" wp14:anchorId="29C32816" wp14:editId="51A9ADAF">
+                <wp:simplePos x="0" y="0"/>
+                <wp:positionH relativeFrom="margin">
+                  <wp:posOffset>5200650</wp:posOffset>
+                </wp:positionH>
+                <wp:positionV relativeFrom="paragraph">
+                  <wp:posOffset>919798</wp:posOffset>
+                </wp:positionV>
+                <wp:extent cx="1347470" cy="641350"/>
+                <wp:effectExtent l="133350" t="0" r="24130" b="25400"/>
+                <wp:wrapNone/>
+                <wp:docPr id="1294680171" name="吹き出し: 角を丸めた四角形 5"/>
+                <wp:cNvGraphicFramePr/>
+                <a:graphic xmlns:a="http://schemas.openxmlformats.org/drawingml/2006/main">
+                  <a:graphicData uri="http://schemas.microsoft.com/office/word/2010/wordprocessingShape">
+                    <wps:wsp>
+                      <wps:cNvSpPr/>
+                      <wps:spPr>
+                        <a:xfrm>
+                          <a:off x="0" y="0"/>
+                          <a:ext cx="1347470" cy="641350"/>
+                        </a:xfrm>
+                        <a:prstGeom prst="wedgeRoundRectCallout">
+                          <a:avLst>
+                            <a:gd name="adj1" fmla="val -58671"/>
+                            <a:gd name="adj2" fmla="val 11411"/>
+                            <a:gd name="adj3" fmla="val 16667"/>
+                          </a:avLst>
+                        </a:prstGeom>
+                        <a:solidFill>
+                          <a:schemeClr val="bg1"/>
+                        </a:solidFill>
+                        <a:ln w="19050">
+                          <a:solidFill>
+                            <a:srgbClr val="0070C0"/>
+                          </a:solidFill>
+                        </a:ln>
+                      </wps:spPr>
+                      <wps:style>
+                        <a:lnRef idx="2">
+                          <a:schemeClr val="accent1">
+                            <a:shade val="15000"/>
+                          </a:schemeClr>
+                        </a:lnRef>
+                        <a:fillRef idx="1">
+                          <a:schemeClr val="accent1"/>
+                        </a:fillRef>
+                        <a:effectRef idx="0">
+                          <a:schemeClr val="accent1"/>
+                        </a:effectRef>
+                        <a:fontRef idx="minor">
+                          <a:schemeClr val="lt1"/>
+                        </a:fontRef>
+                      </wps:style>
+                      <wps:txbx>
+                        <w:txbxContent>
+                          <w:p>
+                            <w:pPr>
+                              <w:jc w:val="center"/>
+                              <w:rPr>
+                                <w:color w:val="0070C0"/>
+                              </w:rPr>
+                            </w:pPr>
+                            <w:r>
+                              <w:rPr>
+                                <w:rFonts w:hint="eastAsia"/>
+                                <w:color w:val="0070C0"/>
+                              </w:rPr>
+                              <w:t>②個人の得点と</w:t>
+                            </w:r>
+                          </w:p>
+                          <w:p>
+                            <w:pPr>
+                              <w:jc w:val="center"/>
+                              <w:rPr>
+                                <w:rFonts w:hint="eastAsia"/>
+                                <w:color w:val="0070C0"/>
+                              </w:rPr>
+                            </w:pPr>
+                            <w:r>
+                              <w:rPr>
+                                <w:rFonts w:hint="eastAsia"/>
+                                <w:color w:val="0070C0"/>
+                              </w:rPr>
+                              <w:t>県のヒストグラム</w:t>
+                            </w:r>
+                          </w:p>
+                        </w:txbxContent>
+                      </wps:txbx>
+                      <wps:bodyPr rot="0" spcFirstLastPara="0" vertOverflow="overflow" horzOverflow="overflow" vert="horz" wrap="square" lIns="91440" tIns="45720" rIns="91440" bIns="45720" numCol="1" spcCol="0" rtlCol="0" fromWordArt="0" anchor="ctr" anchorCtr="0" forceAA="0" compatLnSpc="1">
+                        <a:prstTxWarp prst="textNoShape">
+                          <a:avLst/>
+                        </a:prstTxWarp>
+                        <a:noAutofit/>
+                      </wps:bodyPr>
+                    </wps:wsp>
+                  </a:graphicData>
+                </a:graphic>
+                <wp14:sizeRelH relativeFrom="margin">
+                  <wp14:pctWidth>0</wp14:pctWidth>
+                </wp14:sizeRelH>
+                <wp14:sizeRelV relativeFrom="margin">
+                  <wp14:pctHeight>0</wp14:pctHeight>
+                </wp14:sizeRelV>
+              </wp:anchor>
+            </w:drawing>
+          </mc:Choice>
+          <mc:Fallback>
+            <w:pict>
+              <v:shape w14:anchorId="29C32816" id="_x0000_s1046" type="#_x0000_t62" style="position:absolute;left:0;text-align:left;margin-left:409.5pt;margin-top:72.45pt;width:106.1pt;height:50.5pt;z-index:251730944;visibility:visible;mso-wrap-style:square;mso-width-percent:0;mso-height-percent:0;mso-wrap-distance-left:9pt;mso-wrap-distance-top:0;mso-wrap-distance-right:9pt;mso-wrap-distance-bottom:0;mso-position-horizontal:absolute;mso-position-horizontal-relative:margin;mso-position-vertical:absolute;mso-position-vertical-relative:text;mso-width-percent:0;mso-height-percent:0;mso-width-relative:margin;mso-height-relative:margin;v-text-anchor:middle" o:gfxdata="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" adj="-1873,13265" fillcolor="white [3212]" strokecolor="#0070c0" strokeweight="1.5pt">
+                <v:textbox>
+                  <w:txbxContent>
+                    <w:p>
+                      <w:pPr>
+                        <w:jc w:val="center"/>
+                        <w:rPr>
+                          <w:color w:val="0070C0"/>
+                        </w:rPr>
+                      </w:pPr>
+                      <w:r>
+                        <w:rPr>
+                          <w:rFonts w:hint="eastAsia"/>
+                          <w:color w:val="0070C0"/>
+                        </w:rPr>
+                        <w:t>②個人の得点と</w:t>
+                      </w:r>
+                    </w:p>
+                    <w:p>
+                      <w:pPr>
+                        <w:jc w:val="center"/>
+                        <w:rPr>
+                          <w:rFonts w:hint="eastAsia"/>
+                          <w:color w:val="0070C0"/>
+                        </w:rPr>
+                      </w:pPr>
+                      <w:r>
+                        <w:rPr>
+                          <w:rFonts w:hint="eastAsia"/>
+                          <w:color w:val="0070C0"/>
+                        </w:rPr>
+                        <w:t>県のヒストグラム</w:t>
+                      </w:r>
+                    </w:p>
+                  </w:txbxContent>
+                </v:textbox>
+                <w10:wrap anchorx="margin"/>
+              </v:shape>
+            </w:pict>
+          </mc:Fallback>
+        </mc:AlternateContent>
+      </w:r>
+      <w:r>
+        <w:rPr>
+          <w:rFonts w:ascii="ＭＳ 明朝" w:hAnsi="ＭＳ 明朝"/>
+          <w:noProof/>
+        </w:rPr>
+        <mc:AlternateContent>
+          <mc:Choice Requires="wps">
+            <w:drawing>
+              <wp:anchor distT="0" distB="0" distL="114300" distR="114300" simplePos="0" relativeHeight="251728896" behindDoc="0" locked="0" layoutInCell="1" allowOverlap="1" wp14:anchorId="33E63FA3" wp14:editId="5CD154D3">
+                <wp:simplePos x="0" y="0"/>
+                <wp:positionH relativeFrom="column">
+                  <wp:posOffset>4500563</wp:posOffset>
+                </wp:positionH>
+                <wp:positionV relativeFrom="paragraph">
+                  <wp:posOffset>1091248</wp:posOffset>
+                </wp:positionV>
+                <wp:extent cx="581025" cy="333057"/>
+                <wp:effectExtent l="0" t="0" r="28575" b="10160"/>
+                <wp:wrapNone/>
+                <wp:docPr id="1593041683" name="四角形: 角を丸くする 7"/>
+                <wp:cNvGraphicFramePr/>
+                <a:graphic xmlns:a="http://schemas.openxmlformats.org/drawingml/2006/main">
+                  <a:graphicData uri="http://schemas.microsoft.com/office/word/2010/wordprocessingShape">
+                    <wps:wsp>
+                      <wps:cNvSpPr/>
+                      <wps:spPr>
+                        <a:xfrm>
+                          <a:off x="0" y="0"/>
+                          <a:ext cx="581025" cy="333057"/>
+                        </a:xfrm>
+                        <a:prstGeom prst="roundRect">
+                          <a:avLst/>
+                        </a:prstGeom>
+                        <a:noFill/>
+                        <a:ln w="19050">
+                          <a:solidFill>
+                            <a:srgbClr val="0070C0"/>
+                          </a:solidFill>
+                          <a:prstDash val="sysDash"/>
+                        </a:ln>
+                      </wps:spPr>
+                      <wps:style>
+                        <a:lnRef idx="2">
+                          <a:schemeClr val="accent1">
+                            <a:shade val="15000"/>
+                          </a:schemeClr>
+                        </a:lnRef>
+                        <a:fillRef idx="1">
+                          <a:schemeClr val="accent1"/>
+                        </a:fillRef>
+                        <a:effectRef idx="0">
+                          <a:schemeClr val="accent1"/>
+                        </a:effectRef>
+                        <a:fontRef idx="minor">
+                          <a:schemeClr val="lt1"/>
+                        </a:fontRef>
+                      </wps:style>
+                      <wps:bodyPr rot="0" spcFirstLastPara="0" vertOverflow="overflow" horzOverflow="overflow" vert="horz" wrap="square" lIns="91440" tIns="45720" rIns="91440" bIns="45720" numCol="1" spcCol="0" rtlCol="0" fromWordArt="0" anchor="ctr" anchorCtr="0" forceAA="0" compatLnSpc="1">
+                        <a:prstTxWarp prst="textNoShape">
+                          <a:avLst/>
+                        </a:prstTxWarp>
+                        <a:noAutofit/>
+                      </wps:bodyPr>
+                    </wps:wsp>
+                  </a:graphicData>
+                </a:graphic>
+                <wp14:sizeRelH relativeFrom="margin">
+                  <wp14:pctWidth>0</wp14:pctWidth>
+                </wp14:sizeRelH>
+                <wp14:sizeRelV relativeFrom="margin">
+                  <wp14:pctHeight>0</wp14:pctHeight>
+                </wp14:sizeRelV>
+              </wp:anchor>
+            </w:drawing>
+          </mc:Choice>
+          <mc:Fallback>
+            <w:pict>
+              <v:roundrect w14:anchorId="52908AC3" id="四角形: 角を丸くする 7" o:spid="_x0000_s1026" style="position:absolute;margin-left:354.4pt;margin-top:85.95pt;width:45.75pt;height:26.2pt;z-index:251728896;visibility:visible;mso-wrap-style:square;mso-width-percent:0;mso-height-percent:0;mso-wrap-distance-left:9pt;mso-wrap-distance-top:0;mso-wrap-distance-right:9pt;mso-wrap-distance-bottom:0;mso-position-horizontal:absolute;mso-position-horizontal-relative:text;mso-position-vertical:absolute;mso-position-vertical-relative:text;mso-width-percent:0;mso-height-percent:0;mso-width-relative:margin;mso-height-relative:margin;v-text-anchor:middle" arcsize="10923f" o:gfxdata="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" filled="f" strokecolor="#0070c0" strokeweight="1.5pt">
+                <v:stroke dashstyle="3 1" joinstyle="miter"/>
+              </v:roundrect>
+            </w:pict>
+          </mc:Fallback>
+        </mc:AlternateContent>
+      </w:r>
+      <w:r>
+        <w:rPr>
+          <w:rFonts w:ascii="ＭＳ 明朝" w:hAnsi="ＭＳ 明朝"/>
+          <w:noProof/>
+        </w:rPr>
+        <mc:AlternateContent>
+          <mc:Choice Requires="wps">
+            <w:drawing>
+              <wp:anchor distT="0" distB="0" distL="114300" distR="114300" simplePos="0" relativeHeight="251724800" behindDoc="0" locked="0" layoutInCell="1" allowOverlap="1" wp14:anchorId="1D95CE31" wp14:editId="5EC611A1">
+                <wp:simplePos x="0" y="0"/>
+                <wp:positionH relativeFrom="column">
+                  <wp:posOffset>4886325</wp:posOffset>
+                </wp:positionH>
+                <wp:positionV relativeFrom="paragraph">
+                  <wp:posOffset>467360</wp:posOffset>
+                </wp:positionV>
+                <wp:extent cx="647700" cy="185737"/>
+                <wp:effectExtent l="0" t="0" r="19050" b="24130"/>
+                <wp:wrapNone/>
+                <wp:docPr id="1840400205" name="四角形: 角を丸くする 7"/>
+                <wp:cNvGraphicFramePr/>
+                <a:graphic xmlns:a="http://schemas.openxmlformats.org/drawingml/2006/main">
+                  <a:graphicData uri="http://schemas.microsoft.com/office/word/2010/wordprocessingShape">
+                    <wps:wsp>
+                      <wps:cNvSpPr/>
+                      <wps:spPr>
+                        <a:xfrm>
+                          <a:off x="0" y="0"/>
+                          <a:ext cx="647700" cy="185737"/>
+                        </a:xfrm>
+                        <a:prstGeom prst="roundRect">
+                          <a:avLst/>
+                        </a:prstGeom>
+                        <a:noFill/>
+                        <a:ln w="19050">
+                          <a:solidFill>
+                            <a:srgbClr val="0070C0"/>
+                          </a:solidFill>
+                          <a:prstDash val="sysDash"/>
+                        </a:ln>
+                      </wps:spPr>
+                      <wps:style>
+                        <a:lnRef idx="2">
+                          <a:schemeClr val="accent1">
+                            <a:shade val="15000"/>
+                          </a:schemeClr>
+                        </a:lnRef>
+                        <a:fillRef idx="1">
+                          <a:schemeClr val="accent1"/>
+                        </a:fillRef>
+                        <a:effectRef idx="0">
+                          <a:schemeClr val="accent1"/>
+                        </a:effectRef>
+                        <a:fontRef idx="minor">
+                          <a:schemeClr val="lt1"/>
+                        </a:fontRef>
+                      </wps:style>
+                      <wps:bodyPr rot="0" spcFirstLastPara="0" vertOverflow="overflow" horzOverflow="overflow" vert="horz" wrap="square" lIns="91440" tIns="45720" rIns="91440" bIns="45720" numCol="1" spcCol="0" rtlCol="0" fromWordArt="0" anchor="ctr" anchorCtr="0" forceAA="0" compatLnSpc="1">
+                        <a:prstTxWarp prst="textNoShape">
+                          <a:avLst/>
+                        </a:prstTxWarp>
+                        <a:noAutofit/>
+                      </wps:bodyPr>
+                    </wps:wsp>
+                  </a:graphicData>
+                </a:graphic>
+                <wp14:sizeRelH relativeFrom="margin">
+                  <wp14:pctWidth>0</wp14:pctWidth>
+                </wp14:sizeRelH>
+                <wp14:sizeRelV relativeFrom="margin">
+                  <wp14:pctHeight>0</wp14:pctHeight>
+                </wp14:sizeRelV>
+              </wp:anchor>
+            </w:drawing>
+          </mc:Choice>
+          <mc:Fallback>
+            <w:pict>
+              <v:roundrect w14:anchorId="6009B192" id="四角形: 角を丸くする 7" o:spid="_x0000_s1026" style="position:absolute;margin-left:384.75pt;margin-top:36.8pt;width:51pt;height:14.6pt;z-index:251724800;visibility:visible;mso-wrap-style:square;mso-width-percent:0;mso-height-percent:0;mso-wrap-distance-left:9pt;mso-wrap-distance-top:0;mso-wrap-distance-right:9pt;mso-wrap-distance-bottom:0;mso-position-horizontal:absolute;mso-position-horizontal-relative:text;mso-position-vertical:absolute;mso-position-vertical-relative:text;mso-width-percent:0;mso-height-percent:0;mso-width-relative:margin;mso-height-relative:margin;v-text-anchor:middle" arcsize="10923f" o:gfxdata="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" filled="f" strokecolor="#0070c0" strokeweight="1.5pt">
+                <v:stroke dashstyle="3 1" joinstyle="miter"/>
+              </v:roundrect>
+            </w:pict>
+          </mc:Fallback>
+        </mc:AlternateContent>
+      </w:r>
+      <w:r>
+        <w:rPr>
+          <w:rFonts w:ascii="ＭＳ 明朝" w:hAnsi="ＭＳ 明朝"/>
+          <w:noProof/>
+        </w:rPr>
+        <mc:AlternateContent>
+          <mc:Choice Requires="wps">
+            <w:drawing>
+              <wp:anchor distT="0" distB="0" distL="114300" distR="114300" simplePos="0" relativeHeight="251720704" behindDoc="0" locked="0" layoutInCell="1" allowOverlap="1" wp14:anchorId="7D476F4D" wp14:editId="3D06A104">
+                <wp:simplePos x="0" y="0"/>
+                <wp:positionH relativeFrom="column">
+                  <wp:posOffset>3905250</wp:posOffset>
+                </wp:positionH>
+                <wp:positionV relativeFrom="paragraph">
+                  <wp:posOffset>467360</wp:posOffset>
+                </wp:positionV>
+                <wp:extent cx="947738" cy="185737"/>
+                <wp:effectExtent l="0" t="0" r="24130" b="24130"/>
+                <wp:wrapNone/>
+                <wp:docPr id="186304482" name="四角形: 角を丸くする 7"/>
+                <wp:cNvGraphicFramePr/>
+                <a:graphic xmlns:a="http://schemas.openxmlformats.org/drawingml/2006/main">
+                  <a:graphicData uri="http://schemas.microsoft.com/office/word/2010/wordprocessingShape">
+                    <wps:wsp>
+                      <wps:cNvSpPr/>
+                      <wps:spPr>
+                        <a:xfrm>
+                          <a:off x="0" y="0"/>
+                          <a:ext cx="947738" cy="185737"/>
+                        </a:xfrm>
+                        <a:prstGeom prst="roundRect">
+                          <a:avLst/>
+                        </a:prstGeom>
+                        <a:noFill/>
+                        <a:ln w="19050">
+                          <a:solidFill>
+                            <a:srgbClr val="0070C0"/>
+                          </a:solidFill>
+                          <a:prstDash val="sysDash"/>
+                        </a:ln>
+                      </wps:spPr>
+                      <wps:style>
+                        <a:lnRef idx="2">
+                          <a:schemeClr val="accent1">
+                            <a:shade val="15000"/>
+                          </a:schemeClr>
+                        </a:lnRef>
+                        <a:fillRef idx="1">
+                          <a:schemeClr val="accent1"/>
+                        </a:fillRef>
+                        <a:effectRef idx="0">
+                          <a:schemeClr val="accent1"/>
+                        </a:effectRef>
+                        <a:fontRef idx="minor">
+                          <a:schemeClr val="lt1"/>
+                        </a:fontRef>
+                      </wps:style>
+                      <wps:bodyPr rot="0" spcFirstLastPara="0" vertOverflow="overflow" horzOverflow="overflow" vert="horz" wrap="square" lIns="91440" tIns="45720" rIns="91440" bIns="45720" numCol="1" spcCol="0" rtlCol="0" fromWordArt="0" anchor="ctr" anchorCtr="0" forceAA="0" compatLnSpc="1">
+                        <a:prstTxWarp prst="textNoShape">
+                          <a:avLst/>
+                        </a:prstTxWarp>
+                        <a:noAutofit/>
+                      </wps:bodyPr>
+                    </wps:wsp>
+                  </a:graphicData>
+                </a:graphic>
+                <wp14:sizeRelH relativeFrom="margin">
+                  <wp14:pctWidth>0</wp14:pctWidth>
+                </wp14:sizeRelH>
+                <wp14:sizeRelV relativeFrom="margin">
+                  <wp14:pctHeight>0</wp14:pctHeight>
+                </wp14:sizeRelV>
+              </wp:anchor>
+            </w:drawing>
+          </mc:Choice>
+          <mc:Fallback>
+            <w:pict>
+              <v:roundrect w14:anchorId="32B8D231" id="四角形: 角を丸くする 7" o:spid="_x0000_s1026" style="position:absolute;margin-left:307.5pt;margin-top:36.8pt;width:74.65pt;height:14.6pt;z-index:251720704;visibility:visible;mso-wrap-style:square;mso-width-percent:0;mso-height-percent:0;mso-wrap-distance-left:9pt;mso-wrap-distance-top:0;mso-wrap-distance-right:9pt;mso-wrap-distance-bottom:0;mso-position-horizontal:absolute;mso-position-horizontal-relative:text;mso-position-vertical:absolute;mso-position-vertical-relative:text;mso-width-percent:0;mso-height-percent:0;mso-width-relative:margin;mso-height-relative:margin;v-text-anchor:middle" arcsize="10923f" o:gfxdata="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" filled="f" strokecolor="#0070c0" strokeweight="1.5pt">
+                <v:stroke dashstyle="3 1" joinstyle="miter"/>
+              </v:roundrect>
+            </w:pict>
+          </mc:Fallback>
+        </mc:AlternateContent>
+      </w:r>
+      <w:r>
+        <w:rPr>
+          <w:rFonts w:ascii="ＭＳ 明朝" w:hAnsi="ＭＳ 明朝"/>
+          <w:noProof/>
+        </w:rPr>
+        <mc:AlternateContent>
+          <mc:Choice Requires="wps">
+            <w:drawing>
+              <wp:anchor distT="0" distB="0" distL="114300" distR="114300" simplePos="0" relativeHeight="251716608" behindDoc="0" locked="0" layoutInCell="1" allowOverlap="1" wp14:anchorId="37398229" wp14:editId="7D3BB3C4">
+                <wp:simplePos x="0" y="0"/>
+                <wp:positionH relativeFrom="column">
+                  <wp:posOffset>1504950</wp:posOffset>
+                </wp:positionH>
+                <wp:positionV relativeFrom="paragraph">
+                  <wp:posOffset>453073</wp:posOffset>
+                </wp:positionV>
+                <wp:extent cx="604838" cy="185737"/>
+                <wp:effectExtent l="0" t="0" r="24130" b="24130"/>
+                <wp:wrapNone/>
+                <wp:docPr id="1777544136" name="四角形: 角を丸くする 7"/>
+                <wp:cNvGraphicFramePr/>
+                <a:graphic xmlns:a="http://schemas.openxmlformats.org/drawingml/2006/main">
+                  <a:graphicData uri="http://schemas.microsoft.com/office/word/2010/wordprocessingShape">
+                    <wps:wsp>
+                      <wps:cNvSpPr/>
+                      <wps:spPr>
+                        <a:xfrm>
+                          <a:off x="0" y="0"/>
+                          <a:ext cx="604838" cy="185737"/>
+                        </a:xfrm>
+                        <a:prstGeom prst="roundRect">
+                          <a:avLst/>
+                        </a:prstGeom>
+                        <a:noFill/>
+                        <a:ln w="19050">
+                          <a:solidFill>
+                            <a:srgbClr val="0070C0"/>
+                          </a:solidFill>
+                          <a:prstDash val="sysDash"/>
+                        </a:ln>
+                      </wps:spPr>
+                      <wps:style>
+                        <a:lnRef idx="2">
+                          <a:schemeClr val="accent1">
+                            <a:shade val="15000"/>
+                          </a:schemeClr>
+                        </a:lnRef>
+                        <a:fillRef idx="1">
+                          <a:schemeClr val="accent1"/>
+                        </a:fillRef>
+                        <a:effectRef idx="0">
+                          <a:schemeClr val="accent1"/>
+                        </a:effectRef>
+                        <a:fontRef idx="minor">
+                          <a:schemeClr val="lt1"/>
+                        </a:fontRef>
+                      </wps:style>
+                      <wps:bodyPr rot="0" spcFirstLastPara="0" vertOverflow="overflow" horzOverflow="overflow" vert="horz" wrap="square" lIns="91440" tIns="45720" rIns="91440" bIns="45720" numCol="1" spcCol="0" rtlCol="0" fromWordArt="0" anchor="ctr" anchorCtr="0" forceAA="0" compatLnSpc="1">
+                        <a:prstTxWarp prst="textNoShape">
+                          <a:avLst/>
+                        </a:prstTxWarp>
+                        <a:noAutofit/>
+                      </wps:bodyPr>
+                    </wps:wsp>
+                  </a:graphicData>
+                </a:graphic>
+                <wp14:sizeRelH relativeFrom="margin">
+                  <wp14:pctWidth>0</wp14:pctWidth>
+                </wp14:sizeRelH>
+                <wp14:sizeRelV relativeFrom="margin">
+                  <wp14:pctHeight>0</wp14:pctHeight>
+                </wp14:sizeRelV>
+              </wp:anchor>
+            </w:drawing>
+          </mc:Choice>
+          <mc:Fallback>
+            <w:pict>
+              <v:roundrect w14:anchorId="584A00E5" id="四角形: 角を丸くする 7" o:spid="_x0000_s1026" style="position:absolute;margin-left:118.5pt;margin-top:35.7pt;width:47.65pt;height:14.6pt;z-index:251716608;visibility:visible;mso-wrap-style:square;mso-width-percent:0;mso-height-percent:0;mso-wrap-distance-left:9pt;mso-wrap-distance-top:0;mso-wrap-distance-right:9pt;mso-wrap-distance-bottom:0;mso-position-horizontal:absolute;mso-position-horizontal-relative:text;mso-position-vertical:absolute;mso-position-vertical-relative:text;mso-width-percent:0;mso-height-percent:0;mso-width-relative:margin;mso-height-relative:margin;v-text-anchor:middle" arcsize="10923f" o:gfxdata="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" filled="f" strokecolor="#0070c0" strokeweight="1.5pt">
+                <v:stroke dashstyle="3 1" joinstyle="miter"/>
+              </v:roundrect>
+            </w:pict>
+          </mc:Fallback>
+        </mc:AlternateContent>
+      </w:r>
+      <w:r>
+        <w:rPr>
+          <w:rFonts w:ascii="ＭＳ 明朝" w:hAnsi="ＭＳ 明朝"/>
+        </w:rPr>
+        <w:drawing>
+          <wp:inline distT="0" distB="0" distL="0" distR="0" wp14:anchorId="44FB91D2" wp14:editId="7018BD90">
+            <wp:extent cx="4847910" cy="3557588"/>
+            <wp:effectExtent l="19050" t="19050" r="10160" b="24130"/>
+            <wp:docPr id="1510714095" name="図 1"/>
+            <wp:cNvGraphicFramePr>
+              <a:graphicFrameLocks xmlns:a="http://schemas.openxmlformats.org/drawingml/2006/main" noChangeAspect="1"/>
+            </wp:cNvGraphicFramePr>
+            <a:graphic xmlns:a="http://schemas.openxmlformats.org/drawingml/2006/main">
+              <a:graphicData uri="http://schemas.openxmlformats.org/drawingml/2006/picture">
+                <pic:pic xmlns:pic="http://schemas.openxmlformats.org/drawingml/2006/picture">
+                  <pic:nvPicPr>
+                    <pic:cNvPr id="1510714095" name=""/>
+                    <pic:cNvPicPr/>
+                  </pic:nvPicPr>
+                  <pic:blipFill>
+                    <a:blip r:embed="rId26"/>
+                    <a:stretch>
+                      <a:fillRect/>
+                    </a:stretch>
+                  </pic:blipFill>
+                  <pic:spPr>
+                    <a:xfrm>
+                      <a:off x="0" y="0"/>
+                      <a:ext cx="4860618" cy="3566914"/>
+                    </a:xfrm>
+                    <a:prstGeom prst="rect">
+                      <a:avLst/>
+                    </a:prstGeom>
+                    <a:ln>
+                      <a:solidFill>
+                        <a:schemeClr val="tx1"/>
+                      </a:solidFill>
+                    </a:ln>
+                  </pic:spPr>
+                </pic:pic>
+              </a:graphicData>
+            </a:graphic>
+          </wp:inline>
+        </w:drawing>
+      </w:r>
+    </w:p>
+    <w:p>
+      <w:pPr>
+        <w:rPr>
+          <w:rFonts w:ascii="ＭＳ 明朝" w:hAnsi="ＭＳ 明朝"/>
+        </w:rPr>
+      </w:pPr>
+    </w:p>
+    <w:p>
+      <w:pPr>
+        <w:rPr>
+          <w:rFonts w:ascii="ＭＳ 明朝" w:hAnsi="ＭＳ 明朝"/>
+        </w:rPr>
+      </w:pPr>
+      <w:r>
+        <w:rPr>
+          <w:rFonts w:ascii="ＭＳ 明朝" w:hAnsi="ＭＳ 明朝" w:hint="eastAsia"/>
+        </w:rPr>
+        <w:t>①領域別正答率チャート</w:t>
+      </w:r>
+    </w:p>
+    <w:p>
+      <w:pPr>
+        <w:rPr>
+          <w:rFonts w:ascii="ＭＳ 明朝" w:hAnsi="ＭＳ 明朝"/>
+        </w:rPr>
+      </w:pPr>
+      <w:r>
+        <w:rPr>
+          <w:rFonts w:ascii="ＭＳ 明朝" w:hAnsi="ＭＳ 明朝" w:hint="eastAsia"/>
+        </w:rPr>
+        <w:t xml:space="preserve">　個人の領域別正答率が表示されます。</w:t>
+      </w:r>
+    </w:p>
+    <w:p>
+      <w:pPr>
+        <w:rPr>
+          <w:rFonts w:ascii="ＭＳ 明朝" w:hAnsi="ＭＳ 明朝"/>
+        </w:rPr>
+      </w:pPr>
+    </w:p>
+    <w:p>
+      <w:pPr>
+        <w:rPr>
+          <w:rFonts w:ascii="ＭＳ 明朝" w:hAnsi="ＭＳ 明朝"/>
+        </w:rPr>
+      </w:pPr>
+      <w:r>
+        <w:rPr>
+          <w:rFonts w:ascii="ＭＳ 明朝" w:hAnsi="ＭＳ 明朝" w:hint="eastAsia"/>
+        </w:rPr>
+        <w:t>②個人の得点の位置</w:t>
+      </w:r>
+    </w:p>
+    <w:p>
+      <w:pPr>
+        <w:rPr>
+          <w:rFonts w:ascii="ＭＳ 明朝" w:hAnsi="ＭＳ 明朝"/>
+        </w:rPr>
+      </w:pPr>
+      <w:r>
+        <w:rPr>
+          <w:rFonts w:ascii="ＭＳ 明朝" w:hAnsi="ＭＳ 明朝" w:hint="eastAsia"/>
+        </w:rPr>
+        <w:t xml:space="preserve">　県のヒストグラムに個人の得点を重ねて表示します。</w:t>
+      </w:r>
+    </w:p>
+    <w:p>
+      <w:pPr>
+        <w:rPr>
+          <w:rFonts w:ascii="ＭＳ 明朝" w:hAnsi="ＭＳ 明朝"/>
+        </w:rPr>
+      </w:pPr>
+    </w:p>
+    <w:p>
+      <w:pPr>
+        <w:rPr>
+          <w:rFonts w:ascii="ＭＳ 明朝" w:hAnsi="ＭＳ 明朝"/>
+        </w:rPr>
+      </w:pPr>
+      <w:r>
+        <w:rPr>
+          <w:rFonts w:ascii="ＭＳ 明朝" w:hAnsi="ＭＳ 明朝" w:hint="eastAsia"/>
+        </w:rPr>
+        <w:t>③設問別採点結果の詳細</w:t>
+      </w:r>
+    </w:p>
+    <w:p>
+      <w:pPr>
+        <w:rPr>
+          <w:rFonts w:ascii="ＭＳ 明朝" w:hAnsi="ＭＳ 明朝"/>
+        </w:rPr>
+      </w:pPr>
+      <w:r>
+        <w:rPr>
+          <w:rFonts w:ascii="ＭＳ 明朝" w:hAnsi="ＭＳ 明朝" w:hint="eastAsia"/>
+        </w:rPr>
+        <w:t xml:space="preserve">　実際の解答と採点結果が表示されます。</w:t>
+      </w:r>
+    </w:p>
+    <w:p>
+      <w:pPr>
+        <w:rPr>
+          <w:rFonts w:ascii="ＭＳ 明朝" w:hAnsi="ＭＳ 明朝"/>
+        </w:rPr>
+      </w:pPr>
+      <w:r>
+        <w:rPr>
+          <w:rFonts w:ascii="ＭＳ 明朝" w:hAnsi="ＭＳ 明朝" w:hint="eastAsia"/>
+        </w:rPr>
+        <w:t xml:space="preserve">　間違えた問題のうち表示可能なものは正答が表示されます。</w:t>
+      </w:r>
+    </w:p>
+    <w:p>
+      <w:pPr>
+        <w:rPr>
+          <w:rFonts w:ascii="ＭＳ 明朝" w:hAnsi="ＭＳ 明朝"/>
+        </w:rPr>
+      </w:pPr>
+      <w:r>
+        <w:rPr>
+          <w:rFonts w:ascii="ＭＳ 明朝" w:hAnsi="ＭＳ 明朝" w:hint="eastAsia"/>
+        </w:rPr>
+        <w:t xml:space="preserve">　（別途資料参照については、正答表から確認してください。）</w:t>
+      </w:r>
+    </w:p>
+    <w:p>
+      <w:pPr>
+        <w:rPr>
+          <w:rFonts w:ascii="ＭＳ 明朝" w:hAnsi="ＭＳ 明朝"/>
+        </w:rPr>
+      </w:pPr>
+      <w:r>
+        <w:rPr>
+          <w:rFonts w:ascii="ＭＳ 明朝" w:hAnsi="ＭＳ 明朝" w:hint="eastAsia"/>
+        </w:rPr>
+        <w:t xml:space="preserve">　県全体の設問毎正答率が表示されます。</w:t>
+      </w:r>
+    </w:p>
+    <w:p>
+      <w:pPr>
+        <w:rPr>
+          <w:rFonts w:ascii="ＭＳ 明朝" w:hAnsi="ＭＳ 明朝" w:hint="eastAsia"/>
+        </w:rPr>
+      </w:pPr>
+    </w:p>
+    <w:p>
+      <w:pPr>
+        <w:rPr>
+          <w:rFonts w:ascii="ＭＳ 明朝" w:hAnsi="ＭＳ 明朝"/>
         </w:rPr>
       </w:pPr>
     </w:p>
@@ -10202,9 +13313,2938 @@
     </w:p>
     <w:p>
       <w:pPr>
+        <w:pStyle w:val="a1"/>
+      </w:pPr>
+      <w:bookmarkStart w:id="15" w:name="_Toc240739220"/>
+      <w:r>
+        <w:rPr>
+          <w:rFonts w:hint="eastAsia"/>
+        </w:rPr>
+        <w:lastRenderedPageBreak/>
+        <w:t>各レポートの印刷・PDF出力</w:t>
+      </w:r>
+      <w:bookmarkEnd w:id="15"/>
+    </w:p>
+    <w:p>
+      <w:pPr>
+        <w:rPr>
+          <w:rFonts w:ascii="ＭＳ 明朝" w:hAnsi="ＭＳ 明朝"/>
+        </w:rPr>
+      </w:pPr>
+    </w:p>
+    <w:p>
+      <w:pPr>
+        <w:rPr>
+          <w:rFonts w:ascii="ＭＳ 明朝" w:hAnsi="ＭＳ 明朝"/>
+        </w:rPr>
+      </w:pPr>
+      <w:r>
+        <w:rPr>
+          <w:rFonts w:ascii="ＭＳ 明朝" w:hAnsi="ＭＳ 明朝" w:hint="eastAsia"/>
+        </w:rPr>
+        <w:t xml:space="preserve">　各レポート画面のレポート選択タブの下に、「印刷用ページ」を表示するボタンがあります。</w:t>
+      </w:r>
+    </w:p>
+    <w:p>
+      <w:pPr>
+        <w:rPr>
+          <w:rFonts w:ascii="ＭＳ 明朝" w:hAnsi="ＭＳ 明朝"/>
+        </w:rPr>
+      </w:pPr>
+      <w:r>
+        <w:rPr>
+          <w:rFonts w:ascii="ＭＳ 明朝" w:hAnsi="ＭＳ 明朝" w:hint="eastAsia"/>
+          <w:noProof/>
+        </w:rPr>
+        <mc:AlternateContent>
+          <mc:Choice Requires="wps">
+            <w:drawing>
+              <wp:anchor distT="0" distB="0" distL="114300" distR="114300" simplePos="0" relativeHeight="251740160" behindDoc="0" locked="0" layoutInCell="1" allowOverlap="1" wp14:anchorId="20AAA23E" wp14:editId="5918E82D">
+                <wp:simplePos x="0" y="0"/>
+                <wp:positionH relativeFrom="column">
+                  <wp:posOffset>2352675</wp:posOffset>
+                </wp:positionH>
+                <wp:positionV relativeFrom="paragraph">
+                  <wp:posOffset>106998</wp:posOffset>
+                </wp:positionV>
+                <wp:extent cx="190500" cy="1247775"/>
+                <wp:effectExtent l="0" t="0" r="19050" b="28575"/>
+                <wp:wrapNone/>
+                <wp:docPr id="1560901297" name="右中かっこ 29"/>
+                <wp:cNvGraphicFramePr/>
+                <a:graphic xmlns:a="http://schemas.openxmlformats.org/drawingml/2006/main">
+                  <a:graphicData uri="http://schemas.microsoft.com/office/word/2010/wordprocessingShape">
+                    <wps:wsp>
+                      <wps:cNvSpPr/>
+                      <wps:spPr>
+                        <a:xfrm>
+                          <a:off x="0" y="0"/>
+                          <a:ext cx="190500" cy="1247775"/>
+                        </a:xfrm>
+                        <a:prstGeom prst="rightBrace">
+                          <a:avLst/>
+                        </a:prstGeom>
+                      </wps:spPr>
+                      <wps:style>
+                        <a:lnRef idx="1">
+                          <a:schemeClr val="dk1"/>
+                        </a:lnRef>
+                        <a:fillRef idx="0">
+                          <a:schemeClr val="dk1"/>
+                        </a:fillRef>
+                        <a:effectRef idx="0">
+                          <a:schemeClr val="dk1"/>
+                        </a:effectRef>
+                        <a:fontRef idx="minor">
+                          <a:schemeClr val="tx1"/>
+                        </a:fontRef>
+                      </wps:style>
+                      <wps:bodyPr rot="0" spcFirstLastPara="0" vertOverflow="overflow" horzOverflow="overflow" vert="horz" wrap="square" lIns="91440" tIns="45720" rIns="91440" bIns="45720" numCol="1" spcCol="0" rtlCol="0" fromWordArt="0" anchor="ctr" anchorCtr="0" forceAA="0" compatLnSpc="1">
+                        <a:prstTxWarp prst="textNoShape">
+                          <a:avLst/>
+                        </a:prstTxWarp>
+                        <a:noAutofit/>
+                      </wps:bodyPr>
+                    </wps:wsp>
+                  </a:graphicData>
+                </a:graphic>
+              </wp:anchor>
+            </w:drawing>
+          </mc:Choice>
+          <mc:Fallback>
+            <w:pict>
+              <v:shapetype w14:anchorId="66265310" id="_x0000_t88" coordsize="21600,21600" o:spt="88" adj="1800,10800" path="m,qx10800@0l10800@2qy21600@11,10800@3l10800@1qy,21600e" filled="f">
+                <v:formulas>
+                  <v:f eqn="val #0"/>
+                  <v:f eqn="sum 21600 0 #0"/>
+                  <v:f eqn="sum #1 0 #0"/>
+                  <v:f eqn="sum #1 #0 0"/>
+                  <v:f eqn="prod #0 9598 32768"/>
+                  <v:f eqn="sum 21600 0 @4"/>
+                  <v:f eqn="sum 21600 0 #1"/>
+                  <v:f eqn="min #1 @6"/>
+                  <v:f eqn="prod @7 1 2"/>
+                  <v:f eqn="prod #0 2 1"/>
+                  <v:f eqn="sum 21600 0 @9"/>
+                  <v:f eqn="val #1"/>
+                </v:formulas>
+                <v:path arrowok="t" o:connecttype="custom" o:connectlocs="0,0;21600,@11;0,21600" textboxrect="0,@4,7637,@5"/>
+                <v:handles>
+                  <v:h position="center,#0" yrange="0,@8"/>
+                  <v:h position="bottomRight,#1" yrange="@9,@10"/>
+                </v:handles>
+              </v:shapetype>
+              <v:shape id="右中かっこ 29" o:spid="_x0000_s1026" type="#_x0000_t88" style="position:absolute;margin-left:185.25pt;margin-top:8.45pt;width:15pt;height:98.25pt;z-index:251740160;visibility:visible;mso-wrap-style:square;mso-wrap-distance-left:9pt;mso-wrap-distance-top:0;mso-wrap-distance-right:9pt;mso-wrap-distance-bottom:0;mso-position-horizontal:absolute;mso-position-horizontal-relative:text;mso-position-vertical:absolute;mso-position-vertical-relative:text;v-text-anchor:middle" o:gfxdata="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" adj="275" strokecolor="black [3200]" strokeweight=".5pt">
+                <v:stroke joinstyle="miter"/>
+              </v:shape>
+            </w:pict>
+          </mc:Fallback>
+        </mc:AlternateContent>
+      </w:r>
+      <w:r>
+        <w:rPr>
+          <w:rFonts w:ascii="ＭＳ 明朝" w:hAnsi="ＭＳ 明朝" w:hint="eastAsia"/>
+        </w:rPr>
+        <w:t xml:space="preserve">　</w:t>
+      </w:r>
+      <w:r>
+        <w:rPr>
+          <w:rFonts w:ascii="ＭＳ 明朝" w:hAnsi="ＭＳ 明朝"/>
+        </w:rPr>
+        <w:drawing>
+          <wp:inline distT="0" distB="0" distL="0" distR="0" wp14:anchorId="3A8923C3" wp14:editId="5C5C1881">
+            <wp:extent cx="2066925" cy="313679"/>
+            <wp:effectExtent l="0" t="0" r="0" b="0"/>
+            <wp:docPr id="287542610" name="図 1"/>
+            <wp:cNvGraphicFramePr>
+              <a:graphicFrameLocks xmlns:a="http://schemas.openxmlformats.org/drawingml/2006/main" noChangeAspect="1"/>
+            </wp:cNvGraphicFramePr>
+            <a:graphic xmlns:a="http://schemas.openxmlformats.org/drawingml/2006/main">
+              <a:graphicData uri="http://schemas.openxmlformats.org/drawingml/2006/picture">
+                <pic:pic xmlns:pic="http://schemas.openxmlformats.org/drawingml/2006/picture">
+                  <pic:nvPicPr>
+                    <pic:cNvPr id="287542610" name=""/>
+                    <pic:cNvPicPr/>
+                  </pic:nvPicPr>
+                  <pic:blipFill>
+                    <a:blip r:embed="rId27"/>
+                    <a:stretch>
+                      <a:fillRect/>
+                    </a:stretch>
+                  </pic:blipFill>
+                  <pic:spPr>
+                    <a:xfrm>
+                      <a:off x="0" y="0"/>
+                      <a:ext cx="2111538" cy="320449"/>
+                    </a:xfrm>
+                    <a:prstGeom prst="rect">
+                      <a:avLst/>
+                    </a:prstGeom>
+                  </pic:spPr>
+                </pic:pic>
+              </a:graphicData>
+            </a:graphic>
+          </wp:inline>
+        </w:drawing>
+      </w:r>
+    </w:p>
+    <w:p>
+      <w:pPr>
+        <w:rPr>
+          <w:rFonts w:ascii="ＭＳ 明朝" w:hAnsi="ＭＳ 明朝"/>
+        </w:rPr>
+      </w:pPr>
+      <w:r>
+        <w:rPr>
+          <w:rFonts w:ascii="ＭＳ 明朝" w:hAnsi="ＭＳ 明朝" w:hint="eastAsia"/>
+        </w:rPr>
+        <w:t xml:space="preserve">　</w:t>
+      </w:r>
+      <w:r>
+        <w:rPr>
+          <w:rFonts w:ascii="ＭＳ 明朝" w:hAnsi="ＭＳ 明朝"/>
+        </w:rPr>
+        <w:drawing>
+          <wp:inline distT="0" distB="0" distL="0" distR="0" wp14:anchorId="62BE69D5" wp14:editId="1F761FD1">
+            <wp:extent cx="2038350" cy="307076"/>
+            <wp:effectExtent l="0" t="0" r="0" b="0"/>
+            <wp:docPr id="1030708036" name="図 1"/>
+            <wp:cNvGraphicFramePr>
+              <a:graphicFrameLocks xmlns:a="http://schemas.openxmlformats.org/drawingml/2006/main" noChangeAspect="1"/>
+            </wp:cNvGraphicFramePr>
+            <a:graphic xmlns:a="http://schemas.openxmlformats.org/drawingml/2006/main">
+              <a:graphicData uri="http://schemas.openxmlformats.org/drawingml/2006/picture">
+                <pic:pic xmlns:pic="http://schemas.openxmlformats.org/drawingml/2006/picture">
+                  <pic:nvPicPr>
+                    <pic:cNvPr id="1030708036" name=""/>
+                    <pic:cNvPicPr/>
+                  </pic:nvPicPr>
+                  <pic:blipFill>
+                    <a:blip r:embed="rId28"/>
+                    <a:stretch>
+                      <a:fillRect/>
+                    </a:stretch>
+                  </pic:blipFill>
+                  <pic:spPr>
+                    <a:xfrm>
+                      <a:off x="0" y="0"/>
+                      <a:ext cx="2089836" cy="314832"/>
+                    </a:xfrm>
+                    <a:prstGeom prst="rect">
+                      <a:avLst/>
+                    </a:prstGeom>
+                  </pic:spPr>
+                </pic:pic>
+              </a:graphicData>
+            </a:graphic>
+          </wp:inline>
+        </w:drawing>
+      </w:r>
+      <w:r>
+        <w:rPr>
+          <w:rFonts w:ascii="ＭＳ 明朝" w:hAnsi="ＭＳ 明朝" w:hint="eastAsia"/>
+        </w:rPr>
+        <w:t xml:space="preserve">　　　 選択した対象１つを印刷できます。</w:t>
+      </w:r>
+    </w:p>
+    <w:p>
+      <w:pPr>
+        <w:rPr>
+          <w:rFonts w:ascii="ＭＳ 明朝" w:hAnsi="ＭＳ 明朝"/>
+        </w:rPr>
+      </w:pPr>
+      <w:r>
+        <w:rPr>
+          <w:rFonts w:ascii="ＭＳ 明朝" w:hAnsi="ＭＳ 明朝" w:hint="eastAsia"/>
+        </w:rPr>
+        <w:t xml:space="preserve">　</w:t>
+      </w:r>
+      <w:r>
+        <w:rPr>
+          <w:rFonts w:ascii="ＭＳ 明朝" w:hAnsi="ＭＳ 明朝"/>
+        </w:rPr>
+        <w:drawing>
+          <wp:inline distT="0" distB="0" distL="0" distR="0" wp14:anchorId="14FFF11A" wp14:editId="2067C446">
+            <wp:extent cx="2043113" cy="293318"/>
+            <wp:effectExtent l="0" t="0" r="0" b="0"/>
+            <wp:docPr id="1834731300" name="図 1"/>
+            <wp:cNvGraphicFramePr>
+              <a:graphicFrameLocks xmlns:a="http://schemas.openxmlformats.org/drawingml/2006/main" noChangeAspect="1"/>
+            </wp:cNvGraphicFramePr>
+            <a:graphic xmlns:a="http://schemas.openxmlformats.org/drawingml/2006/main">
+              <a:graphicData uri="http://schemas.openxmlformats.org/drawingml/2006/picture">
+                <pic:pic xmlns:pic="http://schemas.openxmlformats.org/drawingml/2006/picture">
+                  <pic:nvPicPr>
+                    <pic:cNvPr id="1834731300" name=""/>
+                    <pic:cNvPicPr/>
+                  </pic:nvPicPr>
+                  <pic:blipFill>
+                    <a:blip r:embed="rId29"/>
+                    <a:stretch>
+                      <a:fillRect/>
+                    </a:stretch>
+                  </pic:blipFill>
+                  <pic:spPr>
+                    <a:xfrm>
+                      <a:off x="0" y="0"/>
+                      <a:ext cx="2105879" cy="302329"/>
+                    </a:xfrm>
+                    <a:prstGeom prst="rect">
+                      <a:avLst/>
+                    </a:prstGeom>
+                  </pic:spPr>
+                </pic:pic>
+              </a:graphicData>
+            </a:graphic>
+          </wp:inline>
+        </w:drawing>
+      </w:r>
+    </w:p>
+    <w:p>
+      <w:pPr>
+        <w:rPr>
+          <w:rFonts w:ascii="ＭＳ 明朝" w:hAnsi="ＭＳ 明朝"/>
+        </w:rPr>
+      </w:pPr>
+    </w:p>
+    <w:p>
+      <w:pPr>
+        <w:rPr>
+          <w:rFonts w:ascii="ＭＳ 明朝" w:hAnsi="ＭＳ 明朝"/>
+        </w:rPr>
+      </w:pPr>
+      <w:r>
+        <w:rPr>
+          <w:rFonts w:ascii="ＭＳ 明朝" w:hAnsi="ＭＳ 明朝" w:hint="eastAsia"/>
+          <w:noProof/>
+        </w:rPr>
+        <mc:AlternateContent>
+          <mc:Choice Requires="wps">
+            <w:drawing>
+              <wp:anchor distT="0" distB="0" distL="114300" distR="114300" simplePos="0" relativeHeight="251742208" behindDoc="0" locked="0" layoutInCell="1" allowOverlap="1" wp14:anchorId="6751FFF7" wp14:editId="61F6C5AF">
+                <wp:simplePos x="0" y="0"/>
+                <wp:positionH relativeFrom="column">
+                  <wp:posOffset>2324100</wp:posOffset>
+                </wp:positionH>
+                <wp:positionV relativeFrom="paragraph">
+                  <wp:posOffset>45086</wp:posOffset>
+                </wp:positionV>
+                <wp:extent cx="190500" cy="342900"/>
+                <wp:effectExtent l="0" t="0" r="19050" b="19050"/>
+                <wp:wrapNone/>
+                <wp:docPr id="169863238" name="右中かっこ 29"/>
+                <wp:cNvGraphicFramePr/>
+                <a:graphic xmlns:a="http://schemas.openxmlformats.org/drawingml/2006/main">
+                  <a:graphicData uri="http://schemas.microsoft.com/office/word/2010/wordprocessingShape">
+                    <wps:wsp>
+                      <wps:cNvSpPr/>
+                      <wps:spPr>
+                        <a:xfrm>
+                          <a:off x="0" y="0"/>
+                          <a:ext cx="190500" cy="342900"/>
+                        </a:xfrm>
+                        <a:prstGeom prst="rightBrace">
+                          <a:avLst/>
+                        </a:prstGeom>
+                      </wps:spPr>
+                      <wps:style>
+                        <a:lnRef idx="1">
+                          <a:schemeClr val="dk1"/>
+                        </a:lnRef>
+                        <a:fillRef idx="0">
+                          <a:schemeClr val="dk1"/>
+                        </a:fillRef>
+                        <a:effectRef idx="0">
+                          <a:schemeClr val="dk1"/>
+                        </a:effectRef>
+                        <a:fontRef idx="minor">
+                          <a:schemeClr val="tx1"/>
+                        </a:fontRef>
+                      </wps:style>
+                      <wps:bodyPr rot="0" spcFirstLastPara="0" vertOverflow="overflow" horzOverflow="overflow" vert="horz" wrap="square" lIns="91440" tIns="45720" rIns="91440" bIns="45720" numCol="1" spcCol="0" rtlCol="0" fromWordArt="0" anchor="ctr" anchorCtr="0" forceAA="0" compatLnSpc="1">
+                        <a:prstTxWarp prst="textNoShape">
+                          <a:avLst/>
+                        </a:prstTxWarp>
+                        <a:noAutofit/>
+                      </wps:bodyPr>
+                    </wps:wsp>
+                  </a:graphicData>
+                </a:graphic>
+                <wp14:sizeRelV relativeFrom="margin">
+                  <wp14:pctHeight>0</wp14:pctHeight>
+                </wp14:sizeRelV>
+              </wp:anchor>
+            </w:drawing>
+          </mc:Choice>
+          <mc:Fallback>
+            <w:pict>
+              <v:shape w14:anchorId="3F2A5EC5" id="右中かっこ 29" o:spid="_x0000_s1026" type="#_x0000_t88" style="position:absolute;margin-left:183pt;margin-top:3.55pt;width:15pt;height:27pt;z-index:251742208;visibility:visible;mso-wrap-style:square;mso-height-percent:0;mso-wrap-distance-left:9pt;mso-wrap-distance-top:0;mso-wrap-distance-right:9pt;mso-wrap-distance-bottom:0;mso-position-horizontal:absolute;mso-position-horizontal-relative:text;mso-position-vertical:absolute;mso-position-vertical-relative:text;mso-height-percent:0;mso-height-relative:margin;v-text-anchor:middle" o:gfxdata="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" adj="1000" strokecolor="black [3200]" strokeweight=".5pt">
+                <v:stroke joinstyle="miter"/>
+              </v:shape>
+            </w:pict>
+          </mc:Fallback>
+        </mc:AlternateContent>
+      </w:r>
+      <w:r>
+        <w:rPr>
+          <w:rFonts w:ascii="ＭＳ 明朝" w:hAnsi="ＭＳ 明朝" w:hint="eastAsia"/>
+        </w:rPr>
+        <w:t xml:space="preserve">　</w:t>
+      </w:r>
+      <w:r>
+        <w:rPr>
+          <w:rFonts w:ascii="ＭＳ 明朝" w:hAnsi="ＭＳ 明朝"/>
+        </w:rPr>
+        <w:drawing>
+          <wp:inline distT="0" distB="0" distL="0" distR="0" wp14:anchorId="723CC9E4" wp14:editId="222F560D">
+            <wp:extent cx="2071838" cy="295275"/>
+            <wp:effectExtent l="0" t="0" r="5080" b="0"/>
+            <wp:docPr id="188208309" name="図 1"/>
+            <wp:cNvGraphicFramePr>
+              <a:graphicFrameLocks xmlns:a="http://schemas.openxmlformats.org/drawingml/2006/main" noChangeAspect="1"/>
+            </wp:cNvGraphicFramePr>
+            <a:graphic xmlns:a="http://schemas.openxmlformats.org/drawingml/2006/main">
+              <a:graphicData uri="http://schemas.openxmlformats.org/drawingml/2006/picture">
+                <pic:pic xmlns:pic="http://schemas.openxmlformats.org/drawingml/2006/picture">
+                  <pic:nvPicPr>
+                    <pic:cNvPr id="188208309" name=""/>
+                    <pic:cNvPicPr/>
+                  </pic:nvPicPr>
+                  <pic:blipFill>
+                    <a:blip r:embed="rId30"/>
+                    <a:stretch>
+                      <a:fillRect/>
+                    </a:stretch>
+                  </pic:blipFill>
+                  <pic:spPr>
+                    <a:xfrm>
+                      <a:off x="0" y="0"/>
+                      <a:ext cx="2144908" cy="305689"/>
+                    </a:xfrm>
+                    <a:prstGeom prst="rect">
+                      <a:avLst/>
+                    </a:prstGeom>
+                  </pic:spPr>
+                </pic:pic>
+              </a:graphicData>
+            </a:graphic>
+          </wp:inline>
+        </w:drawing>
+      </w:r>
+      <w:r>
+        <w:rPr>
+          <w:rFonts w:ascii="ＭＳ 明朝" w:hAnsi="ＭＳ 明朝" w:hint="eastAsia"/>
+        </w:rPr>
+        <w:t xml:space="preserve">　　　クラス全員を一度に印刷できます。</w:t>
+      </w:r>
+    </w:p>
+    <w:p>
+      <w:pPr>
+        <w:rPr>
+          <w:rFonts w:ascii="ＭＳ 明朝" w:hAnsi="ＭＳ 明朝"/>
+        </w:rPr>
+      </w:pPr>
+    </w:p>
+    <w:p>
+      <w:pPr>
+        <w:rPr>
+          <w:rFonts w:ascii="ＭＳ 明朝" w:hAnsi="ＭＳ 明朝"/>
+        </w:rPr>
+      </w:pPr>
+    </w:p>
+    <w:p>
+      <w:pPr>
+        <w:rPr>
+          <w:rFonts w:ascii="ＭＳ 明朝" w:hAnsi="ＭＳ 明朝" w:hint="eastAsia"/>
+        </w:rPr>
+      </w:pPr>
+      <w:r>
+        <w:rPr>
+          <w:rFonts w:ascii="ＭＳ 明朝" w:hAnsi="ＭＳ 明朝" w:hint="eastAsia"/>
+        </w:rPr>
+        <w:t xml:space="preserve">　右上のボタンが「準備中」から「印刷する」に切り替わったら、ボタンを押してください。</w:t>
+      </w:r>
+    </w:p>
+    <w:p>
+      <w:pPr>
+        <w:ind w:firstLineChars="100" w:firstLine="210"/>
+        <w:rPr>
+          <w:rFonts w:ascii="ＭＳ 明朝" w:hAnsi="ＭＳ 明朝" w:hint="eastAsia"/>
+        </w:rPr>
+      </w:pPr>
+      <w:r>
+        <w:rPr>
+          <w:rFonts w:ascii="ＭＳ 明朝" w:hAnsi="ＭＳ 明朝"/>
+        </w:rPr>
+        <w:drawing>
+          <wp:inline distT="0" distB="0" distL="0" distR="0" wp14:anchorId="7AB84EB1" wp14:editId="0B9AB11B">
+            <wp:extent cx="1176338" cy="343099"/>
+            <wp:effectExtent l="0" t="0" r="5080" b="0"/>
+            <wp:docPr id="1732644232" name="図 1"/>
+            <wp:cNvGraphicFramePr>
+              <a:graphicFrameLocks xmlns:a="http://schemas.openxmlformats.org/drawingml/2006/main" noChangeAspect="1"/>
+            </wp:cNvGraphicFramePr>
+            <a:graphic xmlns:a="http://schemas.openxmlformats.org/drawingml/2006/main">
+              <a:graphicData uri="http://schemas.openxmlformats.org/drawingml/2006/picture">
+                <pic:pic xmlns:pic="http://schemas.openxmlformats.org/drawingml/2006/picture">
+                  <pic:nvPicPr>
+                    <pic:cNvPr id="1732644232" name=""/>
+                    <pic:cNvPicPr/>
+                  </pic:nvPicPr>
+                  <pic:blipFill>
+                    <a:blip r:embed="rId31"/>
+                    <a:stretch>
+                      <a:fillRect/>
+                    </a:stretch>
+                  </pic:blipFill>
+                  <pic:spPr>
+                    <a:xfrm>
+                      <a:off x="0" y="0"/>
+                      <a:ext cx="1190259" cy="347159"/>
+                    </a:xfrm>
+                    <a:prstGeom prst="rect">
+                      <a:avLst/>
+                    </a:prstGeom>
+                  </pic:spPr>
+                </pic:pic>
+              </a:graphicData>
+            </a:graphic>
+          </wp:inline>
+        </w:drawing>
+      </w:r>
+      <w:r>
+        <w:rPr>
+          <w:rFonts w:ascii="ＭＳ 明朝" w:hAnsi="ＭＳ 明朝" w:hint="eastAsia"/>
+        </w:rPr>
+        <w:t xml:space="preserve">　→　</w:t>
+      </w:r>
+      <w:r>
+        <w:rPr>
+          <w:rFonts w:ascii="ＭＳ 明朝" w:hAnsi="ＭＳ 明朝"/>
+        </w:rPr>
+        <w:drawing>
+          <wp:inline distT="0" distB="0" distL="0" distR="0" wp14:anchorId="28CE0A3D" wp14:editId="46716073">
+            <wp:extent cx="866775" cy="349118"/>
+            <wp:effectExtent l="0" t="0" r="0" b="0"/>
+            <wp:docPr id="1617977725" name="図 1"/>
+            <wp:cNvGraphicFramePr>
+              <a:graphicFrameLocks xmlns:a="http://schemas.openxmlformats.org/drawingml/2006/main" noChangeAspect="1"/>
+            </wp:cNvGraphicFramePr>
+            <a:graphic xmlns:a="http://schemas.openxmlformats.org/drawingml/2006/main">
+              <a:graphicData uri="http://schemas.openxmlformats.org/drawingml/2006/picture">
+                <pic:pic xmlns:pic="http://schemas.openxmlformats.org/drawingml/2006/picture">
+                  <pic:nvPicPr>
+                    <pic:cNvPr id="1617977725" name=""/>
+                    <pic:cNvPicPr/>
+                  </pic:nvPicPr>
+                  <pic:blipFill>
+                    <a:blip r:embed="rId32"/>
+                    <a:stretch>
+                      <a:fillRect/>
+                    </a:stretch>
+                  </pic:blipFill>
+                  <pic:spPr>
+                    <a:xfrm>
+                      <a:off x="0" y="0"/>
+                      <a:ext cx="885669" cy="356728"/>
+                    </a:xfrm>
+                    <a:prstGeom prst="rect">
+                      <a:avLst/>
+                    </a:prstGeom>
+                  </pic:spPr>
+                </pic:pic>
+              </a:graphicData>
+            </a:graphic>
+          </wp:inline>
+        </w:drawing>
+      </w:r>
+    </w:p>
+    <w:p>
+      <w:pPr>
+        <w:rPr>
+          <w:rFonts w:ascii="ＭＳ 明朝" w:hAnsi="ＭＳ 明朝"/>
+        </w:rPr>
+      </w:pPr>
+    </w:p>
+    <w:p>
+      <w:pPr>
+        <w:rPr>
+          <w:rFonts w:ascii="ＭＳ 明朝" w:hAnsi="ＭＳ 明朝"/>
+        </w:rPr>
+      </w:pPr>
+      <w:r>
+        <w:rPr>
+          <w:rFonts w:ascii="ＭＳ 明朝" w:hAnsi="ＭＳ 明朝" w:hint="eastAsia"/>
+        </w:rPr>
+        <w:t xml:space="preserve">　プリンタを選択し、印刷してください。</w:t>
+      </w:r>
+    </w:p>
+    <w:p>
+      <w:pPr>
+        <w:rPr>
+          <w:rFonts w:ascii="ＭＳ 明朝" w:hAnsi="ＭＳ 明朝"/>
+        </w:rPr>
+      </w:pPr>
+      <w:r>
+        <w:rPr>
+          <w:rFonts w:ascii="ＭＳ 明朝" w:hAnsi="ＭＳ 明朝" w:hint="eastAsia"/>
+        </w:rPr>
+        <w:t xml:space="preserve">　A4用紙にフィットするように自動的に整形されます。</w:t>
+      </w:r>
+    </w:p>
+    <w:p>
+      <w:pPr>
+        <w:rPr>
+          <w:rFonts w:ascii="ＭＳ 明朝" w:hAnsi="ＭＳ 明朝" w:hint="eastAsia"/>
+        </w:rPr>
+      </w:pPr>
+      <w:r>
+        <w:rPr>
+          <w:rFonts w:ascii="ＭＳ 明朝" w:hAnsi="ＭＳ 明朝" w:hint="eastAsia"/>
+        </w:rPr>
+        <w:t xml:space="preserve">　（以下の画面は端末によって表示が違う場合があります）</w:t>
+      </w:r>
+    </w:p>
+    <w:p>
+      <w:pPr>
+        <w:jc w:val="center"/>
+        <w:rPr>
+          <w:rFonts w:ascii="ＭＳ 明朝" w:hAnsi="ＭＳ 明朝" w:hint="eastAsia"/>
+        </w:rPr>
+      </w:pPr>
+      <w:r>
+        <w:rPr>
+          <w:rFonts w:ascii="ＭＳ 明朝" w:hAnsi="ＭＳ 明朝" w:hint="eastAsia"/>
+          <w:noProof/>
+        </w:rPr>
+        <mc:AlternateContent>
+          <mc:Choice Requires="wps">
+            <w:drawing>
+              <wp:anchor distT="0" distB="0" distL="114300" distR="114300" simplePos="0" relativeHeight="251744256" behindDoc="0" locked="0" layoutInCell="1" allowOverlap="1" wp14:anchorId="21708CF2" wp14:editId="7574848C">
+                <wp:simplePos x="0" y="0"/>
+                <wp:positionH relativeFrom="margin">
+                  <wp:posOffset>4143375</wp:posOffset>
+                </wp:positionH>
+                <wp:positionV relativeFrom="paragraph">
+                  <wp:posOffset>1178560</wp:posOffset>
+                </wp:positionV>
+                <wp:extent cx="2199958" cy="1279525"/>
+                <wp:effectExtent l="0" t="647700" r="10160" b="15875"/>
+                <wp:wrapNone/>
+                <wp:docPr id="2040725375" name="吹き出し: 角を丸めた四角形 5"/>
+                <wp:cNvGraphicFramePr/>
+                <a:graphic xmlns:a="http://schemas.openxmlformats.org/drawingml/2006/main">
+                  <a:graphicData uri="http://schemas.microsoft.com/office/word/2010/wordprocessingShape">
+                    <wps:wsp>
+                      <wps:cNvSpPr/>
+                      <wps:spPr>
+                        <a:xfrm>
+                          <a:off x="0" y="0"/>
+                          <a:ext cx="2199958" cy="1279525"/>
+                        </a:xfrm>
+                        <a:prstGeom prst="wedgeRoundRectCallout">
+                          <a:avLst>
+                            <a:gd name="adj1" fmla="val 500"/>
+                            <a:gd name="adj2" fmla="val -99273"/>
+                            <a:gd name="adj3" fmla="val 16667"/>
+                          </a:avLst>
+                        </a:prstGeom>
+                        <a:solidFill>
+                          <a:schemeClr val="bg1"/>
+                        </a:solidFill>
+                        <a:ln w="19050">
+                          <a:solidFill>
+                            <a:srgbClr val="0070C0"/>
+                          </a:solidFill>
+                        </a:ln>
+                      </wps:spPr>
+                      <wps:style>
+                        <a:lnRef idx="2">
+                          <a:schemeClr val="accent1">
+                            <a:shade val="15000"/>
+                          </a:schemeClr>
+                        </a:lnRef>
+                        <a:fillRef idx="1">
+                          <a:schemeClr val="accent1"/>
+                        </a:fillRef>
+                        <a:effectRef idx="0">
+                          <a:schemeClr val="accent1"/>
+                        </a:effectRef>
+                        <a:fontRef idx="minor">
+                          <a:schemeClr val="lt1"/>
+                        </a:fontRef>
+                      </wps:style>
+                      <wps:txbx>
+                        <w:txbxContent>
+                          <w:p>
+                            <w:pPr>
+                              <w:jc w:val="left"/>
+                              <w:rPr>
+                                <w:color w:val="0070C0"/>
+                              </w:rPr>
+                            </w:pPr>
+                            <w:r>
+                              <w:rPr>
+                                <w:rFonts w:hint="eastAsia"/>
+                                <w:color w:val="0070C0"/>
+                              </w:rPr>
+                              <w:t>出力するプリンタを選択する。</w:t>
+                            </w:r>
+                          </w:p>
+                          <w:p>
+                            <w:pPr>
+                              <w:jc w:val="left"/>
+                              <w:rPr>
+                                <w:rFonts w:hint="eastAsia"/>
+                                <w:color w:val="0070C0"/>
+                              </w:rPr>
+                            </w:pPr>
+                            <w:r>
+                              <w:rPr>
+                                <w:rFonts w:hint="eastAsia"/>
+                                <w:color w:val="0070C0"/>
+                              </w:rPr>
+                              <w:t>※</w:t>
+                            </w:r>
+                            <w:r>
+                              <w:rPr>
+                                <w:rFonts w:hint="eastAsia"/>
+                                <w:color w:val="0070C0"/>
+                              </w:rPr>
+                              <w:t>PDF</w:t>
+                            </w:r>
+                            <w:r>
+                              <w:rPr>
+                                <w:rFonts w:hint="eastAsia"/>
+                                <w:color w:val="0070C0"/>
+                              </w:rPr>
+                              <w:t>出力用仮想プリンタなどにより</w:t>
+                            </w:r>
+                            <w:r>
+                              <w:rPr>
+                                <w:rFonts w:hint="eastAsia"/>
+                                <w:color w:val="0070C0"/>
+                              </w:rPr>
+                              <w:t>PDF</w:t>
+                            </w:r>
+                            <w:r>
+                              <w:rPr>
+                                <w:rFonts w:hint="eastAsia"/>
+                                <w:color w:val="0070C0"/>
+                              </w:rPr>
+                              <w:t>データとして出力することもできます。</w:t>
+                            </w:r>
+                          </w:p>
+                        </w:txbxContent>
+                      </wps:txbx>
+                      <wps:bodyPr rot="0" spcFirstLastPara="0" vertOverflow="overflow" horzOverflow="overflow" vert="horz" wrap="square" lIns="91440" tIns="45720" rIns="91440" bIns="45720" numCol="1" spcCol="0" rtlCol="0" fromWordArt="0" anchor="ctr" anchorCtr="0" forceAA="0" compatLnSpc="1">
+                        <a:prstTxWarp prst="textNoShape">
+                          <a:avLst/>
+                        </a:prstTxWarp>
+                        <a:noAutofit/>
+                      </wps:bodyPr>
+                    </wps:wsp>
+                  </a:graphicData>
+                </a:graphic>
+                <wp14:sizeRelH relativeFrom="margin">
+                  <wp14:pctWidth>0</wp14:pctWidth>
+                </wp14:sizeRelH>
+                <wp14:sizeRelV relativeFrom="margin">
+                  <wp14:pctHeight>0</wp14:pctHeight>
+                </wp14:sizeRelV>
+              </wp:anchor>
+            </w:drawing>
+          </mc:Choice>
+          <mc:Fallback>
+            <w:pict>
+              <v:shape w14:anchorId="21708CF2" id="_x0000_s1047" type="#_x0000_t62" style="position:absolute;left:0;text-align:left;margin-left:326.25pt;margin-top:92.8pt;width:173.25pt;height:100.75pt;z-index:251744256;visibility:visible;mso-wrap-style:square;mso-width-percent:0;mso-height-percent:0;mso-wrap-distance-left:9pt;mso-wrap-distance-top:0;mso-wrap-distance-right:9pt;mso-wrap-distance-bottom:0;mso-position-horizontal:absolute;mso-position-horizontal-relative:margin;mso-position-vertical:absolute;mso-position-vertical-relative:text;mso-width-percent:0;mso-height-percent:0;mso-width-relative:margin;mso-height-relative:margin;v-text-anchor:middle" o:gfxdata="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" adj="10908,-10643" fillcolor="white [3212]" strokecolor="#0070c0" strokeweight="1.5pt">
+                <v:textbox>
+                  <w:txbxContent>
+                    <w:p>
+                      <w:pPr>
+                        <w:jc w:val="left"/>
+                        <w:rPr>
+                          <w:color w:val="0070C0"/>
+                        </w:rPr>
+                      </w:pPr>
+                      <w:r>
+                        <w:rPr>
+                          <w:rFonts w:hint="eastAsia"/>
+                          <w:color w:val="0070C0"/>
+                        </w:rPr>
+                        <w:t>出力するプリンタを選択する。</w:t>
+                      </w:r>
+                    </w:p>
+                    <w:p>
+                      <w:pPr>
+                        <w:jc w:val="left"/>
+                        <w:rPr>
+                          <w:rFonts w:hint="eastAsia"/>
+                          <w:color w:val="0070C0"/>
+                        </w:rPr>
+                      </w:pPr>
+                      <w:r>
+                        <w:rPr>
+                          <w:rFonts w:hint="eastAsia"/>
+                          <w:color w:val="0070C0"/>
+                        </w:rPr>
+                        <w:t>※</w:t>
+                      </w:r>
+                      <w:r>
+                        <w:rPr>
+                          <w:rFonts w:hint="eastAsia"/>
+                          <w:color w:val="0070C0"/>
+                        </w:rPr>
+                        <w:t>PDF</w:t>
+                      </w:r>
+                      <w:r>
+                        <w:rPr>
+                          <w:rFonts w:hint="eastAsia"/>
+                          <w:color w:val="0070C0"/>
+                        </w:rPr>
+                        <w:t>出力用仮想プリンタなどにより</w:t>
+                      </w:r>
+                      <w:r>
+                        <w:rPr>
+                          <w:rFonts w:hint="eastAsia"/>
+                          <w:color w:val="0070C0"/>
+                        </w:rPr>
+                        <w:t>PDF</w:t>
+                      </w:r>
+                      <w:r>
+                        <w:rPr>
+                          <w:rFonts w:hint="eastAsia"/>
+                          <w:color w:val="0070C0"/>
+                        </w:rPr>
+                        <w:t>データとして出力することもできます。</w:t>
+                      </w:r>
+                    </w:p>
+                  </w:txbxContent>
+                </v:textbox>
+                <w10:wrap anchorx="margin"/>
+              </v:shape>
+            </w:pict>
+          </mc:Fallback>
+        </mc:AlternateContent>
+      </w:r>
+      <w:r>
+        <w:rPr>
+          <w:rFonts w:ascii="ＭＳ 明朝" w:hAnsi="ＭＳ 明朝"/>
+        </w:rPr>
+        <w:drawing>
+          <wp:inline distT="0" distB="0" distL="0" distR="0" wp14:anchorId="4A56C51D" wp14:editId="38C3966F">
+            <wp:extent cx="4247462" cy="2760022"/>
+            <wp:effectExtent l="19050" t="19050" r="20320" b="21590"/>
+            <wp:docPr id="703943972" name="図 1"/>
+            <wp:cNvGraphicFramePr>
+              <a:graphicFrameLocks xmlns:a="http://schemas.openxmlformats.org/drawingml/2006/main" noChangeAspect="1"/>
+            </wp:cNvGraphicFramePr>
+            <a:graphic xmlns:a="http://schemas.openxmlformats.org/drawingml/2006/main">
+              <a:graphicData uri="http://schemas.openxmlformats.org/drawingml/2006/picture">
+                <pic:pic xmlns:pic="http://schemas.openxmlformats.org/drawingml/2006/picture">
+                  <pic:nvPicPr>
+                    <pic:cNvPr id="703943972" name=""/>
+                    <pic:cNvPicPr/>
+                  </pic:nvPicPr>
+                  <pic:blipFill>
+                    <a:blip r:embed="rId33"/>
+                    <a:stretch>
+                      <a:fillRect/>
+                    </a:stretch>
+                  </pic:blipFill>
+                  <pic:spPr>
+                    <a:xfrm>
+                      <a:off x="0" y="0"/>
+                      <a:ext cx="4263285" cy="2770304"/>
+                    </a:xfrm>
+                    <a:prstGeom prst="rect">
+                      <a:avLst/>
+                    </a:prstGeom>
+                    <a:ln>
+                      <a:solidFill>
+                        <a:schemeClr val="tx1"/>
+                      </a:solidFill>
+                    </a:ln>
+                  </pic:spPr>
+                </pic:pic>
+              </a:graphicData>
+            </a:graphic>
+          </wp:inline>
+        </w:drawing>
+      </w:r>
+    </w:p>
+    <w:p>
+      <w:pPr>
+        <w:rPr>
+          <w:rFonts w:ascii="ＭＳ 明朝" w:hAnsi="ＭＳ 明朝"/>
+        </w:rPr>
+      </w:pPr>
+    </w:p>
+    <w:p>
+      <w:pPr>
+        <w:rPr>
+          <w:rFonts w:ascii="ＭＳ 明朝" w:hAnsi="ＭＳ 明朝"/>
+        </w:rPr>
+      </w:pPr>
+      <w:r>
+        <w:rPr>
+          <w:rFonts w:ascii="ＭＳ 明朝" w:hAnsi="ＭＳ 明朝"/>
+        </w:rPr>
+        <w:br w:type="page"/>
+      </w:r>
+    </w:p>
+    <w:p>
+      <w:pPr>
+        <w:pStyle w:val="a0"/>
+      </w:pPr>
+      <w:r>
+        <w:rPr>
+          <w:rFonts w:hint="eastAsia"/>
+        </w:rPr>
+        <w:lastRenderedPageBreak/>
+        <w:t>質問調査用ダッシュボード（学校用）</w:t>
+      </w:r>
+    </w:p>
+    <w:p>
+      <w:pPr>
+        <w:pStyle w:val="a1"/>
+      </w:pPr>
+      <w:r>
+        <w:rPr>
+          <w:rFonts w:hint="eastAsia"/>
+        </w:rPr>
+        <w:t>ダッシュボードの起動とファイルの読み込み</w:t>
+      </w:r>
+    </w:p>
+    <w:p>
+      <w:pPr>
+        <w:rPr>
+          <w:rFonts w:ascii="ＭＳ 明朝" w:hAnsi="ＭＳ 明朝"/>
+        </w:rPr>
+      </w:pPr>
+    </w:p>
+    <w:p>
+      <w:pPr>
+        <w:rPr>
+          <w:rFonts w:ascii="ＭＳ 明朝" w:hAnsi="ＭＳ 明朝"/>
+        </w:rPr>
+      </w:pPr>
+      <w:r>
+        <w:rPr>
+          <w:rFonts w:ascii="ＭＳ 明朝" w:hAnsi="ＭＳ 明朝" w:hint="eastAsia"/>
+        </w:rPr>
+        <w:t xml:space="preserve">　ダウンロードしたZipフォルダを展開すると、以下のようなファイルがあります。</w:t>
+      </w:r>
+    </w:p>
+    <w:p>
+      <w:pPr>
+        <w:rPr>
+          <w:rFonts w:ascii="ＭＳ 明朝" w:hAnsi="ＭＳ 明朝"/>
+        </w:rPr>
+      </w:pPr>
+      <w:r>
+        <w:rPr>
+          <w:rFonts w:ascii="ＭＳ 明朝" w:hAnsi="ＭＳ 明朝" w:hint="eastAsia"/>
+        </w:rPr>
+        <w:t xml:space="preserve">　「survey-dashboard-school</w:t>
+      </w:r>
+      <w:r>
+        <w:rPr>
+          <w:rFonts w:ascii="ＭＳ 明朝" w:hAnsi="ＭＳ 明朝" w:hint="eastAsia"/>
+        </w:rPr>
+        <w:t>-q</w:t>
+      </w:r>
+      <w:r>
+        <w:rPr>
+          <w:rFonts w:ascii="ＭＳ 明朝" w:hAnsi="ＭＳ 明朝" w:hint="eastAsia"/>
+        </w:rPr>
+        <w:t>」をダブルクリックします。</w:t>
+      </w:r>
+    </w:p>
+    <w:p>
+      <w:pPr>
+        <w:rPr>
+          <w:rFonts w:ascii="ＭＳ 明朝" w:hAnsi="ＭＳ 明朝"/>
+        </w:rPr>
+      </w:pPr>
+    </w:p>
+    <w:p>
+      <w:pPr>
+        <w:rPr>
+          <w:rFonts w:ascii="ＭＳ 明朝" w:hAnsi="ＭＳ 明朝"/>
+        </w:rPr>
+      </w:pPr>
+      <w:r>
+        <w:rPr>
+          <w:rFonts w:ascii="ＭＳ 明朝" w:hAnsi="ＭＳ 明朝" w:hint="eastAsia"/>
+          <w:noProof/>
+        </w:rPr>
+        <mc:AlternateContent>
+          <mc:Choice Requires="wps">
+            <w:drawing>
+              <wp:anchor distT="0" distB="0" distL="114300" distR="114300" simplePos="0" relativeHeight="251750400" behindDoc="0" locked="0" layoutInCell="1" allowOverlap="1" wp14:anchorId="3B302001" wp14:editId="6CF0FD0A">
+                <wp:simplePos x="0" y="0"/>
+                <wp:positionH relativeFrom="column">
+                  <wp:posOffset>4126865</wp:posOffset>
+                </wp:positionH>
+                <wp:positionV relativeFrom="paragraph">
+                  <wp:posOffset>821055</wp:posOffset>
+                </wp:positionV>
+                <wp:extent cx="2345055" cy="913765"/>
+                <wp:effectExtent l="19050" t="19050" r="17145" b="210185"/>
+                <wp:wrapNone/>
+                <wp:docPr id="1923404153" name="吹き出し: 角を丸めた四角形 5"/>
+                <wp:cNvGraphicFramePr/>
+                <a:graphic xmlns:a="http://schemas.openxmlformats.org/drawingml/2006/main">
+                  <a:graphicData uri="http://schemas.microsoft.com/office/word/2010/wordprocessingShape">
+                    <wps:wsp>
+                      <wps:cNvSpPr/>
+                      <wps:spPr>
+                        <a:xfrm>
+                          <a:off x="0" y="0"/>
+                          <a:ext cx="2345055" cy="913765"/>
+                        </a:xfrm>
+                        <a:prstGeom prst="wedgeRoundRectCallout">
+                          <a:avLst>
+                            <a:gd name="adj1" fmla="val -40835"/>
+                            <a:gd name="adj2" fmla="val 68722"/>
+                            <a:gd name="adj3" fmla="val 16667"/>
+                          </a:avLst>
+                        </a:prstGeom>
+                        <a:solidFill>
+                          <a:schemeClr val="bg1"/>
+                        </a:solidFill>
+                        <a:ln w="38100">
+                          <a:solidFill>
+                            <a:srgbClr val="EE0000"/>
+                          </a:solidFill>
+                        </a:ln>
+                      </wps:spPr>
+                      <wps:style>
+                        <a:lnRef idx="2">
+                          <a:schemeClr val="accent1">
+                            <a:shade val="15000"/>
+                          </a:schemeClr>
+                        </a:lnRef>
+                        <a:fillRef idx="1">
+                          <a:schemeClr val="accent1"/>
+                        </a:fillRef>
+                        <a:effectRef idx="0">
+                          <a:schemeClr val="accent1"/>
+                        </a:effectRef>
+                        <a:fontRef idx="minor">
+                          <a:schemeClr val="lt1"/>
+                        </a:fontRef>
+                      </wps:style>
+                      <wps:txbx>
+                        <w:txbxContent>
+                          <w:p>
+                            <w:pPr>
+                              <w:jc w:val="center"/>
+                              <w:rPr>
+                                <w:color w:val="EE0000"/>
+                              </w:rPr>
+                            </w:pPr>
+                            <w:r>
+                              <w:rPr>
+                                <w:rFonts w:hint="eastAsia"/>
+                                <w:color w:val="EE0000"/>
+                              </w:rPr>
+                              <w:t>画面は「</w:t>
+                            </w:r>
+                            <w:r>
+                              <w:rPr>
+                                <w:rFonts w:hint="eastAsia"/>
+                                <w:color w:val="EE0000"/>
+                              </w:rPr>
+                              <w:t>CBT</w:t>
+                            </w:r>
+                            <w:r>
+                              <w:rPr>
+                                <w:rFonts w:hint="eastAsia"/>
+                                <w:color w:val="EE0000"/>
+                              </w:rPr>
+                              <w:t>トライアル」の</w:t>
+                            </w:r>
+                          </w:p>
+                          <w:p>
+                            <w:pPr>
+                              <w:jc w:val="center"/>
+                              <w:rPr>
+                                <w:color w:val="EE0000"/>
+                              </w:rPr>
+                            </w:pPr>
+                            <w:r>
+                              <w:rPr>
+                                <w:rFonts w:hint="eastAsia"/>
+                                <w:color w:val="EE0000"/>
+                              </w:rPr>
+                              <w:t>例です。本調査の場合は</w:t>
+                            </w:r>
+                          </w:p>
+                          <w:p>
+                            <w:pPr>
+                              <w:jc w:val="center"/>
+                              <w:rPr>
+                                <w:color w:val="EE0000"/>
+                              </w:rPr>
+                            </w:pPr>
+                            <w:r>
+                              <w:rPr>
+                                <w:rFonts w:hint="eastAsia"/>
+                                <w:color w:val="EE0000"/>
+                              </w:rPr>
+                              <w:t>「県学調」に読み替えてください</w:t>
+                            </w:r>
+                          </w:p>
+                        </w:txbxContent>
+                      </wps:txbx>
+                      <wps:bodyPr rot="0" spcFirstLastPara="0" vertOverflow="overflow" horzOverflow="overflow" vert="horz" wrap="square" lIns="91440" tIns="45720" rIns="91440" bIns="45720" numCol="1" spcCol="0" rtlCol="0" fromWordArt="0" anchor="ctr" anchorCtr="0" forceAA="0" compatLnSpc="1">
+                        <a:prstTxWarp prst="textNoShape">
+                          <a:avLst/>
+                        </a:prstTxWarp>
+                        <a:noAutofit/>
+                      </wps:bodyPr>
+                    </wps:wsp>
+                  </a:graphicData>
+                </a:graphic>
+                <wp14:sizeRelH relativeFrom="margin">
+                  <wp14:pctWidth>0</wp14:pctWidth>
+                </wp14:sizeRelH>
+                <wp14:sizeRelV relativeFrom="margin">
+                  <wp14:pctHeight>0</wp14:pctHeight>
+                </wp14:sizeRelV>
+              </wp:anchor>
+            </w:drawing>
+          </mc:Choice>
+          <mc:Fallback>
+            <w:pict>
+              <v:shape w14:anchorId="3B302001" id="_x0000_s1048" type="#_x0000_t62" style="position:absolute;left:0;text-align:left;margin-left:324.95pt;margin-top:64.65pt;width:184.65pt;height:71.95pt;z-index:251750400;visibility:visible;mso-wrap-style:square;mso-width-percent:0;mso-height-percent:0;mso-wrap-distance-left:9pt;mso-wrap-distance-top:0;mso-wrap-distance-right:9pt;mso-wrap-distance-bottom:0;mso-position-horizontal:absolute;mso-position-horizontal-relative:text;mso-position-vertical:absolute;mso-position-vertical-relative:text;mso-width-percent:0;mso-height-percent:0;mso-width-relative:margin;mso-height-relative:margin;v-text-anchor:middle" o:gfxdata="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" adj="1980,25644" fillcolor="white [3212]" strokecolor="#e00" strokeweight="3pt">
+                <v:textbox>
+                  <w:txbxContent>
+                    <w:p>
+                      <w:pPr>
+                        <w:jc w:val="center"/>
+                        <w:rPr>
+                          <w:color w:val="EE0000"/>
+                        </w:rPr>
+                      </w:pPr>
+                      <w:r>
+                        <w:rPr>
+                          <w:rFonts w:hint="eastAsia"/>
+                          <w:color w:val="EE0000"/>
+                        </w:rPr>
+                        <w:t>画面は「</w:t>
+                      </w:r>
+                      <w:r>
+                        <w:rPr>
+                          <w:rFonts w:hint="eastAsia"/>
+                          <w:color w:val="EE0000"/>
+                        </w:rPr>
+                        <w:t>CBT</w:t>
+                      </w:r>
+                      <w:r>
+                        <w:rPr>
+                          <w:rFonts w:hint="eastAsia"/>
+                          <w:color w:val="EE0000"/>
+                        </w:rPr>
+                        <w:t>トライアル」の</w:t>
+                      </w:r>
+                    </w:p>
+                    <w:p>
+                      <w:pPr>
+                        <w:jc w:val="center"/>
+                        <w:rPr>
+                          <w:color w:val="EE0000"/>
+                        </w:rPr>
+                      </w:pPr>
+                      <w:r>
+                        <w:rPr>
+                          <w:rFonts w:hint="eastAsia"/>
+                          <w:color w:val="EE0000"/>
+                        </w:rPr>
+                        <w:t>例です。本調査の場合は</w:t>
+                      </w:r>
+                    </w:p>
+                    <w:p>
+                      <w:pPr>
+                        <w:jc w:val="center"/>
+                        <w:rPr>
+                          <w:color w:val="EE0000"/>
+                        </w:rPr>
+                      </w:pPr>
+                      <w:r>
+                        <w:rPr>
+                          <w:rFonts w:hint="eastAsia"/>
+                          <w:color w:val="EE0000"/>
+                        </w:rPr>
+                        <w:t>「県学調」に読み替えてください</w:t>
+                      </w:r>
+                    </w:p>
+                  </w:txbxContent>
+                </v:textbox>
+              </v:shape>
+            </w:pict>
+          </mc:Fallback>
+        </mc:AlternateContent>
+      </w:r>
+      <w:r>
+        <w:rPr>
+          <w:rFonts w:ascii="ＭＳ 明朝" w:hAnsi="ＭＳ 明朝" w:hint="eastAsia"/>
+          <w:noProof/>
+        </w:rPr>
+        <mc:AlternateContent>
+          <mc:Choice Requires="wps">
+            <w:drawing>
+              <wp:anchor distT="0" distB="0" distL="114300" distR="114300" simplePos="0" relativeHeight="251749376" behindDoc="0" locked="0" layoutInCell="1" allowOverlap="1" wp14:anchorId="3F19A6D6" wp14:editId="0C6B9E5D">
+                <wp:simplePos x="0" y="0"/>
+                <wp:positionH relativeFrom="column">
+                  <wp:posOffset>2352674</wp:posOffset>
+                </wp:positionH>
+                <wp:positionV relativeFrom="paragraph">
+                  <wp:posOffset>607060</wp:posOffset>
+                </wp:positionV>
+                <wp:extent cx="552450" cy="86360"/>
+                <wp:effectExtent l="38100" t="0" r="19050" b="85090"/>
+                <wp:wrapNone/>
+                <wp:docPr id="454453269" name="直線矢印コネクタ 3"/>
+                <wp:cNvGraphicFramePr/>
+                <a:graphic xmlns:a="http://schemas.openxmlformats.org/drawingml/2006/main">
+                  <a:graphicData uri="http://schemas.microsoft.com/office/word/2010/wordprocessingShape">
+                    <wps:wsp>
+                      <wps:cNvCnPr/>
+                      <wps:spPr>
+                        <a:xfrm flipH="1">
+                          <a:off x="0" y="0"/>
+                          <a:ext cx="552450" cy="86360"/>
+                        </a:xfrm>
+                        <a:prstGeom prst="straightConnector1">
+                          <a:avLst/>
+                        </a:prstGeom>
+                        <a:ln>
+                          <a:solidFill>
+                            <a:srgbClr val="EE0000"/>
+                          </a:solidFill>
+                          <a:tailEnd type="triangle"/>
+                        </a:ln>
+                      </wps:spPr>
+                      <wps:style>
+                        <a:lnRef idx="1">
+                          <a:schemeClr val="accent1"/>
+                        </a:lnRef>
+                        <a:fillRef idx="0">
+                          <a:schemeClr val="accent1"/>
+                        </a:fillRef>
+                        <a:effectRef idx="0">
+                          <a:schemeClr val="accent1"/>
+                        </a:effectRef>
+                        <a:fontRef idx="minor">
+                          <a:schemeClr val="tx1"/>
+                        </a:fontRef>
+                      </wps:style>
+                      <wps:bodyPr/>
+                    </wps:wsp>
+                  </a:graphicData>
+                </a:graphic>
+                <wp14:sizeRelH relativeFrom="margin">
+                  <wp14:pctWidth>0</wp14:pctWidth>
+                </wp14:sizeRelH>
+                <wp14:sizeRelV relativeFrom="margin">
+                  <wp14:pctHeight>0</wp14:pctHeight>
+                </wp14:sizeRelV>
+              </wp:anchor>
+            </w:drawing>
+          </mc:Choice>
+          <mc:Fallback>
+            <w:pict>
+              <v:shapetype w14:anchorId="714A0103" id="_x0000_t32" coordsize="21600,21600" o:spt="32" o:oned="t" path="m,l21600,21600e" filled="f">
+                <v:path arrowok="t" fillok="f" o:connecttype="none"/>
+                <o:lock v:ext="edit" shapetype="t"/>
+              </v:shapetype>
+              <v:shape id="直線矢印コネクタ 3" o:spid="_x0000_s1026" type="#_x0000_t32" style="position:absolute;margin-left:185.25pt;margin-top:47.8pt;width:43.5pt;height:6.8pt;flip:x;z-index:251749376;visibility:visible;mso-wrap-style:square;mso-width-percent:0;mso-height-percent:0;mso-wrap-distance-left:9pt;mso-wrap-distance-top:0;mso-wrap-distance-right:9pt;mso-wrap-distance-bottom:0;mso-position-horizontal:absolute;mso-position-horizontal-relative:text;mso-position-vertical:absolute;mso-position-vertical-relative:text;mso-width-percent:0;mso-height-percent:0;mso-width-relative:margin;mso-height-relative:margin" o:gfxdata="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" strokecolor="#e00" strokeweight=".5pt">
+                <v:stroke endarrow="block" joinstyle="miter"/>
+              </v:shape>
+            </w:pict>
+          </mc:Fallback>
+        </mc:AlternateContent>
+      </w:r>
+      <w:r>
+        <w:rPr>
+          <w:rFonts w:ascii="ＭＳ 明朝" w:hAnsi="ＭＳ 明朝" w:hint="eastAsia"/>
+          <w:noProof/>
+        </w:rPr>
+        <mc:AlternateContent>
+          <mc:Choice Requires="wps">
+            <w:drawing>
+              <wp:anchor distT="0" distB="0" distL="114300" distR="114300" simplePos="0" relativeHeight="251748352" behindDoc="0" locked="0" layoutInCell="1" allowOverlap="1" wp14:anchorId="79B19EAD" wp14:editId="6CE56BFC">
+                <wp:simplePos x="0" y="0"/>
+                <wp:positionH relativeFrom="column">
+                  <wp:posOffset>2914650</wp:posOffset>
+                </wp:positionH>
+                <wp:positionV relativeFrom="paragraph">
+                  <wp:posOffset>391160</wp:posOffset>
+                </wp:positionV>
+                <wp:extent cx="1146553" cy="383764"/>
+                <wp:effectExtent l="0" t="0" r="15875" b="16510"/>
+                <wp:wrapNone/>
+                <wp:docPr id="1316481100" name="テキスト ボックス 1"/>
+                <wp:cNvGraphicFramePr/>
+                <a:graphic xmlns:a="http://schemas.openxmlformats.org/drawingml/2006/main">
+                  <a:graphicData uri="http://schemas.microsoft.com/office/word/2010/wordprocessingShape">
+                    <wps:wsp>
+                      <wps:cNvSpPr txBox="1"/>
+                      <wps:spPr>
+                        <a:xfrm>
+                          <a:off x="0" y="0"/>
+                          <a:ext cx="1146553" cy="383764"/>
+                        </a:xfrm>
+                        <a:prstGeom prst="rect">
+                          <a:avLst/>
+                        </a:prstGeom>
+                        <a:solidFill>
+                          <a:schemeClr val="lt1"/>
+                        </a:solidFill>
+                        <a:ln w="6350">
+                          <a:solidFill>
+                            <a:srgbClr val="EE0000"/>
+                          </a:solidFill>
+                        </a:ln>
+                      </wps:spPr>
+                      <wps:txbx>
+                        <w:txbxContent>
+                          <w:p>
+                            <w:pPr>
+                              <w:jc w:val="center"/>
+                              <w:rPr>
+                                <w:color w:val="EE0000"/>
+                              </w:rPr>
+                            </w:pPr>
+                            <w:r>
+                              <w:rPr>
+                                <w:rFonts w:hint="eastAsia"/>
+                                <w:color w:val="EE0000"/>
+                              </w:rPr>
+                              <w:t>ダブルクリック</w:t>
+                            </w:r>
+                          </w:p>
+                        </w:txbxContent>
+                      </wps:txbx>
+                      <wps:bodyPr rot="0" spcFirstLastPara="0" vertOverflow="overflow" horzOverflow="overflow" vert="horz" wrap="square" lIns="91440" tIns="45720" rIns="91440" bIns="45720" numCol="1" spcCol="0" rtlCol="0" fromWordArt="0" anchor="ctr" anchorCtr="0" forceAA="0" compatLnSpc="1">
+                        <a:prstTxWarp prst="textNoShape">
+                          <a:avLst/>
+                        </a:prstTxWarp>
+                        <a:noAutofit/>
+                      </wps:bodyPr>
+                    </wps:wsp>
+                  </a:graphicData>
+                </a:graphic>
+                <wp14:sizeRelH relativeFrom="margin">
+                  <wp14:pctWidth>0</wp14:pctWidth>
+                </wp14:sizeRelH>
+              </wp:anchor>
+            </w:drawing>
+          </mc:Choice>
+          <mc:Fallback>
+            <w:pict>
+              <v:shape w14:anchorId="79B19EAD" id="_x0000_s1049" type="#_x0000_t202" style="position:absolute;left:0;text-align:left;margin-left:229.5pt;margin-top:30.8pt;width:90.3pt;height:30.2pt;z-index:251748352;visibility:visible;mso-wrap-style:square;mso-width-percent:0;mso-wrap-distance-left:9pt;mso-wrap-distance-top:0;mso-wrap-distance-right:9pt;mso-wrap-distance-bottom:0;mso-position-horizontal:absolute;mso-position-horizontal-relative:text;mso-position-vertical:absolute;mso-position-vertical-relative:text;mso-width-percent:0;mso-width-relative:margin;v-text-anchor:middle" o:gfxdata="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" fillcolor="white [3201]" strokecolor="#e00" strokeweight=".5pt">
+                <v:textbox>
+                  <w:txbxContent>
+                    <w:p>
+                      <w:pPr>
+                        <w:jc w:val="center"/>
+                        <w:rPr>
+                          <w:color w:val="EE0000"/>
+                        </w:rPr>
+                      </w:pPr>
+                      <w:r>
+                        <w:rPr>
+                          <w:rFonts w:hint="eastAsia"/>
+                          <w:color w:val="EE0000"/>
+                        </w:rPr>
+                        <w:t>ダブルクリック</w:t>
+                      </w:r>
+                    </w:p>
+                  </w:txbxContent>
+                </v:textbox>
+              </v:shape>
+            </w:pict>
+          </mc:Fallback>
+        </mc:AlternateContent>
+      </w:r>
+      <w:r>
+        <w:rPr>
+          <w:rFonts w:ascii="ＭＳ 明朝" w:hAnsi="ＭＳ 明朝" w:hint="eastAsia"/>
+        </w:rPr>
+        <w:t xml:space="preserve">　</w:t>
+      </w:r>
+      <w:r>
+        <w:rPr>
+          <w:rFonts w:ascii="ＭＳ 明朝" w:hAnsi="ＭＳ 明朝"/>
+        </w:rPr>
+        <w:drawing>
+          <wp:inline distT="0" distB="0" distL="0" distR="0" wp14:anchorId="1517D887" wp14:editId="71B86730">
+            <wp:extent cx="2638425" cy="846455"/>
+            <wp:effectExtent l="19050" t="19050" r="28575" b="10795"/>
+            <wp:docPr id="1529850425" name="図 1"/>
+            <wp:cNvGraphicFramePr>
+              <a:graphicFrameLocks xmlns:a="http://schemas.openxmlformats.org/drawingml/2006/main" noChangeAspect="1"/>
+            </wp:cNvGraphicFramePr>
+            <a:graphic xmlns:a="http://schemas.openxmlformats.org/drawingml/2006/main">
+              <a:graphicData uri="http://schemas.openxmlformats.org/drawingml/2006/picture">
+                <pic:pic xmlns:pic="http://schemas.openxmlformats.org/drawingml/2006/picture">
+                  <pic:nvPicPr>
+                    <pic:cNvPr id="1529850425" name=""/>
+                    <pic:cNvPicPr/>
+                  </pic:nvPicPr>
+                  <pic:blipFill rotWithShape="1">
+                    <a:blip r:embed="rId34"/>
+                    <a:srcRect r="28778"/>
+                    <a:stretch>
+                      <a:fillRect/>
+                    </a:stretch>
+                  </pic:blipFill>
+                  <pic:spPr bwMode="auto">
+                    <a:xfrm>
+                      <a:off x="0" y="0"/>
+                      <a:ext cx="2663648" cy="854547"/>
+                    </a:xfrm>
+                    <a:prstGeom prst="rect">
+                      <a:avLst/>
+                    </a:prstGeom>
+                    <a:ln w="9525" cap="flat" cmpd="sng" algn="ctr">
+                      <a:solidFill>
+                        <a:sysClr val="windowText" lastClr="000000"/>
+                      </a:solidFill>
+                      <a:prstDash val="solid"/>
+                      <a:round/>
+                      <a:headEnd type="none" w="med" len="med"/>
+                      <a:tailEnd type="none" w="med" len="med"/>
+                      <a:extLst>
+                        <a:ext uri="{C807C97D-BFC1-408E-A445-0C87EB9F89A2}">
+                          <ask:lineSketchStyleProps xmlns:ask="http://schemas.microsoft.com/office/drawing/2018/sketchyshapes" sd="0">
+                            <a:custGeom>
+                              <a:avLst/>
+                              <a:gdLst/>
+                              <a:ahLst/>
+                              <a:cxnLst/>
+                              <a:rect l="0" t="0" r="0" b="0"/>
+                              <a:pathLst/>
+                            </a:custGeom>
+                            <ask:type/>
+                          </ask:lineSketchStyleProps>
+                        </a:ext>
+                      </a:extLst>
+                    </a:ln>
+                    <a:extLst>
+                      <a:ext uri="{53640926-AAD7-44D8-BBD7-CCE9431645EC}">
+                        <a14:shadowObscured xmlns:a14="http://schemas.microsoft.com/office/drawing/2010/main"/>
+                      </a:ext>
+                    </a:extLst>
+                  </pic:spPr>
+                </pic:pic>
+              </a:graphicData>
+            </a:graphic>
+          </wp:inline>
+        </w:drawing>
+      </w:r>
+    </w:p>
+    <w:p>
+      <w:pPr>
+        <w:rPr>
+          <w:rFonts w:ascii="ＭＳ 明朝" w:hAnsi="ＭＳ 明朝"/>
+        </w:rPr>
+      </w:pPr>
+    </w:p>
+    <w:p>
+      <w:pPr>
+        <w:rPr>
+          <w:rFonts w:ascii="ＭＳ 明朝" w:hAnsi="ＭＳ 明朝"/>
+        </w:rPr>
+      </w:pPr>
+      <w:r>
+        <w:rPr>
+          <w:rFonts w:ascii="ＭＳ 明朝" w:hAnsi="ＭＳ 明朝" w:hint="eastAsia"/>
+        </w:rPr>
+        <w:t xml:space="preserve">　ガイドに従って、ファイルを読み込ませます。</w:t>
+      </w:r>
+    </w:p>
+    <w:p>
+      <w:pPr>
+        <w:ind w:firstLineChars="100" w:firstLine="210"/>
+        <w:rPr>
+          <w:rFonts w:ascii="ＭＳ 明朝" w:hAnsi="ＭＳ 明朝"/>
+        </w:rPr>
+      </w:pPr>
+      <w:r>
+        <w:rPr>
+          <w:rFonts w:ascii="ＭＳ 明朝" w:hAnsi="ＭＳ 明朝" w:hint="eastAsia"/>
+        </w:rPr>
+        <w:t>手順１はＢ（共通マスタ）です。</w:t>
+      </w:r>
+    </w:p>
+    <w:p>
+      <w:pPr>
+        <w:rPr>
+          <w:rFonts w:ascii="ＭＳ 明朝" w:hAnsi="ＭＳ 明朝"/>
+        </w:rPr>
+      </w:pPr>
+      <w:r>
+        <w:rPr>
+          <w:rFonts w:ascii="ＭＳ 明朝" w:hAnsi="ＭＳ 明朝" w:hint="eastAsia"/>
+        </w:rPr>
+        <w:t xml:space="preserve">　ファイルは、ドラッグ＆ドロップで読み込むことが可能です。</w:t>
+      </w:r>
+    </w:p>
+    <w:p>
+      <w:pPr>
+        <w:rPr>
+          <w:rFonts w:ascii="ＭＳ 明朝" w:hAnsi="ＭＳ 明朝"/>
+        </w:rPr>
+      </w:pPr>
+      <w:r>
+        <w:rPr>
+          <w:rFonts w:ascii="ＭＳ 明朝" w:hAnsi="ＭＳ 明朝" w:hint="eastAsia"/>
+          <w:noProof/>
+        </w:rPr>
+        <mc:AlternateContent>
+          <mc:Choice Requires="wps">
+            <w:drawing>
+              <wp:anchor distT="0" distB="0" distL="114300" distR="114300" simplePos="0" relativeHeight="251753472" behindDoc="0" locked="0" layoutInCell="1" allowOverlap="1" wp14:anchorId="4A394506" wp14:editId="75D38D6B">
+                <wp:simplePos x="0" y="0"/>
+                <wp:positionH relativeFrom="column">
+                  <wp:posOffset>1210945</wp:posOffset>
+                </wp:positionH>
+                <wp:positionV relativeFrom="paragraph">
+                  <wp:posOffset>86995</wp:posOffset>
+                </wp:positionV>
+                <wp:extent cx="1449396" cy="383764"/>
+                <wp:effectExtent l="0" t="0" r="17780" b="16510"/>
+                <wp:wrapNone/>
+                <wp:docPr id="1585245589" name="テキスト ボックス 1"/>
+                <wp:cNvGraphicFramePr/>
+                <a:graphic xmlns:a="http://schemas.openxmlformats.org/drawingml/2006/main">
+                  <a:graphicData uri="http://schemas.microsoft.com/office/word/2010/wordprocessingShape">
+                    <wps:wsp>
+                      <wps:cNvSpPr txBox="1"/>
+                      <wps:spPr>
+                        <a:xfrm>
+                          <a:off x="0" y="0"/>
+                          <a:ext cx="1449396" cy="383764"/>
+                        </a:xfrm>
+                        <a:prstGeom prst="rect">
+                          <a:avLst/>
+                        </a:prstGeom>
+                        <a:solidFill>
+                          <a:schemeClr val="lt1"/>
+                        </a:solidFill>
+                        <a:ln w="6350">
+                          <a:solidFill>
+                            <a:srgbClr val="EE0000"/>
+                          </a:solidFill>
+                        </a:ln>
+                      </wps:spPr>
+                      <wps:txbx>
+                        <w:txbxContent>
+                          <w:p>
+                            <w:pPr>
+                              <w:jc w:val="center"/>
+                              <w:rPr>
+                                <w:color w:val="EE0000"/>
+                              </w:rPr>
+                            </w:pPr>
+                            <w:r>
+                              <w:rPr>
+                                <w:rFonts w:hint="eastAsia"/>
+                                <w:color w:val="EE0000"/>
+                              </w:rPr>
+                              <w:t>ドラッグ＆ドロップ</w:t>
+                            </w:r>
+                          </w:p>
+                        </w:txbxContent>
+                      </wps:txbx>
+                      <wps:bodyPr rot="0" spcFirstLastPara="0" vertOverflow="overflow" horzOverflow="overflow" vert="horz" wrap="square" lIns="91440" tIns="45720" rIns="91440" bIns="45720" numCol="1" spcCol="0" rtlCol="0" fromWordArt="0" anchor="ctr" anchorCtr="0" forceAA="0" compatLnSpc="1">
+                        <a:prstTxWarp prst="textNoShape">
+                          <a:avLst/>
+                        </a:prstTxWarp>
+                        <a:noAutofit/>
+                      </wps:bodyPr>
+                    </wps:wsp>
+                  </a:graphicData>
+                </a:graphic>
+                <wp14:sizeRelH relativeFrom="margin">
+                  <wp14:pctWidth>0</wp14:pctWidth>
+                </wp14:sizeRelH>
+              </wp:anchor>
+            </w:drawing>
+          </mc:Choice>
+          <mc:Fallback>
+            <w:pict>
+              <v:shape w14:anchorId="4A394506" id="_x0000_s1050" type="#_x0000_t202" style="position:absolute;left:0;text-align:left;margin-left:95.35pt;margin-top:6.85pt;width:114.15pt;height:30.2pt;z-index:251753472;visibility:visible;mso-wrap-style:square;mso-width-percent:0;mso-wrap-distance-left:9pt;mso-wrap-distance-top:0;mso-wrap-distance-right:9pt;mso-wrap-distance-bottom:0;mso-position-horizontal:absolute;mso-position-horizontal-relative:text;mso-position-vertical:absolute;mso-position-vertical-relative:text;mso-width-percent:0;mso-width-relative:margin;v-text-anchor:middle" o:gfxdata="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" fillcolor="white [3201]" strokecolor="#e00" strokeweight=".5pt">
+                <v:textbox>
+                  <w:txbxContent>
+                    <w:p>
+                      <w:pPr>
+                        <w:jc w:val="center"/>
+                        <w:rPr>
+                          <w:color w:val="EE0000"/>
+                        </w:rPr>
+                      </w:pPr>
+                      <w:r>
+                        <w:rPr>
+                          <w:rFonts w:hint="eastAsia"/>
+                          <w:color w:val="EE0000"/>
+                        </w:rPr>
+                        <w:t>ドラッグ＆ドロップ</w:t>
+                      </w:r>
+                    </w:p>
+                  </w:txbxContent>
+                </v:textbox>
+              </v:shape>
+            </w:pict>
+          </mc:Fallback>
+        </mc:AlternateContent>
+      </w:r>
+      <w:r>
+        <w:rPr>
+          <w:rFonts w:ascii="ＭＳ 明朝" w:hAnsi="ＭＳ 明朝" w:hint="eastAsia"/>
+          <w:noProof/>
+        </w:rPr>
+        <mc:AlternateContent>
+          <mc:Choice Requires="wps">
+            <w:drawing>
+              <wp:anchor distT="0" distB="0" distL="114300" distR="114300" simplePos="0" relativeHeight="251752448" behindDoc="0" locked="0" layoutInCell="1" allowOverlap="1" wp14:anchorId="03B97B63" wp14:editId="7AF84A00">
+                <wp:simplePos x="0" y="0"/>
+                <wp:positionH relativeFrom="column">
+                  <wp:posOffset>2204720</wp:posOffset>
+                </wp:positionH>
+                <wp:positionV relativeFrom="paragraph">
+                  <wp:posOffset>292101</wp:posOffset>
+                </wp:positionV>
+                <wp:extent cx="1478473" cy="374289"/>
+                <wp:effectExtent l="0" t="38100" r="7620" b="140335"/>
+                <wp:wrapNone/>
+                <wp:docPr id="2090455824" name="矢印: 下カーブ 4"/>
+                <wp:cNvGraphicFramePr/>
+                <a:graphic xmlns:a="http://schemas.openxmlformats.org/drawingml/2006/main">
+                  <a:graphicData uri="http://schemas.microsoft.com/office/word/2010/wordprocessingShape">
+                    <wps:wsp>
+                      <wps:cNvSpPr/>
+                      <wps:spPr>
+                        <a:xfrm rot="20990214">
+                          <a:off x="0" y="0"/>
+                          <a:ext cx="1478473" cy="374289"/>
+                        </a:xfrm>
+                        <a:prstGeom prst="curvedDownArrow">
+                          <a:avLst/>
+                        </a:prstGeom>
+                      </wps:spPr>
+                      <wps:style>
+                        <a:lnRef idx="2">
+                          <a:schemeClr val="accent1">
+                            <a:shade val="15000"/>
+                          </a:schemeClr>
+                        </a:lnRef>
+                        <a:fillRef idx="1">
+                          <a:schemeClr val="accent1"/>
+                        </a:fillRef>
+                        <a:effectRef idx="0">
+                          <a:schemeClr val="accent1"/>
+                        </a:effectRef>
+                        <a:fontRef idx="minor">
+                          <a:schemeClr val="lt1"/>
+                        </a:fontRef>
+                      </wps:style>
+                      <wps:bodyPr rot="0" spcFirstLastPara="0" vertOverflow="overflow" horzOverflow="overflow" vert="horz" wrap="square" lIns="91440" tIns="45720" rIns="91440" bIns="45720" numCol="1" spcCol="0" rtlCol="0" fromWordArt="0" anchor="ctr" anchorCtr="0" forceAA="0" compatLnSpc="1">
+                        <a:prstTxWarp prst="textNoShape">
+                          <a:avLst/>
+                        </a:prstTxWarp>
+                        <a:noAutofit/>
+                      </wps:bodyPr>
+                    </wps:wsp>
+                  </a:graphicData>
+                </a:graphic>
+                <wp14:sizeRelH relativeFrom="margin">
+                  <wp14:pctWidth>0</wp14:pctWidth>
+                </wp14:sizeRelH>
+              </wp:anchor>
+            </w:drawing>
+          </mc:Choice>
+          <mc:Fallback>
+            <w:pict>
+              <v:shapetype w14:anchorId="2B16856B" id="_x0000_t105" coordsize="21600,21600" o:spt="105" adj="12960,19440,14400" path="wr,0@3@23,0@22@4,0@15,0@1@23@7,0@13@2l@14@2@8@22@12@2at,0@3@23@11@2@17@26@15,0@1@23@17@26@15@22xewr,0@3@23@4,0@17@26nfe">
+                <v:stroke joinstyle="miter"/>
+                <v:formulas>
+                  <v:f eqn="val #0"/>
+                  <v:f eqn="val #1"/>
+                  <v:f eqn="val #2"/>
+                  <v:f eqn="sum #0 width #1"/>
+                  <v:f eqn="prod @3 1 2"/>
+                  <v:f eqn="sum #1 #1 width"/>
+                  <v:f eqn="sum @5 #1 #0"/>
+                  <v:f eqn="prod @6 1 2"/>
+                  <v:f eqn="mid width #0"/>
+                  <v:f eqn="sum height 0 #2"/>
+                  <v:f eqn="ellipse @9 height @4"/>
+                  <v:f eqn="sum @4 @10 0"/>
+                  <v:f eqn="sum @11 #1 width"/>
+                  <v:f eqn="sum @7 @10 0"/>
+                  <v:f eqn="sum @12 width #0"/>
+                  <v:f eqn="sum @5 0 #0"/>
+                  <v:f eqn="prod @15 1 2"/>
+                  <v:f eqn="mid @4 @7"/>
+                  <v:f eqn="sum #0 #1 width"/>
+                  <v:f eqn="prod @18 1 2"/>
+                  <v:f eqn="sum @17 0 @19"/>
+                  <v:f eqn="val width"/>
+                  <v:f eqn="val height"/>
+                  <v:f eqn="prod height 2 1"/>
+                  <v:f eqn="sum @17 0 @4"/>
+                  <v:f eqn="ellipse @24 @4 height"/>
+                  <v:f eqn="sum height 0 @25"/>
+                  <v:f eqn="sum @8 128 0"/>
+                  <v:f eqn="prod @5 1 2"/>
+                  <v:f eqn="sum @5 0 128"/>
+                  <v:f eqn="sum #0 @17 @12"/>
+                  <v:f eqn="ellipse @20 @4 height"/>
+                  <v:f eqn="sum width 0 #0"/>
+                  <v:f eqn="prod @32 1 2"/>
+                  <v:f eqn="prod height height 1"/>
+                  <v:f eqn="prod @9 @9 1"/>
+                  <v:f eqn="sum @34 0 @35"/>
+                  <v:f eqn="sqrt @36"/>
+                  <v:f eqn="sum @37 height 0"/>
+                  <v:f eqn="prod width height @38"/>
+                  <v:f eqn="sum @39 64 0"/>
+                  <v:f eqn="prod #0 1 2"/>
+                  <v:f eqn="ellipse @33 @41 height"/>
+                  <v:f eqn="sum height 0 @42"/>
+                  <v:f eqn="sum @43 64 0"/>
+                  <v:f eqn="prod @4 1 2"/>
+                  <v:f eqn="sum #1 0 @45"/>
+                  <v:f eqn="prod height 4390 32768"/>
+                  <v:f eqn="prod height 28378 32768"/>
+                </v:formulas>
+                <v:path o:extrusionok="f" o:connecttype="custom" o:connectlocs="@17,0;@16,@22;@12,@2;@8,@22;@14,@2" o:connectangles="270,90,90,90,0" textboxrect="@45,@47,@46,@48"/>
+                <v:handles>
+                  <v:h position="#0,bottomRight" xrange="@40,@29"/>
+                  <v:h position="#1,bottomRight" xrange="@27,@21"/>
+                  <v:h position="bottomRight,#2" yrange="@44,@22"/>
+                </v:handles>
+                <o:complex v:ext="view"/>
+              </v:shapetype>
+              <v:shape id="矢印: 下カーブ 4" o:spid="_x0000_s1026" type="#_x0000_t105" style="position:absolute;margin-left:173.6pt;margin-top:23pt;width:116.4pt;height:29.45pt;rotation:-666049fd;z-index:251752448;visibility:visible;mso-wrap-style:square;mso-width-percent:0;mso-wrap-distance-left:9pt;mso-wrap-distance-top:0;mso-wrap-distance-right:9pt;mso-wrap-distance-bottom:0;mso-position-horizontal:absolute;mso-position-horizontal-relative:text;mso-position-vertical:absolute;mso-position-vertical-relative:text;mso-width-percent:0;mso-width-relative:margin;v-text-anchor:middle" o:gfxdata="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" adj="18866,20917,16200" fillcolor="#5b9bd5 [3204]" strokecolor="#091723 [484]" strokeweight="1pt"/>
+            </w:pict>
+          </mc:Fallback>
+        </mc:AlternateContent>
+      </w:r>
+      <w:r>
+        <w:rPr>
+          <w:rFonts w:ascii="ＭＳ 明朝" w:hAnsi="ＭＳ 明朝" w:hint="eastAsia"/>
+        </w:rPr>
+        <w:t xml:space="preserve">　</w:t>
+      </w:r>
+      <w:r>
+        <w:rPr>
+          <w:rFonts w:ascii="ＭＳ 明朝" w:hAnsi="ＭＳ 明朝"/>
+          <w:noProof/>
+        </w:rPr>
+        <w:drawing>
+          <wp:inline distT="0" distB="0" distL="0" distR="0" wp14:anchorId="2E40BD91" wp14:editId="04B527A4">
+            <wp:extent cx="2771627" cy="994341"/>
+            <wp:effectExtent l="19050" t="19050" r="10160" b="15875"/>
+            <wp:docPr id="558144850" name="図 1"/>
+            <wp:cNvGraphicFramePr>
+              <a:graphicFrameLocks xmlns:a="http://schemas.openxmlformats.org/drawingml/2006/main" noChangeAspect="1"/>
+            </wp:cNvGraphicFramePr>
+            <a:graphic xmlns:a="http://schemas.openxmlformats.org/drawingml/2006/main">
+              <a:graphicData uri="http://schemas.openxmlformats.org/drawingml/2006/picture">
+                <pic:pic xmlns:pic="http://schemas.openxmlformats.org/drawingml/2006/picture">
+                  <pic:nvPicPr>
+                    <pic:cNvPr id="167521112" name=""/>
+                    <pic:cNvPicPr/>
+                  </pic:nvPicPr>
+                  <pic:blipFill>
+                    <a:blip r:embed="rId13"/>
+                    <a:stretch>
+                      <a:fillRect/>
+                    </a:stretch>
+                  </pic:blipFill>
+                  <pic:spPr>
+                    <a:xfrm>
+                      <a:off x="0" y="0"/>
+                      <a:ext cx="2780817" cy="997638"/>
+                    </a:xfrm>
+                    <a:prstGeom prst="rect">
+                      <a:avLst/>
+                    </a:prstGeom>
+                    <a:ln>
+                      <a:solidFill>
+                        <a:schemeClr val="tx1"/>
+                      </a:solidFill>
+                    </a:ln>
+                  </pic:spPr>
+                </pic:pic>
+              </a:graphicData>
+            </a:graphic>
+          </wp:inline>
+        </w:drawing>
+      </w:r>
+      <w:r>
+        <w:rPr>
+          <w:rFonts w:ascii="ＭＳ 明朝" w:hAnsi="ＭＳ 明朝" w:hint="eastAsia"/>
+        </w:rPr>
+        <w:t xml:space="preserve">　　　</w:t>
+      </w:r>
+      <w:r>
+        <w:rPr>
+          <w:rFonts w:ascii="ＭＳ 明朝" w:hAnsi="ＭＳ 明朝"/>
+        </w:rPr>
+        <w:drawing>
+          <wp:inline distT="0" distB="0" distL="0" distR="0" wp14:anchorId="26D97CCA" wp14:editId="6D66BBDB">
+            <wp:extent cx="2781300" cy="1448646"/>
+            <wp:effectExtent l="0" t="0" r="0" b="0"/>
+            <wp:docPr id="1148926862" name="図 1"/>
+            <wp:cNvGraphicFramePr>
+              <a:graphicFrameLocks xmlns:a="http://schemas.openxmlformats.org/drawingml/2006/main" noChangeAspect="1"/>
+            </wp:cNvGraphicFramePr>
+            <a:graphic xmlns:a="http://schemas.openxmlformats.org/drawingml/2006/main">
+              <a:graphicData uri="http://schemas.openxmlformats.org/drawingml/2006/picture">
+                <pic:pic xmlns:pic="http://schemas.openxmlformats.org/drawingml/2006/picture">
+                  <pic:nvPicPr>
+                    <pic:cNvPr id="1148926862" name=""/>
+                    <pic:cNvPicPr/>
+                  </pic:nvPicPr>
+                  <pic:blipFill rotWithShape="1">
+                    <a:blip r:embed="rId35"/>
+                    <a:srcRect r="30342"/>
+                    <a:stretch>
+                      <a:fillRect/>
+                    </a:stretch>
+                  </pic:blipFill>
+                  <pic:spPr bwMode="auto">
+                    <a:xfrm>
+                      <a:off x="0" y="0"/>
+                      <a:ext cx="2793184" cy="1454836"/>
+                    </a:xfrm>
+                    <a:prstGeom prst="rect">
+                      <a:avLst/>
+                    </a:prstGeom>
+                    <a:ln>
+                      <a:noFill/>
+                    </a:ln>
+                    <a:extLst>
+                      <a:ext uri="{53640926-AAD7-44D8-BBD7-CCE9431645EC}">
+                        <a14:shadowObscured xmlns:a14="http://schemas.microsoft.com/office/drawing/2010/main"/>
+                      </a:ext>
+                    </a:extLst>
+                  </pic:spPr>
+                </pic:pic>
+              </a:graphicData>
+            </a:graphic>
+          </wp:inline>
+        </w:drawing>
+      </w:r>
+    </w:p>
+    <w:p>
+      <w:pPr>
+        <w:rPr>
+          <w:rFonts w:ascii="ＭＳ 明朝" w:hAnsi="ＭＳ 明朝"/>
+        </w:rPr>
+      </w:pPr>
+    </w:p>
+    <w:p>
+      <w:pPr>
+        <w:rPr>
+          <w:rFonts w:ascii="ＭＳ 明朝" w:hAnsi="ＭＳ 明朝"/>
+        </w:rPr>
+      </w:pPr>
+      <w:r>
+        <w:rPr>
+          <w:rFonts w:ascii="ＭＳ 明朝" w:hAnsi="ＭＳ 明朝" w:hint="eastAsia"/>
+          <w:noProof/>
+        </w:rPr>
+        <mc:AlternateContent>
+          <mc:Choice Requires="wps">
+            <w:drawing>
+              <wp:anchor distT="0" distB="0" distL="114300" distR="114300" simplePos="0" relativeHeight="251758592" behindDoc="0" locked="0" layoutInCell="1" allowOverlap="1" wp14:anchorId="5C44D511" wp14:editId="7EB8A8D6">
+                <wp:simplePos x="0" y="0"/>
+                <wp:positionH relativeFrom="column">
+                  <wp:posOffset>4946171</wp:posOffset>
+                </wp:positionH>
+                <wp:positionV relativeFrom="paragraph">
+                  <wp:posOffset>51375</wp:posOffset>
+                </wp:positionV>
+                <wp:extent cx="1400175" cy="675640"/>
+                <wp:effectExtent l="19050" t="19050" r="28575" b="238760"/>
+                <wp:wrapNone/>
+                <wp:docPr id="1169313424" name="吹き出し: 角を丸めた四角形 5"/>
+                <wp:cNvGraphicFramePr/>
+                <a:graphic xmlns:a="http://schemas.openxmlformats.org/drawingml/2006/main">
+                  <a:graphicData uri="http://schemas.microsoft.com/office/word/2010/wordprocessingShape">
+                    <wps:wsp>
+                      <wps:cNvSpPr/>
+                      <wps:spPr>
+                        <a:xfrm>
+                          <a:off x="0" y="0"/>
+                          <a:ext cx="1400175" cy="675640"/>
+                        </a:xfrm>
+                        <a:prstGeom prst="wedgeRoundRectCallout">
+                          <a:avLst>
+                            <a:gd name="adj1" fmla="val 3935"/>
+                            <a:gd name="adj2" fmla="val 81490"/>
+                            <a:gd name="adj3" fmla="val 16667"/>
+                          </a:avLst>
+                        </a:prstGeom>
+                        <a:solidFill>
+                          <a:schemeClr val="bg1"/>
+                        </a:solidFill>
+                        <a:ln w="38100">
+                          <a:solidFill>
+                            <a:srgbClr val="EE0000"/>
+                          </a:solidFill>
+                        </a:ln>
+                      </wps:spPr>
+                      <wps:style>
+                        <a:lnRef idx="2">
+                          <a:schemeClr val="accent1">
+                            <a:shade val="15000"/>
+                          </a:schemeClr>
+                        </a:lnRef>
+                        <a:fillRef idx="1">
+                          <a:schemeClr val="accent1"/>
+                        </a:fillRef>
+                        <a:effectRef idx="0">
+                          <a:schemeClr val="accent1"/>
+                        </a:effectRef>
+                        <a:fontRef idx="minor">
+                          <a:schemeClr val="lt1"/>
+                        </a:fontRef>
+                      </wps:style>
+                      <wps:txbx>
+                        <w:txbxContent>
+                          <w:p>
+                            <w:pPr>
+                              <w:jc w:val="center"/>
+                              <w:rPr>
+                                <w:color w:val="EE0000"/>
+                              </w:rPr>
+                            </w:pPr>
+                            <w:r>
+                              <w:rPr>
+                                <w:rFonts w:hint="eastAsia"/>
+                                <w:color w:val="EE0000"/>
+                              </w:rPr>
+                              <w:t>トライアルは</w:t>
+                            </w:r>
+                          </w:p>
+                          <w:p>
+                            <w:pPr>
+                              <w:jc w:val="center"/>
+                              <w:rPr>
+                                <w:rFonts w:hint="eastAsia"/>
+                                <w:color w:val="EE0000"/>
+                              </w:rPr>
+                            </w:pPr>
+                            <w:r>
+                              <w:rPr>
+                                <w:rFonts w:ascii="ＭＳ ゴシック" w:eastAsia="ＭＳ ゴシック" w:hAnsi="ＭＳ ゴシック" w:hint="eastAsia"/>
+                                <w:color w:val="EE0000"/>
+                              </w:rPr>
+                              <w:t>Ｃ</w:t>
+                            </w:r>
+                            <w:r>
+                              <w:rPr>
+                                <w:rFonts w:ascii="ＭＳ ゴシック" w:eastAsia="ＭＳ ゴシック" w:hAnsi="ＭＳ ゴシック" w:hint="eastAsia"/>
+                                <w:color w:val="EE0000"/>
+                              </w:rPr>
+                              <w:t>のファイル</w:t>
+                            </w:r>
+                            <w:r>
+                              <w:rPr>
+                                <w:rFonts w:hint="eastAsia"/>
+                                <w:color w:val="EE0000"/>
+                              </w:rPr>
+                              <w:t>で！</w:t>
+                            </w:r>
+                          </w:p>
+                        </w:txbxContent>
+                      </wps:txbx>
+                      <wps:bodyPr rot="0" spcFirstLastPara="0" vertOverflow="overflow" horzOverflow="overflow" vert="horz" wrap="square" lIns="91440" tIns="45720" rIns="91440" bIns="45720" numCol="1" spcCol="0" rtlCol="0" fromWordArt="0" anchor="ctr" anchorCtr="0" forceAA="0" compatLnSpc="1">
+                        <a:prstTxWarp prst="textNoShape">
+                          <a:avLst/>
+                        </a:prstTxWarp>
+                        <a:noAutofit/>
+                      </wps:bodyPr>
+                    </wps:wsp>
+                  </a:graphicData>
+                </a:graphic>
+                <wp14:sizeRelH relativeFrom="margin">
+                  <wp14:pctWidth>0</wp14:pctWidth>
+                </wp14:sizeRelH>
+                <wp14:sizeRelV relativeFrom="margin">
+                  <wp14:pctHeight>0</wp14:pctHeight>
+                </wp14:sizeRelV>
+              </wp:anchor>
+            </w:drawing>
+          </mc:Choice>
+          <mc:Fallback>
+            <w:pict>
+              <v:shape w14:anchorId="5C44D511" id="_x0000_s1051" type="#_x0000_t62" style="position:absolute;left:0;text-align:left;margin-left:389.45pt;margin-top:4.05pt;width:110.25pt;height:53.2pt;z-index:251758592;visibility:visible;mso-wrap-style:square;mso-width-percent:0;mso-height-percent:0;mso-wrap-distance-left:9pt;mso-wrap-distance-top:0;mso-wrap-distance-right:9pt;mso-wrap-distance-bottom:0;mso-position-horizontal:absolute;mso-position-horizontal-relative:text;mso-position-vertical:absolute;mso-position-vertical-relative:text;mso-width-percent:0;mso-height-percent:0;mso-width-relative:margin;mso-height-relative:margin;v-text-anchor:middle" o:gfxdata="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" adj="11650,28402" fillcolor="white [3212]" strokecolor="#e00" strokeweight="3pt">
+                <v:textbox>
+                  <w:txbxContent>
+                    <w:p>
+                      <w:pPr>
+                        <w:jc w:val="center"/>
+                        <w:rPr>
+                          <w:color w:val="EE0000"/>
+                        </w:rPr>
+                      </w:pPr>
+                      <w:r>
+                        <w:rPr>
+                          <w:rFonts w:hint="eastAsia"/>
+                          <w:color w:val="EE0000"/>
+                        </w:rPr>
+                        <w:t>トライアルは</w:t>
+                      </w:r>
+                    </w:p>
+                    <w:p>
+                      <w:pPr>
+                        <w:jc w:val="center"/>
+                        <w:rPr>
+                          <w:rFonts w:hint="eastAsia"/>
+                          <w:color w:val="EE0000"/>
+                        </w:rPr>
+                      </w:pPr>
+                      <w:r>
+                        <w:rPr>
+                          <w:rFonts w:ascii="ＭＳ ゴシック" w:eastAsia="ＭＳ ゴシック" w:hAnsi="ＭＳ ゴシック" w:hint="eastAsia"/>
+                          <w:color w:val="EE0000"/>
+                        </w:rPr>
+                        <w:t>Ｃ</w:t>
+                      </w:r>
+                      <w:r>
+                        <w:rPr>
+                          <w:rFonts w:ascii="ＭＳ ゴシック" w:eastAsia="ＭＳ ゴシック" w:hAnsi="ＭＳ ゴシック" w:hint="eastAsia"/>
+                          <w:color w:val="EE0000"/>
+                        </w:rPr>
+                        <w:t>のファイル</w:t>
+                      </w:r>
+                      <w:r>
+                        <w:rPr>
+                          <w:rFonts w:hint="eastAsia"/>
+                          <w:color w:val="EE0000"/>
+                        </w:rPr>
+                        <w:t>で！</w:t>
+                      </w:r>
+                    </w:p>
+                  </w:txbxContent>
+                </v:textbox>
+              </v:shape>
+            </w:pict>
+          </mc:Fallback>
+        </mc:AlternateContent>
+      </w:r>
+      <w:r>
+        <w:rPr>
+          <w:rFonts w:ascii="ＭＳ 明朝" w:hAnsi="ＭＳ 明朝" w:hint="eastAsia"/>
+        </w:rPr>
+        <w:t xml:space="preserve">　手順</w:t>
+      </w:r>
+      <w:r>
+        <w:rPr>
+          <w:rFonts w:ascii="ＭＳ 明朝" w:hAnsi="ＭＳ 明朝" w:hint="eastAsia"/>
+        </w:rPr>
+        <w:t>２</w:t>
+      </w:r>
+      <w:r>
+        <w:rPr>
+          <w:rFonts w:ascii="ＭＳ 明朝" w:hAnsi="ＭＳ 明朝" w:hint="eastAsia"/>
+        </w:rPr>
+        <w:t>は</w:t>
+      </w:r>
+      <w:r>
+        <w:rPr>
+          <w:rFonts w:ascii="ＭＳ 明朝" w:hAnsi="ＭＳ 明朝" w:hint="eastAsia"/>
+        </w:rPr>
+        <w:t>Ｅ</w:t>
+      </w:r>
+      <w:r>
+        <w:rPr>
+          <w:rFonts w:ascii="ＭＳ 明朝" w:hAnsi="ＭＳ 明朝" w:hint="eastAsia"/>
+        </w:rPr>
+        <w:t>のファイル「</w:t>
+      </w:r>
+      <w:r>
+        <w:rPr>
+          <w:rFonts w:ascii="ＭＳ 明朝" w:hAnsi="ＭＳ 明朝" w:hint="eastAsia"/>
+        </w:rPr>
+        <w:t>質問</w:t>
+      </w:r>
+      <w:r>
+        <w:rPr>
+          <w:rFonts w:ascii="ＭＳ 明朝" w:hAnsi="ＭＳ 明朝" w:hint="eastAsia"/>
+        </w:rPr>
+        <w:t>調査csv」の読み込みです。</w:t>
+      </w:r>
+    </w:p>
+    <w:p>
+      <w:pPr>
+        <w:rPr>
+          <w:rFonts w:ascii="ＭＳ 明朝" w:hAnsi="ＭＳ 明朝"/>
+        </w:rPr>
+      </w:pPr>
+      <w:r>
+        <w:rPr>
+          <w:rFonts w:ascii="ＭＳ 明朝" w:hAnsi="ＭＳ 明朝" w:hint="eastAsia"/>
+        </w:rPr>
+        <w:t xml:space="preserve">　ガイドに従って、該当のファイルを読み込んでください。</w:t>
+      </w:r>
+    </w:p>
+    <w:p>
+      <w:pPr>
+        <w:rPr>
+          <w:rFonts w:ascii="ＭＳ 明朝" w:hAnsi="ＭＳ 明朝"/>
+        </w:rPr>
+      </w:pPr>
+    </w:p>
+    <w:p>
+      <w:pPr>
+        <w:rPr>
+          <w:rFonts w:ascii="ＭＳ 明朝" w:hAnsi="ＭＳ 明朝" w:hint="eastAsia"/>
+        </w:rPr>
+      </w:pPr>
+      <w:r>
+        <w:rPr>
+          <w:rFonts w:ascii="ＭＳ 明朝" w:hAnsi="ＭＳ 明朝" w:hint="eastAsia"/>
+        </w:rPr>
+        <w:t xml:space="preserve">　【CBTトライアルの場合】Ｅのファイルではなく、Ｃのファイルを読み込んでください。</w:t>
+      </w:r>
+    </w:p>
+    <w:p>
+      <w:pPr>
+        <w:rPr>
+          <w:rFonts w:ascii="ＭＳ 明朝" w:hAnsi="ＭＳ 明朝"/>
+        </w:rPr>
+      </w:pPr>
+      <w:r>
+        <w:rPr>
+          <w:rFonts w:ascii="ＭＳ 明朝" w:hAnsi="ＭＳ 明朝" w:hint="eastAsia"/>
+          <w:noProof/>
+        </w:rPr>
+        <mc:AlternateContent>
+          <mc:Choice Requires="wps">
+            <w:drawing>
+              <wp:anchor distT="0" distB="0" distL="114300" distR="114300" simplePos="0" relativeHeight="251755520" behindDoc="0" locked="0" layoutInCell="1" allowOverlap="1" wp14:anchorId="6867B073" wp14:editId="63EE63C6">
+                <wp:simplePos x="0" y="0"/>
+                <wp:positionH relativeFrom="column">
+                  <wp:posOffset>2739018</wp:posOffset>
+                </wp:positionH>
+                <wp:positionV relativeFrom="paragraph">
+                  <wp:posOffset>82274</wp:posOffset>
+                </wp:positionV>
+                <wp:extent cx="2349096" cy="374289"/>
+                <wp:effectExtent l="0" t="76200" r="0" b="216535"/>
+                <wp:wrapNone/>
+                <wp:docPr id="886502626" name="矢印: 下カーブ 4"/>
+                <wp:cNvGraphicFramePr/>
+                <a:graphic xmlns:a="http://schemas.openxmlformats.org/drawingml/2006/main">
+                  <a:graphicData uri="http://schemas.microsoft.com/office/word/2010/wordprocessingShape">
+                    <wps:wsp>
+                      <wps:cNvSpPr/>
+                      <wps:spPr>
+                        <a:xfrm rot="20990214">
+                          <a:off x="0" y="0"/>
+                          <a:ext cx="2349096" cy="374289"/>
+                        </a:xfrm>
+                        <a:prstGeom prst="curvedDownArrow">
+                          <a:avLst/>
+                        </a:prstGeom>
+                      </wps:spPr>
+                      <wps:style>
+                        <a:lnRef idx="2">
+                          <a:schemeClr val="accent1">
+                            <a:shade val="15000"/>
+                          </a:schemeClr>
+                        </a:lnRef>
+                        <a:fillRef idx="1">
+                          <a:schemeClr val="accent1"/>
+                        </a:fillRef>
+                        <a:effectRef idx="0">
+                          <a:schemeClr val="accent1"/>
+                        </a:effectRef>
+                        <a:fontRef idx="minor">
+                          <a:schemeClr val="lt1"/>
+                        </a:fontRef>
+                      </wps:style>
+                      <wps:bodyPr rot="0" spcFirstLastPara="0" vertOverflow="overflow" horzOverflow="overflow" vert="horz" wrap="square" lIns="91440" tIns="45720" rIns="91440" bIns="45720" numCol="1" spcCol="0" rtlCol="0" fromWordArt="0" anchor="ctr" anchorCtr="0" forceAA="0" compatLnSpc="1">
+                        <a:prstTxWarp prst="textNoShape">
+                          <a:avLst/>
+                        </a:prstTxWarp>
+                        <a:noAutofit/>
+                      </wps:bodyPr>
+                    </wps:wsp>
+                  </a:graphicData>
+                </a:graphic>
+                <wp14:sizeRelH relativeFrom="margin">
+                  <wp14:pctWidth>0</wp14:pctWidth>
+                </wp14:sizeRelH>
+              </wp:anchor>
+            </w:drawing>
+          </mc:Choice>
+          <mc:Fallback>
+            <w:pict>
+              <v:shape w14:anchorId="79A3B49B" id="矢印: 下カーブ 4" o:spid="_x0000_s1026" type="#_x0000_t105" style="position:absolute;margin-left:215.65pt;margin-top:6.5pt;width:184.95pt;height:29.45pt;rotation:-666049fd;z-index:251755520;visibility:visible;mso-wrap-style:square;mso-width-percent:0;mso-wrap-distance-left:9pt;mso-wrap-distance-top:0;mso-wrap-distance-right:9pt;mso-wrap-distance-bottom:0;mso-position-horizontal:absolute;mso-position-horizontal-relative:text;mso-position-vertical:absolute;mso-position-vertical-relative:text;mso-width-percent:0;mso-width-relative:margin;v-text-anchor:middle" o:gfxdata="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" adj="19879,21170,16200" fillcolor="#5b9bd5 [3204]" strokecolor="#091723 [484]" strokeweight="1pt"/>
+            </w:pict>
+          </mc:Fallback>
+        </mc:AlternateContent>
+      </w:r>
+      <w:r>
+        <w:rPr>
+          <w:rFonts w:ascii="ＭＳ 明朝" w:hAnsi="ＭＳ 明朝" w:hint="eastAsia"/>
+          <w:noProof/>
+        </w:rPr>
+        <mc:AlternateContent>
+          <mc:Choice Requires="wps">
+            <w:drawing>
+              <wp:anchor distT="0" distB="0" distL="114300" distR="114300" simplePos="0" relativeHeight="251756544" behindDoc="0" locked="0" layoutInCell="1" allowOverlap="1" wp14:anchorId="13E0D0AA" wp14:editId="6A0DBCF4">
+                <wp:simplePos x="0" y="0"/>
+                <wp:positionH relativeFrom="column">
+                  <wp:posOffset>1838276</wp:posOffset>
+                </wp:positionH>
+                <wp:positionV relativeFrom="paragraph">
+                  <wp:posOffset>49113</wp:posOffset>
+                </wp:positionV>
+                <wp:extent cx="1449396" cy="383764"/>
+                <wp:effectExtent l="0" t="0" r="17780" b="16510"/>
+                <wp:wrapNone/>
+                <wp:docPr id="882436628" name="テキスト ボックス 1"/>
+                <wp:cNvGraphicFramePr/>
+                <a:graphic xmlns:a="http://schemas.openxmlformats.org/drawingml/2006/main">
+                  <a:graphicData uri="http://schemas.microsoft.com/office/word/2010/wordprocessingShape">
+                    <wps:wsp>
+                      <wps:cNvSpPr txBox="1"/>
+                      <wps:spPr>
+                        <a:xfrm>
+                          <a:off x="0" y="0"/>
+                          <a:ext cx="1449396" cy="383764"/>
+                        </a:xfrm>
+                        <a:prstGeom prst="rect">
+                          <a:avLst/>
+                        </a:prstGeom>
+                        <a:solidFill>
+                          <a:schemeClr val="lt1"/>
+                        </a:solidFill>
+                        <a:ln w="6350">
+                          <a:solidFill>
+                            <a:srgbClr val="EE0000"/>
+                          </a:solidFill>
+                        </a:ln>
+                      </wps:spPr>
+                      <wps:txbx>
+                        <w:txbxContent>
+                          <w:p>
+                            <w:pPr>
+                              <w:jc w:val="center"/>
+                              <w:rPr>
+                                <w:color w:val="EE0000"/>
+                              </w:rPr>
+                            </w:pPr>
+                            <w:r>
+                              <w:rPr>
+                                <w:rFonts w:hint="eastAsia"/>
+                                <w:color w:val="EE0000"/>
+                              </w:rPr>
+                              <w:t>ドラッグ＆ドロップ</w:t>
+                            </w:r>
+                          </w:p>
+                        </w:txbxContent>
+                      </wps:txbx>
+                      <wps:bodyPr rot="0" spcFirstLastPara="0" vertOverflow="overflow" horzOverflow="overflow" vert="horz" wrap="square" lIns="91440" tIns="45720" rIns="91440" bIns="45720" numCol="1" spcCol="0" rtlCol="0" fromWordArt="0" anchor="ctr" anchorCtr="0" forceAA="0" compatLnSpc="1">
+                        <a:prstTxWarp prst="textNoShape">
+                          <a:avLst/>
+                        </a:prstTxWarp>
+                        <a:noAutofit/>
+                      </wps:bodyPr>
+                    </wps:wsp>
+                  </a:graphicData>
+                </a:graphic>
+                <wp14:sizeRelH relativeFrom="margin">
+                  <wp14:pctWidth>0</wp14:pctWidth>
+                </wp14:sizeRelH>
+              </wp:anchor>
+            </w:drawing>
+          </mc:Choice>
+          <mc:Fallback>
+            <w:pict>
+              <v:shape w14:anchorId="13E0D0AA" id="_x0000_s1052" type="#_x0000_t202" style="position:absolute;left:0;text-align:left;margin-left:144.75pt;margin-top:3.85pt;width:114.15pt;height:30.2pt;z-index:251756544;visibility:visible;mso-wrap-style:square;mso-width-percent:0;mso-wrap-distance-left:9pt;mso-wrap-distance-top:0;mso-wrap-distance-right:9pt;mso-wrap-distance-bottom:0;mso-position-horizontal:absolute;mso-position-horizontal-relative:text;mso-position-vertical:absolute;mso-position-vertical-relative:text;mso-width-percent:0;mso-width-relative:margin;v-text-anchor:middle" o:gfxdata="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" fillcolor="white [3201]" strokecolor="#e00" strokeweight=".5pt">
+                <v:textbox>
+                  <w:txbxContent>
+                    <w:p>
+                      <w:pPr>
+                        <w:jc w:val="center"/>
+                        <w:rPr>
+                          <w:color w:val="EE0000"/>
+                        </w:rPr>
+                      </w:pPr>
+                      <w:r>
+                        <w:rPr>
+                          <w:rFonts w:hint="eastAsia"/>
+                          <w:color w:val="EE0000"/>
+                        </w:rPr>
+                        <w:t>ドラッグ＆ドロップ</w:t>
+                      </w:r>
+                    </w:p>
+                  </w:txbxContent>
+                </v:textbox>
+              </v:shape>
+            </w:pict>
+          </mc:Fallback>
+        </mc:AlternateContent>
+      </w:r>
+      <w:r>
+        <w:rPr>
+          <w:rFonts w:ascii="ＭＳ 明朝" w:hAnsi="ＭＳ 明朝" w:hint="eastAsia"/>
+        </w:rPr>
+        <w:t xml:space="preserve">　　</w:t>
+      </w:r>
+      <w:r>
+        <w:rPr>
+          <w:rFonts w:ascii="ＭＳ 明朝" w:hAnsi="ＭＳ 明朝"/>
+          <w:noProof/>
+        </w:rPr>
+        <w:drawing>
+          <wp:inline distT="0" distB="0" distL="0" distR="0" wp14:anchorId="446C3A58" wp14:editId="070719B7">
+            <wp:extent cx="2626584" cy="668033"/>
+            <wp:effectExtent l="19050" t="19050" r="21590" b="17780"/>
+            <wp:docPr id="214387579" name="図 1"/>
+            <wp:cNvGraphicFramePr>
+              <a:graphicFrameLocks xmlns:a="http://schemas.openxmlformats.org/drawingml/2006/main" noChangeAspect="1"/>
+            </wp:cNvGraphicFramePr>
+            <a:graphic xmlns:a="http://schemas.openxmlformats.org/drawingml/2006/main">
+              <a:graphicData uri="http://schemas.openxmlformats.org/drawingml/2006/picture">
+                <pic:pic xmlns:pic="http://schemas.openxmlformats.org/drawingml/2006/picture">
+                  <pic:nvPicPr>
+                    <pic:cNvPr id="1590340387" name=""/>
+                    <pic:cNvPicPr/>
+                  </pic:nvPicPr>
+                  <pic:blipFill>
+                    <a:blip r:embed="rId17"/>
+                    <a:stretch>
+                      <a:fillRect/>
+                    </a:stretch>
+                  </pic:blipFill>
+                  <pic:spPr>
+                    <a:xfrm>
+                      <a:off x="0" y="0"/>
+                      <a:ext cx="2655861" cy="675479"/>
+                    </a:xfrm>
+                    <a:prstGeom prst="rect">
+                      <a:avLst/>
+                    </a:prstGeom>
+                    <a:ln>
+                      <a:solidFill>
+                        <a:schemeClr val="tx1"/>
+                      </a:solidFill>
+                    </a:ln>
+                  </pic:spPr>
+                </pic:pic>
+              </a:graphicData>
+            </a:graphic>
+          </wp:inline>
+        </w:drawing>
+      </w:r>
+      <w:r>
+        <w:rPr>
+          <w:rFonts w:ascii="ＭＳ 明朝" w:hAnsi="ＭＳ 明朝" w:hint="eastAsia"/>
+        </w:rPr>
+        <w:t xml:space="preserve">　　　</w:t>
+      </w:r>
+      <w:r>
+        <w:rPr>
+          <w:rFonts w:ascii="ＭＳ 明朝" w:hAnsi="ＭＳ 明朝"/>
+        </w:rPr>
+        <w:drawing>
+          <wp:inline distT="0" distB="0" distL="0" distR="0" wp14:anchorId="38321660" wp14:editId="42BBCAFE">
+            <wp:extent cx="2840851" cy="914400"/>
+            <wp:effectExtent l="0" t="0" r="0" b="0"/>
+            <wp:docPr id="361784847" name="図 1"/>
+            <wp:cNvGraphicFramePr>
+              <a:graphicFrameLocks xmlns:a="http://schemas.openxmlformats.org/drawingml/2006/main" noChangeAspect="1"/>
+            </wp:cNvGraphicFramePr>
+            <a:graphic xmlns:a="http://schemas.openxmlformats.org/drawingml/2006/main">
+              <a:graphicData uri="http://schemas.openxmlformats.org/drawingml/2006/picture">
+                <pic:pic xmlns:pic="http://schemas.openxmlformats.org/drawingml/2006/picture">
+                  <pic:nvPicPr>
+                    <pic:cNvPr id="361784847" name=""/>
+                    <pic:cNvPicPr/>
+                  </pic:nvPicPr>
+                  <pic:blipFill>
+                    <a:blip r:embed="rId36"/>
+                    <a:stretch>
+                      <a:fillRect/>
+                    </a:stretch>
+                  </pic:blipFill>
+                  <pic:spPr>
+                    <a:xfrm>
+                      <a:off x="0" y="0"/>
+                      <a:ext cx="2864584" cy="922039"/>
+                    </a:xfrm>
+                    <a:prstGeom prst="rect">
+                      <a:avLst/>
+                    </a:prstGeom>
+                  </pic:spPr>
+                </pic:pic>
+              </a:graphicData>
+            </a:graphic>
+          </wp:inline>
+        </w:drawing>
+      </w:r>
+    </w:p>
+    <w:p>
+      <w:pPr>
+        <w:rPr>
+          <w:rFonts w:ascii="ＭＳ 明朝" w:hAnsi="ＭＳ 明朝"/>
+        </w:rPr>
+      </w:pPr>
+    </w:p>
+    <w:p>
+      <w:pPr>
+        <w:rPr>
+          <w:rFonts w:ascii="ＭＳ 明朝" w:hAnsi="ＭＳ 明朝" w:hint="eastAsia"/>
+        </w:rPr>
+      </w:pPr>
+      <w:r>
+        <w:rPr>
+          <w:rFonts w:ascii="ＭＳ 明朝" w:hAnsi="ＭＳ 明朝" w:hint="eastAsia"/>
+        </w:rPr>
+        <w:t xml:space="preserve">　【本調査の場合】配付されるＥのファイルを読み込んでください。</w:t>
+      </w:r>
+    </w:p>
+    <w:p>
+      <w:pPr>
+        <w:rPr>
+          <w:rFonts w:ascii="ＭＳ 明朝" w:hAnsi="ＭＳ 明朝"/>
+        </w:rPr>
+      </w:pPr>
+      <w:r>
+        <w:rPr>
+          <w:rFonts w:ascii="ＭＳ 明朝" w:hAnsi="ＭＳ 明朝" w:hint="eastAsia"/>
+        </w:rPr>
+        <w:t xml:space="preserve">　</w:t>
+      </w:r>
+      <w:r>
+        <w:rPr>
+          <w:rFonts w:ascii="ＭＳ 明朝" w:hAnsi="ＭＳ 明朝"/>
+        </w:rPr>
+        <w:br w:type="page"/>
+      </w:r>
+    </w:p>
+    <w:p>
+      <w:pPr>
+        <w:rPr>
+          <w:rFonts w:ascii="ＭＳ 明朝" w:hAnsi="ＭＳ 明朝"/>
+        </w:rPr>
+      </w:pPr>
+      <w:r>
+        <w:rPr>
+          <w:rFonts w:ascii="ＭＳ 明朝" w:hAnsi="ＭＳ 明朝" w:hint="eastAsia"/>
+        </w:rPr>
+        <w:lastRenderedPageBreak/>
+        <w:t xml:space="preserve">　手順</w:t>
+      </w:r>
+      <w:r>
+        <w:rPr>
+          <w:rFonts w:ascii="ＭＳ 明朝" w:hAnsi="ＭＳ 明朝" w:hint="eastAsia"/>
+        </w:rPr>
+        <w:t>３</w:t>
+      </w:r>
+      <w:r>
+        <w:rPr>
+          <w:rFonts w:ascii="ＭＳ 明朝" w:hAnsi="ＭＳ 明朝" w:hint="eastAsia"/>
+        </w:rPr>
+        <w:t>はＡのファイル「答案番号整理ファイル」を読み込んでください。</w:t>
+      </w:r>
+    </w:p>
+    <w:p>
+      <w:pPr>
+        <w:rPr>
+          <w:rFonts w:ascii="ＭＳ 明朝" w:hAnsi="ＭＳ 明朝"/>
+        </w:rPr>
+      </w:pPr>
+      <w:r>
+        <w:rPr>
+          <w:rFonts w:ascii="ＭＳ 明朝" w:hAnsi="ＭＳ 明朝" w:hint="eastAsia"/>
+        </w:rPr>
+        <w:t xml:space="preserve">　※ログイン票を生成した際に作成したファイルを</w:t>
+      </w:r>
+      <w:r>
+        <w:rPr>
+          <w:rFonts w:ascii="ＭＳ ゴシック" w:eastAsia="ＭＳ ゴシック" w:hAnsi="ＭＳ ゴシック" w:hint="eastAsia"/>
+          <w:b/>
+          <w:bCs/>
+          <w:u w:val="wave"/>
+        </w:rPr>
+        <w:t>変更せず</w:t>
+      </w:r>
+      <w:r>
+        <w:rPr>
+          <w:rFonts w:ascii="ＭＳ 明朝" w:hAnsi="ＭＳ 明朝" w:hint="eastAsia"/>
+        </w:rPr>
+        <w:t>使用してください。</w:t>
+      </w:r>
+    </w:p>
+    <w:p>
+      <w:pPr>
+        <w:rPr>
+          <w:rFonts w:ascii="ＭＳ 明朝" w:hAnsi="ＭＳ 明朝"/>
+        </w:rPr>
+      </w:pPr>
+      <w:r>
+        <w:rPr>
+          <w:rFonts w:ascii="ＭＳ 明朝" w:hAnsi="ＭＳ 明朝" w:hint="eastAsia"/>
+        </w:rPr>
+        <w:t xml:space="preserve">　※Ａのファイルは原則として、CBTトライアル・本調査で共通のものを使用することとしています。</w:t>
+      </w:r>
+    </w:p>
+    <w:p>
+      <w:pPr>
+        <w:ind w:firstLineChars="100" w:firstLine="210"/>
+        <w:rPr>
+          <w:rFonts w:ascii="ＭＳ 明朝" w:hAnsi="ＭＳ 明朝"/>
+        </w:rPr>
+      </w:pPr>
+      <w:r>
+        <w:rPr>
+          <w:rFonts w:ascii="ＭＳ 明朝" w:hAnsi="ＭＳ 明朝" w:hint="eastAsia"/>
+          <w:noProof/>
+        </w:rPr>
+        <mc:AlternateContent>
+          <mc:Choice Requires="wps">
+            <w:drawing>
+              <wp:anchor distT="0" distB="0" distL="114300" distR="114300" simplePos="0" relativeHeight="251760640" behindDoc="0" locked="0" layoutInCell="1" allowOverlap="1" wp14:anchorId="6AA8B2D6" wp14:editId="61CF95FE">
+                <wp:simplePos x="0" y="0"/>
+                <wp:positionH relativeFrom="column">
+                  <wp:posOffset>2723831</wp:posOffset>
+                </wp:positionH>
+                <wp:positionV relativeFrom="paragraph">
+                  <wp:posOffset>344170</wp:posOffset>
+                </wp:positionV>
+                <wp:extent cx="2349096" cy="374289"/>
+                <wp:effectExtent l="0" t="76200" r="0" b="216535"/>
+                <wp:wrapNone/>
+                <wp:docPr id="1623019883" name="矢印: 下カーブ 4"/>
+                <wp:cNvGraphicFramePr/>
+                <a:graphic xmlns:a="http://schemas.openxmlformats.org/drawingml/2006/main">
+                  <a:graphicData uri="http://schemas.microsoft.com/office/word/2010/wordprocessingShape">
+                    <wps:wsp>
+                      <wps:cNvSpPr/>
+                      <wps:spPr>
+                        <a:xfrm rot="20990214">
+                          <a:off x="0" y="0"/>
+                          <a:ext cx="2349096" cy="374289"/>
+                        </a:xfrm>
+                        <a:prstGeom prst="curvedDownArrow">
+                          <a:avLst/>
+                        </a:prstGeom>
+                      </wps:spPr>
+                      <wps:style>
+                        <a:lnRef idx="2">
+                          <a:schemeClr val="accent1">
+                            <a:shade val="15000"/>
+                          </a:schemeClr>
+                        </a:lnRef>
+                        <a:fillRef idx="1">
+                          <a:schemeClr val="accent1"/>
+                        </a:fillRef>
+                        <a:effectRef idx="0">
+                          <a:schemeClr val="accent1"/>
+                        </a:effectRef>
+                        <a:fontRef idx="minor">
+                          <a:schemeClr val="lt1"/>
+                        </a:fontRef>
+                      </wps:style>
+                      <wps:bodyPr rot="0" spcFirstLastPara="0" vertOverflow="overflow" horzOverflow="overflow" vert="horz" wrap="square" lIns="91440" tIns="45720" rIns="91440" bIns="45720" numCol="1" spcCol="0" rtlCol="0" fromWordArt="0" anchor="ctr" anchorCtr="0" forceAA="0" compatLnSpc="1">
+                        <a:prstTxWarp prst="textNoShape">
+                          <a:avLst/>
+                        </a:prstTxWarp>
+                        <a:noAutofit/>
+                      </wps:bodyPr>
+                    </wps:wsp>
+                  </a:graphicData>
+                </a:graphic>
+                <wp14:sizeRelH relativeFrom="margin">
+                  <wp14:pctWidth>0</wp14:pctWidth>
+                </wp14:sizeRelH>
+              </wp:anchor>
+            </w:drawing>
+          </mc:Choice>
+          <mc:Fallback>
+            <w:pict>
+              <v:shape w14:anchorId="41544AA1" id="矢印: 下カーブ 4" o:spid="_x0000_s1026" type="#_x0000_t105" style="position:absolute;margin-left:214.45pt;margin-top:27.1pt;width:184.95pt;height:29.45pt;rotation:-666049fd;z-index:251760640;visibility:visible;mso-wrap-style:square;mso-width-percent:0;mso-wrap-distance-left:9pt;mso-wrap-distance-top:0;mso-wrap-distance-right:9pt;mso-wrap-distance-bottom:0;mso-position-horizontal:absolute;mso-position-horizontal-relative:text;mso-position-vertical:absolute;mso-position-vertical-relative:text;mso-width-percent:0;mso-width-relative:margin;v-text-anchor:middle" o:gfxdata="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" adj="19879,21170,16200" fillcolor="#5b9bd5 [3204]" strokecolor="#091723 [484]" strokeweight="1pt"/>
+            </w:pict>
+          </mc:Fallback>
+        </mc:AlternateContent>
+      </w:r>
+      <w:r>
+        <w:rPr>
+          <w:rFonts w:ascii="ＭＳ 明朝" w:hAnsi="ＭＳ 明朝" w:hint="eastAsia"/>
+          <w:noProof/>
+        </w:rPr>
+        <mc:AlternateContent>
+          <mc:Choice Requires="wps">
+            <w:drawing>
+              <wp:anchor distT="0" distB="0" distL="114300" distR="114300" simplePos="0" relativeHeight="251761664" behindDoc="0" locked="0" layoutInCell="1" allowOverlap="1" wp14:anchorId="4E3EE7EE" wp14:editId="7DF713FB">
+                <wp:simplePos x="0" y="0"/>
+                <wp:positionH relativeFrom="column">
+                  <wp:posOffset>2349961</wp:posOffset>
+                </wp:positionH>
+                <wp:positionV relativeFrom="paragraph">
+                  <wp:posOffset>79908</wp:posOffset>
+                </wp:positionV>
+                <wp:extent cx="1449396" cy="383764"/>
+                <wp:effectExtent l="0" t="0" r="17780" b="16510"/>
+                <wp:wrapNone/>
+                <wp:docPr id="1035496055" name="テキスト ボックス 1"/>
+                <wp:cNvGraphicFramePr/>
+                <a:graphic xmlns:a="http://schemas.openxmlformats.org/drawingml/2006/main">
+                  <a:graphicData uri="http://schemas.microsoft.com/office/word/2010/wordprocessingShape">
+                    <wps:wsp>
+                      <wps:cNvSpPr txBox="1"/>
+                      <wps:spPr>
+                        <a:xfrm>
+                          <a:off x="0" y="0"/>
+                          <a:ext cx="1449396" cy="383764"/>
+                        </a:xfrm>
+                        <a:prstGeom prst="rect">
+                          <a:avLst/>
+                        </a:prstGeom>
+                        <a:solidFill>
+                          <a:schemeClr val="lt1"/>
+                        </a:solidFill>
+                        <a:ln w="6350">
+                          <a:solidFill>
+                            <a:srgbClr val="EE0000"/>
+                          </a:solidFill>
+                        </a:ln>
+                      </wps:spPr>
+                      <wps:txbx>
+                        <w:txbxContent>
+                          <w:p>
+                            <w:pPr>
+                              <w:jc w:val="center"/>
+                              <w:rPr>
+                                <w:color w:val="EE0000"/>
+                              </w:rPr>
+                            </w:pPr>
+                            <w:r>
+                              <w:rPr>
+                                <w:rFonts w:hint="eastAsia"/>
+                                <w:color w:val="EE0000"/>
+                              </w:rPr>
+                              <w:t>ドラッグ＆ドロップ</w:t>
+                            </w:r>
+                          </w:p>
+                        </w:txbxContent>
+                      </wps:txbx>
+                      <wps:bodyPr rot="0" spcFirstLastPara="0" vertOverflow="overflow" horzOverflow="overflow" vert="horz" wrap="square" lIns="91440" tIns="45720" rIns="91440" bIns="45720" numCol="1" spcCol="0" rtlCol="0" fromWordArt="0" anchor="ctr" anchorCtr="0" forceAA="0" compatLnSpc="1">
+                        <a:prstTxWarp prst="textNoShape">
+                          <a:avLst/>
+                        </a:prstTxWarp>
+                        <a:noAutofit/>
+                      </wps:bodyPr>
+                    </wps:wsp>
+                  </a:graphicData>
+                </a:graphic>
+                <wp14:sizeRelH relativeFrom="margin">
+                  <wp14:pctWidth>0</wp14:pctWidth>
+                </wp14:sizeRelH>
+              </wp:anchor>
+            </w:drawing>
+          </mc:Choice>
+          <mc:Fallback>
+            <w:pict>
+              <v:shape w14:anchorId="4E3EE7EE" id="_x0000_s1053" type="#_x0000_t202" style="position:absolute;left:0;text-align:left;margin-left:185.05pt;margin-top:6.3pt;width:114.15pt;height:30.2pt;z-index:251761664;visibility:visible;mso-wrap-style:square;mso-width-percent:0;mso-wrap-distance-left:9pt;mso-wrap-distance-top:0;mso-wrap-distance-right:9pt;mso-wrap-distance-bottom:0;mso-position-horizontal:absolute;mso-position-horizontal-relative:text;mso-position-vertical:absolute;mso-position-vertical-relative:text;mso-width-percent:0;mso-width-relative:margin;v-text-anchor:middle" o:gfxdata="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" fillcolor="white [3201]" strokecolor="#e00" strokeweight=".5pt">
+                <v:textbox>
+                  <w:txbxContent>
+                    <w:p>
+                      <w:pPr>
+                        <w:jc w:val="center"/>
+                        <w:rPr>
+                          <w:color w:val="EE0000"/>
+                        </w:rPr>
+                      </w:pPr>
+                      <w:r>
+                        <w:rPr>
+                          <w:rFonts w:hint="eastAsia"/>
+                          <w:color w:val="EE0000"/>
+                        </w:rPr>
+                        <w:t>ドラッグ＆ドロップ</w:t>
+                      </w:r>
+                    </w:p>
+                  </w:txbxContent>
+                </v:textbox>
+              </v:shape>
+            </w:pict>
+          </mc:Fallback>
+        </mc:AlternateContent>
+      </w:r>
+      <w:r>
+        <w:rPr>
+          <w:rFonts w:ascii="ＭＳ 明朝" w:hAnsi="ＭＳ 明朝" w:hint="eastAsia"/>
+        </w:rPr>
+        <w:t xml:space="preserve">　</w:t>
+      </w:r>
+      <w:r>
+        <w:rPr>
+          <w:rFonts w:ascii="ＭＳ 明朝" w:hAnsi="ＭＳ 明朝"/>
+          <w:noProof/>
+        </w:rPr>
+        <w:drawing>
+          <wp:inline distT="0" distB="0" distL="0" distR="0" wp14:anchorId="4255EBB3" wp14:editId="754007E4">
+            <wp:extent cx="2656137" cy="677054"/>
+            <wp:effectExtent l="19050" t="19050" r="11430" b="27940"/>
+            <wp:docPr id="513588160" name="図 1"/>
+            <wp:cNvGraphicFramePr>
+              <a:graphicFrameLocks xmlns:a="http://schemas.openxmlformats.org/drawingml/2006/main" noChangeAspect="1"/>
+            </wp:cNvGraphicFramePr>
+            <a:graphic xmlns:a="http://schemas.openxmlformats.org/drawingml/2006/main">
+              <a:graphicData uri="http://schemas.openxmlformats.org/drawingml/2006/picture">
+                <pic:pic xmlns:pic="http://schemas.openxmlformats.org/drawingml/2006/picture">
+                  <pic:nvPicPr>
+                    <pic:cNvPr id="986969297" name=""/>
+                    <pic:cNvPicPr/>
+                  </pic:nvPicPr>
+                  <pic:blipFill>
+                    <a:blip r:embed="rId20"/>
+                    <a:stretch>
+                      <a:fillRect/>
+                    </a:stretch>
+                  </pic:blipFill>
+                  <pic:spPr>
+                    <a:xfrm>
+                      <a:off x="0" y="0"/>
+                      <a:ext cx="2728597" cy="695524"/>
+                    </a:xfrm>
+                    <a:prstGeom prst="rect">
+                      <a:avLst/>
+                    </a:prstGeom>
+                    <a:ln>
+                      <a:solidFill>
+                        <a:schemeClr val="tx1"/>
+                      </a:solidFill>
+                    </a:ln>
+                  </pic:spPr>
+                </pic:pic>
+              </a:graphicData>
+            </a:graphic>
+          </wp:inline>
+        </w:drawing>
+      </w:r>
+      <w:r>
+        <w:rPr>
+          <w:rFonts w:ascii="ＭＳ 明朝" w:hAnsi="ＭＳ 明朝" w:hint="eastAsia"/>
+        </w:rPr>
+        <w:t xml:space="preserve">　　</w:t>
+      </w:r>
+      <w:r>
+        <w:rPr>
+          <w:rFonts w:ascii="ＭＳ 明朝" w:hAnsi="ＭＳ 明朝"/>
+        </w:rPr>
+        <w:drawing>
+          <wp:inline distT="0" distB="0" distL="0" distR="0" wp14:anchorId="2B550BD7" wp14:editId="4FA4FA71">
+            <wp:extent cx="2919413" cy="950172"/>
+            <wp:effectExtent l="19050" t="19050" r="14605" b="21590"/>
+            <wp:docPr id="825963780" name="図 1"/>
+            <wp:cNvGraphicFramePr>
+              <a:graphicFrameLocks xmlns:a="http://schemas.openxmlformats.org/drawingml/2006/main" noChangeAspect="1"/>
+            </wp:cNvGraphicFramePr>
+            <a:graphic xmlns:a="http://schemas.openxmlformats.org/drawingml/2006/main">
+              <a:graphicData uri="http://schemas.openxmlformats.org/drawingml/2006/picture">
+                <pic:pic xmlns:pic="http://schemas.openxmlformats.org/drawingml/2006/picture">
+                  <pic:nvPicPr>
+                    <pic:cNvPr id="825963780" name=""/>
+                    <pic:cNvPicPr/>
+                  </pic:nvPicPr>
+                  <pic:blipFill>
+                    <a:blip r:embed="rId37"/>
+                    <a:stretch>
+                      <a:fillRect/>
+                    </a:stretch>
+                  </pic:blipFill>
+                  <pic:spPr>
+                    <a:xfrm>
+                      <a:off x="0" y="0"/>
+                      <a:ext cx="2965413" cy="965143"/>
+                    </a:xfrm>
+                    <a:prstGeom prst="rect">
+                      <a:avLst/>
+                    </a:prstGeom>
+                    <a:ln>
+                      <a:solidFill>
+                        <a:schemeClr val="tx1"/>
+                      </a:solidFill>
+                    </a:ln>
+                  </pic:spPr>
+                </pic:pic>
+              </a:graphicData>
+            </a:graphic>
+          </wp:inline>
+        </w:drawing>
+      </w:r>
+    </w:p>
+    <w:p>
+      <w:pPr>
+        <w:rPr>
+          <w:rFonts w:ascii="ＭＳ 明朝" w:hAnsi="ＭＳ 明朝"/>
+        </w:rPr>
+      </w:pPr>
+    </w:p>
+    <w:p>
+      <w:pPr>
+        <w:rPr>
+          <w:rFonts w:ascii="ＭＳ 明朝" w:hAnsi="ＭＳ 明朝"/>
+        </w:rPr>
+      </w:pPr>
+      <w:r>
+        <w:rPr>
+          <w:rFonts w:ascii="ＭＳ 明朝" w:hAnsi="ＭＳ 明朝" w:hint="eastAsia"/>
+        </w:rPr>
+        <w:t xml:space="preserve">　すべて正常に読み込めた場合は、すべてのブロックが緑色になります。</w:t>
+      </w:r>
+    </w:p>
+    <w:p>
+      <w:pPr>
+        <w:rPr>
+          <w:rFonts w:ascii="ＭＳ 明朝" w:hAnsi="ＭＳ 明朝"/>
+        </w:rPr>
+      </w:pPr>
+      <w:r>
+        <w:rPr>
+          <w:rFonts w:ascii="ＭＳ 明朝" w:hAnsi="ＭＳ 明朝"/>
+        </w:rPr>
+        <w:drawing>
+          <wp:inline distT="0" distB="0" distL="0" distR="0" wp14:anchorId="7B40676B" wp14:editId="4DBEE14C">
+            <wp:extent cx="6188710" cy="1525905"/>
+            <wp:effectExtent l="19050" t="19050" r="21590" b="17145"/>
+            <wp:docPr id="865395863" name="図 1"/>
+            <wp:cNvGraphicFramePr>
+              <a:graphicFrameLocks xmlns:a="http://schemas.openxmlformats.org/drawingml/2006/main" noChangeAspect="1"/>
+            </wp:cNvGraphicFramePr>
+            <a:graphic xmlns:a="http://schemas.openxmlformats.org/drawingml/2006/main">
+              <a:graphicData uri="http://schemas.openxmlformats.org/drawingml/2006/picture">
+                <pic:pic xmlns:pic="http://schemas.openxmlformats.org/drawingml/2006/picture">
+                  <pic:nvPicPr>
+                    <pic:cNvPr id="865395863" name=""/>
+                    <pic:cNvPicPr/>
+                  </pic:nvPicPr>
+                  <pic:blipFill>
+                    <a:blip r:embed="rId38"/>
+                    <a:stretch>
+                      <a:fillRect/>
+                    </a:stretch>
+                  </pic:blipFill>
+                  <pic:spPr>
+                    <a:xfrm>
+                      <a:off x="0" y="0"/>
+                      <a:ext cx="6188710" cy="1525905"/>
+                    </a:xfrm>
+                    <a:prstGeom prst="rect">
+                      <a:avLst/>
+                    </a:prstGeom>
+                    <a:ln>
+                      <a:solidFill>
+                        <a:schemeClr val="tx1"/>
+                      </a:solidFill>
+                    </a:ln>
+                  </pic:spPr>
+                </pic:pic>
+              </a:graphicData>
+            </a:graphic>
+          </wp:inline>
+        </w:drawing>
+      </w:r>
+    </w:p>
+    <w:p>
+      <w:pPr>
+        <w:rPr>
+          <w:rFonts w:ascii="ＭＳ 明朝" w:hAnsi="ＭＳ 明朝" w:hint="eastAsia"/>
+        </w:rPr>
+      </w:pPr>
+    </w:p>
+    <w:p>
+      <w:pPr>
+        <w:rPr>
+          <w:rFonts w:ascii="ＭＳ 明朝" w:hAnsi="ＭＳ 明朝"/>
+        </w:rPr>
+      </w:pPr>
+    </w:p>
+    <w:p>
+      <w:pPr>
+        <w:pStyle w:val="a1"/>
+        <w:rPr>
+          <w:rFonts w:hint="eastAsia"/>
+        </w:rPr>
+      </w:pPr>
+      <w:r>
+        <w:rPr>
+          <w:rFonts w:hint="eastAsia"/>
+        </w:rPr>
+        <w:t>全体レポートの表示</w:t>
+      </w:r>
+    </w:p>
+    <w:p>
+      <w:pPr>
+        <w:rPr>
+          <w:rFonts w:ascii="ＭＳ 明朝" w:hAnsi="ＭＳ 明朝"/>
+        </w:rPr>
+      </w:pPr>
+    </w:p>
+    <w:p>
+      <w:pPr>
+        <w:rPr>
+          <w:rFonts w:ascii="ＭＳ 明朝" w:hAnsi="ＭＳ 明朝"/>
+        </w:rPr>
+      </w:pPr>
+    </w:p>
+    <w:p>
+      <w:pPr>
+        <w:rPr>
+          <w:rFonts w:ascii="ＭＳ 明朝" w:hAnsi="ＭＳ 明朝"/>
+        </w:rPr>
+      </w:pPr>
+    </w:p>
+    <w:p>
+      <w:pPr>
+        <w:rPr>
+          <w:rFonts w:ascii="ＭＳ 明朝" w:hAnsi="ＭＳ 明朝" w:hint="eastAsia"/>
+        </w:rPr>
+      </w:pPr>
+    </w:p>
+    <w:p>
+      <w:pPr>
+        <w:rPr>
+          <w:rFonts w:ascii="ＭＳ 明朝" w:hAnsi="ＭＳ 明朝" w:hint="eastAsia"/>
+        </w:rPr>
+      </w:pPr>
+    </w:p>
+    <w:p>
+      <w:pPr>
+        <w:rPr>
+          <w:rFonts w:ascii="ＭＳ 明朝" w:hAnsi="ＭＳ 明朝"/>
+        </w:rPr>
+      </w:pPr>
+      <w:r>
+        <w:rPr>
+          <w:rFonts w:ascii="ＭＳ 明朝" w:hAnsi="ＭＳ 明朝"/>
+        </w:rPr>
+        <w:br w:type="page"/>
+      </w:r>
+    </w:p>
+    <w:p>
+      <w:pPr>
         <w:pStyle w:val="a"/>
       </w:pPr>
-      <w:bookmarkStart w:id="7" w:name="_Toc240722123"/>
+      <w:bookmarkStart w:id="16" w:name="_Toc240739221"/>
       <w:r>
         <w:rPr>
           <w:rFonts w:hint="eastAsia"/>
@@ -10224,12 +16264,12 @@
         </w:rPr>
         <w:t>の実施に関する</w:t>
       </w:r>
-      <w:bookmarkStart w:id="8" w:name="QA"/>
+      <w:bookmarkStart w:id="17" w:name="QA"/>
       <w:r>
         <w:t>Q＆A</w:t>
       </w:r>
-      <w:bookmarkEnd w:id="7"/>
-      <w:bookmarkEnd w:id="8"/>
+      <w:bookmarkEnd w:id="16"/>
+      <w:bookmarkEnd w:id="17"/>
     </w:p>
     <w:p>
       <w:pPr>
@@ -10401,7 +16441,7 @@
     </w:p>
     <w:p/>
     <w:sectPr>
-      <w:headerReference w:type="default" r:id="rId24"/>
+      <w:headerReference w:type="default" r:id="rId39"/>
       <w:pgSz w:w="11906" w:h="16838"/>
       <w:pgMar w:top="1440" w:right="1080" w:bottom="1440" w:left="1080" w:header="851" w:footer="992" w:gutter="0"/>
       <w:cols w:space="425"/>
@@ -10617,7 +16657,7 @@
             <w:rPr>
               <w:noProof/>
             </w:rPr>
-            <w:t>III</w:t>
+            <w:t>I</w:t>
           </w:r>
           <w:r>
             <w:fldChar w:fldCharType="end"/>
@@ -10651,33 +16691,10 @@
           </w:r>
           <w:r>
             <w:rPr>
+              <w:rFonts w:hint="eastAsia"/>
               <w:noProof/>
             </w:rPr>
-            <w:t>CBT</w:t>
-          </w:r>
-          <w:r>
-            <w:rPr>
-              <w:noProof/>
-            </w:rPr>
-            <w:t>トライアルおよび岩手県学習定着度状況調査の実施に関する</w:t>
-          </w:r>
-          <w:r>
-            <w:rPr>
-              <w:noProof/>
-            </w:rPr>
-            <w:t>Q</w:t>
-          </w:r>
-          <w:r>
-            <w:rPr>
-              <w:noProof/>
-            </w:rPr>
-            <w:t>＆</w:t>
-          </w:r>
-          <w:r>
-            <w:rPr>
-              <w:noProof/>
-            </w:rPr>
-            <w:t>A</w:t>
+            <w:t>ダッシュボードについて</w:t>
           </w:r>
           <w:r>
             <w:fldChar w:fldCharType="end"/>
@@ -10722,7 +16739,7 @@
             <w:rPr>
               <w:noProof/>
             </w:rPr>
-            <w:t>3</w:t>
+            <w:t>5</w:t>
           </w:r>
           <w:r>
             <w:fldChar w:fldCharType="end"/>
@@ -10752,7 +16769,7 @@
             <w:rPr>
               <w:noProof/>
             </w:rPr>
-            <w:t>レポートの表示（学校用ダッシュボード）</w:t>
+            <w:t>フォルダの構成</w:t>
           </w:r>
           <w:r>
             <w:fldChar w:fldCharType="end"/>
@@ -14494,7 +20511,6 @@
   <w:style w:type="character" w:default="1" w:styleId="a3">
     <w:name w:val="Default Paragraph Font"/>
     <w:uiPriority w:val="1"/>
-    <w:semiHidden/>
     <w:unhideWhenUsed/>
   </w:style>
   <w:style w:type="table" w:default="1" w:styleId="a4">
